--- a/doc/语料检索分析与标注研究平台重构设计.docx
+++ b/doc/语料检索分析与标注研究平台重构设计.docx
@@ -1450,6 +1450,55 @@
           </w:p>
         </w:tc>
       </w:tr>
+      <w:tr>
+        <w:trPr>
+          <w:tblHeader w:val="false"/>
+        </w:trPr>
+        <w:tc>
+          <w:tcPr>
+            <w:tcW w:type="dxa" w:w="4513"/>
+            <w:tcBorders>
+              <w:top w:val="single" w:color="000000" w:sz="4"/>
+              <w:left w:val="single" w:color="000000" w:sz="4"/>
+              <w:bottom w:val="single" w:color="000000" w:sz="4"/>
+              <w:right w:val="single" w:color="000000" w:sz="4"/>
+            </w:tcBorders>
+          </w:tcPr>
+          <w:p>
+            <w:pPr>
+              <w:spacing w:before="40" w:after="40"/>
+            </w:pPr>
+            <w:r>
+              <w:rPr>
+                <w:rFonts w:ascii="宋体" w:eastAsia="宋体" w:hAnsi="宋体" w:cs="宋体"/>
+              </w:rPr>
+              <w:t xml:space="preserve">全局交互</w:t>
+            </w:r>
+          </w:p>
+        </w:tc>
+        <w:tc>
+          <w:tcPr>
+            <w:tcW w:type="dxa" w:w="4513"/>
+            <w:tcBorders>
+              <w:top w:val="single" w:color="000000" w:sz="4"/>
+              <w:left w:val="single" w:color="000000" w:sz="4"/>
+              <w:bottom w:val="single" w:color="000000" w:sz="4"/>
+              <w:right w:val="single" w:color="000000" w:sz="4"/>
+            </w:tcBorders>
+          </w:tcPr>
+          <w:p>
+            <w:pPr>
+              <w:spacing w:before="40" w:after="40"/>
+            </w:pPr>
+            <w:r>
+              <w:rPr>
+                <w:rFonts w:ascii="宋体" w:eastAsia="宋体" w:hAnsi="宋体" w:cs="宋体"/>
+              </w:rPr>
+              <w:t xml:space="preserve">证据篮（任意页面钉住命中或数字，拖入笔记或导出）；命令面板 Ctrl+K（跳页面、切语料库、重跑保存查询、调用助手工具）；查询历史；全局任务托盘；快捷键提示浮层；深色模式；首次登录引导页；空态直接给"导入示例语料"等动作</w:t>
+            </w:r>
+          </w:p>
+        </w:tc>
+      </w:tr>
     </w:tbl>
     <w:p>
       <w:pPr>
@@ -3161,7 +3210,7 @@
         <w:rPr>
           <w:rFonts w:ascii="宋体" w:eastAsia="宋体" w:hAnsi="宋体" w:cs="宋体"/>
         </w:rPr>
-        <w:t xml:space="preserve">返回命中数、命中句数、命中文档数；总数未算完时显示"计算中"，不用已返回行数冒充总数。</w:t>
+        <w:t xml:space="preserve">返回命中数、命中句数、命中文档数；总数未算完时显示"计算中"，不用已返回行数冒充总数。计数下方显示按年代或体裁的分布条，点击一段即筛选。</w:t>
       </w:r>
     </w:p>
     <w:p>
@@ -3206,7 +3255,22 @@
         <w:rPr>
           <w:rFonts w:ascii="宋体" w:eastAsia="宋体" w:hAnsi="宋体" w:cs="宋体"/>
         </w:rPr>
-        <w:t xml:space="preserve">双语语料的命中默认附带对齐句。</w:t>
+        <w:t xml:space="preserve">双语语料的命中默认附带对齐句；上下文面板提供中英对照视图，词级对齐连线悬停高亮。</w:t>
+      </w:r>
+    </w:p>
+    <w:p>
+      <w:pPr>
+        <w:pStyle w:val="ListParagraph"/>
+        <w:numPr>
+          <w:ilvl w:val="0"/>
+          <w:numId w:val="2"/>
+        </w:numPr>
+      </w:pPr>
+      <w:r>
+        <w:rPr>
+          <w:rFonts w:ascii="宋体" w:eastAsia="宋体" w:hAnsi="宋体" w:cs="宋体"/>
+        </w:rPr>
+        <w:t xml:space="preserve">KWIC 可开启词性着色，使用 8 色低饱和色板并附图例。</w:t>
       </w:r>
     </w:p>
     <w:p>
@@ -3556,7 +3620,7 @@
               <w:rPr>
                 <w:rFonts w:ascii="宋体" w:eastAsia="宋体" w:hAnsi="宋体" w:cs="宋体"/>
               </w:rPr>
-              <w:t xml:space="preserve">表 + 词云或条形图</w:t>
+              <w:t xml:space="preserve">表 + 搭配网络图（节点词居中，边粗为强度，点击进入检索）</w:t>
             </w:r>
           </w:p>
         </w:tc>
@@ -4338,6 +4402,36 @@
     </w:p>
     <w:p>
       <w:pPr>
+        <w:pStyle w:val="ListParagraph"/>
+        <w:numPr>
+          <w:ilvl w:val="0"/>
+          <w:numId w:val="2"/>
+        </w:numPr>
+      </w:pPr>
+      <w:r>
+        <w:rPr>
+          <w:rFonts w:ascii="宋体" w:eastAsia="宋体" w:hAnsi="宋体" w:cs="宋体"/>
+        </w:rPr>
+        <w:t xml:space="preserve">标注层列表显示进度环；多人标注层显示一致性仪表（kappa）。</w:t>
+      </w:r>
+    </w:p>
+    <w:p>
+      <w:pPr>
+        <w:pStyle w:val="ListParagraph"/>
+        <w:numPr>
+          <w:ilvl w:val="0"/>
+          <w:numId w:val="2"/>
+        </w:numPr>
+      </w:pPr>
+      <w:r>
+        <w:rPr>
+          <w:rFonts w:ascii="宋体" w:eastAsia="宋体" w:hAnsi="宋体" w:cs="宋体"/>
+        </w:rPr>
+        <w:t xml:space="preserve">提供"AI 与人工差异视图"：同一句上下两行对比预标与人工结果，改动处高亮，并统计改动、确认、拒绝数。</w:t>
+      </w:r>
+    </w:p>
+    <w:p>
+      <w:pPr>
         <w:pStyle w:val="Heading2"/>
       </w:pPr>
       <w:r>
@@ -6954,6 +7048,55 @@
           </w:p>
         </w:tc>
       </w:tr>
+      <w:tr>
+        <w:trPr>
+          <w:tblHeader w:val="false"/>
+        </w:trPr>
+        <w:tc>
+          <w:tcPr>
+            <w:tcW w:type="dxa" w:w="4513"/>
+            <w:tcBorders>
+              <w:top w:val="single" w:color="000000" w:sz="4"/>
+              <w:left w:val="single" w:color="000000" w:sz="4"/>
+              <w:bottom w:val="single" w:color="000000" w:sz="4"/>
+              <w:right w:val="single" w:color="000000" w:sz="4"/>
+            </w:tcBorders>
+          </w:tcPr>
+          <w:p>
+            <w:pPr>
+              <w:spacing w:before="40" w:after="40"/>
+            </w:pPr>
+            <w:r>
+              <w:rPr>
+                <w:rFonts w:ascii="宋体" w:eastAsia="宋体" w:hAnsi="宋体" w:cs="宋体"/>
+              </w:rPr>
+              <w:t xml:space="preserve">引导页</w:t>
+            </w:r>
+          </w:p>
+        </w:tc>
+        <w:tc>
+          <w:tcPr>
+            <w:tcW w:type="dxa" w:w="4513"/>
+            <w:tcBorders>
+              <w:top w:val="single" w:color="000000" w:sz="4"/>
+              <w:left w:val="single" w:color="000000" w:sz="4"/>
+              <w:bottom w:val="single" w:color="000000" w:sz="4"/>
+              <w:right w:val="single" w:color="000000" w:sz="4"/>
+            </w:tcBorders>
+          </w:tcPr>
+          <w:p>
+            <w:pPr>
+              <w:spacing w:before="40" w:after="40"/>
+            </w:pPr>
+            <w:r>
+              <w:rPr>
+                <w:rFonts w:ascii="宋体" w:eastAsia="宋体" w:hAnsi="宋体" w:cs="宋体"/>
+              </w:rPr>
+              <w:t xml:space="preserve">首次登录后五步：创建项目 → 导入语料（内置或上传，显示导入与索引进度）→ 第一次检索（预填查询式）→ 试试助手（迷你演示）→ 完成；可跳过，命令面板和空态可重新打开</w:t>
+            </w:r>
+          </w:p>
+        </w:tc>
+      </w:tr>
     </w:tbl>
     <w:p>
       <w:pPr>
@@ -6965,7 +7108,843 @@
         <w:rPr>
           <w:rFonts w:ascii="宋体" w:eastAsia="宋体" w:hAnsi="宋体" w:cs="宋体"/>
         </w:rPr>
-        <w:t xml:space="preserve">布局：左侧导航 + 顶部范围（当前项目、当前语料库或子库）+ 主区。视觉一次定稿，中性配色，不做多轮配色迭代。页面覆盖正常、空、处理中、失败四种状态。</w:t>
+        <w:t xml:space="preserve">布局：左侧导航 232 px + 顶部范围条（项目 › 语料库 › 子库，可点切换，右侧命令面板、深色切换、助手入口）+ 主区；右侧统一 360 px 检查器承载上下文、文档与任务详情。页面覆盖正常、空、处理中、失败四种状态。</w:t>
+      </w:r>
+    </w:p>
+    <w:p>
+      <w:pPr>
+        <w:pStyle w:val="Heading2"/>
+      </w:pPr>
+      <w:r>
+        <w:rPr>
+          <w:rFonts w:ascii="宋体" w:eastAsia="宋体" w:hAnsi="宋体" w:cs="宋体"/>
+        </w:rPr>
+        <w:t xml:space="preserve">视觉与组件规范</w:t>
+      </w:r>
+    </w:p>
+    <w:p>
+      <w:r>
+        <w:rPr>
+          <w:rFonts w:ascii="宋体" w:eastAsia="宋体" w:hAnsi="宋体" w:cs="宋体"/>
+        </w:rPr>
+        <w:t xml:space="preserve">视觉风格为现代产品型：浅灰底 </w:t>
+      </w:r>
+      <w:r>
+        <w:rPr>
+          <w:rFonts w:ascii="Consolas" w:eastAsia="宋体" w:hAnsi="Consolas" w:cs="Consolas"/>
+        </w:rPr>
+        <w:t xml:space="preserve">#F6F7FA</w:t>
+      </w:r>
+      <w:r>
+        <w:rPr>
+          <w:rFonts w:ascii="宋体" w:eastAsia="宋体" w:hAnsi="宋体" w:cs="宋体"/>
+        </w:rPr>
+        <w:t xml:space="preserve">、白色圆角卡片、柔和投影、单一蓝色强调 </w:t>
+      </w:r>
+      <w:r>
+        <w:rPr>
+          <w:rFonts w:ascii="Consolas" w:eastAsia="宋体" w:hAnsi="Consolas" w:cs="Consolas"/>
+        </w:rPr>
+        <w:t xml:space="preserve">#1570EF</w:t>
+      </w:r>
+      <w:r>
+        <w:rPr>
+          <w:rFonts w:ascii="宋体" w:eastAsia="宋体" w:hAnsi="宋体" w:cs="宋体"/>
+        </w:rPr>
+        <w:t xml:space="preserve">（悬停 </w:t>
+      </w:r>
+      <w:r>
+        <w:rPr>
+          <w:rFonts w:ascii="Consolas" w:eastAsia="宋体" w:hAnsi="Consolas" w:cs="Consolas"/>
+        </w:rPr>
+        <w:t xml:space="preserve">#175CD3</w:t>
+      </w:r>
+      <w:r>
+        <w:rPr>
+          <w:rFonts w:ascii="宋体" w:eastAsia="宋体" w:hAnsi="宋体" w:cs="宋体"/>
+        </w:rPr>
+        <w:t xml:space="preserve">、浅底 </w:t>
+      </w:r>
+      <w:r>
+        <w:rPr>
+          <w:rFonts w:ascii="Consolas" w:eastAsia="宋体" w:hAnsi="Consolas" w:cs="Consolas"/>
+        </w:rPr>
+        <w:t xml:space="preserve">#EFF8FF</w:t>
+      </w:r>
+      <w:r>
+        <w:rPr>
+          <w:rFonts w:ascii="宋体" w:eastAsia="宋体" w:hAnsi="宋体" w:cs="宋体"/>
+        </w:rPr>
+        <w:t xml:space="preserve">、浅底上的文字用 </w:t>
+      </w:r>
+      <w:r>
+        <w:rPr>
+          <w:rFonts w:ascii="Consolas" w:eastAsia="宋体" w:hAnsi="Consolas" w:cs="Consolas"/>
+        </w:rPr>
+        <w:t xml:space="preserve">#175CD3</w:t>
+      </w:r>
+      <w:r>
+        <w:rPr>
+          <w:rFonts w:ascii="宋体" w:eastAsia="宋体" w:hAnsi="宋体" w:cs="宋体"/>
+        </w:rPr>
+        <w:t xml:space="preserve"> 保证对比度）；界面字体 Inter + PingFang SC / Microsoft YaHei，计数、坐标、编号与查询式用 JetBrains Mono。不使用紫色系、左侧色条卡片、渐变装饰、插画和 emoji。</w:t>
+      </w:r>
+    </w:p>
+    <w:tbl>
+      <w:tblPr>
+        <w:tblW w:type="dxa" w:w="9026"/>
+        <w:tblBorders>
+          <w:top w:val="single" w:color="auto" w:sz="4"/>
+          <w:left w:val="single" w:color="auto" w:sz="4"/>
+          <w:bottom w:val="single" w:color="auto" w:sz="4"/>
+          <w:right w:val="single" w:color="auto" w:sz="4"/>
+          <w:insideH w:val="single" w:color="auto" w:sz="4"/>
+          <w:insideV w:val="single" w:color="auto" w:sz="4"/>
+        </w:tblBorders>
+      </w:tblPr>
+      <w:tblGrid>
+        <w:gridCol w:w="4513"/>
+        <w:gridCol w:w="4513"/>
+      </w:tblGrid>
+      <w:tr>
+        <w:trPr>
+          <w:tblHeader/>
+        </w:trPr>
+        <w:tc>
+          <w:tcPr>
+            <w:tcW w:type="dxa" w:w="4513"/>
+            <w:tcBorders>
+              <w:top w:val="single" w:color="000000" w:sz="4"/>
+              <w:left w:val="single" w:color="000000" w:sz="4"/>
+              <w:bottom w:val="single" w:color="000000" w:sz="4"/>
+              <w:right w:val="single" w:color="000000" w:sz="4"/>
+            </w:tcBorders>
+          </w:tcPr>
+          <w:p>
+            <w:pPr>
+              <w:spacing w:before="40" w:after="40"/>
+            </w:pPr>
+            <w:r>
+              <w:rPr>
+                <w:rFonts w:ascii="宋体" w:eastAsia="宋体" w:hAnsi="宋体" w:cs="宋体"/>
+                <w:b/>
+                <w:bCs/>
+              </w:rPr>
+              <w:t xml:space="preserve">元素</w:t>
+            </w:r>
+          </w:p>
+        </w:tc>
+        <w:tc>
+          <w:tcPr>
+            <w:tcW w:type="dxa" w:w="4513"/>
+            <w:tcBorders>
+              <w:top w:val="single" w:color="000000" w:sz="4"/>
+              <w:left w:val="single" w:color="000000" w:sz="4"/>
+              <w:bottom w:val="single" w:color="000000" w:sz="4"/>
+              <w:right w:val="single" w:color="000000" w:sz="4"/>
+            </w:tcBorders>
+          </w:tcPr>
+          <w:p>
+            <w:pPr>
+              <w:spacing w:before="40" w:after="40"/>
+            </w:pPr>
+            <w:r>
+              <w:rPr>
+                <w:rFonts w:ascii="宋体" w:eastAsia="宋体" w:hAnsi="宋体" w:cs="宋体"/>
+                <w:b/>
+                <w:bCs/>
+              </w:rPr>
+              <w:t xml:space="preserve">规则</w:t>
+            </w:r>
+          </w:p>
+        </w:tc>
+      </w:tr>
+      <w:tr>
+        <w:trPr>
+          <w:tblHeader w:val="false"/>
+        </w:trPr>
+        <w:tc>
+          <w:tcPr>
+            <w:tcW w:type="dxa" w:w="4513"/>
+            <w:tcBorders>
+              <w:top w:val="single" w:color="000000" w:sz="4"/>
+              <w:left w:val="single" w:color="000000" w:sz="4"/>
+              <w:bottom w:val="single" w:color="000000" w:sz="4"/>
+              <w:right w:val="single" w:color="000000" w:sz="4"/>
+            </w:tcBorders>
+          </w:tcPr>
+          <w:p>
+            <w:pPr>
+              <w:spacing w:before="40" w:after="40"/>
+            </w:pPr>
+            <w:r>
+              <w:rPr>
+                <w:rFonts w:ascii="宋体" w:eastAsia="宋体" w:hAnsi="宋体" w:cs="宋体"/>
+              </w:rPr>
+              <w:t xml:space="preserve">区块小标题</w:t>
+            </w:r>
+          </w:p>
+        </w:tc>
+        <w:tc>
+          <w:tcPr>
+            <w:tcW w:type="dxa" w:w="4513"/>
+            <w:tcBorders>
+              <w:top w:val="single" w:color="000000" w:sz="4"/>
+              <w:left w:val="single" w:color="000000" w:sz="4"/>
+              <w:bottom w:val="single" w:color="000000" w:sz="4"/>
+              <w:right w:val="single" w:color="000000" w:sz="4"/>
+            </w:tcBorders>
+          </w:tcPr>
+          <w:p>
+            <w:pPr>
+              <w:spacing w:before="40" w:after="40"/>
+            </w:pPr>
+            <w:r>
+              <w:rPr>
+                <w:rFonts w:ascii="宋体" w:eastAsia="宋体" w:hAnsi="宋体" w:cs="宋体"/>
+              </w:rPr>
+              <w:t xml:space="preserve">12 px 大写字距灰色标签，右侧放动作；所有卡片头统一</w:t>
+            </w:r>
+          </w:p>
+        </w:tc>
+      </w:tr>
+      <w:tr>
+        <w:trPr>
+          <w:tblHeader w:val="false"/>
+        </w:trPr>
+        <w:tc>
+          <w:tcPr>
+            <w:tcW w:type="dxa" w:w="4513"/>
+            <w:tcBorders>
+              <w:top w:val="single" w:color="000000" w:sz="4"/>
+              <w:left w:val="single" w:color="000000" w:sz="4"/>
+              <w:bottom w:val="single" w:color="000000" w:sz="4"/>
+              <w:right w:val="single" w:color="000000" w:sz="4"/>
+            </w:tcBorders>
+          </w:tcPr>
+          <w:p>
+            <w:pPr>
+              <w:spacing w:before="40" w:after="40"/>
+            </w:pPr>
+            <w:r>
+              <w:rPr>
+                <w:rFonts w:ascii="宋体" w:eastAsia="宋体" w:hAnsi="宋体" w:cs="宋体"/>
+              </w:rPr>
+              <w:t xml:space="preserve">卡片结构</w:t>
+            </w:r>
+          </w:p>
+        </w:tc>
+        <w:tc>
+          <w:tcPr>
+            <w:tcW w:type="dxa" w:w="4513"/>
+            <w:tcBorders>
+              <w:top w:val="single" w:color="000000" w:sz="4"/>
+              <w:left w:val="single" w:color="000000" w:sz="4"/>
+              <w:bottom w:val="single" w:color="000000" w:sz="4"/>
+              <w:right w:val="single" w:color="000000" w:sz="4"/>
+            </w:tcBorders>
+          </w:tcPr>
+          <w:p>
+            <w:pPr>
+              <w:spacing w:before="40" w:after="40"/>
+            </w:pPr>
+            <w:r>
+              <w:rPr>
+                <w:rFonts w:ascii="宋体" w:eastAsia="宋体" w:hAnsi="宋体" w:cs="宋体"/>
+              </w:rPr>
+              <w:t xml:space="preserve">头部浅灰条、正文、底部操作行三段式</w:t>
+            </w:r>
+          </w:p>
+        </w:tc>
+      </w:tr>
+      <w:tr>
+        <w:trPr>
+          <w:tblHeader w:val="false"/>
+        </w:trPr>
+        <w:tc>
+          <w:tcPr>
+            <w:tcW w:type="dxa" w:w="4513"/>
+            <w:tcBorders>
+              <w:top w:val="single" w:color="000000" w:sz="4"/>
+              <w:left w:val="single" w:color="000000" w:sz="4"/>
+              <w:bottom w:val="single" w:color="000000" w:sz="4"/>
+              <w:right w:val="single" w:color="000000" w:sz="4"/>
+            </w:tcBorders>
+          </w:tcPr>
+          <w:p>
+            <w:pPr>
+              <w:spacing w:before="40" w:after="40"/>
+            </w:pPr>
+            <w:r>
+              <w:rPr>
+                <w:rFonts w:ascii="宋体" w:eastAsia="宋体" w:hAnsi="宋体" w:cs="宋体"/>
+              </w:rPr>
+              <w:t xml:space="preserve">阴影与圆角</w:t>
+            </w:r>
+          </w:p>
+        </w:tc>
+        <w:tc>
+          <w:tcPr>
+            <w:tcW w:type="dxa" w:w="4513"/>
+            <w:tcBorders>
+              <w:top w:val="single" w:color="000000" w:sz="4"/>
+              <w:left w:val="single" w:color="000000" w:sz="4"/>
+              <w:bottom w:val="single" w:color="000000" w:sz="4"/>
+              <w:right w:val="single" w:color="000000" w:sz="4"/>
+            </w:tcBorders>
+          </w:tcPr>
+          <w:p>
+            <w:pPr>
+              <w:spacing w:before="40" w:after="40"/>
+            </w:pPr>
+            <w:r>
+              <w:rPr>
+                <w:rFonts w:ascii="宋体" w:eastAsia="宋体" w:hAnsi="宋体" w:cs="宋体"/>
+              </w:rPr>
+              <w:t xml:space="preserve">阴影三级：卡片 / 浮层 / 对话框；圆角控件 8、卡片 12、浮层 16</w:t>
+            </w:r>
+          </w:p>
+        </w:tc>
+      </w:tr>
+      <w:tr>
+        <w:trPr>
+          <w:tblHeader w:val="false"/>
+        </w:trPr>
+        <w:tc>
+          <w:tcPr>
+            <w:tcW w:type="dxa" w:w="4513"/>
+            <w:tcBorders>
+              <w:top w:val="single" w:color="000000" w:sz="4"/>
+              <w:left w:val="single" w:color="000000" w:sz="4"/>
+              <w:bottom w:val="single" w:color="000000" w:sz="4"/>
+              <w:right w:val="single" w:color="000000" w:sz="4"/>
+            </w:tcBorders>
+          </w:tcPr>
+          <w:p>
+            <w:pPr>
+              <w:spacing w:before="40" w:after="40"/>
+            </w:pPr>
+            <w:r>
+              <w:rPr>
+                <w:rFonts w:ascii="宋体" w:eastAsia="宋体" w:hAnsi="宋体" w:cs="宋体"/>
+              </w:rPr>
+              <w:t xml:space="preserve">语义色</w:t>
+            </w:r>
+          </w:p>
+        </w:tc>
+        <w:tc>
+          <w:tcPr>
+            <w:tcW w:type="dxa" w:w="4513"/>
+            <w:tcBorders>
+              <w:top w:val="single" w:color="000000" w:sz="4"/>
+              <w:left w:val="single" w:color="000000" w:sz="4"/>
+              <w:bottom w:val="single" w:color="000000" w:sz="4"/>
+              <w:right w:val="single" w:color="000000" w:sz="4"/>
+            </w:tcBorders>
+          </w:tcPr>
+          <w:p>
+            <w:pPr>
+              <w:spacing w:before="40" w:after="40"/>
+            </w:pPr>
+            <w:r>
+              <w:rPr>
+                <w:rFonts w:ascii="宋体" w:eastAsia="宋体" w:hAnsi="宋体" w:cs="宋体"/>
+              </w:rPr>
+              <w:t xml:space="preserve">成功、警告、错误、信息各一色及浅底版本，用于状态标签与提示</w:t>
+            </w:r>
+          </w:p>
+        </w:tc>
+      </w:tr>
+      <w:tr>
+        <w:trPr>
+          <w:tblHeader w:val="false"/>
+        </w:trPr>
+        <w:tc>
+          <w:tcPr>
+            <w:tcW w:type="dxa" w:w="4513"/>
+            <w:tcBorders>
+              <w:top w:val="single" w:color="000000" w:sz="4"/>
+              <w:left w:val="single" w:color="000000" w:sz="4"/>
+              <w:bottom w:val="single" w:color="000000" w:sz="4"/>
+              <w:right w:val="single" w:color="000000" w:sz="4"/>
+            </w:tcBorders>
+          </w:tcPr>
+          <w:p>
+            <w:pPr>
+              <w:spacing w:before="40" w:after="40"/>
+            </w:pPr>
+            <w:r>
+              <w:rPr>
+                <w:rFonts w:ascii="宋体" w:eastAsia="宋体" w:hAnsi="宋体" w:cs="宋体"/>
+              </w:rPr>
+              <w:t xml:space="preserve">头像与项目徽标</w:t>
+            </w:r>
+          </w:p>
+        </w:tc>
+        <w:tc>
+          <w:tcPr>
+            <w:tcW w:type="dxa" w:w="4513"/>
+            <w:tcBorders>
+              <w:top w:val="single" w:color="000000" w:sz="4"/>
+              <w:left w:val="single" w:color="000000" w:sz="4"/>
+              <w:bottom w:val="single" w:color="000000" w:sz="4"/>
+              <w:right w:val="single" w:color="000000" w:sz="4"/>
+            </w:tcBorders>
+          </w:tcPr>
+          <w:p>
+            <w:pPr>
+              <w:spacing w:before="40" w:after="40"/>
+            </w:pPr>
+            <w:r>
+              <w:rPr>
+                <w:rFonts w:ascii="宋体" w:eastAsia="宋体" w:hAnsi="宋体" w:cs="宋体"/>
+              </w:rPr>
+              <w:t xml:space="preserve">首字母 + 按名称生成的浅色底</w:t>
+            </w:r>
+          </w:p>
+        </w:tc>
+      </w:tr>
+      <w:tr>
+        <w:trPr>
+          <w:tblHeader w:val="false"/>
+        </w:trPr>
+        <w:tc>
+          <w:tcPr>
+            <w:tcW w:type="dxa" w:w="4513"/>
+            <w:tcBorders>
+              <w:top w:val="single" w:color="000000" w:sz="4"/>
+              <w:left w:val="single" w:color="000000" w:sz="4"/>
+              <w:bottom w:val="single" w:color="000000" w:sz="4"/>
+              <w:right w:val="single" w:color="000000" w:sz="4"/>
+            </w:tcBorders>
+          </w:tcPr>
+          <w:p>
+            <w:pPr>
+              <w:spacing w:before="40" w:after="40"/>
+            </w:pPr>
+            <w:r>
+              <w:rPr>
+                <w:rFonts w:ascii="宋体" w:eastAsia="宋体" w:hAnsi="宋体" w:cs="宋体"/>
+              </w:rPr>
+              <w:t xml:space="preserve">数字展示</w:t>
+            </w:r>
+          </w:p>
+        </w:tc>
+        <w:tc>
+          <w:tcPr>
+            <w:tcW w:type="dxa" w:w="4513"/>
+            <w:tcBorders>
+              <w:top w:val="single" w:color="000000" w:sz="4"/>
+              <w:left w:val="single" w:color="000000" w:sz="4"/>
+              <w:bottom w:val="single" w:color="000000" w:sz="4"/>
+              <w:right w:val="single" w:color="000000" w:sz="4"/>
+            </w:tcBorders>
+          </w:tcPr>
+          <w:p>
+            <w:pPr>
+              <w:spacing w:before="40" w:after="40"/>
+            </w:pPr>
+            <w:r>
+              <w:rPr>
+                <w:rFonts w:ascii="宋体" w:eastAsia="宋体" w:hAnsi="宋体" w:cs="宋体"/>
+              </w:rPr>
+              <w:t xml:space="preserve">加粗等宽数字、千分位、单位小字</w:t>
+            </w:r>
+          </w:p>
+        </w:tc>
+      </w:tr>
+      <w:tr>
+        <w:trPr>
+          <w:tblHeader w:val="false"/>
+        </w:trPr>
+        <w:tc>
+          <w:tcPr>
+            <w:tcW w:type="dxa" w:w="4513"/>
+            <w:tcBorders>
+              <w:top w:val="single" w:color="000000" w:sz="4"/>
+              <w:left w:val="single" w:color="000000" w:sz="4"/>
+              <w:bottom w:val="single" w:color="000000" w:sz="4"/>
+              <w:right w:val="single" w:color="000000" w:sz="4"/>
+            </w:tcBorders>
+          </w:tcPr>
+          <w:p>
+            <w:pPr>
+              <w:spacing w:before="40" w:after="40"/>
+            </w:pPr>
+            <w:r>
+              <w:rPr>
+                <w:rFonts w:ascii="宋体" w:eastAsia="宋体" w:hAnsi="宋体" w:cs="宋体"/>
+              </w:rPr>
+              <w:t xml:space="preserve">分类色板</w:t>
+            </w:r>
+          </w:p>
+        </w:tc>
+        <w:tc>
+          <w:tcPr>
+            <w:tcW w:type="dxa" w:w="4513"/>
+            <w:tcBorders>
+              <w:top w:val="single" w:color="000000" w:sz="4"/>
+              <w:left w:val="single" w:color="000000" w:sz="4"/>
+              <w:bottom w:val="single" w:color="000000" w:sz="4"/>
+              <w:right w:val="single" w:color="000000" w:sz="4"/>
+            </w:tcBorders>
+          </w:tcPr>
+          <w:p>
+            <w:pPr>
+              <w:spacing w:before="40" w:after="40"/>
+            </w:pPr>
+            <w:r>
+              <w:rPr>
+                <w:rFonts w:ascii="宋体" w:eastAsia="宋体" w:hAnsi="宋体" w:cs="宋体"/>
+              </w:rPr>
+              <w:t xml:space="preserve">8 色低饱和，用于词性、标签集、图表系列</w:t>
+            </w:r>
+          </w:p>
+        </w:tc>
+      </w:tr>
+      <w:tr>
+        <w:trPr>
+          <w:tblHeader w:val="false"/>
+        </w:trPr>
+        <w:tc>
+          <w:tcPr>
+            <w:tcW w:type="dxa" w:w="4513"/>
+            <w:tcBorders>
+              <w:top w:val="single" w:color="000000" w:sz="4"/>
+              <w:left w:val="single" w:color="000000" w:sz="4"/>
+              <w:bottom w:val="single" w:color="000000" w:sz="4"/>
+              <w:right w:val="single" w:color="000000" w:sz="4"/>
+            </w:tcBorders>
+          </w:tcPr>
+          <w:p>
+            <w:pPr>
+              <w:spacing w:before="40" w:after="40"/>
+            </w:pPr>
+            <w:r>
+              <w:rPr>
+                <w:rFonts w:ascii="宋体" w:eastAsia="宋体" w:hAnsi="宋体" w:cs="宋体"/>
+              </w:rPr>
+              <w:t xml:space="preserve">查询式块</w:t>
+            </w:r>
+          </w:p>
+        </w:tc>
+        <w:tc>
+          <w:tcPr>
+            <w:tcW w:type="dxa" w:w="4513"/>
+            <w:tcBorders>
+              <w:top w:val="single" w:color="000000" w:sz="4"/>
+              <w:left w:val="single" w:color="000000" w:sz="4"/>
+              <w:bottom w:val="single" w:color="000000" w:sz="4"/>
+              <w:right w:val="single" w:color="000000" w:sz="4"/>
+            </w:tcBorders>
+          </w:tcPr>
+          <w:p>
+            <w:pPr>
+              <w:spacing w:before="40" w:after="40"/>
+            </w:pPr>
+            <w:r>
+              <w:rPr>
+                <w:rFonts w:ascii="宋体" w:eastAsia="宋体" w:hAnsi="宋体" w:cs="宋体"/>
+              </w:rPr>
+              <w:t xml:space="preserve">浅底等宽块，词性、间隔、条件分别着色</w:t>
+            </w:r>
+          </w:p>
+        </w:tc>
+      </w:tr>
+      <w:tr>
+        <w:trPr>
+          <w:tblHeader w:val="false"/>
+        </w:trPr>
+        <w:tc>
+          <w:tcPr>
+            <w:tcW w:type="dxa" w:w="4513"/>
+            <w:tcBorders>
+              <w:top w:val="single" w:color="000000" w:sz="4"/>
+              <w:left w:val="single" w:color="000000" w:sz="4"/>
+              <w:bottom w:val="single" w:color="000000" w:sz="4"/>
+              <w:right w:val="single" w:color="000000" w:sz="4"/>
+            </w:tcBorders>
+          </w:tcPr>
+          <w:p>
+            <w:pPr>
+              <w:spacing w:before="40" w:after="40"/>
+            </w:pPr>
+            <w:r>
+              <w:rPr>
+                <w:rFonts w:ascii="宋体" w:eastAsia="宋体" w:hAnsi="宋体" w:cs="宋体"/>
+              </w:rPr>
+              <w:t xml:space="preserve">按键样式</w:t>
+            </w:r>
+          </w:p>
+        </w:tc>
+        <w:tc>
+          <w:tcPr>
+            <w:tcW w:type="dxa" w:w="4513"/>
+            <w:tcBorders>
+              <w:top w:val="single" w:color="000000" w:sz="4"/>
+              <w:left w:val="single" w:color="000000" w:sz="4"/>
+              <w:bottom w:val="single" w:color="000000" w:sz="4"/>
+              <w:right w:val="single" w:color="000000" w:sz="4"/>
+            </w:tcBorders>
+          </w:tcPr>
+          <w:p>
+            <w:pPr>
+              <w:spacing w:before="40" w:after="40"/>
+            </w:pPr>
+            <w:r>
+              <w:rPr>
+                <w:rFonts w:ascii="宋体" w:eastAsia="宋体" w:hAnsi="宋体" w:cs="宋体"/>
+              </w:rPr>
+              <w:t xml:space="preserve">快捷键提示用键帽 </w:t>
+            </w:r>
+            <w:r>
+              <w:rPr>
+                <w:rFonts w:ascii="Consolas" w:eastAsia="宋体" w:hAnsi="Consolas" w:cs="Consolas"/>
+              </w:rPr>
+              <w:t xml:space="preserve">kbd</w:t>
+            </w:r>
+          </w:p>
+        </w:tc>
+      </w:tr>
+      <w:tr>
+        <w:trPr>
+          <w:tblHeader w:val="false"/>
+        </w:trPr>
+        <w:tc>
+          <w:tcPr>
+            <w:tcW w:type="dxa" w:w="4513"/>
+            <w:tcBorders>
+              <w:top w:val="single" w:color="000000" w:sz="4"/>
+              <w:left w:val="single" w:color="000000" w:sz="4"/>
+              <w:bottom w:val="single" w:color="000000" w:sz="4"/>
+              <w:right w:val="single" w:color="000000" w:sz="4"/>
+            </w:tcBorders>
+          </w:tcPr>
+          <w:p>
+            <w:pPr>
+              <w:spacing w:before="40" w:after="40"/>
+            </w:pPr>
+            <w:r>
+              <w:rPr>
+                <w:rFonts w:ascii="宋体" w:eastAsia="宋体" w:hAnsi="宋体" w:cs="宋体"/>
+              </w:rPr>
+              <w:t xml:space="preserve">迷你图</w:t>
+            </w:r>
+          </w:p>
+        </w:tc>
+        <w:tc>
+          <w:tcPr>
+            <w:tcW w:type="dxa" w:w="4513"/>
+            <w:tcBorders>
+              <w:top w:val="single" w:color="000000" w:sz="4"/>
+              <w:left w:val="single" w:color="000000" w:sz="4"/>
+              <w:bottom w:val="single" w:color="000000" w:sz="4"/>
+              <w:right w:val="single" w:color="000000" w:sz="4"/>
+            </w:tcBorders>
+          </w:tcPr>
+          <w:p>
+            <w:pPr>
+              <w:spacing w:before="40" w:after="40"/>
+            </w:pPr>
+            <w:r>
+              <w:rPr>
+                <w:rFonts w:ascii="宋体" w:eastAsia="宋体" w:hAnsi="宋体" w:cs="宋体"/>
+              </w:rPr>
+              <w:t xml:space="preserve">行内 sparkline 表示频次趋势、任务速度</w:t>
+            </w:r>
+          </w:p>
+        </w:tc>
+      </w:tr>
+      <w:tr>
+        <w:trPr>
+          <w:tblHeader w:val="false"/>
+        </w:trPr>
+        <w:tc>
+          <w:tcPr>
+            <w:tcW w:type="dxa" w:w="4513"/>
+            <w:tcBorders>
+              <w:top w:val="single" w:color="000000" w:sz="4"/>
+              <w:left w:val="single" w:color="000000" w:sz="4"/>
+              <w:bottom w:val="single" w:color="000000" w:sz="4"/>
+              <w:right w:val="single" w:color="000000" w:sz="4"/>
+            </w:tcBorders>
+          </w:tcPr>
+          <w:p>
+            <w:pPr>
+              <w:spacing w:before="40" w:after="40"/>
+            </w:pPr>
+            <w:r>
+              <w:rPr>
+                <w:rFonts w:ascii="宋体" w:eastAsia="宋体" w:hAnsi="宋体" w:cs="宋体"/>
+              </w:rPr>
+              <w:t xml:space="preserve">背景与细节</w:t>
+            </w:r>
+          </w:p>
+        </w:tc>
+        <w:tc>
+          <w:tcPr>
+            <w:tcW w:type="dxa" w:w="4513"/>
+            <w:tcBorders>
+              <w:top w:val="single" w:color="000000" w:sz="4"/>
+              <w:left w:val="single" w:color="000000" w:sz="4"/>
+              <w:bottom w:val="single" w:color="000000" w:sz="4"/>
+              <w:right w:val="single" w:color="000000" w:sz="4"/>
+            </w:tcBorders>
+          </w:tcPr>
+          <w:p>
+            <w:pPr>
+              <w:spacing w:before="40" w:after="40"/>
+            </w:pPr>
+            <w:r>
+              <w:rPr>
+                <w:rFonts w:ascii="宋体" w:eastAsia="宋体" w:hAnsi="宋体" w:cs="宋体"/>
+              </w:rPr>
+              <w:t xml:space="preserve">空态与登录页极淡点阵；焦点环 2 px 蓝色外环，按压 0.98 缩放；深底工具提示延迟 300 ms；卡片内 1 px 分隔线，区块之间只用留白</w:t>
+            </w:r>
+          </w:p>
+        </w:tc>
+      </w:tr>
+      <w:tr>
+        <w:trPr>
+          <w:tblHeader w:val="false"/>
+        </w:trPr>
+        <w:tc>
+          <w:tcPr>
+            <w:tcW w:type="dxa" w:w="4513"/>
+            <w:tcBorders>
+              <w:top w:val="single" w:color="000000" w:sz="4"/>
+              <w:left w:val="single" w:color="000000" w:sz="4"/>
+              <w:bottom w:val="single" w:color="000000" w:sz="4"/>
+              <w:right w:val="single" w:color="000000" w:sz="4"/>
+            </w:tcBorders>
+          </w:tcPr>
+          <w:p>
+            <w:pPr>
+              <w:spacing w:before="40" w:after="40"/>
+            </w:pPr>
+            <w:r>
+              <w:rPr>
+                <w:rFonts w:ascii="宋体" w:eastAsia="宋体" w:hAnsi="宋体" w:cs="宋体"/>
+              </w:rPr>
+              <w:t xml:space="preserve">深色模式</w:t>
+            </w:r>
+          </w:p>
+        </w:tc>
+        <w:tc>
+          <w:tcPr>
+            <w:tcW w:type="dxa" w:w="4513"/>
+            <w:tcBorders>
+              <w:top w:val="single" w:color="000000" w:sz="4"/>
+              <w:left w:val="single" w:color="000000" w:sz="4"/>
+              <w:bottom w:val="single" w:color="000000" w:sz="4"/>
+              <w:right w:val="single" w:color="000000" w:sz="4"/>
+            </w:tcBorders>
+          </w:tcPr>
+          <w:p>
+            <w:pPr>
+              <w:spacing w:before="40" w:after="40"/>
+            </w:pPr>
+            <w:r>
+              <w:rPr>
+                <w:rFonts w:ascii="宋体" w:eastAsia="宋体" w:hAnsi="宋体" w:cs="宋体"/>
+              </w:rPr>
+              <w:t xml:space="preserve">同一套变量切换，主蓝略提亮</w:t>
+            </w:r>
+          </w:p>
+        </w:tc>
+      </w:tr>
+    </w:tbl>
+    <w:p>
+      <w:pPr>
+        <w:spacing w:before="0" w:after="0"/>
+      </w:pPr>
+    </w:p>
+    <w:p>
+      <w:r>
+        <w:rPr>
+          <w:rFonts w:ascii="宋体" w:eastAsia="宋体" w:hAnsi="宋体" w:cs="宋体"/>
+        </w:rPr>
+        <w:t xml:space="preserve">动效：助手思考链（闪光标题、灰字流式推理、工具步骤时间线的脉冲与扫光、完成后折叠为"已思考 N 秒 · N 次工具调用"）、流式回答光标、结果组件错峰滑入、计数滚动、KWIC 行错峰入场、图表生长、依存弧线与对齐连线描画、抽屉滑入、骨架闪烁、顶栏细进度线、任务条纹进度、证据钉住飞入。界面反馈 150 至 400 ms，展示类动画 600 至 900 ms；系统减少动态效果时全部关闭。</w:t>
+      </w:r>
+    </w:p>
+    <w:p>
+      <w:r>
+        <w:rPr>
+          <w:rFonts w:ascii="宋体" w:eastAsia="宋体" w:hAnsi="宋体" w:cs="宋体"/>
+        </w:rPr>
+        <w:t xml:space="preserve">设计稿为静态 HTML，位于 </w:t>
+      </w:r>
+      <w:r>
+        <w:rPr>
+          <w:rFonts w:ascii="Consolas" w:eastAsia="宋体" w:hAnsi="Consolas" w:cs="Consolas"/>
+        </w:rPr>
+        <w:t xml:space="preserve">doc/ui-design/</w:t>
+      </w:r>
+      <w:r>
+        <w:rPr>
+          <w:rFonts w:ascii="宋体" w:eastAsia="宋体" w:hAnsi="宋体" w:cs="宋体"/>
+        </w:rPr>
+        <w:t xml:space="preserve">（</w:t>
+      </w:r>
+      <w:r>
+        <w:rPr>
+          <w:rFonts w:ascii="Consolas" w:eastAsia="宋体" w:hAnsi="Consolas" w:cs="Consolas"/>
+        </w:rPr>
+        <w:t xml:space="preserve">index.html</w:t>
+      </w:r>
+      <w:r>
+        <w:rPr>
+          <w:rFonts w:ascii="宋体" w:eastAsia="宋体" w:hAnsi="宋体" w:cs="宋体"/>
+        </w:rPr>
+        <w:t xml:space="preserve"> 总览，含 </w:t>
+      </w:r>
+      <w:r>
+        <w:rPr>
+          <w:rFonts w:ascii="Consolas" w:eastAsia="宋体" w:hAnsi="Consolas" w:cs="Consolas"/>
+        </w:rPr>
+        <w:t xml:space="preserve">components.html</w:t>
+      </w:r>
+      <w:r>
+        <w:rPr>
+          <w:rFonts w:ascii="宋体" w:eastAsia="宋体" w:hAnsi="宋体" w:cs="宋体"/>
+        </w:rPr>
+        <w:t xml:space="preserve"> 组件规范页、</w:t>
+      </w:r>
+      <w:r>
+        <w:rPr>
+          <w:rFonts w:ascii="Consolas" w:eastAsia="宋体" w:hAnsi="Consolas" w:cs="Consolas"/>
+        </w:rPr>
+        <w:t xml:space="preserve">motion.html</w:t>
+      </w:r>
+      <w:r>
+        <w:rPr>
+          <w:rFonts w:ascii="宋体" w:eastAsia="宋体" w:hAnsi="宋体" w:cs="宋体"/>
+        </w:rPr>
+        <w:t xml:space="preserve"> 动效规范页与 </w:t>
+      </w:r>
+      <w:r>
+        <w:rPr>
+          <w:rFonts w:ascii="Consolas" w:eastAsia="宋体" w:hAnsi="Consolas" w:cs="Consolas"/>
+        </w:rPr>
+        <w:t xml:space="preserve">onboarding.html</w:t>
+      </w:r>
+      <w:r>
+        <w:rPr>
+          <w:rFonts w:ascii="宋体" w:eastAsia="宋体" w:hAnsi="宋体" w:cs="宋体"/>
+        </w:rPr>
+        <w:t xml:space="preserve"> 引导页），是前端开发的视觉基准；完整说明见《前端整体设计方案》（</w:t>
+      </w:r>
+      <w:r>
+        <w:rPr>
+          <w:rFonts w:ascii="Consolas" w:eastAsia="宋体" w:hAnsi="Consolas" w:cs="Consolas"/>
+        </w:rPr>
+        <w:t xml:space="preserve">doc/frontend-design.md</w:t>
+      </w:r>
+      <w:r>
+        <w:rPr>
+          <w:rFonts w:ascii="宋体" w:eastAsia="宋体" w:hAnsi="宋体" w:cs="宋体"/>
+        </w:rPr>
+        <w:t xml:space="preserve"> 及对应 Word）。</w:t>
       </w:r>
     </w:p>
     <w:p>

--- a/doc/语料检索分析与标注研究平台重构设计.docx
+++ b/doc/语料检索分析与标注研究平台重构设计.docx
@@ -8497,6 +8497,747 @@
       </w:pPr>
     </w:p>
     <w:p>
+      <w:pPr>
+        <w:pStyle w:val="Heading2"/>
+      </w:pPr>
+      <w:r>
+        <w:rPr>
+          <w:rFonts w:ascii="宋体" w:eastAsia="宋体" w:hAnsi="宋体" w:cs="宋体"/>
+        </w:rPr>
+        <w:t xml:space="preserve">完整计划与进度（2026 年 10 月 27 日）</w:t>
+      </w:r>
+    </w:p>
+    <w:tbl>
+      <w:tblPr>
+        <w:tblW w:type="dxa" w:w="9026"/>
+        <w:tblBorders>
+          <w:top w:val="single" w:color="auto" w:sz="4"/>
+          <w:left w:val="single" w:color="auto" w:sz="4"/>
+          <w:bottom w:val="single" w:color="auto" w:sz="4"/>
+          <w:right w:val="single" w:color="auto" w:sz="4"/>
+          <w:insideH w:val="single" w:color="auto" w:sz="4"/>
+          <w:insideV w:val="single" w:color="auto" w:sz="4"/>
+        </w:tblBorders>
+      </w:tblPr>
+      <w:tblGrid>
+        <w:gridCol w:w="3008"/>
+        <w:gridCol w:w="3008"/>
+        <w:gridCol w:w="3010"/>
+      </w:tblGrid>
+      <w:tr>
+        <w:trPr>
+          <w:tblHeader/>
+        </w:trPr>
+        <w:tc>
+          <w:tcPr>
+            <w:tcW w:type="dxa" w:w="3008"/>
+            <w:tcBorders>
+              <w:top w:val="single" w:color="000000" w:sz="4"/>
+              <w:left w:val="single" w:color="000000" w:sz="4"/>
+              <w:bottom w:val="single" w:color="000000" w:sz="4"/>
+              <w:right w:val="single" w:color="000000" w:sz="4"/>
+            </w:tcBorders>
+          </w:tcPr>
+          <w:p>
+            <w:pPr>
+              <w:spacing w:before="40" w:after="40"/>
+            </w:pPr>
+            <w:r>
+              <w:rPr>
+                <w:rFonts w:ascii="宋体" w:eastAsia="宋体" w:hAnsi="宋体" w:cs="宋体"/>
+                <w:b/>
+                <w:bCs/>
+              </w:rPr>
+              <w:t xml:space="preserve">阶段</w:t>
+            </w:r>
+          </w:p>
+        </w:tc>
+        <w:tc>
+          <w:tcPr>
+            <w:tcW w:type="dxa" w:w="3008"/>
+            <w:tcBorders>
+              <w:top w:val="single" w:color="000000" w:sz="4"/>
+              <w:left w:val="single" w:color="000000" w:sz="4"/>
+              <w:bottom w:val="single" w:color="000000" w:sz="4"/>
+              <w:right w:val="single" w:color="000000" w:sz="4"/>
+            </w:tcBorders>
+          </w:tcPr>
+          <w:p>
+            <w:pPr>
+              <w:spacing w:before="40" w:after="40"/>
+            </w:pPr>
+            <w:r>
+              <w:rPr>
+                <w:rFonts w:ascii="宋体" w:eastAsia="宋体" w:hAnsi="宋体" w:cs="宋体"/>
+                <w:b/>
+                <w:bCs/>
+              </w:rPr>
+              <w:t xml:space="preserve">任务</w:t>
+            </w:r>
+          </w:p>
+        </w:tc>
+        <w:tc>
+          <w:tcPr>
+            <w:tcW w:type="dxa" w:w="3010"/>
+            <w:tcBorders>
+              <w:top w:val="single" w:color="000000" w:sz="4"/>
+              <w:left w:val="single" w:color="000000" w:sz="4"/>
+              <w:bottom w:val="single" w:color="000000" w:sz="4"/>
+              <w:right w:val="single" w:color="000000" w:sz="4"/>
+            </w:tcBorders>
+          </w:tcPr>
+          <w:p>
+            <w:pPr>
+              <w:spacing w:before="40" w:after="40"/>
+            </w:pPr>
+            <w:r>
+              <w:rPr>
+                <w:rFonts w:ascii="宋体" w:eastAsia="宋体" w:hAnsi="宋体" w:cs="宋体"/>
+                <w:b/>
+                <w:bCs/>
+              </w:rPr>
+              <w:t xml:space="preserve">状态</w:t>
+            </w:r>
+          </w:p>
+        </w:tc>
+      </w:tr>
+      <w:tr>
+        <w:trPr>
+          <w:tblHeader w:val="false"/>
+        </w:trPr>
+        <w:tc>
+          <w:tcPr>
+            <w:tcW w:type="dxa" w:w="3008"/>
+            <w:tcBorders>
+              <w:top w:val="single" w:color="000000" w:sz="4"/>
+              <w:left w:val="single" w:color="000000" w:sz="4"/>
+              <w:bottom w:val="single" w:color="000000" w:sz="4"/>
+              <w:right w:val="single" w:color="000000" w:sz="4"/>
+            </w:tcBorders>
+          </w:tcPr>
+          <w:p>
+            <w:pPr>
+              <w:spacing w:before="40" w:after="40"/>
+            </w:pPr>
+            <w:r>
+              <w:rPr>
+                <w:rFonts w:ascii="宋体" w:eastAsia="宋体" w:hAnsi="宋体" w:cs="宋体"/>
+              </w:rPr>
+              <w:t xml:space="preserve">P1 语料与检索</w:t>
+            </w:r>
+          </w:p>
+        </w:tc>
+        <w:tc>
+          <w:tcPr>
+            <w:tcW w:type="dxa" w:w="3008"/>
+            <w:tcBorders>
+              <w:top w:val="single" w:color="000000" w:sz="4"/>
+              <w:left w:val="single" w:color="000000" w:sz="4"/>
+              <w:bottom w:val="single" w:color="000000" w:sz="4"/>
+              <w:right w:val="single" w:color="000000" w:sz="4"/>
+            </w:tcBorders>
+          </w:tcPr>
+          <w:p>
+            <w:pPr>
+              <w:spacing w:before="40" w:after="40"/>
+            </w:pPr>
+            <w:r>
+              <w:rPr>
+                <w:rFonts w:ascii="宋体" w:eastAsia="宋体" w:hAnsi="宋体" w:cs="宋体"/>
+              </w:rPr>
+              <w:t xml:space="preserve">登录、项目、成员角色；语料导入（txt / docx / csv / tsv / conllu / tmx / Tatoeba）；Stanza 分词词性依存；CWB 索引；类 CCL 查询式；KWIC、上下文、对齐句；子库；保存查询；CSV / XLSX 导出；任务系统</w:t>
+            </w:r>
+          </w:p>
+        </w:tc>
+        <w:tc>
+          <w:tcPr>
+            <w:tcW w:type="dxa" w:w="3010"/>
+            <w:tcBorders>
+              <w:top w:val="single" w:color="000000" w:sz="4"/>
+              <w:left w:val="single" w:color="000000" w:sz="4"/>
+              <w:bottom w:val="single" w:color="000000" w:sz="4"/>
+              <w:right w:val="single" w:color="000000" w:sz="4"/>
+            </w:tcBorders>
+          </w:tcPr>
+          <w:p>
+            <w:pPr>
+              <w:spacing w:before="40" w:after="40"/>
+            </w:pPr>
+            <w:r>
+              <w:rPr>
+                <w:rFonts w:ascii="宋体" w:eastAsia="宋体" w:hAnsi="宋体" w:cs="宋体"/>
+              </w:rPr>
+              <w:t xml:space="preserve">已实现，联调通过（</w:t>
+            </w:r>
+            <w:r>
+              <w:rPr>
+                <w:rFonts w:ascii="Consolas" w:eastAsia="宋体" w:hAnsi="Consolas" w:cs="Consolas"/>
+              </w:rPr>
+              <w:t xml:space="preserve">ab8e90b</w:t>
+            </w:r>
+            <w:r>
+              <w:rPr>
+                <w:rFonts w:ascii="宋体" w:eastAsia="宋体" w:hAnsi="宋体" w:cs="宋体"/>
+              </w:rPr>
+              <w:t xml:space="preserve">）；Tatoeba 全量导入与内置语料发布未跑</w:t>
+            </w:r>
+          </w:p>
+        </w:tc>
+      </w:tr>
+      <w:tr>
+        <w:trPr>
+          <w:tblHeader w:val="false"/>
+        </w:trPr>
+        <w:tc>
+          <w:tcPr>
+            <w:tcW w:type="dxa" w:w="3008"/>
+            <w:tcBorders>
+              <w:top w:val="single" w:color="000000" w:sz="4"/>
+              <w:left w:val="single" w:color="000000" w:sz="4"/>
+              <w:bottom w:val="single" w:color="000000" w:sz="4"/>
+              <w:right w:val="single" w:color="000000" w:sz="4"/>
+            </w:tcBorders>
+          </w:tcPr>
+          <w:p>
+            <w:pPr>
+              <w:spacing w:before="40" w:after="40"/>
+            </w:pPr>
+            <w:r>
+              <w:rPr>
+                <w:rFonts w:ascii="宋体" w:eastAsia="宋体" w:hAnsi="宋体" w:cs="宋体"/>
+              </w:rPr>
+              <w:t xml:space="preserve">P2 统计与 Agent</w:t>
+            </w:r>
+          </w:p>
+        </w:tc>
+        <w:tc>
+          <w:tcPr>
+            <w:tcW w:type="dxa" w:w="3008"/>
+            <w:tcBorders>
+              <w:top w:val="single" w:color="000000" w:sz="4"/>
+              <w:left w:val="single" w:color="000000" w:sz="4"/>
+              <w:bottom w:val="single" w:color="000000" w:sz="4"/>
+              <w:right w:val="single" w:color="000000" w:sz="4"/>
+            </w:tcBorders>
+          </w:tcPr>
+          <w:p>
+            <w:pPr>
+              <w:spacing w:before="40" w:after="40"/>
+            </w:pPr>
+            <w:r>
+              <w:rPr>
+                <w:rFonts w:ascii="宋体" w:eastAsia="宋体" w:hAnsi="宋体" w:cs="宋体"/>
+              </w:rPr>
+              <w:t xml:space="preserve">频次、n-gram、搭配、关键词、分布；证据篮；agent 服务（Pi、19 工具、OpenUI Lang）；前端按设计稿定稿（主题、外壳、命令面板、任务托盘、深色模式、统计页、助手页与抽屉、引导页、错误边界）</w:t>
+            </w:r>
+          </w:p>
+        </w:tc>
+        <w:tc>
+          <w:tcPr>
+            <w:tcW w:type="dxa" w:w="3010"/>
+            <w:tcBorders>
+              <w:top w:val="single" w:color="000000" w:sz="4"/>
+              <w:left w:val="single" w:color="000000" w:sz="4"/>
+              <w:bottom w:val="single" w:color="000000" w:sz="4"/>
+              <w:right w:val="single" w:color="000000" w:sz="4"/>
+            </w:tcBorders>
+          </w:tcPr>
+          <w:p>
+            <w:pPr>
+              <w:spacing w:before="40" w:after="40"/>
+            </w:pPr>
+            <w:r>
+              <w:rPr>
+                <w:rFonts w:ascii="宋体" w:eastAsia="宋体" w:hAnsi="宋体" w:cs="宋体"/>
+              </w:rPr>
+              <w:t xml:space="preserve">已实现，联调通过（</w:t>
+            </w:r>
+            <w:r>
+              <w:rPr>
+                <w:rFonts w:ascii="Consolas" w:eastAsia="宋体" w:hAnsi="Consolas" w:cs="Consolas"/>
+              </w:rPr>
+              <w:t xml:space="preserve">18b0ab1</w:t>
+            </w:r>
+            <w:r>
+              <w:rPr>
+                <w:rFonts w:ascii="宋体" w:eastAsia="宋体" w:hAnsi="宋体" w:cs="宋体"/>
+              </w:rPr>
+              <w:t xml:space="preserve">）；真实模型未验</w:t>
+            </w:r>
+          </w:p>
+        </w:tc>
+      </w:tr>
+      <w:tr>
+        <w:trPr>
+          <w:tblHeader w:val="false"/>
+        </w:trPr>
+        <w:tc>
+          <w:tcPr>
+            <w:tcW w:type="dxa" w:w="3008"/>
+            <w:tcBorders>
+              <w:top w:val="single" w:color="000000" w:sz="4"/>
+              <w:left w:val="single" w:color="000000" w:sz="4"/>
+              <w:bottom w:val="single" w:color="000000" w:sz="4"/>
+              <w:right w:val="single" w:color="000000" w:sz="4"/>
+            </w:tcBorders>
+          </w:tcPr>
+          <w:p>
+            <w:pPr>
+              <w:spacing w:before="40" w:after="40"/>
+            </w:pPr>
+            <w:r>
+              <w:rPr>
+                <w:rFonts w:ascii="宋体" w:eastAsia="宋体" w:hAnsi="宋体" w:cs="宋体"/>
+              </w:rPr>
+              <w:t xml:space="preserve">P2 补</w:t>
+            </w:r>
+          </w:p>
+        </w:tc>
+        <w:tc>
+          <w:tcPr>
+            <w:tcW w:type="dxa" w:w="3008"/>
+            <w:tcBorders>
+              <w:top w:val="single" w:color="000000" w:sz="4"/>
+              <w:left w:val="single" w:color="000000" w:sz="4"/>
+              <w:bottom w:val="single" w:color="000000" w:sz="4"/>
+              <w:right w:val="single" w:color="000000" w:sz="4"/>
+            </w:tcBorders>
+          </w:tcPr>
+          <w:p>
+            <w:pPr>
+              <w:spacing w:before="40" w:after="40"/>
+            </w:pPr>
+            <w:r>
+              <w:rPr>
+                <w:rFonts w:ascii="宋体" w:eastAsia="宋体" w:hAnsi="宋体" w:cs="宋体"/>
+              </w:rPr>
+              <w:t xml:space="preserve">真实模型接入验收（30 个真实任务、引用准确性）；Tatoeba 全量导入与内置语料发布；管理员维护内置语料页面</w:t>
+            </w:r>
+          </w:p>
+        </w:tc>
+        <w:tc>
+          <w:tcPr>
+            <w:tcW w:type="dxa" w:w="3010"/>
+            <w:tcBorders>
+              <w:top w:val="single" w:color="000000" w:sz="4"/>
+              <w:left w:val="single" w:color="000000" w:sz="4"/>
+              <w:bottom w:val="single" w:color="000000" w:sz="4"/>
+              <w:right w:val="single" w:color="000000" w:sz="4"/>
+            </w:tcBorders>
+          </w:tcPr>
+          <w:p>
+            <w:pPr>
+              <w:spacing w:before="40" w:after="40"/>
+            </w:pPr>
+            <w:r>
+              <w:rPr>
+                <w:rFonts w:ascii="宋体" w:eastAsia="宋体" w:hAnsi="宋体" w:cs="宋体"/>
+              </w:rPr>
+              <w:t xml:space="preserve">待用户提供模型配置后进行</w:t>
+            </w:r>
+          </w:p>
+        </w:tc>
+      </w:tr>
+      <w:tr>
+        <w:trPr>
+          <w:tblHeader w:val="false"/>
+        </w:trPr>
+        <w:tc>
+          <w:tcPr>
+            <w:tcW w:type="dxa" w:w="3008"/>
+            <w:tcBorders>
+              <w:top w:val="single" w:color="000000" w:sz="4"/>
+              <w:left w:val="single" w:color="000000" w:sz="4"/>
+              <w:bottom w:val="single" w:color="000000" w:sz="4"/>
+              <w:right w:val="single" w:color="000000" w:sz="4"/>
+            </w:tcBorders>
+          </w:tcPr>
+          <w:p>
+            <w:pPr>
+              <w:spacing w:before="40" w:after="40"/>
+            </w:pPr>
+            <w:r>
+              <w:rPr>
+                <w:rFonts w:ascii="宋体" w:eastAsia="宋体" w:hAnsi="宋体" w:cs="宋体"/>
+              </w:rPr>
+              <w:t xml:space="preserve">P3 标注一</w:t>
+            </w:r>
+          </w:p>
+        </w:tc>
+        <w:tc>
+          <w:tcPr>
+            <w:tcW w:type="dxa" w:w="3008"/>
+            <w:tcBorders>
+              <w:top w:val="single" w:color="000000" w:sz="4"/>
+              <w:left w:val="single" w:color="000000" w:sz="4"/>
+              <w:bottom w:val="single" w:color="000000" w:sz="4"/>
+              <w:right w:val="single" w:color="000000" w:sz="4"/>
+            </w:tcBorders>
+          </w:tcPr>
+          <w:p>
+            <w:pPr>
+              <w:spacing w:before="40" w:after="40"/>
+            </w:pPr>
+            <w:r>
+              <w:rPr>
+                <w:rFonts w:ascii="宋体" w:eastAsia="宋体" w:hAnsi="宋体" w:cs="宋体"/>
+              </w:rPr>
+              <w:t xml:space="preserve">标注层、标签集、annotations 表（source / status / revision）；词性与依存预标任务（Stanza，可选 HanLP 对比）；校对工作区（词性点选、依存弧线拖拽、键盘快捷键、进度环）；AI 与人工差异视图；确认后写入 CWB 位置属性并重建索引；</w:t>
+            </w:r>
+            <w:r>
+              <w:rPr>
+                <w:rFonts w:ascii="Consolas" w:eastAsia="宋体" w:hAnsi="Consolas" w:cs="Consolas"/>
+              </w:rPr>
+              <w:t xml:space="preserve">{dep=}</w:t>
+            </w:r>
+            <w:r>
+              <w:rPr>
+                <w:rFonts w:ascii="宋体" w:eastAsia="宋体" w:hAnsi="宋体" w:cs="宋体"/>
+              </w:rPr>
+              <w:t xml:space="preserve"> 与词性查询接入检索与统计；标注统计；Agent 工具 annot.*；OpenUI 组件 DependencyTree、AnnotationDiff；导出 CoNLL-U</w:t>
+            </w:r>
+          </w:p>
+        </w:tc>
+        <w:tc>
+          <w:tcPr>
+            <w:tcW w:type="dxa" w:w="3010"/>
+            <w:tcBorders>
+              <w:top w:val="single" w:color="000000" w:sz="4"/>
+              <w:left w:val="single" w:color="000000" w:sz="4"/>
+              <w:bottom w:val="single" w:color="000000" w:sz="4"/>
+              <w:right w:val="single" w:color="000000" w:sz="4"/>
+            </w:tcBorders>
+          </w:tcPr>
+          <w:p>
+            <w:pPr>
+              <w:spacing w:before="40" w:after="40"/>
+            </w:pPr>
+            <w:r>
+              <w:rPr>
+                <w:rFonts w:ascii="宋体" w:eastAsia="宋体" w:hAnsi="宋体" w:cs="宋体"/>
+              </w:rPr>
+              <w:t xml:space="preserve">待开始</w:t>
+            </w:r>
+          </w:p>
+        </w:tc>
+      </w:tr>
+      <w:tr>
+        <w:trPr>
+          <w:tblHeader w:val="false"/>
+        </w:trPr>
+        <w:tc>
+          <w:tcPr>
+            <w:tcW w:type="dxa" w:w="3008"/>
+            <w:tcBorders>
+              <w:top w:val="single" w:color="000000" w:sz="4"/>
+              <w:left w:val="single" w:color="000000" w:sz="4"/>
+              <w:bottom w:val="single" w:color="000000" w:sz="4"/>
+              <w:right w:val="single" w:color="000000" w:sz="4"/>
+            </w:tcBorders>
+          </w:tcPr>
+          <w:p>
+            <w:pPr>
+              <w:spacing w:before="40" w:after="40"/>
+            </w:pPr>
+            <w:r>
+              <w:rPr>
+                <w:rFonts w:ascii="宋体" w:eastAsia="宋体" w:hAnsi="宋体" w:cs="宋体"/>
+              </w:rPr>
+              <w:t xml:space="preserve">P4 知识库</w:t>
+            </w:r>
+          </w:p>
+        </w:tc>
+        <w:tc>
+          <w:tcPr>
+            <w:tcW w:type="dxa" w:w="3008"/>
+            <w:tcBorders>
+              <w:top w:val="single" w:color="000000" w:sz="4"/>
+              <w:left w:val="single" w:color="000000" w:sz="4"/>
+              <w:bottom w:val="single" w:color="000000" w:sz="4"/>
+              <w:right w:val="single" w:color="000000" w:sz="4"/>
+            </w:tcBorders>
+          </w:tcPr>
+          <w:p>
+            <w:pPr>
+              <w:spacing w:before="40" w:after="40"/>
+            </w:pPr>
+            <w:r>
+              <w:rPr>
+                <w:rFonts w:ascii="宋体" w:eastAsia="宋体" w:hAnsi="宋体" w:cs="宋体"/>
+              </w:rPr>
+              <w:t xml:space="preserve">knowledge_bases、kb_documents、kb_chunks、kb_terms 表与 pgvector；PDF / DOCX / Markdown / TXT / URL 导入与分段向量化；术语表（手工、从双语语料与文献抽取）；标注规范；研究笔记（证据篮与助手草稿写入）；混合检索；kb.search / kb.save / kb.extract_terms / kb.summarize 工具；OpenUI 组件 TermCard、KbCitation；TBX / CSV 导出；知识库页面</w:t>
+            </w:r>
+          </w:p>
+        </w:tc>
+        <w:tc>
+          <w:tcPr>
+            <w:tcW w:type="dxa" w:w="3010"/>
+            <w:tcBorders>
+              <w:top w:val="single" w:color="000000" w:sz="4"/>
+              <w:left w:val="single" w:color="000000" w:sz="4"/>
+              <w:bottom w:val="single" w:color="000000" w:sz="4"/>
+              <w:right w:val="single" w:color="000000" w:sz="4"/>
+            </w:tcBorders>
+          </w:tcPr>
+          <w:p>
+            <w:pPr>
+              <w:spacing w:before="40" w:after="40"/>
+            </w:pPr>
+            <w:r>
+              <w:rPr>
+                <w:rFonts w:ascii="宋体" w:eastAsia="宋体" w:hAnsi="宋体" w:cs="宋体"/>
+              </w:rPr>
+              <w:t xml:space="preserve">待开始</w:t>
+            </w:r>
+          </w:p>
+        </w:tc>
+      </w:tr>
+      <w:tr>
+        <w:trPr>
+          <w:tblHeader w:val="false"/>
+        </w:trPr>
+        <w:tc>
+          <w:tcPr>
+            <w:tcW w:type="dxa" w:w="3008"/>
+            <w:tcBorders>
+              <w:top w:val="single" w:color="000000" w:sz="4"/>
+              <w:left w:val="single" w:color="000000" w:sz="4"/>
+              <w:bottom w:val="single" w:color="000000" w:sz="4"/>
+              <w:right w:val="single" w:color="000000" w:sz="4"/>
+            </w:tcBorders>
+          </w:tcPr>
+          <w:p>
+            <w:pPr>
+              <w:spacing w:before="40" w:after="40"/>
+            </w:pPr>
+            <w:r>
+              <w:rPr>
+                <w:rFonts w:ascii="宋体" w:eastAsia="宋体" w:hAnsi="宋体" w:cs="宋体"/>
+              </w:rPr>
+              <w:t xml:space="preserve">P5 标注二</w:t>
+            </w:r>
+          </w:p>
+        </w:tc>
+        <w:tc>
+          <w:tcPr>
+            <w:tcW w:type="dxa" w:w="3008"/>
+            <w:tcBorders>
+              <w:top w:val="single" w:color="000000" w:sz="4"/>
+              <w:left w:val="single" w:color="000000" w:sz="4"/>
+              <w:bottom w:val="single" w:color="000000" w:sz="4"/>
+              <w:right w:val="single" w:color="000000" w:sz="4"/>
+            </w:tcBorders>
+          </w:tcPr>
+          <w:p>
+            <w:pPr>
+              <w:spacing w:before="40" w:after="40"/>
+            </w:pPr>
+            <w:r>
+              <w:rPr>
+                <w:rFonts w:ascii="宋体" w:eastAsia="宋体" w:hAnsi="宋体" w:cs="宋体"/>
+              </w:rPr>
+              <w:t xml:space="preserve">自定义片段与关系标注（标签集、文本高亮、连线、LLM 预标按规范）；双语句级与词级对齐（候选生成、连线图编辑、确认）；学习者偏误与翻译策略标签集模板；多人标注一致性（kappa、alpha）与仲裁；OpenUI 组件 AlignmentGraph；导出 brat standoff、JSON、TMX；按自定义标签检索 </w:t>
+            </w:r>
+            <w:r>
+              <w:rPr>
+                <w:rFonts w:ascii="Consolas" w:eastAsia="宋体" w:hAnsi="Consolas" w:cs="Consolas"/>
+              </w:rPr>
+              <w:t xml:space="preserve">[标签]</w:t>
+            </w:r>
+          </w:p>
+        </w:tc>
+        <w:tc>
+          <w:tcPr>
+            <w:tcW w:type="dxa" w:w="3010"/>
+            <w:tcBorders>
+              <w:top w:val="single" w:color="000000" w:sz="4"/>
+              <w:left w:val="single" w:color="000000" w:sz="4"/>
+              <w:bottom w:val="single" w:color="000000" w:sz="4"/>
+              <w:right w:val="single" w:color="000000" w:sz="4"/>
+            </w:tcBorders>
+          </w:tcPr>
+          <w:p>
+            <w:pPr>
+              <w:spacing w:before="40" w:after="40"/>
+            </w:pPr>
+            <w:r>
+              <w:rPr>
+                <w:rFonts w:ascii="宋体" w:eastAsia="宋体" w:hAnsi="宋体" w:cs="宋体"/>
+              </w:rPr>
+              <w:t xml:space="preserve">待开始</w:t>
+            </w:r>
+          </w:p>
+        </w:tc>
+      </w:tr>
+      <w:tr>
+        <w:trPr>
+          <w:tblHeader w:val="false"/>
+        </w:trPr>
+        <w:tc>
+          <w:tcPr>
+            <w:tcW w:type="dxa" w:w="3008"/>
+            <w:tcBorders>
+              <w:top w:val="single" w:color="000000" w:sz="4"/>
+              <w:left w:val="single" w:color="000000" w:sz="4"/>
+              <w:bottom w:val="single" w:color="000000" w:sz="4"/>
+              <w:right w:val="single" w:color="000000" w:sz="4"/>
+            </w:tcBorders>
+          </w:tcPr>
+          <w:p>
+            <w:pPr>
+              <w:spacing w:before="40" w:after="40"/>
+            </w:pPr>
+            <w:r>
+              <w:rPr>
+                <w:rFonts w:ascii="宋体" w:eastAsia="宋体" w:hAnsi="宋体" w:cs="宋体"/>
+              </w:rPr>
+              <w:t xml:space="preserve">P6 收尾</w:t>
+            </w:r>
+          </w:p>
+        </w:tc>
+        <w:tc>
+          <w:tcPr>
+            <w:tcW w:type="dxa" w:w="3008"/>
+            <w:tcBorders>
+              <w:top w:val="single" w:color="000000" w:sz="4"/>
+              <w:left w:val="single" w:color="000000" w:sz="4"/>
+              <w:bottom w:val="single" w:color="000000" w:sz="4"/>
+              <w:right w:val="single" w:color="000000" w:sz="4"/>
+            </w:tcBorders>
+          </w:tcPr>
+          <w:p>
+            <w:pPr>
+              <w:spacing w:before="40" w:after="40"/>
+            </w:pPr>
+            <w:r>
+              <w:rPr>
+                <w:rFonts w:ascii="宋体" w:eastAsia="宋体" w:hAnsi="宋体" w:cs="宋体"/>
+              </w:rPr>
+              <w:t xml:space="preserve">维基中英子集内置语料；UD 中文树库内置；权限与撤销回归；备份恢复说明；性能基线（Tatoeba 全量检索与统计耗时）；部署文档；README；两条研究流程端到端验收</w:t>
+            </w:r>
+          </w:p>
+        </w:tc>
+        <w:tc>
+          <w:tcPr>
+            <w:tcW w:type="dxa" w:w="3010"/>
+            <w:tcBorders>
+              <w:top w:val="single" w:color="000000" w:sz="4"/>
+              <w:left w:val="single" w:color="000000" w:sz="4"/>
+              <w:bottom w:val="single" w:color="000000" w:sz="4"/>
+              <w:right w:val="single" w:color="000000" w:sz="4"/>
+            </w:tcBorders>
+          </w:tcPr>
+          <w:p>
+            <w:pPr>
+              <w:spacing w:before="40" w:after="40"/>
+            </w:pPr>
+            <w:r>
+              <w:rPr>
+                <w:rFonts w:ascii="宋体" w:eastAsia="宋体" w:hAnsi="宋体" w:cs="宋体"/>
+              </w:rPr>
+              <w:t xml:space="preserve">待开始</w:t>
+            </w:r>
+          </w:p>
+        </w:tc>
+      </w:tr>
+      <w:tr>
+        <w:trPr>
+          <w:tblHeader w:val="false"/>
+        </w:trPr>
+        <w:tc>
+          <w:tcPr>
+            <w:tcW w:type="dxa" w:w="3008"/>
+            <w:tcBorders>
+              <w:top w:val="single" w:color="000000" w:sz="4"/>
+              <w:left w:val="single" w:color="000000" w:sz="4"/>
+              <w:bottom w:val="single" w:color="000000" w:sz="4"/>
+              <w:right w:val="single" w:color="000000" w:sz="4"/>
+            </w:tcBorders>
+          </w:tcPr>
+          <w:p>
+            <w:pPr>
+              <w:spacing w:before="40" w:after="40"/>
+            </w:pPr>
+            <w:r>
+              <w:rPr>
+                <w:rFonts w:ascii="宋体" w:eastAsia="宋体" w:hAnsi="宋体" w:cs="宋体"/>
+              </w:rPr>
+              <w:t xml:space="preserve">二期</w:t>
+            </w:r>
+          </w:p>
+        </w:tc>
+        <w:tc>
+          <w:tcPr>
+            <w:tcW w:type="dxa" w:w="3008"/>
+            <w:tcBorders>
+              <w:top w:val="single" w:color="000000" w:sz="4"/>
+              <w:left w:val="single" w:color="000000" w:sz="4"/>
+              <w:bottom w:val="single" w:color="000000" w:sz="4"/>
+              <w:right w:val="single" w:color="000000" w:sz="4"/>
+            </w:tcBorders>
+          </w:tcPr>
+          <w:p>
+            <w:pPr>
+              <w:spacing w:before="40" w:after="40"/>
+            </w:pPr>
+            <w:r>
+              <w:rPr>
+                <w:rFonts w:ascii="宋体" w:eastAsia="宋体" w:hAnsi="宋体" w:cs="宋体"/>
+              </w:rPr>
+              <w:t xml:space="preserve">命名实体、句子与文档分类、语义检索、更多内置语料、实时多人协作</w:t>
+            </w:r>
+          </w:p>
+        </w:tc>
+        <w:tc>
+          <w:tcPr>
+            <w:tcW w:type="dxa" w:w="3010"/>
+            <w:tcBorders>
+              <w:top w:val="single" w:color="000000" w:sz="4"/>
+              <w:left w:val="single" w:color="000000" w:sz="4"/>
+              <w:bottom w:val="single" w:color="000000" w:sz="4"/>
+              <w:right w:val="single" w:color="000000" w:sz="4"/>
+            </w:tcBorders>
+          </w:tcPr>
+          <w:p>
+            <w:pPr>
+              <w:spacing w:before="40" w:after="40"/>
+            </w:pPr>
+            <w:r>
+              <w:rPr>
+                <w:rFonts w:ascii="宋体" w:eastAsia="宋体" w:hAnsi="宋体" w:cs="宋体"/>
+              </w:rPr>
+              <w:t xml:space="preserve">不在首版</w:t>
+            </w:r>
+          </w:p>
+        </w:tc>
+      </w:tr>
+    </w:tbl>
+    <w:p>
+      <w:pPr>
+        <w:spacing w:before="0" w:after="0"/>
+      </w:pPr>
+    </w:p>
+    <w:p>
+      <w:r>
+        <w:rPr>
+          <w:rFonts w:ascii="宋体" w:eastAsia="宋体" w:hAnsi="宋体" w:cs="宋体"/>
+        </w:rPr>
+        <w:t xml:space="preserve">贯穿各阶段：每阶段先写 </w:t>
+      </w:r>
+      <w:r>
+        <w:rPr>
+          <w:rFonts w:ascii="Consolas" w:eastAsia="宋体" w:hAnsi="Consolas" w:cs="Consolas"/>
+        </w:rPr>
+        <w:t xml:space="preserve">contracts/pN.md</w:t>
+      </w:r>
+      <w:r>
+        <w:rPr>
+          <w:rFonts w:ascii="宋体" w:eastAsia="宋体" w:hAnsi="宋体" w:cs="宋体"/>
+        </w:rPr>
+        <w:t xml:space="preserve">，三方并行实现，整栈联调后提交；设计文档、Word、change-log 同批更新；每个新业务能力同批注册 Agent 工具与 OpenUI 组件。</w:t>
+      </w:r>
+    </w:p>
+    <w:p>
       <w:r>
         <w:rPr>
           <w:rFonts w:ascii="宋体" w:eastAsia="宋体" w:hAnsi="宋体" w:cs="宋体"/>
@@ -8706,19 +9447,7 @@
         <w:rPr>
           <w:rFonts w:ascii="宋体" w:eastAsia="宋体" w:hAnsi="宋体" w:cs="宋体"/>
         </w:rPr>
-        <w:t xml:space="preserve">初始提交存档与旧文档迁入 </w:t>
-      </w:r>
-      <w:r>
-        <w:rPr>
-          <w:rFonts w:ascii="Consolas" w:eastAsia="宋体" w:hAnsi="Consolas" w:cs="Consolas"/>
-        </w:rPr>
-        <w:t xml:space="preserve">doc/history/</w:t>
-      </w:r>
-      <w:r>
-        <w:rPr>
-          <w:rFonts w:ascii="宋体" w:eastAsia="宋体" w:hAnsi="宋体" w:cs="宋体"/>
-        </w:rPr>
-        <w:t xml:space="preserve"> 尚待确认。</w:t>
+        <w:t xml:space="preserve">对话与向量模型的服务地址、密钥和模型名由用户提供（P2 补与 P4 依赖）。</w:t>
       </w:r>
     </w:p>
     <w:p>
@@ -8733,7 +9462,7 @@
         <w:rPr>
           <w:rFonts w:ascii="宋体" w:eastAsia="宋体" w:hAnsi="宋体" w:cs="宋体"/>
         </w:rPr>
-        <w:t xml:space="preserve">对话与向量模型的具体服务地址和模型名由用户提供。</w:t>
+        <w:t xml:space="preserve">HanLP 是否纳入 P3 做中文分词词性对比。</w:t>
       </w:r>
     </w:p>
     <w:p>
@@ -8748,7 +9477,7 @@
         <w:rPr>
           <w:rFonts w:ascii="宋体" w:eastAsia="宋体" w:hAnsi="宋体" w:cs="宋体"/>
         </w:rPr>
-        <w:t xml:space="preserve">HanLP 是否纳入首版，取决于中文分词词性质量对比。</w:t>
+        <w:t xml:space="preserve">P4 向量模型：与对话模型同一 OpenAI 兼容服务，或本地模型。</w:t>
       </w:r>
     </w:p>
     <w:sectPr>

--- a/doc/语料检索分析与标注研究平台重构设计.docx
+++ b/doc/语料检索分析与标注研究平台重构设计.docx
@@ -4012,7 +4012,7 @@
               <w:rPr>
                 <w:rFonts w:ascii="宋体" w:eastAsia="宋体" w:hAnsi="宋体" w:cs="宋体"/>
               </w:rPr>
-              <w:t xml:space="preserve">Stanza 或 HanLP</w:t>
+              <w:t xml:space="preserve">中文 jieba（ICTCLAS 词性），英文 Stanza</w:t>
             </w:r>
           </w:p>
         </w:tc>
@@ -4083,7 +4083,7 @@
               <w:rPr>
                 <w:rFonts w:ascii="宋体" w:eastAsia="宋体" w:hAnsi="宋体" w:cs="宋体"/>
               </w:rPr>
-              <w:t xml:space="preserve">Stanza</w:t>
+              <w:t xml:space="preserve">Stanza（中文按 jieba 分词结果预分词后解析）</w:t>
             </w:r>
           </w:p>
         </w:tc>
@@ -6203,7 +6203,7 @@
         <w:rPr>
           <w:rFonts w:ascii="宋体" w:eastAsia="宋体" w:hAnsi="宋体" w:cs="宋体"/>
         </w:rPr>
-        <w:t xml:space="preserve">NLP 模型（Stanza 中英、HanLP 可选）随 worker 镜像固定版本。CWB 安装在 api 与 worker 镜像。</w:t>
+        <w:t xml:space="preserve">NLP：中文分词与词性用 jieba（固定词典、关闭 HMM），英文分词词性依存与中文依存用 Stanza；模型随 worker 镜像固定版本。CWB 安装在 api 与 worker 镜像。</w:t>
       </w:r>
     </w:p>
     <w:p>
@@ -8811,7 +8811,7 @@
               <w:rPr>
                 <w:rFonts w:ascii="宋体" w:eastAsia="宋体" w:hAnsi="宋体" w:cs="宋体"/>
               </w:rPr>
-              <w:t xml:space="preserve">真实模型接入验收（30 个真实任务、引用准确性）；Tatoeba 全量导入与内置语料发布；管理员维护内置语料页面</w:t>
+              <w:t xml:space="preserve">真实模型接入验收（30 个真实任务、引用准确性）；中文分词词性切换为 jieba；Tatoeba 全量导入与内置语料发布；管理员维护内置语料页面</w:t>
             </w:r>
           </w:p>
         </w:tc>
@@ -8833,7 +8833,7 @@
               <w:rPr>
                 <w:rFonts w:ascii="宋体" w:eastAsia="宋体" w:hAnsi="宋体" w:cs="宋体"/>
               </w:rPr>
-              <w:t xml:space="preserve">待用户提供模型配置后进行</w:t>
+              <w:t xml:space="preserve">真实模型已接通并完成 1 次完整对话（14 次工具调用、3 个组件）；jieba 切换进行中</w:t>
             </w:r>
           </w:p>
         </w:tc>
@@ -9447,7 +9447,7 @@
         <w:rPr>
           <w:rFonts w:ascii="宋体" w:eastAsia="宋体" w:hAnsi="宋体" w:cs="宋体"/>
         </w:rPr>
-        <w:t xml:space="preserve">对话与向量模型的服务地址、密钥和模型名由用户提供（P2 补与 P4 依赖）。</w:t>
+        <w:t xml:space="preserve">对话模型已配置（DeepSeek 兼容接口，deepseek-flash），密钥只在 deploy/.env；向量模型待定。</w:t>
       </w:r>
     </w:p>
     <w:p>
@@ -9462,7 +9462,7 @@
         <w:rPr>
           <w:rFonts w:ascii="宋体" w:eastAsia="宋体" w:hAnsi="宋体" w:cs="宋体"/>
         </w:rPr>
-        <w:t xml:space="preserve">HanLP 是否纳入 P3 做中文分词词性对比。</w:t>
+        <w:t xml:space="preserve">已定：中文分词词性用 jieba，不引入 HanLP。</w:t>
       </w:r>
     </w:p>
     <w:p>

--- a/doc/语料检索分析与标注研究平台重构设计.docx
+++ b/doc/语料检索分析与标注研究平台重构设计.docx
@@ -9113,7 +9113,7 @@
               <w:rPr>
                 <w:rFonts w:ascii="宋体" w:eastAsia="宋体" w:hAnsi="宋体" w:cs="宋体"/>
               </w:rPr>
-              <w:t xml:space="preserve">维基中英子集内置语料；UD 中文树库内置；权限与撤销回归；备份恢复说明；性能基线（Tatoeba 全量检索与统计耗时）；部署文档；README；两条研究流程端到端验收</w:t>
+              <w:t xml:space="preserve">前端完成度专项审查（对照设计方案、设计稿与契约逐页逐状态核对并补齐）；维基中英子集内置语料；UD 中文树库内置；权限与撤销回归；备份恢复说明；性能基线（Tatoeba 全量检索与统计耗时）；部署文档；README；两条研究流程端到端验收</w:t>
             </w:r>
           </w:p>
         </w:tc>

--- a/doc/语料检索分析与标注研究平台重构设计.docx
+++ b/doc/语料检索分析与标注研究平台重构设计.docx
@@ -8811,7 +8811,7 @@
               <w:rPr>
                 <w:rFonts w:ascii="宋体" w:eastAsia="宋体" w:hAnsi="宋体" w:cs="宋体"/>
               </w:rPr>
-              <w:t xml:space="preserve">真实模型接入验收（30 个真实任务、引用准确性）；中文分词词性切换为 jieba；Tatoeba 全量导入与内置语料发布；管理员维护内置语料页面</w:t>
+              <w:t xml:space="preserve">真实模型接入验收；中文分词词性切换为 jieba；Tatoeba 全量导入与内置语料发布；管理员维护内置语料页面</w:t>
             </w:r>
           </w:p>
         </w:tc>
@@ -8833,7 +8833,7 @@
               <w:rPr>
                 <w:rFonts w:ascii="宋体" w:eastAsia="宋体" w:hAnsi="宋体" w:cs="宋体"/>
               </w:rPr>
-              <w:t xml:space="preserve">真实模型已接通并完成 1 次完整对话（14 次工具调用、3 个组件）；jieba 切换进行中</w:t>
+              <w:t xml:space="preserve">真实模型已在 P2–P5 验收中使用（对话、预标、摘要、抽取、对齐）；jieba 已完成；内置语料导入与管理员页面在 P6-2</w:t>
             </w:r>
           </w:p>
         </w:tc>
@@ -8916,7 +8916,7 @@
               <w:rPr>
                 <w:rFonts w:ascii="宋体" w:eastAsia="宋体" w:hAnsi="宋体" w:cs="宋体"/>
               </w:rPr>
-              <w:t xml:space="preserve">待开始</w:t>
+              <w:t xml:space="preserve">已实现，联调通过</w:t>
             </w:r>
           </w:p>
         </w:tc>
@@ -8987,7 +8987,7 @@
               <w:rPr>
                 <w:rFonts w:ascii="宋体" w:eastAsia="宋体" w:hAnsi="宋体" w:cs="宋体"/>
               </w:rPr>
-              <w:t xml:space="preserve">待开始</w:t>
+              <w:t xml:space="preserve">已实现，联调通过</w:t>
             </w:r>
           </w:p>
         </w:tc>
@@ -9064,7 +9064,7 @@
               <w:rPr>
                 <w:rFonts w:ascii="宋体" w:eastAsia="宋体" w:hAnsi="宋体" w:cs="宋体"/>
               </w:rPr>
-              <w:t xml:space="preserve">待开始</w:t>
+              <w:t xml:space="preserve">已实现，联调通过</w:t>
             </w:r>
           </w:p>
         </w:tc>
@@ -9135,7 +9135,7 @@
               <w:rPr>
                 <w:rFonts w:ascii="宋体" w:eastAsia="宋体" w:hAnsi="宋体" w:cs="宋体"/>
               </w:rPr>
-              <w:t xml:space="preserve">待开始</w:t>
+              <w:t xml:space="preserve">进行中：前端审查、权限回归、备份恢复已完成；内置语料导入、性能基线、干净环境验收待完成</w:t>
             </w:r>
           </w:p>
         </w:tc>

--- a/doc/语料检索分析与标注研究平台重构设计.docx
+++ b/doc/语料检索分析与标注研究平台重构设计.docx
@@ -9135,7 +9135,7 @@
               <w:rPr>
                 <w:rFonts w:ascii="宋体" w:eastAsia="宋体" w:hAnsi="宋体" w:cs="宋体"/>
               </w:rPr>
-              <w:t xml:space="preserve">进行中：前端审查、权限回归、备份恢复已完成；内置语料导入、性能基线、干净环境验收待完成</w:t>
+              <w:t xml:space="preserve">进行中：前端审查、权限回归、备份恢复已完成；内置语料按缩减范围导入（维基中英各 1000 篇、UD 英文 EWT 与中文 GSD 全量、Tatoeba 中英第 1 批约 26 万句对，其余 7 批与性能基线按用户决定暂停）；干净环境验收待完成</w:t>
             </w:r>
           </w:p>
         </w:tc>

--- a/doc/语料检索分析与标注研究平台重构设计.docx
+++ b/doc/语料检索分析与标注研究平台重构设计.docx
@@ -9135,7 +9135,7 @@
               <w:rPr>
                 <w:rFonts w:ascii="宋体" w:eastAsia="宋体" w:hAnsi="宋体" w:cs="宋体"/>
               </w:rPr>
-              <w:t xml:space="preserve">进行中：前端审查、权限回归、备份恢复已完成；内置语料按缩减范围导入（维基中英各 1000 篇、UD 英文 EWT 与中文 GSD 全量、Tatoeba 中英第 1 批约 26 万句对，其余 7 批与性能基线按用户决定暂停）；干净环境验收待完成</w:t>
+              <w:t xml:space="preserve">进行中：前端审查、权限回归、备份恢复已完成；内置语料按缩减范围导入（维基中英各 1000 篇、UD 英文 EWT 与中文 GSD 全量、Tatoeba 中英第 1 批约 26 万句对，其余 7 批与性能基线按用户决定暂停）；干净环境验收已完成（新卷 Compose 两条研究流程走通，见 [验收记录](acceptance.md)）</w:t>
             </w:r>
           </w:p>
         </w:tc>

--- a/doc/语料检索分析与标注研究平台重构设计.docx
+++ b/doc/语料检索分析与标注研究平台重构设计.docx
@@ -1102,7 +1102,7 @@
               <w:rPr>
                 <w:rFonts w:ascii="宋体" w:eastAsia="宋体" w:hAnsi="宋体" w:cs="宋体"/>
               </w:rPr>
-              <w:t xml:space="preserve">内置 Tatoeba 中英、UD 中英树库、维基中英子集；用户上传 TXT、DOCX、CSV/TSV、CoNLL-U、TMX；文档级元数据（标题、语言、体裁、年代、来源、自定义字段）；按元数据筛出子库并保存</w:t>
+              <w:t xml:space="preserve">内置 Tatoeba 中英、UD 中英树库、维基中英子集；用户上传 TXT、DOCX、CSV/TSV（列映射）、CoNLL-U、TMX，规则见第四节"语料导入"；文档级元数据（标题、语言、体裁、年代、来源、自定义字段）；按元数据筛出子库并保存</w:t>
             </w:r>
           </w:p>
         </w:tc>
@@ -2467,6 +2467,667 @@
           <w:rFonts w:ascii="宋体" w:eastAsia="宋体" w:hAnsi="宋体" w:cs="宋体"/>
         </w:rPr>
         <w:t xml:space="preserve">正文、索引、结果文件、Pi 会话文件存本地文件系统，数据库只保存路径。坐标统一使用正文 Unicode 码点，左闭右开。</w:t>
+      </w:r>
+    </w:p>
+    <w:p>
+      <w:pPr>
+        <w:pStyle w:val="Heading2"/>
+      </w:pPr>
+      <w:r>
+        <w:rPr>
+          <w:rFonts w:ascii="宋体" w:eastAsia="宋体" w:hAnsi="宋体" w:cs="宋体"/>
+        </w:rPr>
+        <w:t xml:space="preserve">语料导入</w:t>
+      </w:r>
+    </w:p>
+    <w:tbl>
+      <w:tblPr>
+        <w:tblW w:type="dxa" w:w="9026"/>
+        <w:tblBorders>
+          <w:top w:val="single" w:color="auto" w:sz="4"/>
+          <w:left w:val="single" w:color="auto" w:sz="4"/>
+          <w:bottom w:val="single" w:color="auto" w:sz="4"/>
+          <w:right w:val="single" w:color="auto" w:sz="4"/>
+          <w:insideH w:val="single" w:color="auto" w:sz="4"/>
+          <w:insideV w:val="single" w:color="auto" w:sz="4"/>
+        </w:tblBorders>
+      </w:tblPr>
+      <w:tblGrid>
+        <w:gridCol w:w="3008"/>
+        <w:gridCol w:w="3008"/>
+        <w:gridCol w:w="3010"/>
+      </w:tblGrid>
+      <w:tr>
+        <w:trPr>
+          <w:tblHeader/>
+        </w:trPr>
+        <w:tc>
+          <w:tcPr>
+            <w:tcW w:type="dxa" w:w="3008"/>
+            <w:tcBorders>
+              <w:top w:val="single" w:color="000000" w:sz="4"/>
+              <w:left w:val="single" w:color="000000" w:sz="4"/>
+              <w:bottom w:val="single" w:color="000000" w:sz="4"/>
+              <w:right w:val="single" w:color="000000" w:sz="4"/>
+            </w:tcBorders>
+          </w:tcPr>
+          <w:p>
+            <w:pPr>
+              <w:spacing w:before="40" w:after="40"/>
+            </w:pPr>
+            <w:r>
+              <w:rPr>
+                <w:rFonts w:ascii="宋体" w:eastAsia="宋体" w:hAnsi="宋体" w:cs="宋体"/>
+                <w:b/>
+                <w:bCs/>
+              </w:rPr>
+              <w:t xml:space="preserve">格式</w:t>
+            </w:r>
+          </w:p>
+        </w:tc>
+        <w:tc>
+          <w:tcPr>
+            <w:tcW w:type="dxa" w:w="3008"/>
+            <w:tcBorders>
+              <w:top w:val="single" w:color="000000" w:sz="4"/>
+              <w:left w:val="single" w:color="000000" w:sz="4"/>
+              <w:bottom w:val="single" w:color="000000" w:sz="4"/>
+              <w:right w:val="single" w:color="000000" w:sz="4"/>
+            </w:tcBorders>
+          </w:tcPr>
+          <w:p>
+            <w:pPr>
+              <w:spacing w:before="40" w:after="40"/>
+            </w:pPr>
+            <w:r>
+              <w:rPr>
+                <w:rFonts w:ascii="宋体" w:eastAsia="宋体" w:hAnsi="宋体" w:cs="宋体"/>
+                <w:b/>
+                <w:bCs/>
+              </w:rPr>
+              <w:t xml:space="preserve">一个文件产生</w:t>
+            </w:r>
+          </w:p>
+        </w:tc>
+        <w:tc>
+          <w:tcPr>
+            <w:tcW w:type="dxa" w:w="3010"/>
+            <w:tcBorders>
+              <w:top w:val="single" w:color="000000" w:sz="4"/>
+              <w:left w:val="single" w:color="000000" w:sz="4"/>
+              <w:bottom w:val="single" w:color="000000" w:sz="4"/>
+              <w:right w:val="single" w:color="000000" w:sz="4"/>
+            </w:tcBorders>
+          </w:tcPr>
+          <w:p>
+            <w:pPr>
+              <w:spacing w:before="40" w:after="40"/>
+            </w:pPr>
+            <w:r>
+              <w:rPr>
+                <w:rFonts w:ascii="宋体" w:eastAsia="宋体" w:hAnsi="宋体" w:cs="宋体"/>
+                <w:b/>
+                <w:bCs/>
+              </w:rPr>
+              <w:t xml:space="preserve">规则</w:t>
+            </w:r>
+          </w:p>
+        </w:tc>
+      </w:tr>
+      <w:tr>
+        <w:trPr>
+          <w:tblHeader w:val="false"/>
+        </w:trPr>
+        <w:tc>
+          <w:tcPr>
+            <w:tcW w:type="dxa" w:w="3008"/>
+            <w:tcBorders>
+              <w:top w:val="single" w:color="000000" w:sz="4"/>
+              <w:left w:val="single" w:color="000000" w:sz="4"/>
+              <w:bottom w:val="single" w:color="000000" w:sz="4"/>
+              <w:right w:val="single" w:color="000000" w:sz="4"/>
+            </w:tcBorders>
+          </w:tcPr>
+          <w:p>
+            <w:pPr>
+              <w:spacing w:before="40" w:after="40"/>
+            </w:pPr>
+            <w:r>
+              <w:rPr>
+                <w:rFonts w:ascii="宋体" w:eastAsia="宋体" w:hAnsi="宋体" w:cs="宋体"/>
+              </w:rPr>
+              <w:t xml:space="preserve">TXT</w:t>
+            </w:r>
+          </w:p>
+        </w:tc>
+        <w:tc>
+          <w:tcPr>
+            <w:tcW w:type="dxa" w:w="3008"/>
+            <w:tcBorders>
+              <w:top w:val="single" w:color="000000" w:sz="4"/>
+              <w:left w:val="single" w:color="000000" w:sz="4"/>
+              <w:bottom w:val="single" w:color="000000" w:sz="4"/>
+              <w:right w:val="single" w:color="000000" w:sz="4"/>
+            </w:tcBorders>
+          </w:tcPr>
+          <w:p>
+            <w:pPr>
+              <w:spacing w:before="40" w:after="40"/>
+            </w:pPr>
+            <w:r>
+              <w:rPr>
+                <w:rFonts w:ascii="宋体" w:eastAsia="宋体" w:hAnsi="宋体" w:cs="宋体"/>
+              </w:rPr>
+              <w:t xml:space="preserve">1 篇文档</w:t>
+            </w:r>
+          </w:p>
+        </w:tc>
+        <w:tc>
+          <w:tcPr>
+            <w:tcW w:type="dxa" w:w="3010"/>
+            <w:tcBorders>
+              <w:top w:val="single" w:color="000000" w:sz="4"/>
+              <w:left w:val="single" w:color="000000" w:sz="4"/>
+              <w:bottom w:val="single" w:color="000000" w:sz="4"/>
+              <w:right w:val="single" w:color="000000" w:sz="4"/>
+            </w:tcBorders>
+          </w:tcPr>
+          <w:p>
+            <w:pPr>
+              <w:spacing w:before="40" w:after="40"/>
+            </w:pPr>
+            <w:r>
+              <w:rPr>
+                <w:rFonts w:ascii="宋体" w:eastAsia="宋体" w:hAnsi="宋体" w:cs="宋体"/>
+              </w:rPr>
+              <w:t xml:space="preserve">编码自动识别：UTF-8（含或不含 BOM）、UTF-16（BOM 或按零字节判断）、GB18030 / GBK；CRLF、CR 统一为换行；空行去掉；不按分隔线拆分</w:t>
+            </w:r>
+          </w:p>
+        </w:tc>
+      </w:tr>
+      <w:tr>
+        <w:trPr>
+          <w:tblHeader w:val="false"/>
+        </w:trPr>
+        <w:tc>
+          <w:tcPr>
+            <w:tcW w:type="dxa" w:w="3008"/>
+            <w:tcBorders>
+              <w:top w:val="single" w:color="000000" w:sz="4"/>
+              <w:left w:val="single" w:color="000000" w:sz="4"/>
+              <w:bottom w:val="single" w:color="000000" w:sz="4"/>
+              <w:right w:val="single" w:color="000000" w:sz="4"/>
+            </w:tcBorders>
+          </w:tcPr>
+          <w:p>
+            <w:pPr>
+              <w:spacing w:before="40" w:after="40"/>
+            </w:pPr>
+            <w:r>
+              <w:rPr>
+                <w:rFonts w:ascii="宋体" w:eastAsia="宋体" w:hAnsi="宋体" w:cs="宋体"/>
+              </w:rPr>
+              <w:t xml:space="preserve">DOCX</w:t>
+            </w:r>
+          </w:p>
+        </w:tc>
+        <w:tc>
+          <w:tcPr>
+            <w:tcW w:type="dxa" w:w="3008"/>
+            <w:tcBorders>
+              <w:top w:val="single" w:color="000000" w:sz="4"/>
+              <w:left w:val="single" w:color="000000" w:sz="4"/>
+              <w:bottom w:val="single" w:color="000000" w:sz="4"/>
+              <w:right w:val="single" w:color="000000" w:sz="4"/>
+            </w:tcBorders>
+          </w:tcPr>
+          <w:p>
+            <w:pPr>
+              <w:spacing w:before="40" w:after="40"/>
+            </w:pPr>
+            <w:r>
+              <w:rPr>
+                <w:rFonts w:ascii="宋体" w:eastAsia="宋体" w:hAnsi="宋体" w:cs="宋体"/>
+              </w:rPr>
+              <w:t xml:space="preserve">1 篇文档</w:t>
+            </w:r>
+          </w:p>
+        </w:tc>
+        <w:tc>
+          <w:tcPr>
+            <w:tcW w:type="dxa" w:w="3010"/>
+            <w:tcBorders>
+              <w:top w:val="single" w:color="000000" w:sz="4"/>
+              <w:left w:val="single" w:color="000000" w:sz="4"/>
+              <w:bottom w:val="single" w:color="000000" w:sz="4"/>
+              <w:right w:val="single" w:color="000000" w:sz="4"/>
+            </w:tcBorders>
+          </w:tcPr>
+          <w:p>
+            <w:pPr>
+              <w:spacing w:before="40" w:after="40"/>
+            </w:pPr>
+            <w:r>
+              <w:rPr>
+                <w:rFonts w:ascii="宋体" w:eastAsia="宋体" w:hAnsi="宋体" w:cs="宋体"/>
+              </w:rPr>
+              <w:t xml:space="preserve">正文段落（含标题）与表格单元格按文档顺序取文字，合并单元格只取一次；文本框、脚注、页眉页脚、图片不读；标题取文档属性，空则用文件名</w:t>
+            </w:r>
+          </w:p>
+        </w:tc>
+      </w:tr>
+      <w:tr>
+        <w:trPr>
+          <w:tblHeader w:val="false"/>
+        </w:trPr>
+        <w:tc>
+          <w:tcPr>
+            <w:tcW w:type="dxa" w:w="3008"/>
+            <w:tcBorders>
+              <w:top w:val="single" w:color="000000" w:sz="4"/>
+              <w:left w:val="single" w:color="000000" w:sz="4"/>
+              <w:bottom w:val="single" w:color="000000" w:sz="4"/>
+              <w:right w:val="single" w:color="000000" w:sz="4"/>
+            </w:tcBorders>
+          </w:tcPr>
+          <w:p>
+            <w:pPr>
+              <w:spacing w:before="40" w:after="40"/>
+            </w:pPr>
+            <w:r>
+              <w:rPr>
+                <w:rFonts w:ascii="宋体" w:eastAsia="宋体" w:hAnsi="宋体" w:cs="宋体"/>
+              </w:rPr>
+              <w:t xml:space="preserve">CSV / TSV</w:t>
+            </w:r>
+          </w:p>
+        </w:tc>
+        <w:tc>
+          <w:tcPr>
+            <w:tcW w:type="dxa" w:w="3008"/>
+            <w:tcBorders>
+              <w:top w:val="single" w:color="000000" w:sz="4"/>
+              <w:left w:val="single" w:color="000000" w:sz="4"/>
+              <w:bottom w:val="single" w:color="000000" w:sz="4"/>
+              <w:right w:val="single" w:color="000000" w:sz="4"/>
+            </w:tcBorders>
+          </w:tcPr>
+          <w:p>
+            <w:pPr>
+              <w:spacing w:before="40" w:after="40"/>
+            </w:pPr>
+            <w:r>
+              <w:rPr>
+                <w:rFonts w:ascii="宋体" w:eastAsia="宋体" w:hAnsi="宋体" w:cs="宋体"/>
+              </w:rPr>
+              <w:t xml:space="preserve">每行 1 篇文档</w:t>
+            </w:r>
+          </w:p>
+        </w:tc>
+        <w:tc>
+          <w:tcPr>
+            <w:tcW w:type="dxa" w:w="3010"/>
+            <w:tcBorders>
+              <w:top w:val="single" w:color="000000" w:sz="4"/>
+              <w:left w:val="single" w:color="000000" w:sz="4"/>
+              <w:bottom w:val="single" w:color="000000" w:sz="4"/>
+              <w:right w:val="single" w:color="000000" w:sz="4"/>
+            </w:tcBorders>
+          </w:tcPr>
+          <w:p>
+            <w:pPr>
+              <w:spacing w:before="40" w:after="40"/>
+            </w:pPr>
+            <w:r>
+              <w:rPr>
+                <w:rFonts w:ascii="宋体" w:eastAsia="宋体" w:hAnsi="宋体" w:cs="宋体"/>
+              </w:rPr>
+              <w:t xml:space="preserve">上传时选择列映射（见下）；正文为空的行跳过；编码规则同 TXT</w:t>
+            </w:r>
+          </w:p>
+        </w:tc>
+      </w:tr>
+      <w:tr>
+        <w:trPr>
+          <w:tblHeader w:val="false"/>
+        </w:trPr>
+        <w:tc>
+          <w:tcPr>
+            <w:tcW w:type="dxa" w:w="3008"/>
+            <w:tcBorders>
+              <w:top w:val="single" w:color="000000" w:sz="4"/>
+              <w:left w:val="single" w:color="000000" w:sz="4"/>
+              <w:bottom w:val="single" w:color="000000" w:sz="4"/>
+              <w:right w:val="single" w:color="000000" w:sz="4"/>
+            </w:tcBorders>
+          </w:tcPr>
+          <w:p>
+            <w:pPr>
+              <w:spacing w:before="40" w:after="40"/>
+            </w:pPr>
+            <w:r>
+              <w:rPr>
+                <w:rFonts w:ascii="宋体" w:eastAsia="宋体" w:hAnsi="宋体" w:cs="宋体"/>
+              </w:rPr>
+              <w:t xml:space="preserve">CoNLL-U</w:t>
+            </w:r>
+          </w:p>
+        </w:tc>
+        <w:tc>
+          <w:tcPr>
+            <w:tcW w:type="dxa" w:w="3008"/>
+            <w:tcBorders>
+              <w:top w:val="single" w:color="000000" w:sz="4"/>
+              <w:left w:val="single" w:color="000000" w:sz="4"/>
+              <w:bottom w:val="single" w:color="000000" w:sz="4"/>
+              <w:right w:val="single" w:color="000000" w:sz="4"/>
+            </w:tcBorders>
+          </w:tcPr>
+          <w:p>
+            <w:pPr>
+              <w:spacing w:before="40" w:after="40"/>
+            </w:pPr>
+            <w:r>
+              <w:rPr>
+                <w:rFonts w:ascii="宋体" w:eastAsia="宋体" w:hAnsi="宋体" w:cs="宋体"/>
+              </w:rPr>
+              <w:t xml:space="preserve">1 篇，或每个 </w:t>
+            </w:r>
+            <w:r>
+              <w:rPr>
+                <w:rFonts w:ascii="Consolas" w:eastAsia="宋体" w:hAnsi="Consolas" w:cs="Consolas"/>
+              </w:rPr>
+              <w:t xml:space="preserve"># newdoc</w:t>
+            </w:r>
+            <w:r>
+              <w:rPr>
+                <w:rFonts w:ascii="宋体" w:eastAsia="宋体" w:hAnsi="宋体" w:cs="宋体"/>
+              </w:rPr>
+              <w:t xml:space="preserve"> 1 篇</w:t>
+            </w:r>
+          </w:p>
+        </w:tc>
+        <w:tc>
+          <w:tcPr>
+            <w:tcW w:type="dxa" w:w="3010"/>
+            <w:tcBorders>
+              <w:top w:val="single" w:color="000000" w:sz="4"/>
+              <w:left w:val="single" w:color="000000" w:sz="4"/>
+              <w:bottom w:val="single" w:color="000000" w:sz="4"/>
+              <w:right w:val="single" w:color="000000" w:sz="4"/>
+            </w:tcBorders>
+          </w:tcPr>
+          <w:p>
+            <w:pPr>
+              <w:spacing w:before="40" w:after="40"/>
+            </w:pPr>
+            <w:r>
+              <w:rPr>
+                <w:rFonts w:ascii="宋体" w:eastAsia="宋体" w:hAnsi="宋体" w:cs="宋体"/>
+              </w:rPr>
+              <w:t xml:space="preserve">保留词形、词元、UPOS、HEAD、依存关系；多词符号按表层形式定位、空节点跳过、注释行忽略；自带分词，导入时不再自动标注，任何语言均可</w:t>
+            </w:r>
+          </w:p>
+        </w:tc>
+      </w:tr>
+      <w:tr>
+        <w:trPr>
+          <w:tblHeader w:val="false"/>
+        </w:trPr>
+        <w:tc>
+          <w:tcPr>
+            <w:tcW w:type="dxa" w:w="3008"/>
+            <w:tcBorders>
+              <w:top w:val="single" w:color="000000" w:sz="4"/>
+              <w:left w:val="single" w:color="000000" w:sz="4"/>
+              <w:bottom w:val="single" w:color="000000" w:sz="4"/>
+              <w:right w:val="single" w:color="000000" w:sz="4"/>
+            </w:tcBorders>
+          </w:tcPr>
+          <w:p>
+            <w:pPr>
+              <w:spacing w:before="40" w:after="40"/>
+            </w:pPr>
+            <w:r>
+              <w:rPr>
+                <w:rFonts w:ascii="宋体" w:eastAsia="宋体" w:hAnsi="宋体" w:cs="宋体"/>
+              </w:rPr>
+              <w:t xml:space="preserve">TMX</w:t>
+            </w:r>
+          </w:p>
+        </w:tc>
+        <w:tc>
+          <w:tcPr>
+            <w:tcW w:type="dxa" w:w="3008"/>
+            <w:tcBorders>
+              <w:top w:val="single" w:color="000000" w:sz="4"/>
+              <w:left w:val="single" w:color="000000" w:sz="4"/>
+              <w:bottom w:val="single" w:color="000000" w:sz="4"/>
+              <w:right w:val="single" w:color="000000" w:sz="4"/>
+            </w:tcBorders>
+          </w:tcPr>
+          <w:p>
+            <w:pPr>
+              <w:spacing w:before="40" w:after="40"/>
+            </w:pPr>
+            <w:r>
+              <w:rPr>
+                <w:rFonts w:ascii="宋体" w:eastAsia="宋体" w:hAnsi="宋体" w:cs="宋体"/>
+              </w:rPr>
+              <w:t xml:space="preserve">每种语言 1 篇，句对对齐</w:t>
+            </w:r>
+          </w:p>
+        </w:tc>
+        <w:tc>
+          <w:tcPr>
+            <w:tcW w:type="dxa" w:w="3010"/>
+            <w:tcBorders>
+              <w:top w:val="single" w:color="000000" w:sz="4"/>
+              <w:left w:val="single" w:color="000000" w:sz="4"/>
+              <w:bottom w:val="single" w:color="000000" w:sz="4"/>
+              <w:right w:val="single" w:color="000000" w:sz="4"/>
+            </w:tcBorders>
+          </w:tcPr>
+          <w:p>
+            <w:pPr>
+              <w:spacing w:before="40" w:after="40"/>
+            </w:pPr>
+            <w:r>
+              <w:rPr>
+                <w:rFonts w:ascii="宋体" w:eastAsia="宋体" w:hAnsi="宋体" w:cs="宋体"/>
+              </w:rPr>
+              <w:t xml:space="preserve">语言取 </w:t>
+            </w:r>
+            <w:r>
+              <w:rPr>
+                <w:rFonts w:ascii="Consolas" w:eastAsia="宋体" w:hAnsi="Consolas" w:cs="Consolas"/>
+              </w:rPr>
+              <w:t xml:space="preserve">xml:lang</w:t>
+            </w:r>
+            <w:r>
+              <w:rPr>
+                <w:rFonts w:ascii="宋体" w:eastAsia="宋体" w:hAnsi="宋体" w:cs="宋体"/>
+              </w:rPr>
+              <w:t xml:space="preserve">（1.4）或 </w:t>
+            </w:r>
+            <w:r>
+              <w:rPr>
+                <w:rFonts w:ascii="Consolas" w:eastAsia="宋体" w:hAnsi="Consolas" w:cs="Consolas"/>
+              </w:rPr>
+              <w:t xml:space="preserve">lang</w:t>
+            </w:r>
+            <w:r>
+              <w:rPr>
+                <w:rFonts w:ascii="宋体" w:eastAsia="宋体" w:hAnsi="宋体" w:cs="宋体"/>
+              </w:rPr>
+              <w:t xml:space="preserve">（1.1），只取主代码；</w:t>
+            </w:r>
+            <w:r>
+              <w:rPr>
+                <w:rFonts w:ascii="Consolas" w:eastAsia="宋体" w:hAnsi="Consolas" w:cs="Consolas"/>
+              </w:rPr>
+              <w:t xml:space="preserve">&lt;bpt&gt;</w:t>
+            </w:r>
+            <w:r>
+              <w:rPr>
+                <w:rFonts w:ascii="宋体" w:eastAsia="宋体" w:hAnsi="宋体" w:cs="宋体"/>
+              </w:rPr>
+              <w:t xml:space="preserve"> </w:t>
+            </w:r>
+            <w:r>
+              <w:rPr>
+                <w:rFonts w:ascii="Consolas" w:eastAsia="宋体" w:hAnsi="Consolas" w:cs="Consolas"/>
+              </w:rPr>
+              <w:t xml:space="preserve">&lt;ept&gt;</w:t>
+            </w:r>
+            <w:r>
+              <w:rPr>
+                <w:rFonts w:ascii="宋体" w:eastAsia="宋体" w:hAnsi="宋体" w:cs="宋体"/>
+              </w:rPr>
+              <w:t xml:space="preserve"> </w:t>
+            </w:r>
+            <w:r>
+              <w:rPr>
+                <w:rFonts w:ascii="Consolas" w:eastAsia="宋体" w:hAnsi="Consolas" w:cs="Consolas"/>
+              </w:rPr>
+              <w:t xml:space="preserve">&lt;ph&gt;</w:t>
+            </w:r>
+            <w:r>
+              <w:rPr>
+                <w:rFonts w:ascii="宋体" w:eastAsia="宋体" w:hAnsi="宋体" w:cs="宋体"/>
+              </w:rPr>
+              <w:t xml:space="preserve"> </w:t>
+            </w:r>
+            <w:r>
+              <w:rPr>
+                <w:rFonts w:ascii="Consolas" w:eastAsia="宋体" w:hAnsi="Consolas" w:cs="Consolas"/>
+              </w:rPr>
+              <w:t xml:space="preserve">&lt;it&gt;</w:t>
+            </w:r>
+            <w:r>
+              <w:rPr>
+                <w:rFonts w:ascii="宋体" w:eastAsia="宋体" w:hAnsi="宋体" w:cs="宋体"/>
+              </w:rPr>
+              <w:t xml:space="preserve"> </w:t>
+            </w:r>
+            <w:r>
+              <w:rPr>
+                <w:rFonts w:ascii="Consolas" w:eastAsia="宋体" w:hAnsi="Consolas" w:cs="Consolas"/>
+              </w:rPr>
+              <w:t xml:space="preserve">&lt;ut&gt;</w:t>
+            </w:r>
+            <w:r>
+              <w:rPr>
+                <w:rFonts w:ascii="宋体" w:eastAsia="宋体" w:hAnsi="宋体" w:cs="宋体"/>
+              </w:rPr>
+              <w:t xml:space="preserve"> 去掉，其他行内标签保留文字</w:t>
+            </w:r>
+          </w:p>
+        </w:tc>
+      </w:tr>
+      <w:tr>
+        <w:trPr>
+          <w:tblHeader w:val="false"/>
+        </w:trPr>
+        <w:tc>
+          <w:tcPr>
+            <w:tcW w:type="dxa" w:w="3008"/>
+            <w:tcBorders>
+              <w:top w:val="single" w:color="000000" w:sz="4"/>
+              <w:left w:val="single" w:color="000000" w:sz="4"/>
+              <w:bottom w:val="single" w:color="000000" w:sz="4"/>
+              <w:right w:val="single" w:color="000000" w:sz="4"/>
+            </w:tcBorders>
+          </w:tcPr>
+          <w:p>
+            <w:pPr>
+              <w:spacing w:before="40" w:after="40"/>
+            </w:pPr>
+            <w:r>
+              <w:rPr>
+                <w:rFonts w:ascii="宋体" w:eastAsia="宋体" w:hAnsi="宋体" w:cs="宋体"/>
+              </w:rPr>
+              <w:t xml:space="preserve">Tatoeba</w:t>
+            </w:r>
+          </w:p>
+        </w:tc>
+        <w:tc>
+          <w:tcPr>
+            <w:tcW w:type="dxa" w:w="3008"/>
+            <w:tcBorders>
+              <w:top w:val="single" w:color="000000" w:sz="4"/>
+              <w:left w:val="single" w:color="000000" w:sz="4"/>
+              <w:bottom w:val="single" w:color="000000" w:sz="4"/>
+              <w:right w:val="single" w:color="000000" w:sz="4"/>
+            </w:tcBorders>
+          </w:tcPr>
+          <w:p>
+            <w:pPr>
+              <w:spacing w:before="40" w:after="40"/>
+            </w:pPr>
+            <w:r>
+              <w:rPr>
+                <w:rFonts w:ascii="宋体" w:eastAsia="宋体" w:hAnsi="宋体" w:cs="宋体"/>
+              </w:rPr>
+              <w:t xml:space="preserve">sentences / links 三件 TSV</w:t>
+            </w:r>
+          </w:p>
+        </w:tc>
+        <w:tc>
+          <w:tcPr>
+            <w:tcW w:type="dxa" w:w="3010"/>
+            <w:tcBorders>
+              <w:top w:val="single" w:color="000000" w:sz="4"/>
+              <w:left w:val="single" w:color="000000" w:sz="4"/>
+              <w:bottom w:val="single" w:color="000000" w:sz="4"/>
+              <w:right w:val="single" w:color="000000" w:sz="4"/>
+            </w:tcBorders>
+          </w:tcPr>
+          <w:p>
+            <w:pPr>
+              <w:spacing w:before="40" w:after="40"/>
+            </w:pPr>
+            <w:r>
+              <w:rPr>
+                <w:rFonts w:ascii="宋体" w:eastAsia="宋体" w:hAnsi="宋体" w:cs="宋体"/>
+              </w:rPr>
+              <w:t xml:space="preserve">一次上传识别为平行语料</w:t>
+            </w:r>
+          </w:p>
+        </w:tc>
+      </w:tr>
+    </w:tbl>
+    <w:p>
+      <w:pPr>
+        <w:spacing w:before="0" w:after="0"/>
+      </w:pPr>
+    </w:p>
+    <w:p>
+      <w:r>
+        <w:rPr>
+          <w:rFonts w:ascii="宋体" w:eastAsia="宋体" w:hAnsi="宋体" w:cs="宋体"/>
+        </w:rPr>
+        <w:t xml:space="preserve">CSV / TSV 列映射：选择表格文件后显示前 5 行预览（服务端读取文件前 256 KB），设置正文列（必选，1–2 列；两列按表格列序以空行连接，如标题 + 摘要）、标题列、语言列和元数据列（默认其余全部列）。日期、年份等列作为普通元数据。默认值：正文取名为 text / content / body / sentence / abstract / 正文 / 内容 / 句子 的列（不区分大小写），没有则取前 200 行平均长度最长的列；标题取 title / headline / 标题；语言取 language / lang / 语言。映射对本批全部表格文件生效，存入导入任务参数，重试沿用；不经页面（API、Agent）上传时按默认值导入。</w:t>
+      </w:r>
+    </w:p>
+    <w:p>
+      <w:r>
+        <w:rPr>
+          <w:rFonts w:ascii="宋体" w:eastAsia="宋体" w:hAnsi="宋体" w:cs="宋体"/>
+        </w:rPr>
+        <w:t xml:space="preserve">导入失败显示 </w:t>
+      </w:r>
+      <w:r>
+        <w:rPr>
+          <w:rFonts w:ascii="Consolas" w:eastAsia="宋体" w:hAnsi="Consolas" w:cs="Consolas"/>
+        </w:rPr>
+        <w:t xml:space="preserve">PARSE_ERROR</w:t>
+      </w:r>
+      <w:r>
+        <w:rPr>
+          <w:rFonts w:ascii="宋体" w:eastAsia="宋体" w:hAnsi="宋体" w:cs="宋体"/>
+        </w:rPr>
+        <w:t xml:space="preserve"> 和含文件名的原因（如"x.csv 缺少列：body""a.txt 无法识别编码"），语料列表与任务页均可重试；语料列表的重试重新执行该语料最近一次失败的导入或索引任务。</w:t>
       </w:r>
     </w:p>
     <w:p>

--- a/doc/语料检索分析与标注研究平台重构设计.docx
+++ b/doc/语料检索分析与标注研究平台重构设计.docx
@@ -9845,7 +9845,19 @@
               <w:rPr>
                 <w:rFonts w:ascii="宋体" w:eastAsia="宋体" w:hAnsi="宋体" w:cs="宋体"/>
               </w:rPr>
-              <w:t xml:space="preserve">命名实体、句子与文档分类、语义检索、更多内置语料、实时多人协作</w:t>
+              <w:t xml:space="preserve">命名实体、句子与文档分类、语义检索、更多内置语料（报刊语料，见 </w:t>
+            </w:r>
+            <w:r>
+              <w:rPr>
+                <w:rFonts w:ascii="Consolas" w:eastAsia="宋体" w:hAnsi="Consolas" w:cs="Consolas"/>
+              </w:rPr>
+              <w:t xml:space="preserve">doc/corpus-collection-plan.md</w:t>
+            </w:r>
+            <w:r>
+              <w:rPr>
+                <w:rFonts w:ascii="宋体" w:eastAsia="宋体" w:hAnsi="宋体" w:cs="宋体"/>
+              </w:rPr>
+              <w:t xml:space="preserve">）、实时多人协作</w:t>
             </w:r>
           </w:p>
         </w:tc>

--- a/doc/语料检索分析与标注研究平台重构设计.docx
+++ b/doc/语料检索分析与标注研究平台重构设计.docx
@@ -2711,7 +2711,7 @@
               <w:rPr>
                 <w:rFonts w:ascii="宋体" w:eastAsia="宋体" w:hAnsi="宋体" w:cs="宋体"/>
               </w:rPr>
-              <w:t xml:space="preserve">正文段落（含标题）与表格单元格按文档顺序取文字，合并单元格只取一次；文本框、脚注、页眉页脚、图片不读；标题取文档属性，空则用文件名</w:t>
+              <w:t xml:space="preserve">正文段落（含标题）与表格单元格按文档顺序取文字，合并单元格只取一次；文本框、脚注、页眉页脚、图片不读；文档标题依次取第一个"标题"（Title）样式段落、文档属性标题、第一个"标题 1–9"段落，都没有时用文件名</w:t>
             </w:r>
           </w:p>
         </w:tc>
@@ -3131,33 +3131,11 @@
       </w:r>
     </w:p>
     <w:p>
-      <w:pPr>
-        <w:pStyle w:val="Heading1"/>
-      </w:pPr>
-      <w:r>
-        <w:rPr>
-          <w:rFonts w:ascii="宋体" w:eastAsia="宋体" w:hAnsi="宋体" w:cs="宋体"/>
-        </w:rPr>
-        <w:t xml:space="preserve">五 检索</w:t>
-      </w:r>
-    </w:p>
-    <w:p>
-      <w:pPr>
-        <w:pStyle w:val="Heading2"/>
-      </w:pPr>
-      <w:r>
-        <w:rPr>
-          <w:rFonts w:ascii="宋体" w:eastAsia="宋体" w:hAnsi="宋体" w:cs="宋体"/>
-        </w:rPr>
-        <w:t xml:space="preserve">查询语法</w:t>
-      </w:r>
-    </w:p>
-    <w:p>
-      <w:r>
-        <w:rPr>
-          <w:rFonts w:ascii="宋体" w:eastAsia="宋体" w:hAnsi="宋体" w:cs="宋体"/>
-        </w:rPr>
-        <w:t xml:space="preserve">参照 CCL 的使用习惯定义，后端编译为 CQP，用户输入不直接进入 CQP。</w:t>
+      <w:r>
+        <w:rPr>
+          <w:rFonts w:ascii="宋体" w:eastAsia="宋体" w:hAnsi="宋体" w:cs="宋体"/>
+        </w:rPr>
+        <w:t xml:space="preserve">上传对话框（2026 年 10 月 28 日）：</w:t>
       </w:r>
     </w:p>
     <w:tbl>
@@ -3200,7 +3178,7 @@
                 <w:b/>
                 <w:bCs/>
               </w:rPr>
-              <w:t xml:space="preserve">写法</w:t>
+              <w:t xml:space="preserve">项</w:t>
             </w:r>
           </w:p>
         </w:tc>
@@ -3224,7 +3202,7 @@
                 <w:b/>
                 <w:bCs/>
               </w:rPr>
-              <w:t xml:space="preserve">含义</w:t>
+              <w:t xml:space="preserve">规则</w:t>
             </w:r>
           </w:p>
         </w:tc>
@@ -3249,7 +3227,105 @@
             </w:pPr>
             <w:r>
               <w:rPr>
-                <w:rFonts w:ascii="Consolas" w:eastAsia="宋体" w:hAnsi="Consolas" w:cs="Consolas"/>
+                <w:rFonts w:ascii="宋体" w:eastAsia="宋体" w:hAnsi="宋体" w:cs="宋体"/>
+              </w:rPr>
+              <w:t xml:space="preserve">导入到</w:t>
+            </w:r>
+          </w:p>
+        </w:tc>
+        <w:tc>
+          <w:tcPr>
+            <w:tcW w:type="dxa" w:w="4513"/>
+            <w:tcBorders>
+              <w:top w:val="single" w:color="000000" w:sz="4"/>
+              <w:left w:val="single" w:color="000000" w:sz="4"/>
+              <w:bottom w:val="single" w:color="000000" w:sz="4"/>
+              <w:right w:val="single" w:color="000000" w:sz="4"/>
+            </w:tcBorders>
+          </w:tcPr>
+          <w:p>
+            <w:pPr>
+              <w:spacing w:before="40" w:after="40"/>
+            </w:pPr>
+            <w:r>
+              <w:rPr>
+                <w:rFonts w:ascii="宋体" w:eastAsia="宋体" w:hAnsi="宋体" w:cs="宋体"/>
+              </w:rPr>
+              <w:t xml:space="preserve">默认"新建语料库"并要求填写名称；选已有语料库时在下方显示"追加到「名称」· 已有 N 篇"与其状态</w:t>
+            </w:r>
+          </w:p>
+        </w:tc>
+      </w:tr>
+      <w:tr>
+        <w:trPr>
+          <w:tblHeader w:val="false"/>
+        </w:trPr>
+        <w:tc>
+          <w:tcPr>
+            <w:tcW w:type="dxa" w:w="4513"/>
+            <w:tcBorders>
+              <w:top w:val="single" w:color="000000" w:sz="4"/>
+              <w:left w:val="single" w:color="000000" w:sz="4"/>
+              <w:bottom w:val="single" w:color="000000" w:sz="4"/>
+              <w:right w:val="single" w:color="000000" w:sz="4"/>
+            </w:tcBorders>
+          </w:tcPr>
+          <w:p>
+            <w:pPr>
+              <w:spacing w:before="40" w:after="40"/>
+            </w:pPr>
+            <w:r>
+              <w:rPr>
+                <w:rFonts w:ascii="宋体" w:eastAsia="宋体" w:hAnsi="宋体" w:cs="宋体"/>
+              </w:rPr>
+              <w:t xml:space="preserve">文件</w:t>
+            </w:r>
+          </w:p>
+        </w:tc>
+        <w:tc>
+          <w:tcPr>
+            <w:tcW w:type="dxa" w:w="4513"/>
+            <w:tcBorders>
+              <w:top w:val="single" w:color="000000" w:sz="4"/>
+              <w:left w:val="single" w:color="000000" w:sz="4"/>
+              <w:bottom w:val="single" w:color="000000" w:sz="4"/>
+              <w:right w:val="single" w:color="000000" w:sz="4"/>
+            </w:tcBorders>
+          </w:tcPr>
+          <w:p>
+            <w:pPr>
+              <w:spacing w:before="40" w:after="40"/>
+            </w:pPr>
+            <w:r>
+              <w:rPr>
+                <w:rFonts w:ascii="宋体" w:eastAsia="宋体" w:hAnsi="宋体" w:cs="宋体"/>
+              </w:rPr>
+              <w:t xml:space="preserve">关闭对话框（Esc、取消、上传完成）即清空已选文件；同名且同大小的文件再次选择时跳过并提示</w:t>
+            </w:r>
+          </w:p>
+        </w:tc>
+      </w:tr>
+      <w:tr>
+        <w:trPr>
+          <w:tblHeader w:val="false"/>
+        </w:trPr>
+        <w:tc>
+          <w:tcPr>
+            <w:tcW w:type="dxa" w:w="4513"/>
+            <w:tcBorders>
+              <w:top w:val="single" w:color="000000" w:sz="4"/>
+              <w:left w:val="single" w:color="000000" w:sz="4"/>
+              <w:bottom w:val="single" w:color="000000" w:sz="4"/>
+              <w:right w:val="single" w:color="000000" w:sz="4"/>
+            </w:tcBorders>
+          </w:tcPr>
+          <w:p>
+            <w:pPr>
+              <w:spacing w:before="40" w:after="40"/>
+            </w:pPr>
+            <w:r>
+              <w:rPr>
+                <w:rFonts w:ascii="宋体" w:eastAsia="宋体" w:hAnsi="宋体" w:cs="宋体"/>
               </w:rPr>
               <w:t xml:space="preserve">语言</w:t>
             </w:r>
@@ -3273,7 +3349,7 @@
               <w:rPr>
                 <w:rFonts w:ascii="宋体" w:eastAsia="宋体" w:hAnsi="宋体" w:cs="宋体"/>
               </w:rPr>
-              <w:t xml:space="preserve">字串，中文按字符匹配，可跨分词边界</w:t>
+              <w:t xml:space="preserve">默认"自动（按内容识别）"：每篇文档（CSV 每行）按正文汉字比例判定 zh / en；也可指定中文或英语。新建语料库选"自动"时，语料语言在导入完成后取文本量最大的语言</w:t>
             </w:r>
           </w:p>
         </w:tc>
@@ -3298,538 +3374,31 @@
             </w:pPr>
             <w:r>
               <w:rPr>
-                <w:rFonts w:ascii="Consolas" w:eastAsia="宋体" w:hAnsi="Consolas" w:cs="Consolas"/>
-              </w:rPr>
-              <w:t xml:space="preserve">语言/n</w:t>
-            </w:r>
-          </w:p>
-        </w:tc>
-        <w:tc>
-          <w:tcPr>
-            <w:tcW w:type="dxa" w:w="4513"/>
-            <w:tcBorders>
-              <w:top w:val="single" w:color="000000" w:sz="4"/>
-              <w:left w:val="single" w:color="000000" w:sz="4"/>
-              <w:bottom w:val="single" w:color="000000" w:sz="4"/>
-              <w:right w:val="single" w:color="000000" w:sz="4"/>
-            </w:tcBorders>
-          </w:tcPr>
-          <w:p>
-            <w:pPr>
-              <w:spacing w:before="40" w:after="40"/>
-            </w:pPr>
-            <w:r>
-              <w:rPr>
-                <w:rFonts w:ascii="宋体" w:eastAsia="宋体" w:hAnsi="宋体" w:cs="宋体"/>
-              </w:rPr>
-              <w:t xml:space="preserve">词 + 词性；</w:t>
-            </w:r>
-            <w:r>
-              <w:rPr>
-                <w:rFonts w:ascii="Consolas" w:eastAsia="宋体" w:hAnsi="Consolas" w:cs="Consolas"/>
-              </w:rPr>
-              <w:t xml:space="preserve">/v</w:t>
-            </w:r>
-            <w:r>
-              <w:rPr>
-                <w:rFonts w:ascii="宋体" w:eastAsia="宋体" w:hAnsi="宋体" w:cs="宋体"/>
-              </w:rPr>
-              <w:t xml:space="preserve"> 表示任意动词</w:t>
-            </w:r>
-          </w:p>
-        </w:tc>
-      </w:tr>
-      <w:tr>
-        <w:trPr>
-          <w:tblHeader w:val="false"/>
-        </w:trPr>
-        <w:tc>
-          <w:tcPr>
-            <w:tcW w:type="dxa" w:w="4513"/>
-            <w:tcBorders>
-              <w:top w:val="single" w:color="000000" w:sz="4"/>
-              <w:left w:val="single" w:color="000000" w:sz="4"/>
-              <w:bottom w:val="single" w:color="000000" w:sz="4"/>
-              <w:right w:val="single" w:color="000000" w:sz="4"/>
-            </w:tcBorders>
-          </w:tcPr>
-          <w:p>
-            <w:pPr>
-              <w:spacing w:before="40" w:after="40"/>
-            </w:pPr>
-            <w:r>
-              <w:rPr>
-                <w:rFonts w:ascii="Consolas" w:eastAsia="宋体" w:hAnsi="Consolas" w:cs="Consolas"/>
-              </w:rPr>
-              <w:t xml:space="preserve">语言 文化</w:t>
-            </w:r>
-          </w:p>
-        </w:tc>
-        <w:tc>
-          <w:tcPr>
-            <w:tcW w:type="dxa" w:w="4513"/>
-            <w:tcBorders>
-              <w:top w:val="single" w:color="000000" w:sz="4"/>
-              <w:left w:val="single" w:color="000000" w:sz="4"/>
-              <w:bottom w:val="single" w:color="000000" w:sz="4"/>
-              <w:right w:val="single" w:color="000000" w:sz="4"/>
-            </w:tcBorders>
-          </w:tcPr>
-          <w:p>
-            <w:pPr>
-              <w:spacing w:before="40" w:after="40"/>
-            </w:pPr>
-            <w:r>
-              <w:rPr>
-                <w:rFonts w:ascii="宋体" w:eastAsia="宋体" w:hAnsi="宋体" w:cs="宋体"/>
-              </w:rPr>
-              <w:t xml:space="preserve">两词相邻</w:t>
-            </w:r>
-          </w:p>
-        </w:tc>
-      </w:tr>
-      <w:tr>
-        <w:trPr>
-          <w:tblHeader w:val="false"/>
-        </w:trPr>
-        <w:tc>
-          <w:tcPr>
-            <w:tcW w:type="dxa" w:w="4513"/>
-            <w:tcBorders>
-              <w:top w:val="single" w:color="000000" w:sz="4"/>
-              <w:left w:val="single" w:color="000000" w:sz="4"/>
-              <w:bottom w:val="single" w:color="000000" w:sz="4"/>
-              <w:right w:val="single" w:color="000000" w:sz="4"/>
-            </w:tcBorders>
-          </w:tcPr>
-          <w:p>
-            <w:pPr>
-              <w:spacing w:before="40" w:after="40"/>
-            </w:pPr>
-            <w:r>
-              <w:rPr>
-                <w:rFonts w:ascii="Consolas" w:eastAsia="宋体" w:hAnsi="Consolas" w:cs="Consolas"/>
-              </w:rPr>
-              <w:t xml:space="preserve">语言 $3 文化</w:t>
-            </w:r>
-          </w:p>
-        </w:tc>
-        <w:tc>
-          <w:tcPr>
-            <w:tcW w:type="dxa" w:w="4513"/>
-            <w:tcBorders>
-              <w:top w:val="single" w:color="000000" w:sz="4"/>
-              <w:left w:val="single" w:color="000000" w:sz="4"/>
-              <w:bottom w:val="single" w:color="000000" w:sz="4"/>
-              <w:right w:val="single" w:color="000000" w:sz="4"/>
-            </w:tcBorders>
-          </w:tcPr>
-          <w:p>
-            <w:pPr>
-              <w:spacing w:before="40" w:after="40"/>
-            </w:pPr>
-            <w:r>
-              <w:rPr>
-                <w:rFonts w:ascii="宋体" w:eastAsia="宋体" w:hAnsi="宋体" w:cs="宋体"/>
-              </w:rPr>
-              <w:t xml:space="preserve">中间最多 3 个词；</w:t>
-            </w:r>
-            <w:r>
-              <w:rPr>
-                <w:rFonts w:ascii="Consolas" w:eastAsia="宋体" w:hAnsi="Consolas" w:cs="Consolas"/>
-              </w:rPr>
-              <w:t xml:space="preserve">$2-5</w:t>
-            </w:r>
-            <w:r>
-              <w:rPr>
-                <w:rFonts w:ascii="宋体" w:eastAsia="宋体" w:hAnsi="宋体" w:cs="宋体"/>
-              </w:rPr>
-              <w:t xml:space="preserve"> 表示 2 到 5 个</w:t>
-            </w:r>
-          </w:p>
-        </w:tc>
-      </w:tr>
-      <w:tr>
-        <w:trPr>
-          <w:tblHeader w:val="false"/>
-        </w:trPr>
-        <w:tc>
-          <w:tcPr>
-            <w:tcW w:type="dxa" w:w="4513"/>
-            <w:tcBorders>
-              <w:top w:val="single" w:color="000000" w:sz="4"/>
-              <w:left w:val="single" w:color="000000" w:sz="4"/>
-              <w:bottom w:val="single" w:color="000000" w:sz="4"/>
-              <w:right w:val="single" w:color="000000" w:sz="4"/>
-            </w:tcBorders>
-          </w:tcPr>
-          <w:p>
-            <w:pPr>
-              <w:spacing w:before="40" w:after="40"/>
-            </w:pPr>
-            <w:r>
-              <w:rPr>
-                <w:rFonts w:ascii="Consolas" w:eastAsia="宋体" w:hAnsi="Consolas" w:cs="Consolas"/>
-              </w:rPr>
-              <w:t xml:space="preserve">语言|语法</w:t>
-            </w:r>
-          </w:p>
-        </w:tc>
-        <w:tc>
-          <w:tcPr>
-            <w:tcW w:type="dxa" w:w="4513"/>
-            <w:tcBorders>
-              <w:top w:val="single" w:color="000000" w:sz="4"/>
-              <w:left w:val="single" w:color="000000" w:sz="4"/>
-              <w:bottom w:val="single" w:color="000000" w:sz="4"/>
-              <w:right w:val="single" w:color="000000" w:sz="4"/>
-            </w:tcBorders>
-          </w:tcPr>
-          <w:p>
-            <w:pPr>
-              <w:spacing w:before="40" w:after="40"/>
-            </w:pPr>
-            <w:r>
-              <w:rPr>
-                <w:rFonts w:ascii="宋体" w:eastAsia="宋体" w:hAnsi="宋体" w:cs="宋体"/>
-              </w:rPr>
-              <w:t xml:space="preserve">或</w:t>
-            </w:r>
-          </w:p>
-        </w:tc>
-      </w:tr>
-      <w:tr>
-        <w:trPr>
-          <w:tblHeader w:val="false"/>
-        </w:trPr>
-        <w:tc>
-          <w:tcPr>
-            <w:tcW w:type="dxa" w:w="4513"/>
-            <w:tcBorders>
-              <w:top w:val="single" w:color="000000" w:sz="4"/>
-              <w:left w:val="single" w:color="000000" w:sz="4"/>
-              <w:bottom w:val="single" w:color="000000" w:sz="4"/>
-              <w:right w:val="single" w:color="000000" w:sz="4"/>
-            </w:tcBorders>
-          </w:tcPr>
-          <w:p>
-            <w:pPr>
-              <w:spacing w:before="40" w:after="40"/>
-            </w:pPr>
-            <w:r>
-              <w:rPr>
-                <w:rFonts w:ascii="Consolas" w:eastAsia="宋体" w:hAnsi="Consolas" w:cs="Consolas"/>
-              </w:rPr>
-              <w:t xml:space="preserve">语言 +文化</w:t>
-            </w:r>
-          </w:p>
-        </w:tc>
-        <w:tc>
-          <w:tcPr>
-            <w:tcW w:type="dxa" w:w="4513"/>
-            <w:tcBorders>
-              <w:top w:val="single" w:color="000000" w:sz="4"/>
-              <w:left w:val="single" w:color="000000" w:sz="4"/>
-              <w:bottom w:val="single" w:color="000000" w:sz="4"/>
-              <w:right w:val="single" w:color="000000" w:sz="4"/>
-            </w:tcBorders>
-          </w:tcPr>
-          <w:p>
-            <w:pPr>
-              <w:spacing w:before="40" w:after="40"/>
-            </w:pPr>
-            <w:r>
-              <w:rPr>
-                <w:rFonts w:ascii="宋体" w:eastAsia="宋体" w:hAnsi="宋体" w:cs="宋体"/>
-              </w:rPr>
-              <w:t xml:space="preserve">同句须出现 </w:t>
-            </w:r>
-            <w:r>
-              <w:rPr>
-                <w:rFonts w:ascii="Consolas" w:eastAsia="宋体" w:hAnsi="Consolas" w:cs="Consolas"/>
-              </w:rPr>
-              <w:t xml:space="preserve">文化</w:t>
-            </w:r>
-            <w:r>
-              <w:rPr>
-                <w:rFonts w:ascii="宋体" w:eastAsia="宋体" w:hAnsi="宋体" w:cs="宋体"/>
-              </w:rPr>
-              <w:t xml:space="preserve">，以 </w:t>
-            </w:r>
-            <w:r>
-              <w:rPr>
-                <w:rFonts w:ascii="Consolas" w:eastAsia="宋体" w:hAnsi="Consolas" w:cs="Consolas"/>
-              </w:rPr>
-              <w:t xml:space="preserve">语言</w:t>
-            </w:r>
-            <w:r>
-              <w:rPr>
-                <w:rFonts w:ascii="宋体" w:eastAsia="宋体" w:hAnsi="宋体" w:cs="宋体"/>
-              </w:rPr>
-              <w:t xml:space="preserve"> 为锚点计数</w:t>
-            </w:r>
-          </w:p>
-        </w:tc>
-      </w:tr>
-      <w:tr>
-        <w:trPr>
-          <w:tblHeader w:val="false"/>
-        </w:trPr>
-        <w:tc>
-          <w:tcPr>
-            <w:tcW w:type="dxa" w:w="4513"/>
-            <w:tcBorders>
-              <w:top w:val="single" w:color="000000" w:sz="4"/>
-              <w:left w:val="single" w:color="000000" w:sz="4"/>
-              <w:bottom w:val="single" w:color="000000" w:sz="4"/>
-              <w:right w:val="single" w:color="000000" w:sz="4"/>
-            </w:tcBorders>
-          </w:tcPr>
-          <w:p>
-            <w:pPr>
-              <w:spacing w:before="40" w:after="40"/>
-            </w:pPr>
-            <w:r>
-              <w:rPr>
-                <w:rFonts w:ascii="Consolas" w:eastAsia="宋体" w:hAnsi="Consolas" w:cs="Consolas"/>
-              </w:rPr>
-              <w:t xml:space="preserve">语言 -文化</w:t>
-            </w:r>
-          </w:p>
-        </w:tc>
-        <w:tc>
-          <w:tcPr>
-            <w:tcW w:type="dxa" w:w="4513"/>
-            <w:tcBorders>
-              <w:top w:val="single" w:color="000000" w:sz="4"/>
-              <w:left w:val="single" w:color="000000" w:sz="4"/>
-              <w:bottom w:val="single" w:color="000000" w:sz="4"/>
-              <w:right w:val="single" w:color="000000" w:sz="4"/>
-            </w:tcBorders>
-          </w:tcPr>
-          <w:p>
-            <w:pPr>
-              <w:spacing w:before="40" w:after="40"/>
-            </w:pPr>
-            <w:r>
-              <w:rPr>
-                <w:rFonts w:ascii="宋体" w:eastAsia="宋体" w:hAnsi="宋体" w:cs="宋体"/>
-              </w:rPr>
-              <w:t xml:space="preserve">同句不出现 </w:t>
-            </w:r>
-            <w:r>
-              <w:rPr>
-                <w:rFonts w:ascii="Consolas" w:eastAsia="宋体" w:hAnsi="Consolas" w:cs="Consolas"/>
-              </w:rPr>
-              <w:t xml:space="preserve">文化</w:t>
-            </w:r>
-          </w:p>
-        </w:tc>
-      </w:tr>
-      <w:tr>
-        <w:trPr>
-          <w:tblHeader w:val="false"/>
-        </w:trPr>
-        <w:tc>
-          <w:tcPr>
-            <w:tcW w:type="dxa" w:w="4513"/>
-            <w:tcBorders>
-              <w:top w:val="single" w:color="000000" w:sz="4"/>
-              <w:left w:val="single" w:color="000000" w:sz="4"/>
-              <w:bottom w:val="single" w:color="000000" w:sz="4"/>
-              <w:right w:val="single" w:color="000000" w:sz="4"/>
-            </w:tcBorders>
-          </w:tcPr>
-          <w:p>
-            <w:pPr>
-              <w:spacing w:before="40" w:after="40"/>
-            </w:pPr>
-            <w:r>
-              <w:rPr>
-                <w:rFonts w:ascii="Consolas" w:eastAsia="宋体" w:hAnsi="Consolas" w:cs="Consolas"/>
-              </w:rPr>
-              <w:t xml:space="preserve">"语言"</w:t>
-            </w:r>
-          </w:p>
-        </w:tc>
-        <w:tc>
-          <w:tcPr>
-            <w:tcW w:type="dxa" w:w="4513"/>
-            <w:tcBorders>
-              <w:top w:val="single" w:color="000000" w:sz="4"/>
-              <w:left w:val="single" w:color="000000" w:sz="4"/>
-              <w:bottom w:val="single" w:color="000000" w:sz="4"/>
-              <w:right w:val="single" w:color="000000" w:sz="4"/>
-            </w:tcBorders>
-          </w:tcPr>
-          <w:p>
-            <w:pPr>
-              <w:spacing w:before="40" w:after="40"/>
-            </w:pPr>
-            <w:r>
-              <w:rPr>
-                <w:rFonts w:ascii="宋体" w:eastAsia="宋体" w:hAnsi="宋体" w:cs="宋体"/>
-              </w:rPr>
-              <w:t xml:space="preserve">精确词形，不做字串扩展</w:t>
-            </w:r>
-          </w:p>
-        </w:tc>
-      </w:tr>
-      <w:tr>
-        <w:trPr>
-          <w:tblHeader w:val="false"/>
-        </w:trPr>
-        <w:tc>
-          <w:tcPr>
-            <w:tcW w:type="dxa" w:w="4513"/>
-            <w:tcBorders>
-              <w:top w:val="single" w:color="000000" w:sz="4"/>
-              <w:left w:val="single" w:color="000000" w:sz="4"/>
-              <w:bottom w:val="single" w:color="000000" w:sz="4"/>
-              <w:right w:val="single" w:color="000000" w:sz="4"/>
-            </w:tcBorders>
-          </w:tcPr>
-          <w:p>
-            <w:pPr>
-              <w:spacing w:before="40" w:after="40"/>
-            </w:pPr>
-            <w:r>
-              <w:rPr>
-                <w:rFonts w:ascii="Consolas" w:eastAsia="宋体" w:hAnsi="Consolas" w:cs="Consolas"/>
-              </w:rPr>
-              <w:t xml:space="preserve">*</w:t>
-            </w:r>
-            <w:r>
-              <w:rPr>
-                <w:rFonts w:ascii="宋体" w:eastAsia="宋体" w:hAnsi="宋体" w:cs="宋体"/>
-              </w:rPr>
-              <w:t xml:space="preserve">、</w:t>
-            </w:r>
-            <w:r>
-              <w:rPr>
-                <w:rFonts w:ascii="Consolas" w:eastAsia="宋体" w:hAnsi="Consolas" w:cs="Consolas"/>
-              </w:rPr>
-              <w:t xml:space="preserve">?</w:t>
-            </w:r>
-          </w:p>
-        </w:tc>
-        <w:tc>
-          <w:tcPr>
-            <w:tcW w:type="dxa" w:w="4513"/>
-            <w:tcBorders>
-              <w:top w:val="single" w:color="000000" w:sz="4"/>
-              <w:left w:val="single" w:color="000000" w:sz="4"/>
-              <w:bottom w:val="single" w:color="000000" w:sz="4"/>
-              <w:right w:val="single" w:color="000000" w:sz="4"/>
-            </w:tcBorders>
-          </w:tcPr>
-          <w:p>
-            <w:pPr>
-              <w:spacing w:before="40" w:after="40"/>
-            </w:pPr>
-            <w:r>
-              <w:rPr>
-                <w:rFonts w:ascii="宋体" w:eastAsia="宋体" w:hAnsi="宋体" w:cs="宋体"/>
-              </w:rPr>
-              <w:t xml:space="preserve">任意词、任意单字</w:t>
-            </w:r>
-          </w:p>
-        </w:tc>
-      </w:tr>
-      <w:tr>
-        <w:trPr>
-          <w:tblHeader w:val="false"/>
-        </w:trPr>
-        <w:tc>
-          <w:tcPr>
-            <w:tcW w:type="dxa" w:w="4513"/>
-            <w:tcBorders>
-              <w:top w:val="single" w:color="000000" w:sz="4"/>
-              <w:left w:val="single" w:color="000000" w:sz="4"/>
-              <w:bottom w:val="single" w:color="000000" w:sz="4"/>
-              <w:right w:val="single" w:color="000000" w:sz="4"/>
-            </w:tcBorders>
-          </w:tcPr>
-          <w:p>
-            <w:pPr>
-              <w:spacing w:before="40" w:after="40"/>
-            </w:pPr>
-            <w:r>
-              <w:rPr>
-                <w:rFonts w:ascii="Consolas" w:eastAsia="宋体" w:hAnsi="Consolas" w:cs="Consolas"/>
-              </w:rPr>
-              <w:t xml:space="preserve">{dep=nsubj}</w:t>
-            </w:r>
-          </w:p>
-        </w:tc>
-        <w:tc>
-          <w:tcPr>
-            <w:tcW w:type="dxa" w:w="4513"/>
-            <w:tcBorders>
-              <w:top w:val="single" w:color="000000" w:sz="4"/>
-              <w:left w:val="single" w:color="000000" w:sz="4"/>
-              <w:bottom w:val="single" w:color="000000" w:sz="4"/>
-              <w:right w:val="single" w:color="000000" w:sz="4"/>
-            </w:tcBorders>
-          </w:tcPr>
-          <w:p>
-            <w:pPr>
-              <w:spacing w:before="40" w:after="40"/>
-            </w:pPr>
-            <w:r>
-              <w:rPr>
-                <w:rFonts w:ascii="宋体" w:eastAsia="宋体" w:hAnsi="宋体" w:cs="宋体"/>
-              </w:rPr>
-              <w:t xml:space="preserve">依存关系（有标注层时）</w:t>
-            </w:r>
-          </w:p>
-        </w:tc>
-      </w:tr>
-      <w:tr>
-        <w:trPr>
-          <w:tblHeader w:val="false"/>
-        </w:trPr>
-        <w:tc>
-          <w:tcPr>
-            <w:tcW w:type="dxa" w:w="4513"/>
-            <w:tcBorders>
-              <w:top w:val="single" w:color="000000" w:sz="4"/>
-              <w:left w:val="single" w:color="000000" w:sz="4"/>
-              <w:bottom w:val="single" w:color="000000" w:sz="4"/>
-              <w:right w:val="single" w:color="000000" w:sz="4"/>
-            </w:tcBorders>
-          </w:tcPr>
-          <w:p>
-            <w:pPr>
-              <w:spacing w:before="40" w:after="40"/>
-            </w:pPr>
-            <w:r>
-              <w:rPr>
-                <w:rFonts w:ascii="Consolas" w:eastAsia="宋体" w:hAnsi="Consolas" w:cs="Consolas"/>
-              </w:rPr>
-              <w:t xml:space="preserve">[偏误:时态]</w:t>
-            </w:r>
-          </w:p>
-        </w:tc>
-        <w:tc>
-          <w:tcPr>
-            <w:tcW w:type="dxa" w:w="4513"/>
-            <w:tcBorders>
-              <w:top w:val="single" w:color="000000" w:sz="4"/>
-              <w:left w:val="single" w:color="000000" w:sz="4"/>
-              <w:bottom w:val="single" w:color="000000" w:sz="4"/>
-              <w:right w:val="single" w:color="000000" w:sz="4"/>
-            </w:tcBorders>
-          </w:tcPr>
-          <w:p>
-            <w:pPr>
-              <w:spacing w:before="40" w:after="40"/>
-            </w:pPr>
-            <w:r>
-              <w:rPr>
-                <w:rFonts w:ascii="宋体" w:eastAsia="宋体" w:hAnsi="宋体" w:cs="宋体"/>
-              </w:rPr>
-              <w:t xml:space="preserve">自定义标签片段（有标注层时）</w:t>
+                <w:rFonts w:ascii="宋体" w:eastAsia="宋体" w:hAnsi="宋体" w:cs="宋体"/>
+              </w:rPr>
+              <w:t xml:space="preserve">元数据</w:t>
+            </w:r>
+          </w:p>
+        </w:tc>
+        <w:tc>
+          <w:tcPr>
+            <w:tcW w:type="dxa" w:w="4513"/>
+            <w:tcBorders>
+              <w:top w:val="single" w:color="000000" w:sz="4"/>
+              <w:left w:val="single" w:color="000000" w:sz="4"/>
+              <w:bottom w:val="single" w:color="000000" w:sz="4"/>
+              <w:right w:val="single" w:color="000000" w:sz="4"/>
+            </w:tcBorders>
+          </w:tcPr>
+          <w:p>
+            <w:pPr>
+              <w:spacing w:before="40" w:after="40"/>
+            </w:pPr>
+            <w:r>
+              <w:rPr>
+                <w:rFonts w:ascii="宋体" w:eastAsia="宋体" w:hAnsi="宋体" w:cs="宋体"/>
+              </w:rPr>
+              <w:t xml:space="preserve">字段 + 值逐行填写（纯数字的值存为数值，如 2020；007、1,000 保留文本），缺字段名、字段重复时在该项下提示；"JSON"切换为 JSON 输入，嵌套值只能用 JSON</w:t>
             </w:r>
           </w:p>
         </w:tc>
@@ -3845,138 +3414,27 @@
         <w:rPr>
           <w:rFonts w:ascii="宋体" w:eastAsia="宋体" w:hAnsi="宋体" w:cs="宋体"/>
         </w:rPr>
-        <w:t xml:space="preserve">布尔只支持"主查询 + 同句条件"，不支持任意嵌套；界面显示"主查询 / 条件"。前端提供点选式辅助面板，生成同一查询式。</w:t>
-      </w:r>
-    </w:p>
-    <w:p>
-      <w:pPr>
-        <w:pStyle w:val="Heading2"/>
-      </w:pPr>
-      <w:r>
-        <w:rPr>
-          <w:rFonts w:ascii="宋体" w:eastAsia="宋体" w:hAnsi="宋体" w:cs="宋体"/>
-        </w:rPr>
-        <w:t xml:space="preserve">结果</w:t>
-      </w:r>
-    </w:p>
-    <w:p>
-      <w:pPr>
-        <w:pStyle w:val="ListParagraph"/>
-        <w:numPr>
-          <w:ilvl w:val="0"/>
-          <w:numId w:val="2"/>
-        </w:numPr>
-      </w:pPr>
-      <w:r>
-        <w:rPr>
-          <w:rFonts w:ascii="宋体" w:eastAsia="宋体" w:hAnsi="宋体" w:cs="宋体"/>
-        </w:rPr>
-        <w:t xml:space="preserve">返回命中数、命中句数、命中文档数；总数未算完时显示"计算中"，不用已返回行数冒充总数。计数下方显示按年代或体裁的分布条，点击一段即筛选。</w:t>
-      </w:r>
-    </w:p>
-    <w:p>
-      <w:pPr>
-        <w:pStyle w:val="ListParagraph"/>
-        <w:numPr>
-          <w:ilvl w:val="0"/>
-          <w:numId w:val="2"/>
-        </w:numPr>
-      </w:pPr>
-      <w:r>
-        <w:rPr>
-          <w:rFonts w:ascii="宋体" w:eastAsia="宋体" w:hAnsi="宋体" w:cs="宋体"/>
-        </w:rPr>
-        <w:t xml:space="preserve">KWIC 默认左右各 40 字符，可切换为整句、整段。</w:t>
-      </w:r>
-    </w:p>
-    <w:p>
-      <w:pPr>
-        <w:pStyle w:val="ListParagraph"/>
-        <w:numPr>
-          <w:ilvl w:val="0"/>
-          <w:numId w:val="2"/>
-        </w:numPr>
-      </w:pPr>
-      <w:r>
-        <w:rPr>
-          <w:rFonts w:ascii="宋体" w:eastAsia="宋体" w:hAnsi="宋体" w:cs="宋体"/>
-        </w:rPr>
-        <w:t xml:space="preserve">排序：出处、左语境、右语境、随机。结果内筛选不重新检索。</w:t>
-      </w:r>
-    </w:p>
-    <w:p>
-      <w:pPr>
-        <w:pStyle w:val="ListParagraph"/>
-        <w:numPr>
-          <w:ilvl w:val="0"/>
-          <w:numId w:val="2"/>
-        </w:numPr>
-      </w:pPr>
-      <w:r>
-        <w:rPr>
-          <w:rFonts w:ascii="宋体" w:eastAsia="宋体" w:hAnsi="宋体" w:cs="宋体"/>
-        </w:rPr>
-        <w:t xml:space="preserve">双语语料的命中默认附带对齐句；上下文面板提供中英对照视图，词级对齐连线悬停高亮。</w:t>
-      </w:r>
-    </w:p>
-    <w:p>
-      <w:pPr>
-        <w:pStyle w:val="ListParagraph"/>
-        <w:numPr>
-          <w:ilvl w:val="0"/>
-          <w:numId w:val="2"/>
-        </w:numPr>
-      </w:pPr>
-      <w:r>
-        <w:rPr>
-          <w:rFonts w:ascii="宋体" w:eastAsia="宋体" w:hAnsi="宋体" w:cs="宋体"/>
-        </w:rPr>
-        <w:t xml:space="preserve">KWIC 可开启词性着色，使用 8 色低饱和色板并附图例。</w:t>
-      </w:r>
-    </w:p>
-    <w:p>
-      <w:pPr>
-        <w:pStyle w:val="ListParagraph"/>
-        <w:numPr>
-          <w:ilvl w:val="0"/>
-          <w:numId w:val="2"/>
-        </w:numPr>
-      </w:pPr>
-      <w:r>
-        <w:rPr>
-          <w:rFonts w:ascii="宋体" w:eastAsia="宋体" w:hAnsi="宋体" w:cs="宋体"/>
-        </w:rPr>
-        <w:t xml:space="preserve">导出 CSV / XLSX，含出处、码点、元数据。</w:t>
-      </w:r>
-    </w:p>
-    <w:p>
-      <w:pPr>
-        <w:pStyle w:val="Heading2"/>
-      </w:pPr>
-      <w:r>
-        <w:rPr>
-          <w:rFonts w:ascii="宋体" w:eastAsia="宋体" w:hAnsi="宋体" w:cs="宋体"/>
-        </w:rPr>
-        <w:t xml:space="preserve">子库</w:t>
-      </w:r>
-    </w:p>
-    <w:p>
-      <w:r>
-        <w:rPr>
-          <w:rFonts w:ascii="宋体" w:eastAsia="宋体" w:hAnsi="宋体" w:cs="宋体"/>
-        </w:rPr>
-        <w:t xml:space="preserve">子库是"语料库 + 元数据筛选条件"，保存后可直接选用。检索和统计都接受语料库或子库作为范围。两个子库可以做关键词比较。</w:t>
-      </w:r>
-    </w:p>
-    <w:p>
-      <w:pPr>
-        <w:pStyle w:val="Heading1"/>
-      </w:pPr>
-      <w:r>
-        <w:rPr>
-          <w:rFonts w:ascii="宋体" w:eastAsia="宋体" w:hAnsi="宋体" w:cs="宋体"/>
-        </w:rPr>
-        <w:t xml:space="preserve">六 统计分析</w:t>
+        <w:t xml:space="preserve">语料详情抽屉的上传页签、文档编辑使用同样的语言与元数据控件。</w:t>
+      </w:r>
+    </w:p>
+    <w:p>
+      <w:r>
+        <w:rPr>
+          <w:rFonts w:ascii="宋体" w:eastAsia="宋体" w:hAnsi="宋体" w:cs="宋体"/>
+        </w:rPr>
+        <w:t xml:space="preserve">语料画像（建索引时写入语料 </w:t>
+      </w:r>
+      <w:r>
+        <w:rPr>
+          <w:rFonts w:ascii="Consolas" w:eastAsia="宋体" w:hAnsi="Consolas" w:cs="Consolas"/>
+        </w:rPr>
+        <w:t xml:space="preserve">meta</w:t>
+      </w:r>
+      <w:r>
+        <w:rPr>
+          <w:rFonts w:ascii="宋体" w:eastAsia="宋体" w:hAnsi="宋体" w:cs="宋体"/>
+        </w:rPr>
+        <w:t xml:space="preserve">，旧语料由一次性回填或下一次重建索引补齐）：</w:t>
       </w:r>
     </w:p>
     <w:tbl>
@@ -4020,7 +3478,7 @@
                 <w:b/>
                 <w:bCs/>
               </w:rPr>
-              <w:t xml:space="preserve">方法</w:t>
+              <w:t xml:space="preserve">字段</w:t>
             </w:r>
           </w:p>
         </w:tc>
@@ -4044,7 +3502,7 @@
                 <w:b/>
                 <w:bCs/>
               </w:rPr>
-              <w:t xml:space="preserve">内容</w:t>
+              <w:t xml:space="preserve">取值</w:t>
             </w:r>
           </w:p>
         </w:tc>
@@ -4068,7 +3526,7 @@
                 <w:b/>
                 <w:bCs/>
               </w:rPr>
-              <w:t xml:space="preserve">展示</w:t>
+              <w:t xml:space="preserve">用途</w:t>
             </w:r>
           </w:p>
         </w:tc>
@@ -4093,9 +3551,9 @@
             </w:pPr>
             <w:r>
               <w:rPr>
-                <w:rFonts w:ascii="宋体" w:eastAsia="宋体" w:hAnsi="宋体" w:cs="宋体"/>
-              </w:rPr>
-              <w:t xml:space="preserve">频次</w:t>
+                <w:rFonts w:ascii="Consolas" w:eastAsia="宋体" w:hAnsi="Consolas" w:cs="Consolas"/>
+              </w:rPr>
+              <w:t xml:space="preserve">tagset</w:t>
             </w:r>
           </w:p>
         </w:tc>
@@ -4115,9 +3573,33 @@
             </w:pPr>
             <w:r>
               <w:rPr>
-                <w:rFonts w:ascii="宋体" w:eastAsia="宋体" w:hAnsi="宋体" w:cs="宋体"/>
-              </w:rPr>
-              <w:t xml:space="preserve">原始频次、每百万词、文档频率；按词形或词性</w:t>
+                <w:rFonts w:ascii="Consolas" w:eastAsia="宋体" w:hAnsi="Consolas" w:cs="Consolas"/>
+              </w:rPr>
+              <w:t xml:space="preserve">upos</w:t>
+            </w:r>
+            <w:r>
+              <w:rPr>
+                <w:rFonts w:ascii="宋体" w:eastAsia="宋体" w:hAnsi="宋体" w:cs="宋体"/>
+              </w:rPr>
+              <w:t xml:space="preserve"> / </w:t>
+            </w:r>
+            <w:r>
+              <w:rPr>
+                <w:rFonts w:ascii="Consolas" w:eastAsia="宋体" w:hAnsi="Consolas" w:cs="Consolas"/>
+              </w:rPr>
+              <w:t xml:space="preserve">jieba</w:t>
+            </w:r>
+            <w:r>
+              <w:rPr>
+                <w:rFonts w:ascii="宋体" w:eastAsia="宋体" w:hAnsi="宋体" w:cs="宋体"/>
+              </w:rPr>
+              <w:t xml:space="preserve"> / </w:t>
+            </w:r>
+            <w:r>
+              <w:rPr>
+                <w:rFonts w:ascii="Consolas" w:eastAsia="宋体" w:hAnsi="Consolas" w:cs="Consolas"/>
+              </w:rPr>
+              <w:t xml:space="preserve">mixed</w:t>
             </w:r>
           </w:p>
         </w:tc>
@@ -4139,7 +3621,7 @@
               <w:rPr>
                 <w:rFonts w:ascii="宋体" w:eastAsia="宋体" w:hAnsi="宋体" w:cs="宋体"/>
               </w:rPr>
-              <w:t xml:space="preserve">表 + 柱状图</w:t>
+              <w:t xml:space="preserve">与检索引擎解析词性所用一致；语料列表"语言 · 词性"列与详情显示为 UPOS / jieba 词性 / jieba + UPOS；助手据此提示词性写法</w:t>
             </w:r>
           </w:p>
         </w:tc>
@@ -4164,9 +3646,9 @@
             </w:pPr>
             <w:r>
               <w:rPr>
-                <w:rFonts w:ascii="宋体" w:eastAsia="宋体" w:hAnsi="宋体" w:cs="宋体"/>
-              </w:rPr>
-              <w:t xml:space="preserve">n-gram</w:t>
+                <w:rFonts w:ascii="Consolas" w:eastAsia="宋体" w:hAnsi="Consolas" w:cs="Consolas"/>
+              </w:rPr>
+              <w:t xml:space="preserve">script</w:t>
             </w:r>
           </w:p>
         </w:tc>
@@ -4186,9 +3668,33 @@
             </w:pPr>
             <w:r>
               <w:rPr>
-                <w:rFonts w:ascii="宋体" w:eastAsia="宋体" w:hAnsi="宋体" w:cs="宋体"/>
-              </w:rPr>
-              <w:t xml:space="preserve">2 至 4 元，支持词性模式</w:t>
+                <w:rFonts w:ascii="Consolas" w:eastAsia="宋体" w:hAnsi="Consolas" w:cs="Consolas"/>
+              </w:rPr>
+              <w:t xml:space="preserve">simplified</w:t>
+            </w:r>
+            <w:r>
+              <w:rPr>
+                <w:rFonts w:ascii="宋体" w:eastAsia="宋体" w:hAnsi="宋体" w:cs="宋体"/>
+              </w:rPr>
+              <w:t xml:space="preserve"> / </w:t>
+            </w:r>
+            <w:r>
+              <w:rPr>
+                <w:rFonts w:ascii="Consolas" w:eastAsia="宋体" w:hAnsi="Consolas" w:cs="Consolas"/>
+              </w:rPr>
+              <w:t xml:space="preserve">traditional</w:t>
+            </w:r>
+            <w:r>
+              <w:rPr>
+                <w:rFonts w:ascii="宋体" w:eastAsia="宋体" w:hAnsi="宋体" w:cs="宋体"/>
+              </w:rPr>
+              <w:t xml:space="preserve"> / </w:t>
+            </w:r>
+            <w:r>
+              <w:rPr>
+                <w:rFonts w:ascii="Consolas" w:eastAsia="宋体" w:hAnsi="Consolas" w:cs="Consolas"/>
+              </w:rPr>
+              <w:t xml:space="preserve">mixed</w:t>
             </w:r>
           </w:p>
         </w:tc>
@@ -4210,7 +3716,7 @@
               <w:rPr>
                 <w:rFonts w:ascii="宋体" w:eastAsia="宋体" w:hAnsi="宋体" w:cs="宋体"/>
               </w:rPr>
-              <w:t xml:space="preserve">表</w:t>
+              <w:t xml:space="preserve">只对中文文档抽样（前 3,000 句）判定，按 69 组常用简繁对照字中繁体字形占比（≥ 85% 繁体，≤ 15% 简体，其余混合；对照字少于 5 个不记）；列表显示简体 / 繁体 / 简繁混合</w:t>
             </w:r>
           </w:p>
         </w:tc>
@@ -4235,9 +3741,9 @@
             </w:pPr>
             <w:r>
               <w:rPr>
-                <w:rFonts w:ascii="宋体" w:eastAsia="宋体" w:hAnsi="宋体" w:cs="宋体"/>
-              </w:rPr>
-              <w:t xml:space="preserve">搭配</w:t>
+                <w:rFonts w:ascii="Consolas" w:eastAsia="宋体" w:hAnsi="Consolas" w:cs="Consolas"/>
+              </w:rPr>
+              <w:t xml:space="preserve">languages</w:t>
             </w:r>
           </w:p>
         </w:tc>
@@ -4259,7 +3765,7 @@
               <w:rPr>
                 <w:rFonts w:ascii="宋体" w:eastAsia="宋体" w:hAnsi="宋体" w:cs="宋体"/>
               </w:rPr>
-              <w:t xml:space="preserve">节点词 ±5 窗口，MI、logDice、t 值、LL；可限定词性</w:t>
+              <w:t xml:space="preserve">语言代码数组，按文本量从多到少</w:t>
             </w:r>
           </w:p>
         </w:tc>
@@ -4281,7 +3787,7 @@
               <w:rPr>
                 <w:rFonts w:ascii="宋体" w:eastAsia="宋体" w:hAnsi="宋体" w:cs="宋体"/>
               </w:rPr>
-              <w:t xml:space="preserve">表 + 搭配网络图（节点词居中，边粗为强度，点击进入检索）</w:t>
+              <w:t xml:space="preserve">多语言（平行）语料显示为 zh-en（语料语言在前）</w:t>
             </w:r>
           </w:p>
         </w:tc>
@@ -4306,9 +3812,9 @@
             </w:pPr>
             <w:r>
               <w:rPr>
-                <w:rFonts w:ascii="宋体" w:eastAsia="宋体" w:hAnsi="宋体" w:cs="宋体"/>
-              </w:rPr>
-              <w:t xml:space="preserve">关键词</w:t>
+                <w:rFonts w:ascii="Consolas" w:eastAsia="宋体" w:hAnsi="Consolas" w:cs="Consolas"/>
+              </w:rPr>
+              <w:t xml:space="preserve">indexed_at</w:t>
             </w:r>
           </w:p>
         </w:tc>
@@ -4330,7 +3836,7 @@
               <w:rPr>
                 <w:rFonts w:ascii="宋体" w:eastAsia="宋体" w:hAnsi="宋体" w:cs="宋体"/>
               </w:rPr>
-              <w:t xml:space="preserve">目标库对参照库，LL、log ratio、显著性；参照库可选内置或子库</w:t>
+              <w:t xml:space="preserve">ISO 时间</w:t>
             </w:r>
           </w:p>
         </w:tc>
@@ -4352,7 +3858,180 @@
               <w:rPr>
                 <w:rFonts w:ascii="宋体" w:eastAsia="宋体" w:hAnsi="宋体" w:cs="宋体"/>
               </w:rPr>
-              <w:t xml:space="preserve">表 + 散点</w:t>
+              <w:t xml:space="preserve">列表"索引更新"列、详情"索引更新"显示相对时间，索引版本哈希只在悬停提示中出现</w:t>
+            </w:r>
+          </w:p>
+        </w:tc>
+      </w:tr>
+    </w:tbl>
+    <w:p>
+      <w:pPr>
+        <w:spacing w:before="0" w:after="0"/>
+      </w:pPr>
+    </w:p>
+    <w:p>
+      <w:r>
+        <w:rPr>
+          <w:rFonts w:ascii="宋体" w:eastAsia="宋体" w:hAnsi="宋体" w:cs="宋体"/>
+        </w:rPr>
+        <w:t xml:space="preserve">平行语料另记 </w:t>
+      </w:r>
+      <w:r>
+        <w:rPr>
+          <w:rFonts w:ascii="Consolas" w:eastAsia="宋体" w:hAnsi="Consolas" w:cs="Consolas"/>
+        </w:rPr>
+        <w:t xml:space="preserve">stats.pairs</w:t>
+      </w:r>
+      <w:r>
+        <w:rPr>
+          <w:rFonts w:ascii="宋体" w:eastAsia="宋体" w:hAnsi="宋体" w:cs="宋体"/>
+        </w:rPr>
+        <w:t xml:space="preserve">（句对数），列表"文档"列与详情显示"N 句对"，悬停说明文档数（每种语言一个文档）。</w:t>
+      </w:r>
+    </w:p>
+    <w:p>
+      <w:r>
+        <w:rPr>
+          <w:rFonts w:ascii="宋体" w:eastAsia="宋体" w:hAnsi="宋体" w:cs="宋体"/>
+        </w:rPr>
+        <w:t xml:space="preserve">语料列表：项目和内置语料都没有时才显示整块空态；有内置语料时不显示。删除按钮为图标，</w:t>
+      </w:r>
+      <w:r>
+        <w:rPr>
+          <w:rFonts w:ascii="Consolas" w:eastAsia="宋体" w:hAnsi="Consolas" w:cs="Consolas"/>
+        </w:rPr>
+        <w:t xml:space="preserve">aria-label</w:t>
+      </w:r>
+      <w:r>
+        <w:rPr>
+          <w:rFonts w:ascii="宋体" w:eastAsia="宋体" w:hAnsi="宋体" w:cs="宋体"/>
+        </w:rPr>
+        <w:t xml:space="preserve"> 为"删除语料库「名称」"，悬停提示"删除语料库"；文档表的编辑、删除图标同样带名称与提示。</w:t>
+      </w:r>
+    </w:p>
+    <w:p>
+      <w:r>
+        <w:rPr>
+          <w:rFonts w:ascii="宋体" w:eastAsia="宋体" w:hAnsi="宋体" w:cs="宋体"/>
+        </w:rPr>
+        <w:t xml:space="preserve">文档详情：在语料详情的文档表点一行打开文档窗口，显示语言、句数与词数、全部元数据，以及按导入分句结果逐句列出的正文（每页 50 句，带句号）；平行语料每句下显示对齐的译文句。</w:t>
+      </w:r>
+    </w:p>
+    <w:p>
+      <w:r>
+        <w:rPr>
+          <w:rFonts w:ascii="宋体" w:eastAsia="宋体" w:hAnsi="宋体" w:cs="宋体"/>
+        </w:rPr>
+        <w:t xml:space="preserve">更新中的语料（2026 年 10 月 28 日）：已有索引（状态为可检索或索引过期）的语料再导入或重建索引时，状态保持不变并显示"更新中"，旧索引继续服务检索、统计和范围选择（不置灰）；新索引建好后原子替换（CWB 注册文件 </w:t>
+      </w:r>
+      <w:r>
+        <w:rPr>
+          <w:rFonts w:ascii="Consolas" w:eastAsia="宋体" w:hAnsi="Consolas" w:cs="Consolas"/>
+        </w:rPr>
+        <w:t xml:space="preserve">os.replace</w:t>
+      </w:r>
+      <w:r>
+        <w:rPr>
+          <w:rFonts w:ascii="宋体" w:eastAsia="宋体" w:hAnsi="宋体" w:cs="宋体"/>
+        </w:rPr>
+        <w:t xml:space="preserve">），状态回到可检索。更新失败时：导入失败语料不变，显示"上次更新失败：原因"并可重试；建索引失败或被取消则转为索引过期。没有索引的语料仍按 importing → indexing → ready。</w:t>
+      </w:r>
+    </w:p>
+    <w:p>
+      <w:pPr>
+        <w:pStyle w:val="Heading1"/>
+      </w:pPr>
+      <w:r>
+        <w:rPr>
+          <w:rFonts w:ascii="宋体" w:eastAsia="宋体" w:hAnsi="宋体" w:cs="宋体"/>
+        </w:rPr>
+        <w:t xml:space="preserve">五 检索</w:t>
+      </w:r>
+    </w:p>
+    <w:p>
+      <w:pPr>
+        <w:pStyle w:val="Heading2"/>
+      </w:pPr>
+      <w:r>
+        <w:rPr>
+          <w:rFonts w:ascii="宋体" w:eastAsia="宋体" w:hAnsi="宋体" w:cs="宋体"/>
+        </w:rPr>
+        <w:t xml:space="preserve">查询语法</w:t>
+      </w:r>
+    </w:p>
+    <w:p>
+      <w:r>
+        <w:rPr>
+          <w:rFonts w:ascii="宋体" w:eastAsia="宋体" w:hAnsi="宋体" w:cs="宋体"/>
+        </w:rPr>
+        <w:t xml:space="preserve">参照 CCL 的使用习惯定义，后端编译为 CQP，用户输入不直接进入 CQP。</w:t>
+      </w:r>
+    </w:p>
+    <w:tbl>
+      <w:tblPr>
+        <w:tblW w:type="dxa" w:w="9026"/>
+        <w:tblBorders>
+          <w:top w:val="single" w:color="auto" w:sz="4"/>
+          <w:left w:val="single" w:color="auto" w:sz="4"/>
+          <w:bottom w:val="single" w:color="auto" w:sz="4"/>
+          <w:right w:val="single" w:color="auto" w:sz="4"/>
+          <w:insideH w:val="single" w:color="auto" w:sz="4"/>
+          <w:insideV w:val="single" w:color="auto" w:sz="4"/>
+        </w:tblBorders>
+      </w:tblPr>
+      <w:tblGrid>
+        <w:gridCol w:w="4513"/>
+        <w:gridCol w:w="4513"/>
+      </w:tblGrid>
+      <w:tr>
+        <w:trPr>
+          <w:tblHeader/>
+        </w:trPr>
+        <w:tc>
+          <w:tcPr>
+            <w:tcW w:type="dxa" w:w="4513"/>
+            <w:tcBorders>
+              <w:top w:val="single" w:color="000000" w:sz="4"/>
+              <w:left w:val="single" w:color="000000" w:sz="4"/>
+              <w:bottom w:val="single" w:color="000000" w:sz="4"/>
+              <w:right w:val="single" w:color="000000" w:sz="4"/>
+            </w:tcBorders>
+          </w:tcPr>
+          <w:p>
+            <w:pPr>
+              <w:spacing w:before="40" w:after="40"/>
+            </w:pPr>
+            <w:r>
+              <w:rPr>
+                <w:rFonts w:ascii="宋体" w:eastAsia="宋体" w:hAnsi="宋体" w:cs="宋体"/>
+                <w:b/>
+                <w:bCs/>
+              </w:rPr>
+              <w:t xml:space="preserve">写法</w:t>
+            </w:r>
+          </w:p>
+        </w:tc>
+        <w:tc>
+          <w:tcPr>
+            <w:tcW w:type="dxa" w:w="4513"/>
+            <w:tcBorders>
+              <w:top w:val="single" w:color="000000" w:sz="4"/>
+              <w:left w:val="single" w:color="000000" w:sz="4"/>
+              <w:bottom w:val="single" w:color="000000" w:sz="4"/>
+              <w:right w:val="single" w:color="000000" w:sz="4"/>
+            </w:tcBorders>
+          </w:tcPr>
+          <w:p>
+            <w:pPr>
+              <w:spacing w:before="40" w:after="40"/>
+            </w:pPr>
+            <w:r>
+              <w:rPr>
+                <w:rFonts w:ascii="宋体" w:eastAsia="宋体" w:hAnsi="宋体" w:cs="宋体"/>
+                <w:b/>
+                <w:bCs/>
+              </w:rPr>
+              <w:t xml:space="preserve">含义</w:t>
             </w:r>
           </w:p>
         </w:tc>
@@ -4363,67 +4042,45 @@
         </w:trPr>
         <w:tc>
           <w:tcPr>
-            <w:tcW w:type="dxa" w:w="3008"/>
-            <w:tcBorders>
-              <w:top w:val="single" w:color="000000" w:sz="4"/>
-              <w:left w:val="single" w:color="000000" w:sz="4"/>
-              <w:bottom w:val="single" w:color="000000" w:sz="4"/>
-              <w:right w:val="single" w:color="000000" w:sz="4"/>
-            </w:tcBorders>
-          </w:tcPr>
-          <w:p>
-            <w:pPr>
-              <w:spacing w:before="40" w:after="40"/>
-            </w:pPr>
-            <w:r>
-              <w:rPr>
-                <w:rFonts w:ascii="宋体" w:eastAsia="宋体" w:hAnsi="宋体" w:cs="宋体"/>
-              </w:rPr>
-              <w:t xml:space="preserve">分布</w:t>
-            </w:r>
-          </w:p>
-        </w:tc>
-        <w:tc>
-          <w:tcPr>
-            <w:tcW w:type="dxa" w:w="3008"/>
-            <w:tcBorders>
-              <w:top w:val="single" w:color="000000" w:sz="4"/>
-              <w:left w:val="single" w:color="000000" w:sz="4"/>
-              <w:bottom w:val="single" w:color="000000" w:sz="4"/>
-              <w:right w:val="single" w:color="000000" w:sz="4"/>
-            </w:tcBorders>
-          </w:tcPr>
-          <w:p>
-            <w:pPr>
-              <w:spacing w:before="40" w:after="40"/>
-            </w:pPr>
-            <w:r>
-              <w:rPr>
-                <w:rFonts w:ascii="宋体" w:eastAsia="宋体" w:hAnsi="宋体" w:cs="宋体"/>
-              </w:rPr>
-              <w:t xml:space="preserve">按元数据字段（年代、体裁、来源）或文档位置</w:t>
-            </w:r>
-          </w:p>
-        </w:tc>
-        <w:tc>
-          <w:tcPr>
-            <w:tcW w:type="dxa" w:w="3010"/>
-            <w:tcBorders>
-              <w:top w:val="single" w:color="000000" w:sz="4"/>
-              <w:left w:val="single" w:color="000000" w:sz="4"/>
-              <w:bottom w:val="single" w:color="000000" w:sz="4"/>
-              <w:right w:val="single" w:color="000000" w:sz="4"/>
-            </w:tcBorders>
-          </w:tcPr>
-          <w:p>
-            <w:pPr>
-              <w:spacing w:before="40" w:after="40"/>
-            </w:pPr>
-            <w:r>
-              <w:rPr>
-                <w:rFonts w:ascii="宋体" w:eastAsia="宋体" w:hAnsi="宋体" w:cs="宋体"/>
-              </w:rPr>
-              <w:t xml:space="preserve">折线 / 柱状</w:t>
+            <w:tcW w:type="dxa" w:w="4513"/>
+            <w:tcBorders>
+              <w:top w:val="single" w:color="000000" w:sz="4"/>
+              <w:left w:val="single" w:color="000000" w:sz="4"/>
+              <w:bottom w:val="single" w:color="000000" w:sz="4"/>
+              <w:right w:val="single" w:color="000000" w:sz="4"/>
+            </w:tcBorders>
+          </w:tcPr>
+          <w:p>
+            <w:pPr>
+              <w:spacing w:before="40" w:after="40"/>
+            </w:pPr>
+            <w:r>
+              <w:rPr>
+                <w:rFonts w:ascii="Consolas" w:eastAsia="宋体" w:hAnsi="Consolas" w:cs="Consolas"/>
+              </w:rPr>
+              <w:t xml:space="preserve">语言</w:t>
+            </w:r>
+          </w:p>
+        </w:tc>
+        <w:tc>
+          <w:tcPr>
+            <w:tcW w:type="dxa" w:w="4513"/>
+            <w:tcBorders>
+              <w:top w:val="single" w:color="000000" w:sz="4"/>
+              <w:left w:val="single" w:color="000000" w:sz="4"/>
+              <w:bottom w:val="single" w:color="000000" w:sz="4"/>
+              <w:right w:val="single" w:color="000000" w:sz="4"/>
+            </w:tcBorders>
+          </w:tcPr>
+          <w:p>
+            <w:pPr>
+              <w:spacing w:before="40" w:after="40"/>
+            </w:pPr>
+            <w:r>
+              <w:rPr>
+                <w:rFonts w:ascii="宋体" w:eastAsia="宋体" w:hAnsi="宋体" w:cs="宋体"/>
+              </w:rPr>
+              <w:t xml:space="preserve">字串，中文按字符匹配，可跨分词边界</w:t>
             </w:r>
           </w:p>
         </w:tc>
@@ -4434,67 +4091,552 @@
         </w:trPr>
         <w:tc>
           <w:tcPr>
-            <w:tcW w:type="dxa" w:w="3008"/>
-            <w:tcBorders>
-              <w:top w:val="single" w:color="000000" w:sz="4"/>
-              <w:left w:val="single" w:color="000000" w:sz="4"/>
-              <w:bottom w:val="single" w:color="000000" w:sz="4"/>
-              <w:right w:val="single" w:color="000000" w:sz="4"/>
-            </w:tcBorders>
-          </w:tcPr>
-          <w:p>
-            <w:pPr>
-              <w:spacing w:before="40" w:after="40"/>
-            </w:pPr>
-            <w:r>
-              <w:rPr>
-                <w:rFonts w:ascii="宋体" w:eastAsia="宋体" w:hAnsi="宋体" w:cs="宋体"/>
-              </w:rPr>
-              <w:t xml:space="preserve">标注统计</w:t>
-            </w:r>
-          </w:p>
-        </w:tc>
-        <w:tc>
-          <w:tcPr>
-            <w:tcW w:type="dxa" w:w="3008"/>
-            <w:tcBorders>
-              <w:top w:val="single" w:color="000000" w:sz="4"/>
-              <w:left w:val="single" w:color="000000" w:sz="4"/>
-              <w:bottom w:val="single" w:color="000000" w:sz="4"/>
-              <w:right w:val="single" w:color="000000" w:sz="4"/>
-            </w:tcBorders>
-          </w:tcPr>
-          <w:p>
-            <w:pPr>
-              <w:spacing w:before="40" w:after="40"/>
-            </w:pPr>
-            <w:r>
-              <w:rPr>
-                <w:rFonts w:ascii="宋体" w:eastAsia="宋体" w:hAnsi="宋体" w:cs="宋体"/>
-              </w:rPr>
-              <w:t xml:space="preserve">标签频次、标签共现、标注者进度与一致性</w:t>
-            </w:r>
-          </w:p>
-        </w:tc>
-        <w:tc>
-          <w:tcPr>
-            <w:tcW w:type="dxa" w:w="3010"/>
-            <w:tcBorders>
-              <w:top w:val="single" w:color="000000" w:sz="4"/>
-              <w:left w:val="single" w:color="000000" w:sz="4"/>
-              <w:bottom w:val="single" w:color="000000" w:sz="4"/>
-              <w:right w:val="single" w:color="000000" w:sz="4"/>
-            </w:tcBorders>
-          </w:tcPr>
-          <w:p>
-            <w:pPr>
-              <w:spacing w:before="40" w:after="40"/>
-            </w:pPr>
-            <w:r>
-              <w:rPr>
-                <w:rFonts w:ascii="宋体" w:eastAsia="宋体" w:hAnsi="宋体" w:cs="宋体"/>
-              </w:rPr>
-              <w:t xml:space="preserve">表 + 图</w:t>
+            <w:tcW w:type="dxa" w:w="4513"/>
+            <w:tcBorders>
+              <w:top w:val="single" w:color="000000" w:sz="4"/>
+              <w:left w:val="single" w:color="000000" w:sz="4"/>
+              <w:bottom w:val="single" w:color="000000" w:sz="4"/>
+              <w:right w:val="single" w:color="000000" w:sz="4"/>
+            </w:tcBorders>
+          </w:tcPr>
+          <w:p>
+            <w:pPr>
+              <w:spacing w:before="40" w:after="40"/>
+            </w:pPr>
+            <w:r>
+              <w:rPr>
+                <w:rFonts w:ascii="Consolas" w:eastAsia="宋体" w:hAnsi="Consolas" w:cs="Consolas"/>
+              </w:rPr>
+              <w:t xml:space="preserve">语言/n</w:t>
+            </w:r>
+          </w:p>
+        </w:tc>
+        <w:tc>
+          <w:tcPr>
+            <w:tcW w:type="dxa" w:w="4513"/>
+            <w:tcBorders>
+              <w:top w:val="single" w:color="000000" w:sz="4"/>
+              <w:left w:val="single" w:color="000000" w:sz="4"/>
+              <w:bottom w:val="single" w:color="000000" w:sz="4"/>
+              <w:right w:val="single" w:color="000000" w:sz="4"/>
+            </w:tcBorders>
+          </w:tcPr>
+          <w:p>
+            <w:pPr>
+              <w:spacing w:before="40" w:after="40"/>
+            </w:pPr>
+            <w:r>
+              <w:rPr>
+                <w:rFonts w:ascii="宋体" w:eastAsia="宋体" w:hAnsi="宋体" w:cs="宋体"/>
+              </w:rPr>
+              <w:t xml:space="preserve">词 + 词性；</w:t>
+            </w:r>
+            <w:r>
+              <w:rPr>
+                <w:rFonts w:ascii="Consolas" w:eastAsia="宋体" w:hAnsi="Consolas" w:cs="Consolas"/>
+              </w:rPr>
+              <w:t xml:space="preserve">/v</w:t>
+            </w:r>
+            <w:r>
+              <w:rPr>
+                <w:rFonts w:ascii="宋体" w:eastAsia="宋体" w:hAnsi="宋体" w:cs="宋体"/>
+              </w:rPr>
+              <w:t xml:space="preserve"> 表示任意动词</w:t>
+            </w:r>
+          </w:p>
+        </w:tc>
+      </w:tr>
+      <w:tr>
+        <w:trPr>
+          <w:tblHeader w:val="false"/>
+        </w:trPr>
+        <w:tc>
+          <w:tcPr>
+            <w:tcW w:type="dxa" w:w="4513"/>
+            <w:tcBorders>
+              <w:top w:val="single" w:color="000000" w:sz="4"/>
+              <w:left w:val="single" w:color="000000" w:sz="4"/>
+              <w:bottom w:val="single" w:color="000000" w:sz="4"/>
+              <w:right w:val="single" w:color="000000" w:sz="4"/>
+            </w:tcBorders>
+          </w:tcPr>
+          <w:p>
+            <w:pPr>
+              <w:spacing w:before="40" w:after="40"/>
+            </w:pPr>
+            <w:r>
+              <w:rPr>
+                <w:rFonts w:ascii="Consolas" w:eastAsia="宋体" w:hAnsi="Consolas" w:cs="Consolas"/>
+              </w:rPr>
+              <w:t xml:space="preserve">语言 文化</w:t>
+            </w:r>
+          </w:p>
+        </w:tc>
+        <w:tc>
+          <w:tcPr>
+            <w:tcW w:type="dxa" w:w="4513"/>
+            <w:tcBorders>
+              <w:top w:val="single" w:color="000000" w:sz="4"/>
+              <w:left w:val="single" w:color="000000" w:sz="4"/>
+              <w:bottom w:val="single" w:color="000000" w:sz="4"/>
+              <w:right w:val="single" w:color="000000" w:sz="4"/>
+            </w:tcBorders>
+          </w:tcPr>
+          <w:p>
+            <w:pPr>
+              <w:spacing w:before="40" w:after="40"/>
+            </w:pPr>
+            <w:r>
+              <w:rPr>
+                <w:rFonts w:ascii="宋体" w:eastAsia="宋体" w:hAnsi="宋体" w:cs="宋体"/>
+              </w:rPr>
+              <w:t xml:space="preserve">两词相邻</w:t>
+            </w:r>
+          </w:p>
+        </w:tc>
+      </w:tr>
+      <w:tr>
+        <w:trPr>
+          <w:tblHeader w:val="false"/>
+        </w:trPr>
+        <w:tc>
+          <w:tcPr>
+            <w:tcW w:type="dxa" w:w="4513"/>
+            <w:tcBorders>
+              <w:top w:val="single" w:color="000000" w:sz="4"/>
+              <w:left w:val="single" w:color="000000" w:sz="4"/>
+              <w:bottom w:val="single" w:color="000000" w:sz="4"/>
+              <w:right w:val="single" w:color="000000" w:sz="4"/>
+            </w:tcBorders>
+          </w:tcPr>
+          <w:p>
+            <w:pPr>
+              <w:spacing w:before="40" w:after="40"/>
+            </w:pPr>
+            <w:r>
+              <w:rPr>
+                <w:rFonts w:ascii="Consolas" w:eastAsia="宋体" w:hAnsi="Consolas" w:cs="Consolas"/>
+              </w:rPr>
+              <w:t xml:space="preserve">语言 $3 文化</w:t>
+            </w:r>
+          </w:p>
+        </w:tc>
+        <w:tc>
+          <w:tcPr>
+            <w:tcW w:type="dxa" w:w="4513"/>
+            <w:tcBorders>
+              <w:top w:val="single" w:color="000000" w:sz="4"/>
+              <w:left w:val="single" w:color="000000" w:sz="4"/>
+              <w:bottom w:val="single" w:color="000000" w:sz="4"/>
+              <w:right w:val="single" w:color="000000" w:sz="4"/>
+            </w:tcBorders>
+          </w:tcPr>
+          <w:p>
+            <w:pPr>
+              <w:spacing w:before="40" w:after="40"/>
+            </w:pPr>
+            <w:r>
+              <w:rPr>
+                <w:rFonts w:ascii="宋体" w:eastAsia="宋体" w:hAnsi="宋体" w:cs="宋体"/>
+              </w:rPr>
+              <w:t xml:space="preserve">中间最多 3 个词；</w:t>
+            </w:r>
+            <w:r>
+              <w:rPr>
+                <w:rFonts w:ascii="Consolas" w:eastAsia="宋体" w:hAnsi="Consolas" w:cs="Consolas"/>
+              </w:rPr>
+              <w:t xml:space="preserve">$2-5</w:t>
+            </w:r>
+            <w:r>
+              <w:rPr>
+                <w:rFonts w:ascii="宋体" w:eastAsia="宋体" w:hAnsi="宋体" w:cs="宋体"/>
+              </w:rPr>
+              <w:t xml:space="preserve"> 表示 2 到 5 个</w:t>
+            </w:r>
+          </w:p>
+        </w:tc>
+      </w:tr>
+      <w:tr>
+        <w:trPr>
+          <w:tblHeader w:val="false"/>
+        </w:trPr>
+        <w:tc>
+          <w:tcPr>
+            <w:tcW w:type="dxa" w:w="4513"/>
+            <w:tcBorders>
+              <w:top w:val="single" w:color="000000" w:sz="4"/>
+              <w:left w:val="single" w:color="000000" w:sz="4"/>
+              <w:bottom w:val="single" w:color="000000" w:sz="4"/>
+              <w:right w:val="single" w:color="000000" w:sz="4"/>
+            </w:tcBorders>
+          </w:tcPr>
+          <w:p>
+            <w:pPr>
+              <w:spacing w:before="40" w:after="40"/>
+            </w:pPr>
+            <w:r>
+              <w:rPr>
+                <w:rFonts w:ascii="Consolas" w:eastAsia="宋体" w:hAnsi="Consolas" w:cs="Consolas"/>
+              </w:rPr>
+              <w:t xml:space="preserve">语言|语法</w:t>
+            </w:r>
+          </w:p>
+        </w:tc>
+        <w:tc>
+          <w:tcPr>
+            <w:tcW w:type="dxa" w:w="4513"/>
+            <w:tcBorders>
+              <w:top w:val="single" w:color="000000" w:sz="4"/>
+              <w:left w:val="single" w:color="000000" w:sz="4"/>
+              <w:bottom w:val="single" w:color="000000" w:sz="4"/>
+              <w:right w:val="single" w:color="000000" w:sz="4"/>
+            </w:tcBorders>
+          </w:tcPr>
+          <w:p>
+            <w:pPr>
+              <w:spacing w:before="40" w:after="40"/>
+            </w:pPr>
+            <w:r>
+              <w:rPr>
+                <w:rFonts w:ascii="宋体" w:eastAsia="宋体" w:hAnsi="宋体" w:cs="宋体"/>
+              </w:rPr>
+              <w:t xml:space="preserve">或</w:t>
+            </w:r>
+          </w:p>
+        </w:tc>
+      </w:tr>
+      <w:tr>
+        <w:trPr>
+          <w:tblHeader w:val="false"/>
+        </w:trPr>
+        <w:tc>
+          <w:tcPr>
+            <w:tcW w:type="dxa" w:w="4513"/>
+            <w:tcBorders>
+              <w:top w:val="single" w:color="000000" w:sz="4"/>
+              <w:left w:val="single" w:color="000000" w:sz="4"/>
+              <w:bottom w:val="single" w:color="000000" w:sz="4"/>
+              <w:right w:val="single" w:color="000000" w:sz="4"/>
+            </w:tcBorders>
+          </w:tcPr>
+          <w:p>
+            <w:pPr>
+              <w:spacing w:before="40" w:after="40"/>
+            </w:pPr>
+            <w:r>
+              <w:rPr>
+                <w:rFonts w:ascii="Consolas" w:eastAsia="宋体" w:hAnsi="Consolas" w:cs="Consolas"/>
+              </w:rPr>
+              <w:t xml:space="preserve">语言 +文化</w:t>
+            </w:r>
+          </w:p>
+        </w:tc>
+        <w:tc>
+          <w:tcPr>
+            <w:tcW w:type="dxa" w:w="4513"/>
+            <w:tcBorders>
+              <w:top w:val="single" w:color="000000" w:sz="4"/>
+              <w:left w:val="single" w:color="000000" w:sz="4"/>
+              <w:bottom w:val="single" w:color="000000" w:sz="4"/>
+              <w:right w:val="single" w:color="000000" w:sz="4"/>
+            </w:tcBorders>
+          </w:tcPr>
+          <w:p>
+            <w:pPr>
+              <w:spacing w:before="40" w:after="40"/>
+            </w:pPr>
+            <w:r>
+              <w:rPr>
+                <w:rFonts w:ascii="宋体" w:eastAsia="宋体" w:hAnsi="宋体" w:cs="宋体"/>
+              </w:rPr>
+              <w:t xml:space="preserve">同句须出现 </w:t>
+            </w:r>
+            <w:r>
+              <w:rPr>
+                <w:rFonts w:ascii="Consolas" w:eastAsia="宋体" w:hAnsi="Consolas" w:cs="Consolas"/>
+              </w:rPr>
+              <w:t xml:space="preserve">文化</w:t>
+            </w:r>
+            <w:r>
+              <w:rPr>
+                <w:rFonts w:ascii="宋体" w:eastAsia="宋体" w:hAnsi="宋体" w:cs="宋体"/>
+              </w:rPr>
+              <w:t xml:space="preserve">，以 </w:t>
+            </w:r>
+            <w:r>
+              <w:rPr>
+                <w:rFonts w:ascii="Consolas" w:eastAsia="宋体" w:hAnsi="Consolas" w:cs="Consolas"/>
+              </w:rPr>
+              <w:t xml:space="preserve">语言</w:t>
+            </w:r>
+            <w:r>
+              <w:rPr>
+                <w:rFonts w:ascii="宋体" w:eastAsia="宋体" w:hAnsi="宋体" w:cs="宋体"/>
+              </w:rPr>
+              <w:t xml:space="preserve"> 为锚点计数</w:t>
+            </w:r>
+          </w:p>
+        </w:tc>
+      </w:tr>
+      <w:tr>
+        <w:trPr>
+          <w:tblHeader w:val="false"/>
+        </w:trPr>
+        <w:tc>
+          <w:tcPr>
+            <w:tcW w:type="dxa" w:w="4513"/>
+            <w:tcBorders>
+              <w:top w:val="single" w:color="000000" w:sz="4"/>
+              <w:left w:val="single" w:color="000000" w:sz="4"/>
+              <w:bottom w:val="single" w:color="000000" w:sz="4"/>
+              <w:right w:val="single" w:color="000000" w:sz="4"/>
+            </w:tcBorders>
+          </w:tcPr>
+          <w:p>
+            <w:pPr>
+              <w:spacing w:before="40" w:after="40"/>
+            </w:pPr>
+            <w:r>
+              <w:rPr>
+                <w:rFonts w:ascii="Consolas" w:eastAsia="宋体" w:hAnsi="Consolas" w:cs="Consolas"/>
+              </w:rPr>
+              <w:t xml:space="preserve">语言 -文化</w:t>
+            </w:r>
+          </w:p>
+        </w:tc>
+        <w:tc>
+          <w:tcPr>
+            <w:tcW w:type="dxa" w:w="4513"/>
+            <w:tcBorders>
+              <w:top w:val="single" w:color="000000" w:sz="4"/>
+              <w:left w:val="single" w:color="000000" w:sz="4"/>
+              <w:bottom w:val="single" w:color="000000" w:sz="4"/>
+              <w:right w:val="single" w:color="000000" w:sz="4"/>
+            </w:tcBorders>
+          </w:tcPr>
+          <w:p>
+            <w:pPr>
+              <w:spacing w:before="40" w:after="40"/>
+            </w:pPr>
+            <w:r>
+              <w:rPr>
+                <w:rFonts w:ascii="宋体" w:eastAsia="宋体" w:hAnsi="宋体" w:cs="宋体"/>
+              </w:rPr>
+              <w:t xml:space="preserve">同句不出现 </w:t>
+            </w:r>
+            <w:r>
+              <w:rPr>
+                <w:rFonts w:ascii="Consolas" w:eastAsia="宋体" w:hAnsi="Consolas" w:cs="Consolas"/>
+              </w:rPr>
+              <w:t xml:space="preserve">文化</w:t>
+            </w:r>
+          </w:p>
+        </w:tc>
+      </w:tr>
+      <w:tr>
+        <w:trPr>
+          <w:tblHeader w:val="false"/>
+        </w:trPr>
+        <w:tc>
+          <w:tcPr>
+            <w:tcW w:type="dxa" w:w="4513"/>
+            <w:tcBorders>
+              <w:top w:val="single" w:color="000000" w:sz="4"/>
+              <w:left w:val="single" w:color="000000" w:sz="4"/>
+              <w:bottom w:val="single" w:color="000000" w:sz="4"/>
+              <w:right w:val="single" w:color="000000" w:sz="4"/>
+            </w:tcBorders>
+          </w:tcPr>
+          <w:p>
+            <w:pPr>
+              <w:spacing w:before="40" w:after="40"/>
+            </w:pPr>
+            <w:r>
+              <w:rPr>
+                <w:rFonts w:ascii="Consolas" w:eastAsia="宋体" w:hAnsi="Consolas" w:cs="Consolas"/>
+              </w:rPr>
+              <w:t xml:space="preserve">"语言"</w:t>
+            </w:r>
+          </w:p>
+        </w:tc>
+        <w:tc>
+          <w:tcPr>
+            <w:tcW w:type="dxa" w:w="4513"/>
+            <w:tcBorders>
+              <w:top w:val="single" w:color="000000" w:sz="4"/>
+              <w:left w:val="single" w:color="000000" w:sz="4"/>
+              <w:bottom w:val="single" w:color="000000" w:sz="4"/>
+              <w:right w:val="single" w:color="000000" w:sz="4"/>
+            </w:tcBorders>
+          </w:tcPr>
+          <w:p>
+            <w:pPr>
+              <w:spacing w:before="40" w:after="40"/>
+            </w:pPr>
+            <w:r>
+              <w:rPr>
+                <w:rFonts w:ascii="宋体" w:eastAsia="宋体" w:hAnsi="宋体" w:cs="宋体"/>
+              </w:rPr>
+              <w:t xml:space="preserve">精确词形，不做字串扩展</w:t>
+            </w:r>
+          </w:p>
+        </w:tc>
+      </w:tr>
+      <w:tr>
+        <w:trPr>
+          <w:tblHeader w:val="false"/>
+        </w:trPr>
+        <w:tc>
+          <w:tcPr>
+            <w:tcW w:type="dxa" w:w="4513"/>
+            <w:tcBorders>
+              <w:top w:val="single" w:color="000000" w:sz="4"/>
+              <w:left w:val="single" w:color="000000" w:sz="4"/>
+              <w:bottom w:val="single" w:color="000000" w:sz="4"/>
+              <w:right w:val="single" w:color="000000" w:sz="4"/>
+            </w:tcBorders>
+          </w:tcPr>
+          <w:p>
+            <w:pPr>
+              <w:spacing w:before="40" w:after="40"/>
+            </w:pPr>
+            <w:r>
+              <w:rPr>
+                <w:rFonts w:ascii="Consolas" w:eastAsia="宋体" w:hAnsi="Consolas" w:cs="Consolas"/>
+              </w:rPr>
+              <w:t xml:space="preserve">*</w:t>
+            </w:r>
+            <w:r>
+              <w:rPr>
+                <w:rFonts w:ascii="宋体" w:eastAsia="宋体" w:hAnsi="宋体" w:cs="宋体"/>
+              </w:rPr>
+              <w:t xml:space="preserve">、</w:t>
+            </w:r>
+            <w:r>
+              <w:rPr>
+                <w:rFonts w:ascii="Consolas" w:eastAsia="宋体" w:hAnsi="Consolas" w:cs="Consolas"/>
+              </w:rPr>
+              <w:t xml:space="preserve">?</w:t>
+            </w:r>
+          </w:p>
+        </w:tc>
+        <w:tc>
+          <w:tcPr>
+            <w:tcW w:type="dxa" w:w="4513"/>
+            <w:tcBorders>
+              <w:top w:val="single" w:color="000000" w:sz="4"/>
+              <w:left w:val="single" w:color="000000" w:sz="4"/>
+              <w:bottom w:val="single" w:color="000000" w:sz="4"/>
+              <w:right w:val="single" w:color="000000" w:sz="4"/>
+            </w:tcBorders>
+          </w:tcPr>
+          <w:p>
+            <w:pPr>
+              <w:spacing w:before="40" w:after="40"/>
+            </w:pPr>
+            <w:r>
+              <w:rPr>
+                <w:rFonts w:ascii="宋体" w:eastAsia="宋体" w:hAnsi="宋体" w:cs="宋体"/>
+              </w:rPr>
+              <w:t xml:space="preserve">任意词、任意单字</w:t>
+            </w:r>
+          </w:p>
+        </w:tc>
+      </w:tr>
+      <w:tr>
+        <w:trPr>
+          <w:tblHeader w:val="false"/>
+        </w:trPr>
+        <w:tc>
+          <w:tcPr>
+            <w:tcW w:type="dxa" w:w="4513"/>
+            <w:tcBorders>
+              <w:top w:val="single" w:color="000000" w:sz="4"/>
+              <w:left w:val="single" w:color="000000" w:sz="4"/>
+              <w:bottom w:val="single" w:color="000000" w:sz="4"/>
+              <w:right w:val="single" w:color="000000" w:sz="4"/>
+            </w:tcBorders>
+          </w:tcPr>
+          <w:p>
+            <w:pPr>
+              <w:spacing w:before="40" w:after="40"/>
+            </w:pPr>
+            <w:r>
+              <w:rPr>
+                <w:rFonts w:ascii="Consolas" w:eastAsia="宋体" w:hAnsi="Consolas" w:cs="Consolas"/>
+              </w:rPr>
+              <w:t xml:space="preserve">{dep=nsubj}</w:t>
+            </w:r>
+          </w:p>
+        </w:tc>
+        <w:tc>
+          <w:tcPr>
+            <w:tcW w:type="dxa" w:w="4513"/>
+            <w:tcBorders>
+              <w:top w:val="single" w:color="000000" w:sz="4"/>
+              <w:left w:val="single" w:color="000000" w:sz="4"/>
+              <w:bottom w:val="single" w:color="000000" w:sz="4"/>
+              <w:right w:val="single" w:color="000000" w:sz="4"/>
+            </w:tcBorders>
+          </w:tcPr>
+          <w:p>
+            <w:pPr>
+              <w:spacing w:before="40" w:after="40"/>
+            </w:pPr>
+            <w:r>
+              <w:rPr>
+                <w:rFonts w:ascii="宋体" w:eastAsia="宋体" w:hAnsi="宋体" w:cs="宋体"/>
+              </w:rPr>
+              <w:t xml:space="preserve">依存关系（有标注层时）</w:t>
+            </w:r>
+          </w:p>
+        </w:tc>
+      </w:tr>
+      <w:tr>
+        <w:trPr>
+          <w:tblHeader w:val="false"/>
+        </w:trPr>
+        <w:tc>
+          <w:tcPr>
+            <w:tcW w:type="dxa" w:w="4513"/>
+            <w:tcBorders>
+              <w:top w:val="single" w:color="000000" w:sz="4"/>
+              <w:left w:val="single" w:color="000000" w:sz="4"/>
+              <w:bottom w:val="single" w:color="000000" w:sz="4"/>
+              <w:right w:val="single" w:color="000000" w:sz="4"/>
+            </w:tcBorders>
+          </w:tcPr>
+          <w:p>
+            <w:pPr>
+              <w:spacing w:before="40" w:after="40"/>
+            </w:pPr>
+            <w:r>
+              <w:rPr>
+                <w:rFonts w:ascii="Consolas" w:eastAsia="宋体" w:hAnsi="Consolas" w:cs="Consolas"/>
+              </w:rPr>
+              <w:t xml:space="preserve">[偏误:时态]</w:t>
+            </w:r>
+          </w:p>
+        </w:tc>
+        <w:tc>
+          <w:tcPr>
+            <w:tcW w:type="dxa" w:w="4513"/>
+            <w:tcBorders>
+              <w:top w:val="single" w:color="000000" w:sz="4"/>
+              <w:left w:val="single" w:color="000000" w:sz="4"/>
+              <w:bottom w:val="single" w:color="000000" w:sz="4"/>
+              <w:right w:val="single" w:color="000000" w:sz="4"/>
+            </w:tcBorders>
+          </w:tcPr>
+          <w:p>
+            <w:pPr>
+              <w:spacing w:before="40" w:after="40"/>
+            </w:pPr>
+            <w:r>
+              <w:rPr>
+                <w:rFonts w:ascii="宋体" w:eastAsia="宋体" w:hAnsi="宋体" w:cs="宋体"/>
+              </w:rPr>
+              <w:t xml:space="preserve">自定义标签片段（有标注层时）</w:t>
             </w:r>
           </w:p>
         </w:tc>
@@ -4510,7 +4652,472 @@
         <w:rPr>
           <w:rFonts w:ascii="宋体" w:eastAsia="宋体" w:hAnsi="宋体" w:cs="宋体"/>
         </w:rPr>
-        <w:t xml:space="preserve">每个结果保存参数和索引版本；点击数字打开对应检索。图表用 ECharts，导出 SVG / PNG。</w:t>
+        <w:t xml:space="preserve">布尔只支持"主查询 + 同句条件"，不支持任意嵌套；界面显示"主查询 / 条件"。前端提供点选式辅助面板，生成同一查询式。</w:t>
+      </w:r>
+    </w:p>
+    <w:p>
+      <w:pPr>
+        <w:pStyle w:val="ListParagraph"/>
+        <w:numPr>
+          <w:ilvl w:val="0"/>
+          <w:numId w:val="2"/>
+        </w:numPr>
+      </w:pPr>
+      <w:r>
+        <w:rPr>
+          <w:rFonts w:ascii="Consolas" w:eastAsia="宋体" w:hAnsi="Consolas" w:cs="Consolas"/>
+        </w:rPr>
+        <w:t xml:space="preserve">词/标签</w:t>
+      </w:r>
+      <w:r>
+        <w:rPr>
+          <w:rFonts w:ascii="宋体" w:eastAsia="宋体" w:hAnsi="宋体" w:cs="宋体"/>
+        </w:rPr>
+        <w:t xml:space="preserve"> 按当前语料的词性体系解析：UD 等 CoNLL-U 语料用 UPOS（</w:t>
+      </w:r>
+      <w:r>
+        <w:rPr>
+          <w:rFonts w:ascii="Consolas" w:eastAsia="宋体" w:hAnsi="Consolas" w:cs="Consolas"/>
+        </w:rPr>
+        <w:t xml:space="preserve">中國/PROPN</w:t>
+      </w:r>
+      <w:r>
+        <w:rPr>
+          <w:rFonts w:ascii="宋体" w:eastAsia="宋体" w:hAnsi="宋体" w:cs="宋体"/>
+        </w:rPr>
+        <w:t xml:space="preserve">、</w:t>
+      </w:r>
+      <w:r>
+        <w:rPr>
+          <w:rFonts w:ascii="Consolas" w:eastAsia="宋体" w:hAnsi="Consolas" w:cs="Consolas"/>
+        </w:rPr>
+        <w:t xml:space="preserve">/n</w:t>
+      </w:r>
+      <w:r>
+        <w:rPr>
+          <w:rFonts w:ascii="宋体" w:eastAsia="宋体" w:hAnsi="宋体" w:cs="宋体"/>
+        </w:rPr>
+        <w:t xml:space="preserve"> 展开为 NOUN|PROPN），中文自动标注用 jieba（</w:t>
+      </w:r>
+      <w:r>
+        <w:rPr>
+          <w:rFonts w:ascii="Consolas" w:eastAsia="宋体" w:hAnsi="Consolas" w:cs="Consolas"/>
+        </w:rPr>
+        <w:t xml:space="preserve">/n</w:t>
+      </w:r>
+      <w:r>
+        <w:rPr>
+          <w:rFonts w:ascii="宋体" w:eastAsia="宋体" w:hAnsi="宋体" w:cs="宋体"/>
+        </w:rPr>
+        <w:t xml:space="preserve"> 覆盖 nr、ns 等，</w:t>
+      </w:r>
+      <w:r>
+        <w:rPr>
+          <w:rFonts w:ascii="Consolas" w:eastAsia="宋体" w:hAnsi="Consolas" w:cs="Consolas"/>
+        </w:rPr>
+        <w:t xml:space="preserve">/PROPN</w:t>
+      </w:r>
+      <w:r>
+        <w:rPr>
+          <w:rFonts w:ascii="宋体" w:eastAsia="宋体" w:hAnsi="宋体" w:cs="宋体"/>
+        </w:rPr>
+        <w:t xml:space="preserve"> 映射到专名标记）。插入面板的"词性"按钮列出该语料索引里实际出现的标签，并标明体系。</w:t>
+      </w:r>
+    </w:p>
+    <w:p>
+      <w:pPr>
+        <w:pStyle w:val="ListParagraph"/>
+        <w:numPr>
+          <w:ilvl w:val="0"/>
+          <w:numId w:val="2"/>
+        </w:numPr>
+      </w:pPr>
+      <w:r>
+        <w:rPr>
+          <w:rFonts w:ascii="宋体" w:eastAsia="宋体" w:hAnsi="宋体" w:cs="宋体"/>
+        </w:rPr>
+        <w:t xml:space="preserve">解析接口带上检索范围时（</w:t>
+      </w:r>
+      <w:r>
+        <w:rPr>
+          <w:rFonts w:ascii="Consolas" w:eastAsia="宋体" w:hAnsi="Consolas" w:cs="Consolas"/>
+        </w:rPr>
+        <w:t xml:space="preserve">POST /search/parse {query, scope}</w:t>
+      </w:r>
+      <w:r>
+        <w:rPr>
+          <w:rFonts w:ascii="宋体" w:eastAsia="宋体" w:hAnsi="宋体" w:cs="宋体"/>
+        </w:rPr>
+        <w:t xml:space="preserve">），同时检查所需标注层：语料没有依存层时 </w:t>
+      </w:r>
+      <w:r>
+        <w:rPr>
+          <w:rFonts w:ascii="Consolas" w:eastAsia="宋体" w:hAnsi="Consolas" w:cs="Consolas"/>
+        </w:rPr>
+        <w:t xml:space="preserve">{dep=}</w:t>
+      </w:r>
+      <w:r>
+        <w:rPr>
+          <w:rFonts w:ascii="宋体" w:eastAsia="宋体" w:hAnsi="宋体" w:cs="宋体"/>
+        </w:rPr>
+        <w:t xml:space="preserve">、没有片段层时 </w:t>
+      </w:r>
+      <w:r>
+        <w:rPr>
+          <w:rFonts w:ascii="Consolas" w:eastAsia="宋体" w:hAnsi="Consolas" w:cs="Consolas"/>
+        </w:rPr>
+        <w:t xml:space="preserve">[标签]</w:t>
+      </w:r>
+      <w:r>
+        <w:rPr>
+          <w:rFonts w:ascii="宋体" w:eastAsia="宋体" w:hAnsi="宋体" w:cs="宋体"/>
+        </w:rPr>
+        <w:t xml:space="preserve">、没有词元时 </w:t>
+      </w:r>
+      <w:r>
+        <w:rPr>
+          <w:rFonts w:ascii="Consolas" w:eastAsia="宋体" w:hAnsi="Consolas" w:cs="Consolas"/>
+        </w:rPr>
+        <w:t xml:space="preserve">{lemma=}</w:t>
+      </w:r>
+      <w:r>
+        <w:rPr>
+          <w:rFonts w:ascii="宋体" w:eastAsia="宋体" w:hAnsi="宋体" w:cs="宋体"/>
+        </w:rPr>
+        <w:t xml:space="preserve"> 在解析行直接报错，检索按钮不可用；</w:t>
+      </w:r>
+      <w:r>
+        <w:rPr>
+          <w:rFonts w:ascii="Consolas" w:eastAsia="宋体" w:hAnsi="Consolas" w:cs="Consolas"/>
+        </w:rPr>
+        <w:t xml:space="preserve">POST /search</w:t>
+      </w:r>
+      <w:r>
+        <w:rPr>
+          <w:rFonts w:ascii="宋体" w:eastAsia="宋体" w:hAnsi="宋体" w:cs="宋体"/>
+        </w:rPr>
+        <w:t xml:space="preserve"> 对同样情况返回 422 </w:t>
+      </w:r>
+      <w:r>
+        <w:rPr>
+          <w:rFonts w:ascii="Consolas" w:eastAsia="宋体" w:hAnsi="Consolas" w:cs="Consolas"/>
+        </w:rPr>
+        <w:t xml:space="preserve">INVALID_LAYER</w:t>
+      </w:r>
+      <w:r>
+        <w:rPr>
+          <w:rFonts w:ascii="宋体" w:eastAsia="宋体" w:hAnsi="宋体" w:cs="宋体"/>
+        </w:rPr>
+        <w:t xml:space="preserve">，不返回静默的 0 命中。</w:t>
+      </w:r>
+    </w:p>
+    <w:p>
+      <w:pPr>
+        <w:pStyle w:val="ListParagraph"/>
+        <w:numPr>
+          <w:ilvl w:val="0"/>
+          <w:numId w:val="2"/>
+        </w:numPr>
+      </w:pPr>
+      <w:r>
+        <w:rPr>
+          <w:rFonts w:ascii="宋体" w:eastAsia="宋体" w:hAnsi="宋体" w:cs="宋体"/>
+        </w:rPr>
+        <w:t xml:space="preserve">0 命中且查询含汉字时，页面按简繁对照换写后再计数；对方写法有命中则提示"该库为繁体，试试「為」（n 次）"。语料的简繁取导入时记录的 </w:t>
+      </w:r>
+      <w:r>
+        <w:rPr>
+          <w:rFonts w:ascii="Consolas" w:eastAsia="宋体" w:hAnsi="Consolas" w:cs="Consolas"/>
+        </w:rPr>
+        <w:t xml:space="preserve">meta.script</w:t>
+      </w:r>
+      <w:r>
+        <w:rPr>
+          <w:rFonts w:ascii="宋体" w:eastAsia="宋体" w:hAnsi="宋体" w:cs="宋体"/>
+        </w:rPr>
+        <w:t xml:space="preserve">。</w:t>
+      </w:r>
+    </w:p>
+    <w:p>
+      <w:pPr>
+        <w:pStyle w:val="Heading2"/>
+      </w:pPr>
+      <w:r>
+        <w:rPr>
+          <w:rFonts w:ascii="宋体" w:eastAsia="宋体" w:hAnsi="宋体" w:cs="宋体"/>
+        </w:rPr>
+        <w:t xml:space="preserve">结果</w:t>
+      </w:r>
+    </w:p>
+    <w:p>
+      <w:pPr>
+        <w:pStyle w:val="ListParagraph"/>
+        <w:numPr>
+          <w:ilvl w:val="0"/>
+          <w:numId w:val="2"/>
+        </w:numPr>
+      </w:pPr>
+      <w:r>
+        <w:rPr>
+          <w:rFonts w:ascii="宋体" w:eastAsia="宋体" w:hAnsi="宋体" w:cs="宋体"/>
+        </w:rPr>
+        <w:t xml:space="preserve">返回命中数、命中句数、命中文档数；总数未算完时显示"计算中"，不用已返回行数冒充总数。计数下方显示按年代或体裁的分布条，点击一段即筛选。</w:t>
+      </w:r>
+    </w:p>
+    <w:p>
+      <w:pPr>
+        <w:pStyle w:val="ListParagraph"/>
+        <w:numPr>
+          <w:ilvl w:val="0"/>
+          <w:numId w:val="2"/>
+        </w:numPr>
+      </w:pPr>
+      <w:r>
+        <w:rPr>
+          <w:rFonts w:ascii="宋体" w:eastAsia="宋体" w:hAnsi="宋体" w:cs="宋体"/>
+        </w:rPr>
+        <w:t xml:space="preserve">KWIC 默认左右各 40 字符，可切换为整句、整段。左右语境等宽；40 字模式左侧被截处用省略号，不显示半个字形；英文等空格分词文本按整词截断（引擎端去掉窗口边缘的半个词，界面按词裁切）。整句、整段模式完整显示并换行，对齐译文同样换行。</w:t>
+      </w:r>
+    </w:p>
+    <w:p>
+      <w:pPr>
+        <w:pStyle w:val="ListParagraph"/>
+        <w:numPr>
+          <w:ilvl w:val="0"/>
+          <w:numId w:val="2"/>
+        </w:numPr>
+      </w:pPr>
+      <w:r>
+        <w:rPr>
+          <w:rFonts w:ascii="宋体" w:eastAsia="宋体" w:hAnsi="宋体" w:cs="宋体"/>
+        </w:rPr>
+        <w:t xml:space="preserve">平行语料（</w:t>
+      </w:r>
+      <w:r>
+        <w:rPr>
+          <w:rFonts w:ascii="Consolas" w:eastAsia="宋体" w:hAnsi="Consolas" w:cs="Consolas"/>
+        </w:rPr>
+        <w:t xml:space="preserve">corpus.parallel</w:t>
+      </w:r>
+      <w:r>
+        <w:rPr>
+          <w:rFonts w:ascii="宋体" w:eastAsia="宋体" w:hAnsi="宋体" w:cs="宋体"/>
+        </w:rPr>
+        <w:t xml:space="preserve">）的语境只取命中所在句：相邻句子是互不相干的句对，40 字和整段模式都不越过本句；出处显示文档名与句号（"Tatoeba cmn · 句 747"），没有对齐译文的命中标"无对齐译文"；上下文面板默认只显示本句，前后句按需展开。</w:t>
+      </w:r>
+    </w:p>
+    <w:p>
+      <w:pPr>
+        <w:pStyle w:val="ListParagraph"/>
+        <w:numPr>
+          <w:ilvl w:val="0"/>
+          <w:numId w:val="2"/>
+        </w:numPr>
+      </w:pPr>
+      <w:r>
+        <w:rPr>
+          <w:rFonts w:ascii="宋体" w:eastAsia="宋体" w:hAnsi="宋体" w:cs="宋体"/>
+        </w:rPr>
+        <w:t xml:space="preserve">排序：出处、左语境、右语境、随机。结果内筛选不重新检索。</w:t>
+      </w:r>
+    </w:p>
+    <w:p>
+      <w:pPr>
+        <w:pStyle w:val="ListParagraph"/>
+        <w:numPr>
+          <w:ilvl w:val="0"/>
+          <w:numId w:val="2"/>
+        </w:numPr>
+      </w:pPr>
+      <w:r>
+        <w:rPr>
+          <w:rFonts w:ascii="宋体" w:eastAsia="宋体" w:hAnsi="宋体" w:cs="宋体"/>
+        </w:rPr>
+        <w:t xml:space="preserve">双语语料的命中默认附带对齐句；上下文面板提供中英对照视图，词级对齐连线悬停高亮。</w:t>
+      </w:r>
+    </w:p>
+    <w:p>
+      <w:pPr>
+        <w:pStyle w:val="ListParagraph"/>
+        <w:numPr>
+          <w:ilvl w:val="0"/>
+          <w:numId w:val="2"/>
+        </w:numPr>
+      </w:pPr>
+      <w:r>
+        <w:rPr>
+          <w:rFonts w:ascii="宋体" w:eastAsia="宋体" w:hAnsi="宋体" w:cs="宋体"/>
+        </w:rPr>
+        <w:t xml:space="preserve">KWIC 可开启词性着色，使用 8 色低饱和色板并附图例。</w:t>
+      </w:r>
+    </w:p>
+    <w:p>
+      <w:pPr>
+        <w:pStyle w:val="ListParagraph"/>
+        <w:numPr>
+          <w:ilvl w:val="0"/>
+          <w:numId w:val="2"/>
+        </w:numPr>
+      </w:pPr>
+      <w:r>
+        <w:rPr>
+          <w:rFonts w:ascii="宋体" w:eastAsia="宋体" w:hAnsi="宋体" w:cs="宋体"/>
+        </w:rPr>
+        <w:t xml:space="preserve">导出 CSV / XLSX，含出处、码点、元数据。导出在后台执行：点击后提示"已开始导出"，完成后自动下载并在提示中给出"下载"链接。</w:t>
+      </w:r>
+    </w:p>
+    <w:p>
+      <w:pPr>
+        <w:pStyle w:val="ListParagraph"/>
+        <w:numPr>
+          <w:ilvl w:val="0"/>
+          <w:numId w:val="2"/>
+        </w:numPr>
+      </w:pPr>
+      <w:r>
+        <w:rPr>
+          <w:rFonts w:ascii="宋体" w:eastAsia="宋体" w:hAnsi="宋体" w:cs="宋体"/>
+        </w:rPr>
+        <w:t xml:space="preserve">证据篮中的命中按句保存：服务端（</w:t>
+      </w:r>
+      <w:r>
+        <w:rPr>
+          <w:rFonts w:ascii="Consolas" w:eastAsia="宋体" w:hAnsi="Consolas" w:cs="Consolas"/>
+        </w:rPr>
+        <w:t xml:space="preserve">POST /projects/{id}/evidence</w:t>
+      </w:r>
+      <w:r>
+        <w:rPr>
+          <w:rFonts w:ascii="宋体" w:eastAsia="宋体" w:hAnsi="宋体" w:cs="宋体"/>
+        </w:rPr>
+        <w:t xml:space="preserve">，手动钉住与 Pi 共用）根据文档与码点取命中所在句，</w:t>
+      </w:r>
+      <w:r>
+        <w:rPr>
+          <w:rFonts w:ascii="Consolas" w:eastAsia="宋体" w:hAnsi="Consolas" w:cs="Consolas"/>
+        </w:rPr>
+        <w:t xml:space="preserve">text</w:t>
+      </w:r>
+      <w:r>
+        <w:rPr>
+          <w:rFonts w:ascii="宋体" w:eastAsia="宋体" w:hAnsi="宋体" w:cs="宋体"/>
+        </w:rPr>
+        <w:t xml:space="preserve"> 为本句（命中词以 </w:t>
+      </w:r>
+      <w:r>
+        <w:rPr>
+          <w:rFonts w:ascii="Consolas" w:eastAsia="宋体" w:hAnsi="Consolas" w:cs="Consolas"/>
+        </w:rPr>
+        <w:t xml:space="preserve">**…**</w:t>
+      </w:r>
+      <w:r>
+        <w:rPr>
+          <w:rFonts w:ascii="宋体" w:eastAsia="宋体" w:hAnsi="宋体" w:cs="宋体"/>
+        </w:rPr>
+        <w:t xml:space="preserve"> 加粗）加每条对齐译文一行，</w:t>
+      </w:r>
+      <w:r>
+        <w:rPr>
+          <w:rFonts w:ascii="Consolas" w:eastAsia="宋体" w:hAnsi="Consolas" w:cs="Consolas"/>
+        </w:rPr>
+        <w:t xml:space="preserve">ref</w:t>
+      </w:r>
+      <w:r>
+        <w:rPr>
+          <w:rFonts w:ascii="宋体" w:eastAsia="宋体" w:hAnsi="宋体" w:cs="宋体"/>
+        </w:rPr>
+        <w:t xml:space="preserve"> 记录 </w:t>
+      </w:r>
+      <w:r>
+        <w:rPr>
+          <w:rFonts w:ascii="Consolas" w:eastAsia="宋体" w:hAnsi="Consolas" w:cs="Consolas"/>
+        </w:rPr>
+        <w:t xml:space="preserve">sentence_index</w:t>
+      </w:r>
+      <w:r>
+        <w:rPr>
+          <w:rFonts w:ascii="宋体" w:eastAsia="宋体" w:hAnsi="宋体" w:cs="宋体"/>
+        </w:rPr>
+        <w:t xml:space="preserve">、</w:t>
+      </w:r>
+      <w:r>
+        <w:rPr>
+          <w:rFonts w:ascii="Consolas" w:eastAsia="宋体" w:hAnsi="Consolas" w:cs="Consolas"/>
+        </w:rPr>
+        <w:t xml:space="preserve">sentence</w:t>
+      </w:r>
+      <w:r>
+        <w:rPr>
+          <w:rFonts w:ascii="宋体" w:eastAsia="宋体" w:hAnsi="宋体" w:cs="宋体"/>
+        </w:rPr>
+        <w:t xml:space="preserve">、</w:t>
+      </w:r>
+      <w:r>
+        <w:rPr>
+          <w:rFonts w:ascii="Consolas" w:eastAsia="宋体" w:hAnsi="Consolas" w:cs="Consolas"/>
+        </w:rPr>
+        <w:t xml:space="preserve">match</w:t>
+      </w:r>
+      <w:r>
+        <w:rPr>
+          <w:rFonts w:ascii="宋体" w:eastAsia="宋体" w:hAnsi="宋体" w:cs="宋体"/>
+        </w:rPr>
+        <w:t xml:space="preserve">（句内码点区间）、</w:t>
+      </w:r>
+      <w:r>
+        <w:rPr>
+          <w:rFonts w:ascii="Consolas" w:eastAsia="宋体" w:hAnsi="Consolas" w:cs="Consolas"/>
+        </w:rPr>
+        <w:t xml:space="preserve">aligned</w:t>
+      </w:r>
+      <w:r>
+        <w:rPr>
+          <w:rFonts w:ascii="宋体" w:eastAsia="宋体" w:hAnsi="宋体" w:cs="宋体"/>
+        </w:rPr>
+        <w:t xml:space="preserve">、</w:t>
+      </w:r>
+      <w:r>
+        <w:rPr>
+          <w:rFonts w:ascii="Consolas" w:eastAsia="宋体" w:hAnsi="Consolas" w:cs="Consolas"/>
+        </w:rPr>
+        <w:t xml:space="preserve">document_title</w:t>
+      </w:r>
+      <w:r>
+        <w:rPr>
+          <w:rFonts w:ascii="宋体" w:eastAsia="宋体" w:hAnsi="宋体" w:cs="宋体"/>
+        </w:rPr>
+        <w:t xml:space="preserve">，出处为"文档 · 句 n · 语料库"；只给 </w:t>
+      </w:r>
+      <w:r>
+        <w:rPr>
+          <w:rFonts w:ascii="Consolas" w:eastAsia="宋体" w:hAnsi="Consolas" w:cs="Consolas"/>
+        </w:rPr>
+        <w:t xml:space="preserve">hit_id</w:t>
+      </w:r>
+      <w:r>
+        <w:rPr>
+          <w:rFonts w:ascii="宋体" w:eastAsia="宋体" w:hAnsi="宋体" w:cs="宋体"/>
+        </w:rPr>
+        <w:t xml:space="preserve"> 时从中解析文档与码点。证据篮、笔记引用和导出都用这份句子，不再保存 KWIC 窗口；DOCX 中命中词加粗，CSV / XLSX 列为原文、命中、译文、出处、查询式、备注。统计行证据显示为"「项」 方法 数值"。</w:t>
+      </w:r>
+    </w:p>
+    <w:p>
+      <w:pPr>
+        <w:pStyle w:val="Heading2"/>
+      </w:pPr>
+      <w:r>
+        <w:rPr>
+          <w:rFonts w:ascii="宋体" w:eastAsia="宋体" w:hAnsi="宋体" w:cs="宋体"/>
+        </w:rPr>
+        <w:t xml:space="preserve">子库</w:t>
+      </w:r>
+    </w:p>
+    <w:p>
+      <w:r>
+        <w:rPr>
+          <w:rFonts w:ascii="宋体" w:eastAsia="宋体" w:hAnsi="宋体" w:cs="宋体"/>
+        </w:rPr>
+        <w:t xml:space="preserve">子库是"语料库 + 元数据筛选条件"，保存后可直接选用。检索和统计都接受语料库或子库作为范围。两个子库可以做关键词比较。</w:t>
       </w:r>
     </w:p>
     <w:p>
@@ -4521,18 +5128,7 @@
         <w:rPr>
           <w:rFonts w:ascii="宋体" w:eastAsia="宋体" w:hAnsi="宋体" w:cs="宋体"/>
         </w:rPr>
-        <w:t xml:space="preserve">七 标注平台</w:t>
-      </w:r>
-    </w:p>
-    <w:p>
-      <w:pPr>
-        <w:pStyle w:val="Heading2"/>
-      </w:pPr>
-      <w:r>
-        <w:rPr>
-          <w:rFonts w:ascii="宋体" w:eastAsia="宋体" w:hAnsi="宋体" w:cs="宋体"/>
-        </w:rPr>
-        <w:t xml:space="preserve">标注类型与可视化</w:t>
+        <w:t xml:space="preserve">六 统计分析</w:t>
       </w:r>
     </w:p>
     <w:tbl>
@@ -4576,7 +5172,7 @@
                 <w:b/>
                 <w:bCs/>
               </w:rPr>
-              <w:t xml:space="preserve">类型</w:t>
+              <w:t xml:space="preserve">方法</w:t>
             </w:r>
           </w:p>
         </w:tc>
@@ -4600,7 +5196,7 @@
                 <w:b/>
                 <w:bCs/>
               </w:rPr>
-              <w:t xml:space="preserve">预标方式</w:t>
+              <w:t xml:space="preserve">内容</w:t>
             </w:r>
           </w:p>
         </w:tc>
@@ -4624,7 +5220,7 @@
                 <w:b/>
                 <w:bCs/>
               </w:rPr>
-              <w:t xml:space="preserve">校对界面</w:t>
+              <w:t xml:space="preserve">展示</w:t>
             </w:r>
           </w:p>
         </w:tc>
@@ -4651,7 +5247,7 @@
               <w:rPr>
                 <w:rFonts w:ascii="宋体" w:eastAsia="宋体" w:hAnsi="宋体" w:cs="宋体"/>
               </w:rPr>
-              <w:t xml:space="preserve">分词 / 词性</w:t>
+              <w:t xml:space="preserve">频次</w:t>
             </w:r>
           </w:p>
         </w:tc>
@@ -4673,7 +5269,7 @@
               <w:rPr>
                 <w:rFonts w:ascii="宋体" w:eastAsia="宋体" w:hAnsi="宋体" w:cs="宋体"/>
               </w:rPr>
-              <w:t xml:space="preserve">中文 jieba（ICTCLAS 词性），英文 Stanza</w:t>
+              <w:t xml:space="preserve">原始频次、每百万词、文档频率；按词形或词性</w:t>
             </w:r>
           </w:p>
         </w:tc>
@@ -4695,7 +5291,7 @@
               <w:rPr>
                 <w:rFonts w:ascii="宋体" w:eastAsia="宋体" w:hAnsi="宋体" w:cs="宋体"/>
               </w:rPr>
-              <w:t xml:space="preserve">词下方标签，点选修改；可合并拆分词</w:t>
+              <w:t xml:space="preserve">表 + 柱状图</w:t>
             </w:r>
           </w:p>
         </w:tc>
@@ -4722,7 +5318,7 @@
               <w:rPr>
                 <w:rFonts w:ascii="宋体" w:eastAsia="宋体" w:hAnsi="宋体" w:cs="宋体"/>
               </w:rPr>
-              <w:t xml:space="preserve">依存句法</w:t>
+              <w:t xml:space="preserve">n-gram</w:t>
             </w:r>
           </w:p>
         </w:tc>
@@ -4744,7 +5340,19 @@
               <w:rPr>
                 <w:rFonts w:ascii="宋体" w:eastAsia="宋体" w:hAnsi="宋体" w:cs="宋体"/>
               </w:rPr>
-              <w:t xml:space="preserve">Stanza（中文按 jieba 分词结果预分词后解析）</w:t>
+              <w:t xml:space="preserve">2 至 4 元，支持词性模式；可填“包含词”（</w:t>
+            </w:r>
+            <w:r>
+              <w:rPr>
+                <w:rFonts w:ascii="Consolas" w:eastAsia="宋体" w:hAnsi="Consolas" w:cs="Consolas"/>
+              </w:rPr>
+              <w:t xml:space="preserve">contains</w:t>
+            </w:r>
+            <w:r>
+              <w:rPr>
+                <w:rFonts w:ascii="宋体" w:eastAsia="宋体" w:hAnsi="宋体" w:cs="宋体"/>
+              </w:rPr>
+              <w:t xml:space="preserve">，词形或词元等于该词的某一位置）只列含该词的组合</w:t>
             </w:r>
           </w:p>
         </w:tc>
@@ -4766,7 +5374,7 @@
               <w:rPr>
                 <w:rFonts w:ascii="宋体" w:eastAsia="宋体" w:hAnsi="宋体" w:cs="宋体"/>
               </w:rPr>
-              <w:t xml:space="preserve">弧线图，拖动弧线改 head，点击改关系</w:t>
+              <w:t xml:space="preserve">表</w:t>
             </w:r>
           </w:p>
         </w:tc>
@@ -4793,7 +5401,7 @@
               <w:rPr>
                 <w:rFonts w:ascii="宋体" w:eastAsia="宋体" w:hAnsi="宋体" w:cs="宋体"/>
               </w:rPr>
-              <w:t xml:space="preserve">自定义片段与关系</w:t>
+              <w:t xml:space="preserve">搭配</w:t>
             </w:r>
           </w:p>
         </w:tc>
@@ -4815,7 +5423,7 @@
               <w:rPr>
                 <w:rFonts w:ascii="宋体" w:eastAsia="宋体" w:hAnsi="宋体" w:cs="宋体"/>
               </w:rPr>
-              <w:t xml:space="preserve">LLM 按标签集与规范预标</w:t>
+              <w:t xml:space="preserve">节点词 ±5 窗口，MI、logDice、t 值、LL；可限定词性</w:t>
             </w:r>
           </w:p>
         </w:tc>
@@ -4837,7 +5445,7 @@
               <w:rPr>
                 <w:rFonts w:ascii="宋体" w:eastAsia="宋体" w:hAnsi="宋体" w:cs="宋体"/>
               </w:rPr>
-              <w:t xml:space="preserve">文本高亮，拖选新建，片段间连线建关系</w:t>
+              <w:t xml:space="preserve">表 + 搭配网络图（节点词居中，边粗为强度，点击进入检索）</w:t>
             </w:r>
           </w:p>
         </w:tc>
@@ -4864,7 +5472,7 @@
               <w:rPr>
                 <w:rFonts w:ascii="宋体" w:eastAsia="宋体" w:hAnsi="宋体" w:cs="宋体"/>
               </w:rPr>
-              <w:t xml:space="preserve">双语对齐</w:t>
+              <w:t xml:space="preserve">关键词</w:t>
             </w:r>
           </w:p>
         </w:tc>
@@ -4886,7 +5494,7 @@
               <w:rPr>
                 <w:rFonts w:ascii="宋体" w:eastAsia="宋体" w:hAnsi="宋体" w:cs="宋体"/>
               </w:rPr>
-              <w:t xml:space="preserve">句级：长度与向量相似度；词级：模型</w:t>
+              <w:t xml:space="preserve">目标库对参照库，LL、log ratio、显著性；参照库可选内置或子库</w:t>
             </w:r>
           </w:p>
         </w:tc>
@@ -4908,7 +5516,149 @@
               <w:rPr>
                 <w:rFonts w:ascii="宋体" w:eastAsia="宋体" w:hAnsi="宋体" w:cs="宋体"/>
               </w:rPr>
-              <w:t xml:space="preserve">左右两栏连线图，点线修改</w:t>
+              <w:t xml:space="preserve">表 + 散点</w:t>
+            </w:r>
+          </w:p>
+        </w:tc>
+      </w:tr>
+      <w:tr>
+        <w:trPr>
+          <w:tblHeader w:val="false"/>
+        </w:trPr>
+        <w:tc>
+          <w:tcPr>
+            <w:tcW w:type="dxa" w:w="3008"/>
+            <w:tcBorders>
+              <w:top w:val="single" w:color="000000" w:sz="4"/>
+              <w:left w:val="single" w:color="000000" w:sz="4"/>
+              <w:bottom w:val="single" w:color="000000" w:sz="4"/>
+              <w:right w:val="single" w:color="000000" w:sz="4"/>
+            </w:tcBorders>
+          </w:tcPr>
+          <w:p>
+            <w:pPr>
+              <w:spacing w:before="40" w:after="40"/>
+            </w:pPr>
+            <w:r>
+              <w:rPr>
+                <w:rFonts w:ascii="宋体" w:eastAsia="宋体" w:hAnsi="宋体" w:cs="宋体"/>
+              </w:rPr>
+              <w:t xml:space="preserve">分布</w:t>
+            </w:r>
+          </w:p>
+        </w:tc>
+        <w:tc>
+          <w:tcPr>
+            <w:tcW w:type="dxa" w:w="3008"/>
+            <w:tcBorders>
+              <w:top w:val="single" w:color="000000" w:sz="4"/>
+              <w:left w:val="single" w:color="000000" w:sz="4"/>
+              <w:bottom w:val="single" w:color="000000" w:sz="4"/>
+              <w:right w:val="single" w:color="000000" w:sz="4"/>
+            </w:tcBorders>
+          </w:tcPr>
+          <w:p>
+            <w:pPr>
+              <w:spacing w:before="40" w:after="40"/>
+            </w:pPr>
+            <w:r>
+              <w:rPr>
+                <w:rFonts w:ascii="宋体" w:eastAsia="宋体" w:hAnsi="宋体" w:cs="宋体"/>
+              </w:rPr>
+              <w:t xml:space="preserve">按元数据字段（年代、体裁、来源）或文档位置</w:t>
+            </w:r>
+          </w:p>
+        </w:tc>
+        <w:tc>
+          <w:tcPr>
+            <w:tcW w:type="dxa" w:w="3010"/>
+            <w:tcBorders>
+              <w:top w:val="single" w:color="000000" w:sz="4"/>
+              <w:left w:val="single" w:color="000000" w:sz="4"/>
+              <w:bottom w:val="single" w:color="000000" w:sz="4"/>
+              <w:right w:val="single" w:color="000000" w:sz="4"/>
+            </w:tcBorders>
+          </w:tcPr>
+          <w:p>
+            <w:pPr>
+              <w:spacing w:before="40" w:after="40"/>
+            </w:pPr>
+            <w:r>
+              <w:rPr>
+                <w:rFonts w:ascii="宋体" w:eastAsia="宋体" w:hAnsi="宋体" w:cs="宋体"/>
+              </w:rPr>
+              <w:t xml:space="preserve">折线 / 柱状</w:t>
+            </w:r>
+          </w:p>
+        </w:tc>
+      </w:tr>
+      <w:tr>
+        <w:trPr>
+          <w:tblHeader w:val="false"/>
+        </w:trPr>
+        <w:tc>
+          <w:tcPr>
+            <w:tcW w:type="dxa" w:w="3008"/>
+            <w:tcBorders>
+              <w:top w:val="single" w:color="000000" w:sz="4"/>
+              <w:left w:val="single" w:color="000000" w:sz="4"/>
+              <w:bottom w:val="single" w:color="000000" w:sz="4"/>
+              <w:right w:val="single" w:color="000000" w:sz="4"/>
+            </w:tcBorders>
+          </w:tcPr>
+          <w:p>
+            <w:pPr>
+              <w:spacing w:before="40" w:after="40"/>
+            </w:pPr>
+            <w:r>
+              <w:rPr>
+                <w:rFonts w:ascii="宋体" w:eastAsia="宋体" w:hAnsi="宋体" w:cs="宋体"/>
+              </w:rPr>
+              <w:t xml:space="preserve">标注统计</w:t>
+            </w:r>
+          </w:p>
+        </w:tc>
+        <w:tc>
+          <w:tcPr>
+            <w:tcW w:type="dxa" w:w="3008"/>
+            <w:tcBorders>
+              <w:top w:val="single" w:color="000000" w:sz="4"/>
+              <w:left w:val="single" w:color="000000" w:sz="4"/>
+              <w:bottom w:val="single" w:color="000000" w:sz="4"/>
+              <w:right w:val="single" w:color="000000" w:sz="4"/>
+            </w:tcBorders>
+          </w:tcPr>
+          <w:p>
+            <w:pPr>
+              <w:spacing w:before="40" w:after="40"/>
+            </w:pPr>
+            <w:r>
+              <w:rPr>
+                <w:rFonts w:ascii="宋体" w:eastAsia="宋体" w:hAnsi="宋体" w:cs="宋体"/>
+              </w:rPr>
+              <w:t xml:space="preserve">标签频次、标签共现、标注者进度与一致性</w:t>
+            </w:r>
+          </w:p>
+        </w:tc>
+        <w:tc>
+          <w:tcPr>
+            <w:tcW w:type="dxa" w:w="3010"/>
+            <w:tcBorders>
+              <w:top w:val="single" w:color="000000" w:sz="4"/>
+              <w:left w:val="single" w:color="000000" w:sz="4"/>
+              <w:bottom w:val="single" w:color="000000" w:sz="4"/>
+              <w:right w:val="single" w:color="000000" w:sz="4"/>
+            </w:tcBorders>
+          </w:tcPr>
+          <w:p>
+            <w:pPr>
+              <w:spacing w:before="40" w:after="40"/>
+            </w:pPr>
+            <w:r>
+              <w:rPr>
+                <w:rFonts w:ascii="宋体" w:eastAsia="宋体" w:hAnsi="宋体" w:cs="宋体"/>
+              </w:rPr>
+              <w:t xml:space="preserve">表 + 图</w:t>
             </w:r>
           </w:p>
         </w:tc>
@@ -4920,6 +5670,498 @@
       </w:pPr>
     </w:p>
     <w:p>
+      <w:r>
+        <w:rPr>
+          <w:rFonts w:ascii="宋体" w:eastAsia="宋体" w:hAnsi="宋体" w:cs="宋体"/>
+        </w:rPr>
+        <w:t xml:space="preserve">每个结果保存参数和索引版本；点击数字打开对应检索。图表用 ECharts，导出 SVG / PNG。</w:t>
+      </w:r>
+    </w:p>
+    <w:p>
+      <w:r>
+        <w:rPr>
+          <w:rFonts w:ascii="宋体" w:eastAsia="宋体" w:hAnsi="宋体" w:cs="宋体"/>
+        </w:rPr>
+        <w:t xml:space="preserve">统计口径与导出（2026 年 10 月 28 日）：</w:t>
+      </w:r>
+    </w:p>
+    <w:tbl>
+      <w:tblPr>
+        <w:tblW w:type="dxa" w:w="9026"/>
+        <w:tblBorders>
+          <w:top w:val="single" w:color="auto" w:sz="4"/>
+          <w:left w:val="single" w:color="auto" w:sz="4"/>
+          <w:bottom w:val="single" w:color="auto" w:sz="4"/>
+          <w:right w:val="single" w:color="auto" w:sz="4"/>
+          <w:insideH w:val="single" w:color="auto" w:sz="4"/>
+          <w:insideV w:val="single" w:color="auto" w:sz="4"/>
+        </w:tblBorders>
+      </w:tblPr>
+      <w:tblGrid>
+        <w:gridCol w:w="4513"/>
+        <w:gridCol w:w="4513"/>
+      </w:tblGrid>
+      <w:tr>
+        <w:trPr>
+          <w:tblHeader/>
+        </w:trPr>
+        <w:tc>
+          <w:tcPr>
+            <w:tcW w:type="dxa" w:w="4513"/>
+            <w:tcBorders>
+              <w:top w:val="single" w:color="000000" w:sz="4"/>
+              <w:left w:val="single" w:color="000000" w:sz="4"/>
+              <w:bottom w:val="single" w:color="000000" w:sz="4"/>
+              <w:right w:val="single" w:color="000000" w:sz="4"/>
+            </w:tcBorders>
+          </w:tcPr>
+          <w:p>
+            <w:pPr>
+              <w:spacing w:before="40" w:after="40"/>
+            </w:pPr>
+            <w:r>
+              <w:rPr>
+                <w:rFonts w:ascii="宋体" w:eastAsia="宋体" w:hAnsi="宋体" w:cs="宋体"/>
+                <w:b/>
+                <w:bCs/>
+              </w:rPr>
+              <w:t xml:space="preserve">项</w:t>
+            </w:r>
+          </w:p>
+        </w:tc>
+        <w:tc>
+          <w:tcPr>
+            <w:tcW w:type="dxa" w:w="4513"/>
+            <w:tcBorders>
+              <w:top w:val="single" w:color="000000" w:sz="4"/>
+              <w:left w:val="single" w:color="000000" w:sz="4"/>
+              <w:bottom w:val="single" w:color="000000" w:sz="4"/>
+              <w:right w:val="single" w:color="000000" w:sz="4"/>
+            </w:tcBorders>
+          </w:tcPr>
+          <w:p>
+            <w:pPr>
+              <w:spacing w:before="40" w:after="40"/>
+            </w:pPr>
+            <w:r>
+              <w:rPr>
+                <w:rFonts w:ascii="宋体" w:eastAsia="宋体" w:hAnsi="宋体" w:cs="宋体"/>
+                <w:b/>
+                <w:bCs/>
+              </w:rPr>
+              <w:t xml:space="preserve">规则</w:t>
+            </w:r>
+          </w:p>
+        </w:tc>
+      </w:tr>
+      <w:tr>
+        <w:trPr>
+          <w:tblHeader w:val="false"/>
+        </w:trPr>
+        <w:tc>
+          <w:tcPr>
+            <w:tcW w:type="dxa" w:w="4513"/>
+            <w:tcBorders>
+              <w:top w:val="single" w:color="000000" w:sz="4"/>
+              <w:left w:val="single" w:color="000000" w:sz="4"/>
+              <w:bottom w:val="single" w:color="000000" w:sz="4"/>
+              <w:right w:val="single" w:color="000000" w:sz="4"/>
+            </w:tcBorders>
+          </w:tcPr>
+          <w:p>
+            <w:pPr>
+              <w:spacing w:before="40" w:after="40"/>
+            </w:pPr>
+            <w:r>
+              <w:rPr>
+                <w:rFonts w:ascii="宋体" w:eastAsia="宋体" w:hAnsi="宋体" w:cs="宋体"/>
+              </w:rPr>
+              <w:t xml:space="preserve">标点与数字</w:t>
+            </w:r>
+          </w:p>
+        </w:tc>
+        <w:tc>
+          <w:tcPr>
+            <w:tcW w:type="dxa" w:w="4513"/>
+            <w:tcBorders>
+              <w:top w:val="single" w:color="000000" w:sz="4"/>
+              <w:left w:val="single" w:color="000000" w:sz="4"/>
+              <w:bottom w:val="single" w:color="000000" w:sz="4"/>
+              <w:right w:val="single" w:color="000000" w:sz="4"/>
+            </w:tcBorders>
+          </w:tcPr>
+          <w:p>
+            <w:pPr>
+              <w:spacing w:before="40" w:after="40"/>
+            </w:pPr>
+            <w:r>
+              <w:rPr>
+                <w:rFonts w:ascii="宋体" w:eastAsia="宋体" w:hAnsi="宋体" w:cs="宋体"/>
+              </w:rPr>
+              <w:t xml:space="preserve">频次、n-gram、搭配、关键词的 </w:t>
+            </w:r>
+            <w:r>
+              <w:rPr>
+                <w:rFonts w:ascii="Consolas" w:eastAsia="宋体" w:hAnsi="Consolas" w:cs="Consolas"/>
+              </w:rPr>
+              <w:t xml:space="preserve">exclude_punct</w:t>
+            </w:r>
+            <w:r>
+              <w:rPr>
+                <w:rFonts w:ascii="宋体" w:eastAsia="宋体" w:hAnsi="宋体" w:cs="宋体"/>
+              </w:rPr>
+              <w:t xml:space="preserve"> 默认开启（页面“排除标点和数字”默认勾选，接口与助手调用默认相同）：只由标点、符号、空白和数字组成的项（</w:t>
+            </w:r>
+            <w:r>
+              <w:rPr>
+                <w:rFonts w:ascii="Consolas" w:eastAsia="宋体" w:hAnsi="Consolas" w:cs="Consolas"/>
+              </w:rPr>
+              <w:t xml:space="preserve">，</w:t>
+            </w:r>
+            <w:r>
+              <w:rPr>
+                <w:rFonts w:ascii="宋体" w:eastAsia="宋体" w:hAnsi="宋体" w:cs="宋体"/>
+              </w:rPr>
+              <w:t xml:space="preserve"> </w:t>
+            </w:r>
+            <w:r>
+              <w:rPr>
+                <w:rFonts w:ascii="Consolas" w:eastAsia="宋体" w:hAnsi="Consolas" w:cs="Consolas"/>
+              </w:rPr>
+              <w:t xml:space="preserve">(</w:t>
+            </w:r>
+            <w:r>
+              <w:rPr>
+                <w:rFonts w:ascii="宋体" w:eastAsia="宋体" w:hAnsi="宋体" w:cs="宋体"/>
+              </w:rPr>
+              <w:t xml:space="preserve"> </w:t>
+            </w:r>
+            <w:r>
+              <w:rPr>
+                <w:rFonts w:ascii="Consolas" w:eastAsia="宋体" w:hAnsi="Consolas" w:cs="Consolas"/>
+              </w:rPr>
+              <w:t xml:space="preserve">1990</w:t>
+            </w:r>
+            <w:r>
+              <w:rPr>
+                <w:rFonts w:ascii="宋体" w:eastAsia="宋体" w:hAnsi="宋体" w:cs="宋体"/>
+              </w:rPr>
+              <w:t xml:space="preserve"> </w:t>
+            </w:r>
+            <w:r>
+              <w:rPr>
+                <w:rFonts w:ascii="Consolas" w:eastAsia="宋体" w:hAnsi="Consolas" w:cs="Consolas"/>
+              </w:rPr>
+              <w:t xml:space="preserve">3.5%</w:t>
+            </w:r>
+            <w:r>
+              <w:rPr>
+                <w:rFonts w:ascii="宋体" w:eastAsia="宋体" w:hAnsi="宋体" w:cs="宋体"/>
+              </w:rPr>
+              <w:t xml:space="preserve">）不列出；n-gram 任一位置是这类项即不列出。总词数 N（</w:t>
+            </w:r>
+            <w:r>
+              <w:rPr>
+                <w:rFonts w:ascii="Consolas" w:eastAsia="宋体" w:hAnsi="Consolas" w:cs="Consolas"/>
+              </w:rPr>
+              <w:t xml:space="preserve">totals.tokens</w:t>
+            </w:r>
+            <w:r>
+              <w:rPr>
+                <w:rFonts w:ascii="宋体" w:eastAsia="宋体" w:hAnsi="宋体" w:cs="宋体"/>
+              </w:rPr>
+              <w:t xml:space="preserve">）与每百万词、MI、LL 等指标仍按全部词计算，页面与导出写“N 词（含标点）”；频次另记 </w:t>
+            </w:r>
+            <w:r>
+              <w:rPr>
+                <w:rFonts w:ascii="Consolas" w:eastAsia="宋体" w:hAnsi="Consolas" w:cs="Consolas"/>
+              </w:rPr>
+              <w:t xml:space="preserve">totals.excluded_tokens</w:t>
+            </w:r>
+            <w:r>
+              <w:rPr>
+                <w:rFonts w:ascii="宋体" w:eastAsia="宋体" w:hAnsi="宋体" w:cs="宋体"/>
+              </w:rPr>
+              <w:t xml:space="preserve">（被排除的词数）</w:t>
+            </w:r>
+          </w:p>
+        </w:tc>
+      </w:tr>
+      <w:tr>
+        <w:trPr>
+          <w:tblHeader w:val="false"/>
+        </w:trPr>
+        <w:tc>
+          <w:tcPr>
+            <w:tcW w:type="dxa" w:w="4513"/>
+            <w:tcBorders>
+              <w:top w:val="single" w:color="000000" w:sz="4"/>
+              <w:left w:val="single" w:color="000000" w:sz="4"/>
+              <w:bottom w:val="single" w:color="000000" w:sz="4"/>
+              <w:right w:val="single" w:color="000000" w:sz="4"/>
+            </w:tcBorders>
+          </w:tcPr>
+          <w:p>
+            <w:pPr>
+              <w:spacing w:before="40" w:after="40"/>
+            </w:pPr>
+            <w:r>
+              <w:rPr>
+                <w:rFonts w:ascii="宋体" w:eastAsia="宋体" w:hAnsi="宋体" w:cs="宋体"/>
+              </w:rPr>
+              <w:t xml:space="preserve">关键词参照</w:t>
+            </w:r>
+          </w:p>
+        </w:tc>
+        <w:tc>
+          <w:tcPr>
+            <w:tcW w:type="dxa" w:w="4513"/>
+            <w:tcBorders>
+              <w:top w:val="single" w:color="000000" w:sz="4"/>
+              <w:left w:val="single" w:color="000000" w:sz="4"/>
+              <w:bottom w:val="single" w:color="000000" w:sz="4"/>
+              <w:right w:val="single" w:color="000000" w:sz="4"/>
+            </w:tcBorders>
+          </w:tcPr>
+          <w:p>
+            <w:pPr>
+              <w:spacing w:before="40" w:after="40"/>
+            </w:pPr>
+            <w:r>
+              <w:rPr>
+                <w:rFonts w:ascii="宋体" w:eastAsia="宋体" w:hAnsi="宋体" w:cs="宋体"/>
+              </w:rPr>
+              <w:t xml:space="preserve">参照不能与目标相同（接口返回 422“参照与目标相同”）；目标与参照语料的 </w:t>
+            </w:r>
+            <w:r>
+              <w:rPr>
+                <w:rFonts w:ascii="Consolas" w:eastAsia="宋体" w:hAnsi="Consolas" w:cs="Consolas"/>
+              </w:rPr>
+              <w:t xml:space="preserve">meta.script</w:t>
+            </w:r>
+            <w:r>
+              <w:rPr>
+                <w:rFonts w:ascii="宋体" w:eastAsia="宋体" w:hAnsi="宋体" w:cs="宋体"/>
+              </w:rPr>
+              <w:t xml:space="preserve"> 一个简体、一个繁体时页面警告简繁字形会进入关键词前列。简繁归一未做</w:t>
+            </w:r>
+          </w:p>
+        </w:tc>
+      </w:tr>
+      <w:tr>
+        <w:trPr>
+          <w:tblHeader w:val="false"/>
+        </w:trPr>
+        <w:tc>
+          <w:tcPr>
+            <w:tcW w:type="dxa" w:w="4513"/>
+            <w:tcBorders>
+              <w:top w:val="single" w:color="000000" w:sz="4"/>
+              <w:left w:val="single" w:color="000000" w:sz="4"/>
+              <w:bottom w:val="single" w:color="000000" w:sz="4"/>
+              <w:right w:val="single" w:color="000000" w:sz="4"/>
+            </w:tcBorders>
+          </w:tcPr>
+          <w:p>
+            <w:pPr>
+              <w:spacing w:before="40" w:after="40"/>
+            </w:pPr>
+            <w:r>
+              <w:rPr>
+                <w:rFonts w:ascii="宋体" w:eastAsia="宋体" w:hAnsi="宋体" w:cs="宋体"/>
+              </w:rPr>
+              <w:t xml:space="preserve">分布</w:t>
+            </w:r>
+          </w:p>
+        </w:tc>
+        <w:tc>
+          <w:tcPr>
+            <w:tcW w:type="dxa" w:w="4513"/>
+            <w:tcBorders>
+              <w:top w:val="single" w:color="000000" w:sz="4"/>
+              <w:left w:val="single" w:color="000000" w:sz="4"/>
+              <w:bottom w:val="single" w:color="000000" w:sz="4"/>
+              <w:right w:val="single" w:color="000000" w:sz="4"/>
+            </w:tcBorders>
+          </w:tcPr>
+          <w:p>
+            <w:pPr>
+              <w:spacing w:before="40" w:after="40"/>
+            </w:pPr>
+            <w:r>
+              <w:rPr>
+                <w:rFonts w:ascii="宋体" w:eastAsia="宋体" w:hAnsi="宋体" w:cs="宋体"/>
+              </w:rPr>
+              <w:t xml:space="preserve">页面要求填写查询式（接口仍允许不填，用于只看各区间词数）</w:t>
+            </w:r>
+          </w:p>
+        </w:tc>
+      </w:tr>
+      <w:tr>
+        <w:trPr>
+          <w:tblHeader w:val="false"/>
+        </w:trPr>
+        <w:tc>
+          <w:tcPr>
+            <w:tcW w:type="dxa" w:w="4513"/>
+            <w:tcBorders>
+              <w:top w:val="single" w:color="000000" w:sz="4"/>
+              <w:left w:val="single" w:color="000000" w:sz="4"/>
+              <w:bottom w:val="single" w:color="000000" w:sz="4"/>
+              <w:right w:val="single" w:color="000000" w:sz="4"/>
+            </w:tcBorders>
+          </w:tcPr>
+          <w:p>
+            <w:pPr>
+              <w:spacing w:before="40" w:after="40"/>
+            </w:pPr>
+            <w:r>
+              <w:rPr>
+                <w:rFonts w:ascii="宋体" w:eastAsia="宋体" w:hAnsi="宋体" w:cs="宋体"/>
+              </w:rPr>
+              <w:t xml:space="preserve">范围</w:t>
+            </w:r>
+          </w:p>
+        </w:tc>
+        <w:tc>
+          <w:tcPr>
+            <w:tcW w:type="dxa" w:w="4513"/>
+            <w:tcBorders>
+              <w:top w:val="single" w:color="000000" w:sz="4"/>
+              <w:left w:val="single" w:color="000000" w:sz="4"/>
+              <w:bottom w:val="single" w:color="000000" w:sz="4"/>
+              <w:right w:val="single" w:color="000000" w:sz="4"/>
+            </w:tcBorders>
+          </w:tcPr>
+          <w:p>
+            <w:pPr>
+              <w:spacing w:before="40" w:after="40"/>
+            </w:pPr>
+            <w:r>
+              <w:rPr>
+                <w:rFonts w:ascii="宋体" w:eastAsia="宋体" w:hAnsi="宋体" w:cs="宋体"/>
+              </w:rPr>
+              <w:t xml:space="preserve">统计各标签页用项目共享范围（见前端设计第二节范围规则）</w:t>
+            </w:r>
+          </w:p>
+        </w:tc>
+      </w:tr>
+      <w:tr>
+        <w:trPr>
+          <w:tblHeader w:val="false"/>
+        </w:trPr>
+        <w:tc>
+          <w:tcPr>
+            <w:tcW w:type="dxa" w:w="4513"/>
+            <w:tcBorders>
+              <w:top w:val="single" w:color="000000" w:sz="4"/>
+              <w:left w:val="single" w:color="000000" w:sz="4"/>
+              <w:bottom w:val="single" w:color="000000" w:sz="4"/>
+              <w:right w:val="single" w:color="000000" w:sz="4"/>
+            </w:tcBorders>
+          </w:tcPr>
+          <w:p>
+            <w:pPr>
+              <w:spacing w:before="40" w:after="40"/>
+            </w:pPr>
+            <w:r>
+              <w:rPr>
+                <w:rFonts w:ascii="宋体" w:eastAsia="宋体" w:hAnsi="宋体" w:cs="宋体"/>
+              </w:rPr>
+              <w:t xml:space="preserve">导出</w:t>
+            </w:r>
+          </w:p>
+        </w:tc>
+        <w:tc>
+          <w:tcPr>
+            <w:tcW w:type="dxa" w:w="4513"/>
+            <w:tcBorders>
+              <w:top w:val="single" w:color="000000" w:sz="4"/>
+              <w:left w:val="single" w:color="000000" w:sz="4"/>
+              <w:bottom w:val="single" w:color="000000" w:sz="4"/>
+              <w:right w:val="single" w:color="000000" w:sz="4"/>
+            </w:tcBorders>
+          </w:tcPr>
+          <w:p>
+            <w:pPr>
+              <w:spacing w:before="40" w:after="40"/>
+            </w:pPr>
+            <w:r>
+              <w:rPr>
+                <w:rFonts w:ascii="宋体" w:eastAsia="宋体" w:hAnsi="宋体" w:cs="宋体"/>
+              </w:rPr>
+              <w:t xml:space="preserve">CSV / XLSX 文件名“统计-方法-时间”；表格前依次写：统计方法与参数（n、单位、节点词、窗口、查询式、词性、包含词、排序指标、最低频次、显示前 N、是否排除标点和数字）、范围与总词数（含标点）、参照与其总词数、索引版本与计算时间（UTC），然后是语料来源与许可行；小数保留 2 位</w:t>
+            </w:r>
+          </w:p>
+        </w:tc>
+      </w:tr>
+      <w:tr>
+        <w:trPr>
+          <w:tblHeader w:val="false"/>
+        </w:trPr>
+        <w:tc>
+          <w:tcPr>
+            <w:tcW w:type="dxa" w:w="4513"/>
+            <w:tcBorders>
+              <w:top w:val="single" w:color="000000" w:sz="4"/>
+              <w:left w:val="single" w:color="000000" w:sz="4"/>
+              <w:bottom w:val="single" w:color="000000" w:sz="4"/>
+              <w:right w:val="single" w:color="000000" w:sz="4"/>
+            </w:tcBorders>
+          </w:tcPr>
+          <w:p>
+            <w:pPr>
+              <w:spacing w:before="40" w:after="40"/>
+            </w:pPr>
+            <w:r>
+              <w:rPr>
+                <w:rFonts w:ascii="宋体" w:eastAsia="宋体" w:hAnsi="宋体" w:cs="宋体"/>
+              </w:rPr>
+              <w:t xml:space="preserve">图表导出</w:t>
+            </w:r>
+          </w:p>
+        </w:tc>
+        <w:tc>
+          <w:tcPr>
+            <w:tcW w:type="dxa" w:w="4513"/>
+            <w:tcBorders>
+              <w:top w:val="single" w:color="000000" w:sz="4"/>
+              <w:left w:val="single" w:color="000000" w:sz="4"/>
+              <w:bottom w:val="single" w:color="000000" w:sz="4"/>
+              <w:right w:val="single" w:color="000000" w:sz="4"/>
+            </w:tcBorders>
+          </w:tcPr>
+          <w:p>
+            <w:pPr>
+              <w:spacing w:before="40" w:after="40"/>
+            </w:pPr>
+            <w:r>
+              <w:rPr>
+                <w:rFonts w:ascii="宋体" w:eastAsia="宋体" w:hAnsi="宋体" w:cs="宋体"/>
+              </w:rPr>
+              <w:t xml:space="preserve">SVG 为合法 XML 文档，固定浅色主题、白底，与页面深浅色无关；PNG 由该 SVG 以 2 倍分辨率绘制</w:t>
+            </w:r>
+          </w:p>
+        </w:tc>
+      </w:tr>
+    </w:tbl>
+    <w:p>
+      <w:pPr>
+        <w:spacing w:before="0" w:after="0"/>
+      </w:pPr>
+    </w:p>
+    <w:p>
+      <w:pPr>
+        <w:pStyle w:val="Heading1"/>
+      </w:pPr>
+      <w:r>
+        <w:rPr>
+          <w:rFonts w:ascii="宋体" w:eastAsia="宋体" w:hAnsi="宋体" w:cs="宋体"/>
+        </w:rPr>
+        <w:t xml:space="preserve">七 标注平台</w:t>
+      </w:r>
+    </w:p>
+    <w:p>
       <w:pPr>
         <w:pStyle w:val="Heading2"/>
       </w:pPr>
@@ -4927,209 +6169,7 @@
         <w:rPr>
           <w:rFonts w:ascii="宋体" w:eastAsia="宋体" w:hAnsi="宋体" w:cs="宋体"/>
         </w:rPr>
-        <w:t xml:space="preserve">流程</w:t>
-      </w:r>
-    </w:p>
-    <w:p>
-      <w:pPr>
-        <w:pStyle w:val="ListParagraph"/>
-        <w:numPr>
-          <w:ilvl w:val="0"/>
-          <w:numId w:val="3"/>
-        </w:numPr>
-      </w:pPr>
-      <w:r>
-        <w:rPr>
-          <w:rFonts w:ascii="宋体" w:eastAsia="宋体" w:hAnsi="宋体" w:cs="宋体"/>
-        </w:rPr>
-        <w:t xml:space="preserve">建标注层：选类型、标签集、范围（语料库 / 子库 / 文档）。</w:t>
-      </w:r>
-    </w:p>
-    <w:p>
-      <w:pPr>
-        <w:pStyle w:val="ListParagraph"/>
-        <w:numPr>
-          <w:ilvl w:val="0"/>
-          <w:numId w:val="3"/>
-        </w:numPr>
-      </w:pPr>
-      <w:r>
-        <w:rPr>
-          <w:rFonts w:ascii="宋体" w:eastAsia="宋体" w:hAnsi="宋体" w:cs="宋体"/>
-        </w:rPr>
-        <w:t xml:space="preserve">预标：后台任务；进度实时显示；结果 status = suggested。</w:t>
-      </w:r>
-    </w:p>
-    <w:p>
-      <w:pPr>
-        <w:pStyle w:val="ListParagraph"/>
-        <w:numPr>
-          <w:ilvl w:val="0"/>
-          <w:numId w:val="3"/>
-        </w:numPr>
-      </w:pPr>
-      <w:r>
-        <w:rPr>
-          <w:rFonts w:ascii="宋体" w:eastAsia="宋体" w:hAnsi="宋体" w:cs="宋体"/>
-        </w:rPr>
-        <w:t xml:space="preserve">校对：按文档逐句进行；确认、修改、拒绝；键盘快捷键；显示剩余数量。</w:t>
-      </w:r>
-    </w:p>
-    <w:p>
-      <w:pPr>
-        <w:pStyle w:val="ListParagraph"/>
-        <w:numPr>
-          <w:ilvl w:val="0"/>
-          <w:numId w:val="3"/>
-        </w:numPr>
-      </w:pPr>
-      <w:r>
-        <w:rPr>
-          <w:rFonts w:ascii="宋体" w:eastAsia="宋体" w:hAnsi="宋体" w:cs="宋体"/>
-        </w:rPr>
-        <w:t xml:space="preserve">完成：确认后的标注进入检索与统计；可导出 CoNLL-U、JSON、brat standoff、TMX。</w:t>
-      </w:r>
-    </w:p>
-    <w:p>
-      <w:pPr>
-        <w:pStyle w:val="Heading2"/>
-      </w:pPr>
-      <w:r>
-        <w:rPr>
-          <w:rFonts w:ascii="宋体" w:eastAsia="宋体" w:hAnsi="宋体" w:cs="宋体"/>
-        </w:rPr>
-        <w:t xml:space="preserve">规则</w:t>
-      </w:r>
-    </w:p>
-    <w:p>
-      <w:pPr>
-        <w:pStyle w:val="ListParagraph"/>
-        <w:numPr>
-          <w:ilvl w:val="0"/>
-          <w:numId w:val="2"/>
-        </w:numPr>
-      </w:pPr>
-      <w:r>
-        <w:rPr>
-          <w:rFonts w:ascii="宋体" w:eastAsia="宋体" w:hAnsi="宋体" w:cs="宋体"/>
-        </w:rPr>
-        <w:t xml:space="preserve">系统层（原始分词词性）、自动层、人工层分开存储；人工修改不覆盖自动结果，便于比较。</w:t>
-      </w:r>
-    </w:p>
-    <w:p>
-      <w:pPr>
-        <w:pStyle w:val="ListParagraph"/>
-        <w:numPr>
-          <w:ilvl w:val="0"/>
-          <w:numId w:val="2"/>
-        </w:numPr>
-      </w:pPr>
-      <w:r>
-        <w:rPr>
-          <w:rFonts w:ascii="宋体" w:eastAsia="宋体" w:hAnsi="宋体" w:cs="宋体"/>
-        </w:rPr>
-        <w:t xml:space="preserve">人工确认必须有具体用户和时间；Agent 不能把自己的输出标为 confirmed。</w:t>
-      </w:r>
-    </w:p>
-    <w:p>
-      <w:pPr>
-        <w:pStyle w:val="ListParagraph"/>
-        <w:numPr>
-          <w:ilvl w:val="0"/>
-          <w:numId w:val="2"/>
-        </w:numPr>
-      </w:pPr>
-      <w:r>
-        <w:rPr>
-          <w:rFonts w:ascii="宋体" w:eastAsia="宋体" w:hAnsi="宋体" w:cs="宋体"/>
-        </w:rPr>
-        <w:t xml:space="preserve">一个标注层可以有多个标注者；二期计算 Cohen's kappa 和 Krippendorff's alpha，并做仲裁。</w:t>
-      </w:r>
-    </w:p>
-    <w:p>
-      <w:pPr>
-        <w:pStyle w:val="ListParagraph"/>
-        <w:numPr>
-          <w:ilvl w:val="0"/>
-          <w:numId w:val="2"/>
-        </w:numPr>
-      </w:pPr>
-      <w:r>
-        <w:rPr>
-          <w:rFonts w:ascii="宋体" w:eastAsia="宋体" w:hAnsi="宋体" w:cs="宋体"/>
-        </w:rPr>
-        <w:t xml:space="preserve">标注规范存在知识库，预标时作为提示词的一部分。</w:t>
-      </w:r>
-    </w:p>
-    <w:p>
-      <w:pPr>
-        <w:pStyle w:val="ListParagraph"/>
-        <w:numPr>
-          <w:ilvl w:val="0"/>
-          <w:numId w:val="2"/>
-        </w:numPr>
-      </w:pPr>
-      <w:r>
-        <w:rPr>
-          <w:rFonts w:ascii="宋体" w:eastAsia="宋体" w:hAnsi="宋体" w:cs="宋体"/>
-        </w:rPr>
-        <w:t xml:space="preserve">标注层列表显示进度环；多人标注层显示一致性仪表（kappa）。</w:t>
-      </w:r>
-    </w:p>
-    <w:p>
-      <w:pPr>
-        <w:pStyle w:val="ListParagraph"/>
-        <w:numPr>
-          <w:ilvl w:val="0"/>
-          <w:numId w:val="2"/>
-        </w:numPr>
-      </w:pPr>
-      <w:r>
-        <w:rPr>
-          <w:rFonts w:ascii="宋体" w:eastAsia="宋体" w:hAnsi="宋体" w:cs="宋体"/>
-        </w:rPr>
-        <w:t xml:space="preserve">提供"AI 与人工差异视图"：同一句上下两行对比预标与人工结果，改动处高亮，并统计改动、确认、拒绝数。</w:t>
-      </w:r>
-    </w:p>
-    <w:p>
-      <w:pPr>
-        <w:pStyle w:val="Heading2"/>
-      </w:pPr>
-      <w:r>
-        <w:rPr>
-          <w:rFonts w:ascii="宋体" w:eastAsia="宋体" w:hAnsi="宋体" w:cs="宋体"/>
-        </w:rPr>
-        <w:t xml:space="preserve">索引</w:t>
-      </w:r>
-    </w:p>
-    <w:p>
-      <w:r>
-        <w:rPr>
-          <w:rFonts w:ascii="宋体" w:eastAsia="宋体" w:hAnsi="宋体" w:cs="宋体"/>
-        </w:rPr>
-        <w:t xml:space="preserve">词级层（词形、词性、词元、依存关系、head 偏移）写入 CWB 位置属性，确认批次后按需重建索引。片段和关系层存 PostgreSQL，按标签检索时先定位片段再和 CWB 结果取交集。</w:t>
-      </w:r>
-    </w:p>
-    <w:p>
-      <w:pPr>
-        <w:pStyle w:val="Heading1"/>
-      </w:pPr>
-      <w:r>
-        <w:rPr>
-          <w:rFonts w:ascii="宋体" w:eastAsia="宋体" w:hAnsi="宋体" w:cs="宋体"/>
-        </w:rPr>
-        <w:t xml:space="preserve">八 知识库</w:t>
-      </w:r>
-    </w:p>
-    <w:p>
-      <w:pPr>
-        <w:pStyle w:val="Heading2"/>
-      </w:pPr>
-      <w:r>
-        <w:rPr>
-          <w:rFonts w:ascii="宋体" w:eastAsia="宋体" w:hAnsi="宋体" w:cs="宋体"/>
-        </w:rPr>
-        <w:t xml:space="preserve">内容类型</w:t>
+        <w:t xml:space="preserve">标注类型与可视化</w:t>
       </w:r>
     </w:p>
     <w:tbl>
@@ -5197,7 +6237,7 @@
                 <w:b/>
                 <w:bCs/>
               </w:rPr>
-              <w:t xml:space="preserve">来源</w:t>
+              <w:t xml:space="preserve">预标方式</w:t>
             </w:r>
           </w:p>
         </w:tc>
@@ -5221,7 +6261,7 @@
                 <w:b/>
                 <w:bCs/>
               </w:rPr>
-              <w:t xml:space="preserve">结构</w:t>
+              <w:t xml:space="preserve">校对界面</w:t>
             </w:r>
           </w:p>
         </w:tc>
@@ -5248,7 +6288,7 @@
               <w:rPr>
                 <w:rFonts w:ascii="宋体" w:eastAsia="宋体" w:hAnsi="宋体" w:cs="宋体"/>
               </w:rPr>
-              <w:t xml:space="preserve">文献</w:t>
+              <w:t xml:space="preserve">分词 / 词性</w:t>
             </w:r>
           </w:p>
         </w:tc>
@@ -5270,7 +6310,7 @@
               <w:rPr>
                 <w:rFonts w:ascii="宋体" w:eastAsia="宋体" w:hAnsi="宋体" w:cs="宋体"/>
               </w:rPr>
-              <w:t xml:space="preserve">PDF、DOCX、Markdown、TXT、网页 URL</w:t>
+              <w:t xml:space="preserve">中文 jieba（ICTCLAS 词性），英文 Stanza</w:t>
             </w:r>
           </w:p>
         </w:tc>
@@ -5292,7 +6332,7 @@
               <w:rPr>
                 <w:rFonts w:ascii="宋体" w:eastAsia="宋体" w:hAnsi="宋体" w:cs="宋体"/>
               </w:rPr>
-              <w:t xml:space="preserve">解析为段落片段，保留页码或标题路径</w:t>
+              <w:t xml:space="preserve">词下方标签，点选修改；可合并拆分词</w:t>
             </w:r>
           </w:p>
         </w:tc>
@@ -5319,7 +6359,7 @@
               <w:rPr>
                 <w:rFonts w:ascii="宋体" w:eastAsia="宋体" w:hAnsi="宋体" w:cs="宋体"/>
               </w:rPr>
-              <w:t xml:space="preserve">术语表</w:t>
+              <w:t xml:space="preserve">依存句法</w:t>
             </w:r>
           </w:p>
         </w:tc>
@@ -5341,7 +6381,7 @@
               <w:rPr>
                 <w:rFonts w:ascii="宋体" w:eastAsia="宋体" w:hAnsi="宋体" w:cs="宋体"/>
               </w:rPr>
-              <w:t xml:space="preserve">手工录入、从双语语料抽取、从文献抽取</w:t>
+              <w:t xml:space="preserve">Stanza（中文按 jieba 分词结果预分词后解析）</w:t>
             </w:r>
           </w:p>
         </w:tc>
@@ -5363,7 +6403,7 @@
               <w:rPr>
                 <w:rFonts w:ascii="宋体" w:eastAsia="宋体" w:hAnsi="宋体" w:cs="宋体"/>
               </w:rPr>
-              <w:t xml:space="preserve">术语、译名、定义、领域、例句（链接到语料证据）</w:t>
+              <w:t xml:space="preserve">弧线图，拖动弧线改 head，点击改关系</w:t>
             </w:r>
           </w:p>
         </w:tc>
@@ -5390,7 +6430,7 @@
               <w:rPr>
                 <w:rFonts w:ascii="宋体" w:eastAsia="宋体" w:hAnsi="宋体" w:cs="宋体"/>
               </w:rPr>
-              <w:t xml:space="preserve">标注规范</w:t>
+              <w:t xml:space="preserve">自定义片段与关系</w:t>
             </w:r>
           </w:p>
         </w:tc>
@@ -5412,7 +6452,7 @@
               <w:rPr>
                 <w:rFonts w:ascii="宋体" w:eastAsia="宋体" w:hAnsi="宋体" w:cs="宋体"/>
               </w:rPr>
-              <w:t xml:space="preserve">Markdown 编辑或上传</w:t>
+              <w:t xml:space="preserve">LLM 按标签集与规范预标</w:t>
             </w:r>
           </w:p>
         </w:tc>
@@ -5434,7 +6474,7 @@
               <w:rPr>
                 <w:rFonts w:ascii="宋体" w:eastAsia="宋体" w:hAnsi="宋体" w:cs="宋体"/>
               </w:rPr>
-              <w:t xml:space="preserve">与标签集关联</w:t>
+              <w:t xml:space="preserve">文本高亮，拖选新建，片段间连线建关系</w:t>
             </w:r>
           </w:p>
         </w:tc>
@@ -5461,7 +6501,7 @@
               <w:rPr>
                 <w:rFonts w:ascii="宋体" w:eastAsia="宋体" w:hAnsi="宋体" w:cs="宋体"/>
               </w:rPr>
-              <w:t xml:space="preserve">研究笔记</w:t>
+              <w:t xml:space="preserve">双语对齐</w:t>
             </w:r>
           </w:p>
         </w:tc>
@@ -5483,7 +6523,7 @@
               <w:rPr>
                 <w:rFonts w:ascii="宋体" w:eastAsia="宋体" w:hAnsi="宋体" w:cs="宋体"/>
               </w:rPr>
-              <w:t xml:space="preserve">页面编辑；Agent 草稿经人工保存</w:t>
+              <w:t xml:space="preserve">句级：长度与向量相似度；词级：模型</w:t>
             </w:r>
           </w:p>
         </w:tc>
@@ -5505,7 +6545,7 @@
               <w:rPr>
                 <w:rFonts w:ascii="宋体" w:eastAsia="宋体" w:hAnsi="宋体" w:cs="宋体"/>
               </w:rPr>
-              <w:t xml:space="preserve">正文、引用的检索与统计结果</w:t>
+              <w:t xml:space="preserve">左右两栏连线图，点线修改</w:t>
             </w:r>
           </w:p>
         </w:tc>
@@ -5524,7 +6564,78 @@
         <w:rPr>
           <w:rFonts w:ascii="宋体" w:eastAsia="宋体" w:hAnsi="宋体" w:cs="宋体"/>
         </w:rPr>
-        <w:t xml:space="preserve">建设</w:t>
+        <w:t xml:space="preserve">流程</w:t>
+      </w:r>
+    </w:p>
+    <w:p>
+      <w:pPr>
+        <w:pStyle w:val="ListParagraph"/>
+        <w:numPr>
+          <w:ilvl w:val="0"/>
+          <w:numId w:val="3"/>
+        </w:numPr>
+      </w:pPr>
+      <w:r>
+        <w:rPr>
+          <w:rFonts w:ascii="宋体" w:eastAsia="宋体" w:hAnsi="宋体" w:cs="宋体"/>
+        </w:rPr>
+        <w:t xml:space="preserve">建标注层：选类型、标签集、范围（语料库 / 子库 / 文档）。</w:t>
+      </w:r>
+    </w:p>
+    <w:p>
+      <w:pPr>
+        <w:pStyle w:val="ListParagraph"/>
+        <w:numPr>
+          <w:ilvl w:val="0"/>
+          <w:numId w:val="3"/>
+        </w:numPr>
+      </w:pPr>
+      <w:r>
+        <w:rPr>
+          <w:rFonts w:ascii="宋体" w:eastAsia="宋体" w:hAnsi="宋体" w:cs="宋体"/>
+        </w:rPr>
+        <w:t xml:space="preserve">预标：后台任务；进度实时显示；结果 status = suggested。</w:t>
+      </w:r>
+    </w:p>
+    <w:p>
+      <w:pPr>
+        <w:pStyle w:val="ListParagraph"/>
+        <w:numPr>
+          <w:ilvl w:val="0"/>
+          <w:numId w:val="3"/>
+        </w:numPr>
+      </w:pPr>
+      <w:r>
+        <w:rPr>
+          <w:rFonts w:ascii="宋体" w:eastAsia="宋体" w:hAnsi="宋体" w:cs="宋体"/>
+        </w:rPr>
+        <w:t xml:space="preserve">校对：按文档逐句进行；确认、修改、拒绝；键盘快捷键；显示剩余数量。</w:t>
+      </w:r>
+    </w:p>
+    <w:p>
+      <w:pPr>
+        <w:pStyle w:val="ListParagraph"/>
+        <w:numPr>
+          <w:ilvl w:val="0"/>
+          <w:numId w:val="3"/>
+        </w:numPr>
+      </w:pPr>
+      <w:r>
+        <w:rPr>
+          <w:rFonts w:ascii="宋体" w:eastAsia="宋体" w:hAnsi="宋体" w:cs="宋体"/>
+        </w:rPr>
+        <w:t xml:space="preserve">完成：确认后的标注进入检索与统计；可导出 CoNLL-U、JSON、brat standoff、TMX。</w:t>
+      </w:r>
+    </w:p>
+    <w:p>
+      <w:pPr>
+        <w:pStyle w:val="Heading2"/>
+      </w:pPr>
+      <w:r>
+        <w:rPr>
+          <w:rFonts w:ascii="宋体" w:eastAsia="宋体" w:hAnsi="宋体" w:cs="宋体"/>
+        </w:rPr>
+        <w:t xml:space="preserve">规则</w:t>
       </w:r>
     </w:p>
     <w:p>
@@ -5539,7 +6650,7 @@
         <w:rPr>
           <w:rFonts w:ascii="宋体" w:eastAsia="宋体" w:hAnsi="宋体" w:cs="宋体"/>
         </w:rPr>
-        <w:t xml:space="preserve">导入：上传或粘贴链接，后台解析、分段、向量化；显示进度和失败原因。</w:t>
+        <w:t xml:space="preserve">系统层（原始分词词性）、自动层、人工层分开存储；人工修改不覆盖自动结果，便于比较。</w:t>
       </w:r>
     </w:p>
     <w:p>
@@ -5554,7 +6665,7 @@
         <w:rPr>
           <w:rFonts w:ascii="宋体" w:eastAsia="宋体" w:hAnsi="宋体" w:cs="宋体"/>
         </w:rPr>
-        <w:t xml:space="preserve">自动整理：Agent 可从语料库抽取候选术语、为文献生成摘要、按主题归类；结果均为草稿，人工确认后入库。</w:t>
+        <w:t xml:space="preserve">人工确认必须有具体用户和时间；Agent 不能把自己的输出标为 confirmed。</w:t>
       </w:r>
     </w:p>
     <w:p>
@@ -5569,7 +6680,7 @@
         <w:rPr>
           <w:rFonts w:ascii="宋体" w:eastAsia="宋体" w:hAnsi="宋体" w:cs="宋体"/>
         </w:rPr>
-        <w:t xml:space="preserve">关联：术语例句直接引用语料命中；笔记引用统计结果；规范关联标签集。</w:t>
+        <w:t xml:space="preserve">一个标注层可以有多个标注者；二期计算 Cohen's kappa 和 Krippendorff's alpha，并做仲裁。</w:t>
       </w:r>
     </w:p>
     <w:p>
@@ -5584,18 +6695,7 @@
         <w:rPr>
           <w:rFonts w:ascii="宋体" w:eastAsia="宋体" w:hAnsi="宋体" w:cs="宋体"/>
         </w:rPr>
-        <w:t xml:space="preserve">范围：知识库属于项目或个人；内置参考资料由管理员维护，对全体可见。</w:t>
-      </w:r>
-    </w:p>
-    <w:p>
-      <w:pPr>
-        <w:pStyle w:val="Heading2"/>
-      </w:pPr>
-      <w:r>
-        <w:rPr>
-          <w:rFonts w:ascii="宋体" w:eastAsia="宋体" w:hAnsi="宋体" w:cs="宋体"/>
-        </w:rPr>
-        <w:t xml:space="preserve">检索与使用</w:t>
+        <w:t xml:space="preserve">标注规范存在知识库，预标时作为提示词的一部分。</w:t>
       </w:r>
     </w:p>
     <w:p>
@@ -5610,7 +6710,7 @@
         <w:rPr>
           <w:rFonts w:ascii="宋体" w:eastAsia="宋体" w:hAnsi="宋体" w:cs="宋体"/>
         </w:rPr>
-        <w:t xml:space="preserve">混合检索：pgvector 向量相似度 + PostgreSQL 关键词匹配，结果合并后返回片段及出处。</w:t>
+        <w:t xml:space="preserve">标注层列表显示进度环；多人标注层显示一致性仪表（kappa）。</w:t>
       </w:r>
     </w:p>
     <w:p>
@@ -5625,19 +6725,7 @@
         <w:rPr>
           <w:rFonts w:ascii="宋体" w:eastAsia="宋体" w:hAnsi="宋体" w:cs="宋体"/>
         </w:rPr>
-        <w:t xml:space="preserve">向量模型通过 OpenAI 兼容 </w:t>
-      </w:r>
-      <w:r>
-        <w:rPr>
-          <w:rFonts w:ascii="Consolas" w:eastAsia="宋体" w:hAnsi="Consolas" w:cs="Consolas"/>
-        </w:rPr>
-        <w:t xml:space="preserve">/embeddings</w:t>
-      </w:r>
-      <w:r>
-        <w:rPr>
-          <w:rFonts w:ascii="宋体" w:eastAsia="宋体" w:hAnsi="宋体" w:cs="宋体"/>
-        </w:rPr>
-        <w:t xml:space="preserve"> 接口配置，和对话模型同一配置方式。</w:t>
+        <w:t xml:space="preserve">提供"AI 与人工差异视图"：同一句上下两行对比预标与人工结果，改动处高亮，并统计改动、确认、拒绝数。</w:t>
       </w:r>
     </w:p>
     <w:p>
@@ -5652,31 +6740,7 @@
         <w:rPr>
           <w:rFonts w:ascii="宋体" w:eastAsia="宋体" w:hAnsi="宋体" w:cs="宋体"/>
         </w:rPr>
-        <w:t xml:space="preserve">Agent 工具 </w:t>
-      </w:r>
-      <w:r>
-        <w:rPr>
-          <w:rFonts w:ascii="Consolas" w:eastAsia="宋体" w:hAnsi="Consolas" w:cs="Consolas"/>
-        </w:rPr>
-        <w:t xml:space="preserve">kb.search</w:t>
-      </w:r>
-      <w:r>
-        <w:rPr>
-          <w:rFonts w:ascii="宋体" w:eastAsia="宋体" w:hAnsi="宋体" w:cs="宋体"/>
-        </w:rPr>
-        <w:t xml:space="preserve"> 回答时引用知识片段，前端显示出处；</w:t>
-      </w:r>
-      <w:r>
-        <w:rPr>
-          <w:rFonts w:ascii="Consolas" w:eastAsia="宋体" w:hAnsi="Consolas" w:cs="Consolas"/>
-        </w:rPr>
-        <w:t xml:space="preserve">kb.save</w:t>
-      </w:r>
-      <w:r>
-        <w:rPr>
-          <w:rFonts w:ascii="宋体" w:eastAsia="宋体" w:hAnsi="宋体" w:cs="宋体"/>
-        </w:rPr>
-        <w:t xml:space="preserve"> 把当前结论写成笔记草稿。</w:t>
+        <w:t xml:space="preserve">多人层新建时默认不预标；勾选预标或对多人层点“预标注”时提示：每位标注者得到同一份模型建议，会影响独立标注和一致性。</w:t>
       </w:r>
     </w:p>
     <w:p>
@@ -5691,18 +6755,43 @@
         <w:rPr>
           <w:rFonts w:ascii="宋体" w:eastAsia="宋体" w:hAnsi="宋体" w:cs="宋体"/>
         </w:rPr>
-        <w:t xml:space="preserve">术语表可导出 CSV / XLSX / TBX。</w:t>
-      </w:r>
-    </w:p>
-    <w:p>
-      <w:pPr>
-        <w:pStyle w:val="Heading1"/>
-      </w:pPr>
-      <w:r>
-        <w:rPr>
-          <w:rFonts w:ascii="宋体" w:eastAsia="宋体" w:hAnsi="宋体" w:cs="宋体"/>
-        </w:rPr>
-        <w:t xml:space="preserve">九 Agent 与 OpenUI</w:t>
+        <w:t xml:space="preserve">一致性（2026 年 10 月 28 日）：严格 κ / α 以片段范围为单位（某人在该范围无片段记 ∅，页面写“未标注”）；重叠宽松版先按范围成组，再把与其他标注者片段重叠、且没有共同标注者的组合并（同标签优先，其次重叠最长，</w:t>
+      </w:r>
+      <w:r>
+        <w:rPr>
+          <w:rFonts w:ascii="Consolas" w:eastAsia="宋体" w:hAnsi="Consolas" w:cs="Consolas"/>
+        </w:rPr>
+        <w:t xml:space="preserve">engine.agreement.overlap_units</w:t>
+      </w:r>
+      <w:r>
+        <w:rPr>
+          <w:rFonts w:ascii="宋体" w:eastAsia="宋体" w:hAnsi="宋体" w:cs="宋体"/>
+        </w:rPr>
+        <w:t xml:space="preserve">），同一标注者的嵌套片段不合并，因此范围完全一致时宽松值等于严格值，只有边界不同才被宽容。原实现把同一人嵌套的片段串成“主谓一致+时态”一个单位，QA 数据上宽松 κ 0.57 反而低于严格 0.61，已改。κ 校正机会一致，合并会改变边际分布，个别数据上宽松值仍可能略低于严格值，属正常。按标签 κ 附 n（至少一人给出该标签的单位数）。分歧接口另给 </w:t>
+      </w:r>
+      <w:r>
+        <w:rPr>
+          <w:rFonts w:ascii="Consolas" w:eastAsia="宋体" w:hAnsi="Consolas" w:cs="Consolas"/>
+        </w:rPr>
+        <w:t xml:space="preserve">target_text</w:t>
+      </w:r>
+      <w:r>
+        <w:rPr>
+          <w:rFonts w:ascii="宋体" w:eastAsia="宋体" w:hAnsi="宋体" w:cs="宋体"/>
+        </w:rPr>
+        <w:t xml:space="preserve">（争议词）与 </w:t>
+      </w:r>
+      <w:r>
+        <w:rPr>
+          <w:rFonts w:ascii="Consolas" w:eastAsia="宋体" w:hAnsi="Consolas" w:cs="Consolas"/>
+        </w:rPr>
+        <w:t xml:space="preserve">marks</w:t>
+      </w:r>
+      <w:r>
+        <w:rPr>
+          <w:rFonts w:ascii="宋体" w:eastAsia="宋体" w:hAnsi="宋体" w:cs="宋体"/>
+        </w:rPr>
+        <w:t xml:space="preserve">（句内码点区间）。</w:t>
       </w:r>
     </w:p>
     <w:p>
@@ -5713,604 +6802,15 @@
         <w:rPr>
           <w:rFonts w:ascii="宋体" w:eastAsia="宋体" w:hAnsi="宋体" w:cs="宋体"/>
         </w:rPr>
-        <w:t xml:space="preserve">架构</w:t>
-      </w:r>
-    </w:p>
-    <w:p>
-      <w:pPr>
-        <w:spacing w:before="0" w:after="0"/>
-      </w:pPr>
-      <w:r>
-        <w:rPr>
-          <w:rFonts w:ascii="Consolas" w:eastAsia="宋体" w:hAnsi="Consolas" w:cs="Consolas"/>
-          <w:sz w:val="20"/>
-          <w:szCs w:val="20"/>
-        </w:rPr>
-        <w:t xml:space="preserve">浏览器 ──SSE──▶ agent 服务（Node + Pi SDK） ──HTTP + 用户令牌──▶ api（FastAPI）</w:t>
-      </w:r>
-    </w:p>
-    <w:p>
-      <w:pPr>
-        <w:spacing w:before="0" w:after="0"/>
-      </w:pPr>
-      <w:r>
-        <w:rPr>
-          <w:rFonts w:ascii="Consolas" w:eastAsia="宋体" w:hAnsi="Consolas" w:cs="Consolas"/>
-          <w:sz w:val="20"/>
-          <w:szCs w:val="20"/>
-        </w:rPr>
-        <w:t xml:space="preserve">                        │</w:t>
-      </w:r>
-    </w:p>
-    <w:p>
-      <w:pPr>
-        <w:spacing w:before="0" w:after="0"/>
-      </w:pPr>
-      <w:r>
-        <w:rPr>
-          <w:rFonts w:ascii="Consolas" w:eastAsia="宋体" w:hAnsi="Consolas" w:cs="Consolas"/>
-          <w:sz w:val="20"/>
-          <w:szCs w:val="20"/>
-        </w:rPr>
-        <w:t xml:space="preserve">                        └──▶ 模型服务（OpenAI 兼容）</w:t>
-      </w:r>
-    </w:p>
-    <w:p>
-      <w:pPr>
-        <w:pStyle w:val="ListParagraph"/>
-        <w:numPr>
-          <w:ilvl w:val="0"/>
-          <w:numId w:val="2"/>
-        </w:numPr>
-      </w:pPr>
-      <w:r>
-        <w:rPr>
-          <w:rFonts w:ascii="宋体" w:eastAsia="宋体" w:hAnsi="宋体" w:cs="宋体"/>
-        </w:rPr>
-        <w:t xml:space="preserve">浏览器经同源 </w:t>
-      </w:r>
-      <w:r>
-        <w:rPr>
-          <w:rFonts w:ascii="Consolas" w:eastAsia="宋体" w:hAnsi="Consolas" w:cs="Consolas"/>
-        </w:rPr>
-        <w:t xml:space="preserve">/agent/</w:t>
-      </w:r>
-      <w:r>
-        <w:rPr>
-          <w:rFonts w:ascii="宋体" w:eastAsia="宋体" w:hAnsi="宋体" w:cs="宋体"/>
-        </w:rPr>
-        <w:t xml:space="preserve"> 访问 agent 服务。FastAPI 为登录用户签发短期令牌，agent 服务用它调用业务接口，权限仍由 api 判断。</w:t>
-      </w:r>
-    </w:p>
-    <w:p>
-      <w:pPr>
-        <w:pStyle w:val="ListParagraph"/>
-        <w:numPr>
-          <w:ilvl w:val="0"/>
-          <w:numId w:val="2"/>
-        </w:numPr>
-      </w:pPr>
-      <w:r>
-        <w:rPr>
-          <w:rFonts w:ascii="宋体" w:eastAsia="宋体" w:hAnsi="宋体" w:cs="宋体"/>
-        </w:rPr>
-        <w:t xml:space="preserve">会话属于项目；Pi SessionManager 持久化会话文件，数据库保存索引和消息投影。</w:t>
-      </w:r>
-    </w:p>
-    <w:p>
-      <w:pPr>
-        <w:pStyle w:val="ListParagraph"/>
-        <w:numPr>
-          <w:ilvl w:val="0"/>
-          <w:numId w:val="2"/>
-        </w:numPr>
-      </w:pPr>
-      <w:r>
-        <w:rPr>
-          <w:rFonts w:ascii="宋体" w:eastAsia="宋体" w:hAnsi="宋体" w:cs="宋体"/>
-        </w:rPr>
-        <w:t xml:space="preserve">运行状态只有 queued、running、succeeded、failed、cancelled。</w:t>
-      </w:r>
-    </w:p>
-    <w:p>
-      <w:pPr>
-        <w:pStyle w:val="ListParagraph"/>
-        <w:numPr>
-          <w:ilvl w:val="0"/>
-          <w:numId w:val="2"/>
-        </w:numPr>
-      </w:pPr>
-      <w:r>
-        <w:rPr>
-          <w:rFonts w:ascii="宋体" w:eastAsia="宋体" w:hAnsi="宋体" w:cs="宋体"/>
-        </w:rPr>
-        <w:t xml:space="preserve">长任务：工具提交后台任务并在限定时间内等待；超时则返回任务编号，由用户在任务面板查看。不做跨进程自动接续。</w:t>
-      </w:r>
-    </w:p>
-    <w:p>
-      <w:pPr>
-        <w:pStyle w:val="Heading2"/>
-      </w:pPr>
-      <w:r>
-        <w:rPr>
-          <w:rFonts w:ascii="宋体" w:eastAsia="宋体" w:hAnsi="宋体" w:cs="宋体"/>
-        </w:rPr>
-        <w:t xml:space="preserve">工具</w:t>
-      </w:r>
-    </w:p>
-    <w:tbl>
-      <w:tblPr>
-        <w:tblW w:type="dxa" w:w="9026"/>
-        <w:tblBorders>
-          <w:top w:val="single" w:color="auto" w:sz="4"/>
-          <w:left w:val="single" w:color="auto" w:sz="4"/>
-          <w:bottom w:val="single" w:color="auto" w:sz="4"/>
-          <w:right w:val="single" w:color="auto" w:sz="4"/>
-          <w:insideH w:val="single" w:color="auto" w:sz="4"/>
-          <w:insideV w:val="single" w:color="auto" w:sz="4"/>
-        </w:tblBorders>
-      </w:tblPr>
-      <w:tblGrid>
-        <w:gridCol w:w="4513"/>
-        <w:gridCol w:w="4513"/>
-      </w:tblGrid>
-      <w:tr>
-        <w:trPr>
-          <w:tblHeader/>
-        </w:trPr>
-        <w:tc>
-          <w:tcPr>
-            <w:tcW w:type="dxa" w:w="4513"/>
-            <w:tcBorders>
-              <w:top w:val="single" w:color="000000" w:sz="4"/>
-              <w:left w:val="single" w:color="000000" w:sz="4"/>
-              <w:bottom w:val="single" w:color="000000" w:sz="4"/>
-              <w:right w:val="single" w:color="000000" w:sz="4"/>
-            </w:tcBorders>
-          </w:tcPr>
-          <w:p>
-            <w:pPr>
-              <w:spacing w:before="40" w:after="40"/>
-            </w:pPr>
-            <w:r>
-              <w:rPr>
-                <w:rFonts w:ascii="宋体" w:eastAsia="宋体" w:hAnsi="宋体" w:cs="宋体"/>
-                <w:b/>
-                <w:bCs/>
-              </w:rPr>
-              <w:t xml:space="preserve">分组</w:t>
-            </w:r>
-          </w:p>
-        </w:tc>
-        <w:tc>
-          <w:tcPr>
-            <w:tcW w:type="dxa" w:w="4513"/>
-            <w:tcBorders>
-              <w:top w:val="single" w:color="000000" w:sz="4"/>
-              <w:left w:val="single" w:color="000000" w:sz="4"/>
-              <w:bottom w:val="single" w:color="000000" w:sz="4"/>
-              <w:right w:val="single" w:color="000000" w:sz="4"/>
-            </w:tcBorders>
-          </w:tcPr>
-          <w:p>
-            <w:pPr>
-              <w:spacing w:before="40" w:after="40"/>
-            </w:pPr>
-            <w:r>
-              <w:rPr>
-                <w:rFonts w:ascii="宋体" w:eastAsia="宋体" w:hAnsi="宋体" w:cs="宋体"/>
-                <w:b/>
-                <w:bCs/>
-              </w:rPr>
-              <w:t xml:space="preserve">工具</w:t>
-            </w:r>
-          </w:p>
-        </w:tc>
-      </w:tr>
-      <w:tr>
-        <w:trPr>
-          <w:tblHeader w:val="false"/>
-        </w:trPr>
-        <w:tc>
-          <w:tcPr>
-            <w:tcW w:type="dxa" w:w="4513"/>
-            <w:tcBorders>
-              <w:top w:val="single" w:color="000000" w:sz="4"/>
-              <w:left w:val="single" w:color="000000" w:sz="4"/>
-              <w:bottom w:val="single" w:color="000000" w:sz="4"/>
-              <w:right w:val="single" w:color="000000" w:sz="4"/>
-            </w:tcBorders>
-          </w:tcPr>
-          <w:p>
-            <w:pPr>
-              <w:spacing w:before="40" w:after="40"/>
-            </w:pPr>
-            <w:r>
-              <w:rPr>
-                <w:rFonts w:ascii="宋体" w:eastAsia="宋体" w:hAnsi="宋体" w:cs="宋体"/>
-              </w:rPr>
-              <w:t xml:space="preserve">语料</w:t>
-            </w:r>
-          </w:p>
-        </w:tc>
-        <w:tc>
-          <w:tcPr>
-            <w:tcW w:type="dxa" w:w="4513"/>
-            <w:tcBorders>
-              <w:top w:val="single" w:color="000000" w:sz="4"/>
-              <w:left w:val="single" w:color="000000" w:sz="4"/>
-              <w:bottom w:val="single" w:color="000000" w:sz="4"/>
-              <w:right w:val="single" w:color="000000" w:sz="4"/>
-            </w:tcBorders>
-          </w:tcPr>
-          <w:p>
-            <w:pPr>
-              <w:spacing w:before="40" w:after="40"/>
-            </w:pPr>
-            <w:r>
-              <w:rPr>
-                <w:rFonts w:ascii="宋体" w:eastAsia="宋体" w:hAnsi="宋体" w:cs="宋体"/>
-              </w:rPr>
-              <w:t xml:space="preserve">corpora.list、subcorpora.create、corpus.search、corpus.context</w:t>
-            </w:r>
-          </w:p>
-        </w:tc>
-      </w:tr>
-      <w:tr>
-        <w:trPr>
-          <w:tblHeader w:val="false"/>
-        </w:trPr>
-        <w:tc>
-          <w:tcPr>
-            <w:tcW w:type="dxa" w:w="4513"/>
-            <w:tcBorders>
-              <w:top w:val="single" w:color="000000" w:sz="4"/>
-              <w:left w:val="single" w:color="000000" w:sz="4"/>
-              <w:bottom w:val="single" w:color="000000" w:sz="4"/>
-              <w:right w:val="single" w:color="000000" w:sz="4"/>
-            </w:tcBorders>
-          </w:tcPr>
-          <w:p>
-            <w:pPr>
-              <w:spacing w:before="40" w:after="40"/>
-            </w:pPr>
-            <w:r>
-              <w:rPr>
-                <w:rFonts w:ascii="宋体" w:eastAsia="宋体" w:hAnsi="宋体" w:cs="宋体"/>
-              </w:rPr>
-              <w:t xml:space="preserve">统计</w:t>
-            </w:r>
-          </w:p>
-        </w:tc>
-        <w:tc>
-          <w:tcPr>
-            <w:tcW w:type="dxa" w:w="4513"/>
-            <w:tcBorders>
-              <w:top w:val="single" w:color="000000" w:sz="4"/>
-              <w:left w:val="single" w:color="000000" w:sz="4"/>
-              <w:bottom w:val="single" w:color="000000" w:sz="4"/>
-              <w:right w:val="single" w:color="000000" w:sz="4"/>
-            </w:tcBorders>
-          </w:tcPr>
-          <w:p>
-            <w:pPr>
-              <w:spacing w:before="40" w:after="40"/>
-            </w:pPr>
-            <w:r>
-              <w:rPr>
-                <w:rFonts w:ascii="宋体" w:eastAsia="宋体" w:hAnsi="宋体" w:cs="宋体"/>
-              </w:rPr>
-              <w:t xml:space="preserve">stats.frequency、stats.ngrams、stats.collocations、stats.keywords、stats.distribution</w:t>
-            </w:r>
-          </w:p>
-        </w:tc>
-      </w:tr>
-      <w:tr>
-        <w:trPr>
-          <w:tblHeader w:val="false"/>
-        </w:trPr>
-        <w:tc>
-          <w:tcPr>
-            <w:tcW w:type="dxa" w:w="4513"/>
-            <w:tcBorders>
-              <w:top w:val="single" w:color="000000" w:sz="4"/>
-              <w:left w:val="single" w:color="000000" w:sz="4"/>
-              <w:bottom w:val="single" w:color="000000" w:sz="4"/>
-              <w:right w:val="single" w:color="000000" w:sz="4"/>
-            </w:tcBorders>
-          </w:tcPr>
-          <w:p>
-            <w:pPr>
-              <w:spacing w:before="40" w:after="40"/>
-            </w:pPr>
-            <w:r>
-              <w:rPr>
-                <w:rFonts w:ascii="宋体" w:eastAsia="宋体" w:hAnsi="宋体" w:cs="宋体"/>
-              </w:rPr>
-              <w:t xml:space="preserve">标注</w:t>
-            </w:r>
-          </w:p>
-        </w:tc>
-        <w:tc>
-          <w:tcPr>
-            <w:tcW w:type="dxa" w:w="4513"/>
-            <w:tcBorders>
-              <w:top w:val="single" w:color="000000" w:sz="4"/>
-              <w:left w:val="single" w:color="000000" w:sz="4"/>
-              <w:bottom w:val="single" w:color="000000" w:sz="4"/>
-              <w:right w:val="single" w:color="000000" w:sz="4"/>
-            </w:tcBorders>
-          </w:tcPr>
-          <w:p>
-            <w:pPr>
-              <w:spacing w:before="40" w:after="40"/>
-            </w:pPr>
-            <w:r>
-              <w:rPr>
-                <w:rFonts w:ascii="宋体" w:eastAsia="宋体" w:hAnsi="宋体" w:cs="宋体"/>
-              </w:rPr>
-              <w:t xml:space="preserve">annot.layers、annot.preannotate、annot.list、annot.search、annot.stats</w:t>
-            </w:r>
-          </w:p>
-        </w:tc>
-      </w:tr>
-      <w:tr>
-        <w:trPr>
-          <w:tblHeader w:val="false"/>
-        </w:trPr>
-        <w:tc>
-          <w:tcPr>
-            <w:tcW w:type="dxa" w:w="4513"/>
-            <w:tcBorders>
-              <w:top w:val="single" w:color="000000" w:sz="4"/>
-              <w:left w:val="single" w:color="000000" w:sz="4"/>
-              <w:bottom w:val="single" w:color="000000" w:sz="4"/>
-              <w:right w:val="single" w:color="000000" w:sz="4"/>
-            </w:tcBorders>
-          </w:tcPr>
-          <w:p>
-            <w:pPr>
-              <w:spacing w:before="40" w:after="40"/>
-            </w:pPr>
-            <w:r>
-              <w:rPr>
-                <w:rFonts w:ascii="宋体" w:eastAsia="宋体" w:hAnsi="宋体" w:cs="宋体"/>
-              </w:rPr>
-              <w:t xml:space="preserve">知识库</w:t>
-            </w:r>
-          </w:p>
-        </w:tc>
-        <w:tc>
-          <w:tcPr>
-            <w:tcW w:type="dxa" w:w="4513"/>
-            <w:tcBorders>
-              <w:top w:val="single" w:color="000000" w:sz="4"/>
-              <w:left w:val="single" w:color="000000" w:sz="4"/>
-              <w:bottom w:val="single" w:color="000000" w:sz="4"/>
-              <w:right w:val="single" w:color="000000" w:sz="4"/>
-            </w:tcBorders>
-          </w:tcPr>
-          <w:p>
-            <w:pPr>
-              <w:spacing w:before="40" w:after="40"/>
-            </w:pPr>
-            <w:r>
-              <w:rPr>
-                <w:rFonts w:ascii="宋体" w:eastAsia="宋体" w:hAnsi="宋体" w:cs="宋体"/>
-              </w:rPr>
-              <w:t xml:space="preserve">kb.search、kb.save、kb.extract_terms、kb.summarize</w:t>
-            </w:r>
-          </w:p>
-        </w:tc>
-      </w:tr>
-      <w:tr>
-        <w:trPr>
-          <w:tblHeader w:val="false"/>
-        </w:trPr>
-        <w:tc>
-          <w:tcPr>
-            <w:tcW w:type="dxa" w:w="4513"/>
-            <w:tcBorders>
-              <w:top w:val="single" w:color="000000" w:sz="4"/>
-              <w:left w:val="single" w:color="000000" w:sz="4"/>
-              <w:bottom w:val="single" w:color="000000" w:sz="4"/>
-              <w:right w:val="single" w:color="000000" w:sz="4"/>
-            </w:tcBorders>
-          </w:tcPr>
-          <w:p>
-            <w:pPr>
-              <w:spacing w:before="40" w:after="40"/>
-            </w:pPr>
-            <w:r>
-              <w:rPr>
-                <w:rFonts w:ascii="宋体" w:eastAsia="宋体" w:hAnsi="宋体" w:cs="宋体"/>
-              </w:rPr>
-              <w:t xml:space="preserve">成果</w:t>
-            </w:r>
-          </w:p>
-        </w:tc>
-        <w:tc>
-          <w:tcPr>
-            <w:tcW w:type="dxa" w:w="4513"/>
-            <w:tcBorders>
-              <w:top w:val="single" w:color="000000" w:sz="4"/>
-              <w:left w:val="single" w:color="000000" w:sz="4"/>
-              <w:bottom w:val="single" w:color="000000" w:sz="4"/>
-              <w:right w:val="single" w:color="000000" w:sz="4"/>
-            </w:tcBorders>
-          </w:tcPr>
-          <w:p>
-            <w:pPr>
-              <w:spacing w:before="40" w:after="40"/>
-            </w:pPr>
-            <w:r>
-              <w:rPr>
-                <w:rFonts w:ascii="宋体" w:eastAsia="宋体" w:hAnsi="宋体" w:cs="宋体"/>
-              </w:rPr>
-              <w:t xml:space="preserve">export.create、notes.save</w:t>
-            </w:r>
-          </w:p>
-        </w:tc>
-      </w:tr>
-      <w:tr>
-        <w:trPr>
-          <w:tblHeader w:val="false"/>
-        </w:trPr>
-        <w:tc>
-          <w:tcPr>
-            <w:tcW w:type="dxa" w:w="4513"/>
-            <w:tcBorders>
-              <w:top w:val="single" w:color="000000" w:sz="4"/>
-              <w:left w:val="single" w:color="000000" w:sz="4"/>
-              <w:bottom w:val="single" w:color="000000" w:sz="4"/>
-              <w:right w:val="single" w:color="000000" w:sz="4"/>
-            </w:tcBorders>
-          </w:tcPr>
-          <w:p>
-            <w:pPr>
-              <w:spacing w:before="40" w:after="40"/>
-            </w:pPr>
-            <w:r>
-              <w:rPr>
-                <w:rFonts w:ascii="宋体" w:eastAsia="宋体" w:hAnsi="宋体" w:cs="宋体"/>
-              </w:rPr>
-              <w:t xml:space="preserve">任务</w:t>
-            </w:r>
-          </w:p>
-        </w:tc>
-        <w:tc>
-          <w:tcPr>
-            <w:tcW w:type="dxa" w:w="4513"/>
-            <w:tcBorders>
-              <w:top w:val="single" w:color="000000" w:sz="4"/>
-              <w:left w:val="single" w:color="000000" w:sz="4"/>
-              <w:bottom w:val="single" w:color="000000" w:sz="4"/>
-              <w:right w:val="single" w:color="000000" w:sz="4"/>
-            </w:tcBorders>
-          </w:tcPr>
-          <w:p>
-            <w:pPr>
-              <w:spacing w:before="40" w:after="40"/>
-            </w:pPr>
-            <w:r>
-              <w:rPr>
-                <w:rFonts w:ascii="宋体" w:eastAsia="宋体" w:hAnsi="宋体" w:cs="宋体"/>
-              </w:rPr>
-              <w:t xml:space="preserve">jobs.get、jobs.cancel</w:t>
-            </w:r>
-          </w:p>
-        </w:tc>
-      </w:tr>
-    </w:tbl>
-    <w:p>
-      <w:pPr>
-        <w:spacing w:before="0" w:after="0"/>
-      </w:pPr>
-    </w:p>
-    <w:p>
-      <w:r>
-        <w:rPr>
-          <w:rFonts w:ascii="宋体" w:eastAsia="宋体" w:hAnsi="宋体" w:cs="宋体"/>
-        </w:rPr>
-        <w:t xml:space="preserve">每个工具对应一个 api 接口，用 Pi </w:t>
-      </w:r>
-      <w:r>
-        <w:rPr>
-          <w:rFonts w:ascii="Consolas" w:eastAsia="宋体" w:hAnsi="Consolas" w:cs="Consolas"/>
-        </w:rPr>
-        <w:t xml:space="preserve">customTools</w:t>
-      </w:r>
-      <w:r>
-        <w:rPr>
-          <w:rFonts w:ascii="宋体" w:eastAsia="宋体" w:hAnsi="宋体" w:cs="宋体"/>
-        </w:rPr>
-        <w:t xml:space="preserve"> 注册；新增业务能力时同步注册工具。</w:t>
-      </w:r>
-    </w:p>
-    <w:p>
-      <w:pPr>
-        <w:pStyle w:val="Heading2"/>
-      </w:pPr>
-      <w:r>
-        <w:rPr>
-          <w:rFonts w:ascii="宋体" w:eastAsia="宋体" w:hAnsi="宋体" w:cs="宋体"/>
-        </w:rPr>
-        <w:t xml:space="preserve">OpenUI</w:t>
-      </w:r>
-    </w:p>
-    <w:p>
-      <w:pPr>
-        <w:pStyle w:val="ListParagraph"/>
-        <w:numPr>
-          <w:ilvl w:val="0"/>
-          <w:numId w:val="2"/>
-        </w:numPr>
-      </w:pPr>
-      <w:r>
-        <w:rPr>
-          <w:rFonts w:ascii="宋体" w:eastAsia="宋体" w:hAnsi="宋体" w:cs="宋体"/>
-        </w:rPr>
-        <w:t xml:space="preserve">前端注册组件库：KwicTable、FreqChart、CollocationTable、KeywordTable、DistributionChart、DependencyTree、AlignmentGraph、AnnotationDiff、TermCard、KbCitation、JobStatus。</w:t>
-      </w:r>
-    </w:p>
-    <w:p>
-      <w:pPr>
-        <w:pStyle w:val="ListParagraph"/>
-        <w:numPr>
-          <w:ilvl w:val="0"/>
-          <w:numId w:val="2"/>
-        </w:numPr>
-      </w:pPr>
-      <w:r>
-        <w:rPr>
-          <w:rFonts w:ascii="宋体" w:eastAsia="宋体" w:hAnsi="宋体" w:cs="宋体"/>
-        </w:rPr>
-        <w:t xml:space="preserve">组件说明自动生成后写入 Pi 系统提示词；模型回复输出 OpenUI Lang，agent 服务流式转发，前端用 OpenUI React 渲染器绘制。</w:t>
-      </w:r>
-    </w:p>
-    <w:p>
-      <w:pPr>
-        <w:pStyle w:val="ListParagraph"/>
-        <w:numPr>
-          <w:ilvl w:val="0"/>
-          <w:numId w:val="2"/>
-        </w:numPr>
-      </w:pPr>
-      <w:r>
-        <w:rPr>
-          <w:rFonts w:ascii="宋体" w:eastAsia="宋体" w:hAnsi="宋体" w:cs="宋体"/>
-        </w:rPr>
-        <w:t xml:space="preserve">模型只能使用已注册组件，不执行生成代码。组件内的"打开完整结果""保存为笔记"等操作调用普通接口。</w:t>
-      </w:r>
-    </w:p>
-    <w:p>
-      <w:pPr>
-        <w:pStyle w:val="Heading2"/>
-      </w:pPr>
-      <w:r>
-        <w:rPr>
-          <w:rFonts w:ascii="宋体" w:eastAsia="宋体" w:hAnsi="宋体" w:cs="宋体"/>
-        </w:rPr>
-        <w:t xml:space="preserve">扩展方式</w:t>
-      </w:r>
-    </w:p>
-    <w:p>
-      <w:r>
-        <w:rPr>
-          <w:rFonts w:ascii="宋体" w:eastAsia="宋体" w:hAnsi="宋体" w:cs="宋体"/>
-        </w:rPr>
-        <w:t xml:space="preserve">新增能力：注册新工具；新增可视化：在组件库加组件；新增研究方法：加 Pi Skills 或提示词。三者都不改架构。</w:t>
-      </w:r>
-    </w:p>
-    <w:p>
-      <w:pPr>
-        <w:pStyle w:val="Heading1"/>
-      </w:pPr>
-      <w:r>
-        <w:rPr>
-          <w:rFonts w:ascii="宋体" w:eastAsia="宋体" w:hAnsi="宋体" w:cs="宋体"/>
-        </w:rPr>
-        <w:t xml:space="preserve">十 技术架构</w:t>
+        <w:t xml:space="preserve">标注导出</w:t>
+      </w:r>
+    </w:p>
+    <w:p>
+      <w:r>
+        <w:rPr>
+          <w:rFonts w:ascii="宋体" w:eastAsia="宋体" w:hAnsi="宋体" w:cs="宋体"/>
+        </w:rPr>
+        <w:t xml:space="preserve">导出只含所选层（2026 年 10 月 28 日起）。菜单和文件内写明口径：</w:t>
       </w:r>
     </w:p>
     <w:tbl>
@@ -6354,7 +6854,7 @@
                 <w:b/>
                 <w:bCs/>
               </w:rPr>
-              <w:t xml:space="preserve">服务</w:t>
+              <w:t xml:space="preserve">层</w:t>
             </w:r>
           </w:p>
         </w:tc>
@@ -6378,7 +6878,7 @@
                 <w:b/>
                 <w:bCs/>
               </w:rPr>
-              <w:t xml:space="preserve">技术</w:t>
+              <w:t xml:space="preserve">内容</w:t>
             </w:r>
           </w:p>
         </w:tc>
@@ -6402,7 +6902,7 @@
                 <w:b/>
                 <w:bCs/>
               </w:rPr>
-              <w:t xml:space="preserve">职责</w:t>
+              <w:t xml:space="preserve">格式</w:t>
             </w:r>
           </w:p>
         </w:tc>
@@ -6429,7 +6929,7 @@
               <w:rPr>
                 <w:rFonts w:ascii="宋体" w:eastAsia="宋体" w:hAnsi="宋体" w:cs="宋体"/>
               </w:rPr>
-              <w:t xml:space="preserve">web</w:t>
+              <w:t xml:space="preserve">词性 / 依存</w:t>
             </w:r>
           </w:p>
         </w:tc>
@@ -6451,7 +6951,7 @@
               <w:rPr>
                 <w:rFonts w:ascii="宋体" w:eastAsia="宋体" w:hAnsi="宋体" w:cs="宋体"/>
               </w:rPr>
-              <w:t xml:space="preserve">React + TypeScript + Vite，Ant Design，ECharts，OpenUI React</w:t>
+              <w:t xml:space="preserve">已确认、已修改的词取人工值；未校对的词取系统层自动值（语料自带，或预标时写入的 jieba / Stanza 结果）</w:t>
             </w:r>
           </w:p>
         </w:tc>
@@ -6473,7 +6973,55 @@
               <w:rPr>
                 <w:rFonts w:ascii="宋体" w:eastAsia="宋体" w:hAnsi="宋体" w:cs="宋体"/>
               </w:rPr>
-              <w:t xml:space="preserve">页面与交互</w:t>
+              <w:t xml:space="preserve">CoNLL-U：文件开头 </w:t>
+            </w:r>
+            <w:r>
+              <w:rPr>
+                <w:rFonts w:ascii="Consolas" w:eastAsia="宋体" w:hAnsi="Consolas" w:cs="Consolas"/>
+              </w:rPr>
+              <w:t xml:space="preserve"># 导出口径：…</w:t>
+            </w:r>
+            <w:r>
+              <w:rPr>
+                <w:rFonts w:ascii="宋体" w:eastAsia="宋体" w:hAnsi="宋体" w:cs="宋体"/>
+              </w:rPr>
+              <w:t xml:space="preserve">；</w:t>
+            </w:r>
+            <w:r>
+              <w:rPr>
+                <w:rFonts w:ascii="Consolas" w:eastAsia="宋体" w:hAnsi="Consolas" w:cs="Consolas"/>
+              </w:rPr>
+              <w:t xml:space="preserve"># newdoc id</w:t>
+            </w:r>
+            <w:r>
+              <w:rPr>
+                <w:rFonts w:ascii="宋体" w:eastAsia="宋体" w:hAnsi="宋体" w:cs="宋体"/>
+              </w:rPr>
+              <w:t xml:space="preserve"> 为文档外部 id（UD 来源）或文档名，</w:t>
+            </w:r>
+            <w:r>
+              <w:rPr>
+                <w:rFonts w:ascii="Consolas" w:eastAsia="宋体" w:hAnsi="Consolas" w:cs="Consolas"/>
+              </w:rPr>
+              <w:t xml:space="preserve"># sent_id = 文档名-句号</w:t>
+            </w:r>
+            <w:r>
+              <w:rPr>
+                <w:rFonts w:ascii="宋体" w:eastAsia="宋体" w:hAnsi="宋体" w:cs="宋体"/>
+              </w:rPr>
+              <w:t xml:space="preserve">（句号从 1 起，与页面“句 n”一致，空白写作 </w:t>
+            </w:r>
+            <w:r>
+              <w:rPr>
+                <w:rFonts w:ascii="Consolas" w:eastAsia="宋体" w:hAnsi="Consolas" w:cs="Consolas"/>
+              </w:rPr>
+              <w:t xml:space="preserve">_</w:t>
+            </w:r>
+            <w:r>
+              <w:rPr>
+                <w:rFonts w:ascii="宋体" w:eastAsia="宋体" w:hAnsi="宋体" w:cs="宋体"/>
+              </w:rPr>
+              <w:t xml:space="preserve">，重名文档加 -2、-3）。JSON：同口径，词序号从 1 起</w:t>
             </w:r>
           </w:p>
         </w:tc>
@@ -6500,7 +7048,7 @@
               <w:rPr>
                 <w:rFonts w:ascii="宋体" w:eastAsia="宋体" w:hAnsi="宋体" w:cs="宋体"/>
               </w:rPr>
-              <w:t xml:space="preserve">api</w:t>
+              <w:t xml:space="preserve">片段</w:t>
             </w:r>
           </w:p>
         </w:tc>
@@ -6522,7 +7070,7 @@
               <w:rPr>
                 <w:rFonts w:ascii="宋体" w:eastAsia="宋体" w:hAnsi="宋体" w:cs="宋体"/>
               </w:rPr>
-              <w:t xml:space="preserve">FastAPI + SQLAlchemy + Alembic</w:t>
+              <w:t xml:space="preserve">已确认、已修改的片段；多人层为各标注者一致或已仲裁的片段</w:t>
             </w:r>
           </w:p>
         </w:tc>
@@ -6544,7 +7092,19 @@
               <w:rPr>
                 <w:rFonts w:ascii="宋体" w:eastAsia="宋体" w:hAnsi="宋体" w:cs="宋体"/>
               </w:rPr>
-              <w:t xml:space="preserve">权限、业务接口、查询编译、统计计算、任务入队</w:t>
+              <w:t xml:space="preserve">brat standoff（只含片段，码点偏移，</w:t>
+            </w:r>
+            <w:r>
+              <w:rPr>
+                <w:rFonts w:ascii="Consolas" w:eastAsia="宋体" w:hAnsi="Consolas" w:cs="Consolas"/>
+              </w:rPr>
+              <w:t xml:space="preserve">annotation.conf</w:t>
+            </w:r>
+            <w:r>
+              <w:rPr>
+                <w:rFonts w:ascii="宋体" w:eastAsia="宋体" w:hAnsi="宋体" w:cs="宋体"/>
+              </w:rPr>
+              <w:t xml:space="preserve"> 首行写口径）、JSON、XLSX 统计</w:t>
             </w:r>
           </w:p>
         </w:tc>
@@ -6571,7 +7131,7 @@
               <w:rPr>
                 <w:rFonts w:ascii="宋体" w:eastAsia="宋体" w:hAnsi="宋体" w:cs="宋体"/>
               </w:rPr>
-              <w:t xml:space="preserve">worker</w:t>
+              <w:t xml:space="preserve">关系</w:t>
             </w:r>
           </w:p>
         </w:tc>
@@ -6593,19 +7153,31 @@
               <w:rPr>
                 <w:rFonts w:ascii="宋体" w:eastAsia="宋体" w:hAnsi="宋体" w:cs="宋体"/>
               </w:rPr>
-              <w:t xml:space="preserve">Python；PostgreSQL 队列（</w:t>
+              <w:t xml:space="preserve">已确认、已修改的关系，连同基础片段层的有效片段；端点片段本身未确认时随关系一并导出，brat 中加 </w:t>
             </w:r>
             <w:r>
               <w:rPr>
                 <w:rFonts w:ascii="Consolas" w:eastAsia="宋体" w:hAnsi="Consolas" w:cs="Consolas"/>
               </w:rPr>
-              <w:t xml:space="preserve">FOR UPDATE SKIP LOCKED</w:t>
-            </w:r>
-            <w:r>
-              <w:rPr>
-                <w:rFonts w:ascii="宋体" w:eastAsia="宋体" w:hAnsi="宋体" w:cs="宋体"/>
-              </w:rPr>
-              <w:t xml:space="preserve">）</w:t>
+              <w:t xml:space="preserve">AnnotatorNotes</w:t>
+            </w:r>
+            <w:r>
+              <w:rPr>
+                <w:rFonts w:ascii="宋体" w:eastAsia="宋体" w:hAnsi="宋体" w:cs="宋体"/>
+              </w:rPr>
+              <w:t xml:space="preserve">“端点片段未确认，仅作为已确认关系的端点导出”，JSON 中端点带 </w:t>
+            </w:r>
+            <w:r>
+              <w:rPr>
+                <w:rFonts w:ascii="Consolas" w:eastAsia="宋体" w:hAnsi="Consolas" w:cs="Consolas"/>
+              </w:rPr>
+              <w:t xml:space="preserve">"effective": false</w:t>
+            </w:r>
+            <w:r>
+              <w:rPr>
+                <w:rFonts w:ascii="宋体" w:eastAsia="宋体" w:hAnsi="宋体" w:cs="宋体"/>
+              </w:rPr>
+              <w:t xml:space="preserve"> 与其状态；关系不因端点未确认被丢弃</w:t>
             </w:r>
           </w:p>
         </w:tc>
@@ -6627,7 +7199,7 @@
               <w:rPr>
                 <w:rFonts w:ascii="宋体" w:eastAsia="宋体" w:hAnsi="宋体" w:cs="宋体"/>
               </w:rPr>
-              <w:t xml:space="preserve">导入解析、CWB 建索引、预标注、向量化、导出</w:t>
+              <w:t xml:space="preserve">brat standoff、JSON（关系的 from / to 内含片段范围与标签）</w:t>
             </w:r>
           </w:p>
         </w:tc>
@@ -6654,7 +7226,7 @@
               <w:rPr>
                 <w:rFonts w:ascii="宋体" w:eastAsia="宋体" w:hAnsi="宋体" w:cs="宋体"/>
               </w:rPr>
-              <w:t xml:space="preserve">agent</w:t>
+              <w:t xml:space="preserve">对齐</w:t>
             </w:r>
           </w:p>
         </w:tc>
@@ -6676,7 +7248,7 @@
               <w:rPr>
                 <w:rFonts w:ascii="宋体" w:eastAsia="宋体" w:hAnsi="宋体" w:cs="宋体"/>
               </w:rPr>
-              <w:t xml:space="preserve">Node.js + Pi SDK</w:t>
+              <w:t xml:space="preserve">已确认、已修改的对齐和未校对的导入句对；多人层为一致或已仲裁的结果</w:t>
             </w:r>
           </w:p>
         </w:tc>
@@ -6698,7 +7270,312 @@
               <w:rPr>
                 <w:rFonts w:ascii="宋体" w:eastAsia="宋体" w:hAnsi="宋体" w:cs="宋体"/>
               </w:rPr>
-              <w:t xml:space="preserve">会话、工具调用、OpenUI 流</w:t>
+              <w:t xml:space="preserve">TMX：</w:t>
+            </w:r>
+            <w:r>
+              <w:rPr>
+                <w:rFonts w:ascii="Consolas" w:eastAsia="宋体" w:hAnsi="Consolas" w:cs="Consolas"/>
+              </w:rPr>
+              <w:t xml:space="preserve">&lt;header&gt;</w:t>
+            </w:r>
+            <w:r>
+              <w:rPr>
+                <w:rFonts w:ascii="宋体" w:eastAsia="宋体" w:hAnsi="宋体" w:cs="宋体"/>
+              </w:rPr>
+              <w:t xml:space="preserve"> 内 </w:t>
+            </w:r>
+            <w:r>
+              <w:rPr>
+                <w:rFonts w:ascii="Consolas" w:eastAsia="宋体" w:hAnsi="Consolas" w:cs="Consolas"/>
+              </w:rPr>
+              <w:t xml:space="preserve">prop x-scope</w:t>
+            </w:r>
+            <w:r>
+              <w:rPr>
+                <w:rFonts w:ascii="宋体" w:eastAsia="宋体" w:hAnsi="宋体" w:cs="宋体"/>
+              </w:rPr>
+              <w:t xml:space="preserve">（口径）、</w:t>
+            </w:r>
+            <w:r>
+              <w:rPr>
+                <w:rFonts w:ascii="Consolas" w:eastAsia="宋体" w:hAnsi="Consolas" w:cs="Consolas"/>
+              </w:rPr>
+              <w:t xml:space="preserve">x-source-format</w:t>
+            </w:r>
+            <w:r>
+              <w:rPr>
+                <w:rFonts w:ascii="宋体" w:eastAsia="宋体" w:hAnsi="宋体" w:cs="宋体"/>
+              </w:rPr>
+              <w:t xml:space="preserve">（</w:t>
+            </w:r>
+            <w:r>
+              <w:rPr>
+                <w:rFonts w:ascii="Consolas" w:eastAsia="宋体" w:hAnsi="Consolas" w:cs="Consolas"/>
+              </w:rPr>
+              <w:t xml:space="preserve">x-source</w:t>
+            </w:r>
+            <w:r>
+              <w:rPr>
+                <w:rFonts w:ascii="宋体" w:eastAsia="宋体" w:hAnsi="宋体" w:cs="宋体"/>
+              </w:rPr>
+              <w:t xml:space="preserve"> / </w:t>
+            </w:r>
+            <w:r>
+              <w:rPr>
+                <w:rFonts w:ascii="Consolas" w:eastAsia="宋体" w:hAnsi="Consolas" w:cs="Consolas"/>
+              </w:rPr>
+              <w:t xml:space="preserve">x-target</w:t>
+            </w:r>
+            <w:r>
+              <w:rPr>
+                <w:rFonts w:ascii="宋体" w:eastAsia="宋体" w:hAnsi="宋体" w:cs="宋体"/>
+              </w:rPr>
+              <w:t xml:space="preserve"> 为“文档 id:句序号”，句序号从 0 起）、词级层 </w:t>
+            </w:r>
+            <w:r>
+              <w:rPr>
+                <w:rFonts w:ascii="Consolas" w:eastAsia="宋体" w:hAnsi="Consolas" w:cs="Consolas"/>
+              </w:rPr>
+              <w:t xml:space="preserve">x-word-alignment-format</w:t>
+            </w:r>
+            <w:r>
+              <w:rPr>
+                <w:rFonts w:ascii="宋体" w:eastAsia="宋体" w:hAnsi="宋体" w:cs="宋体"/>
+              </w:rPr>
+              <w:t xml:space="preserve">（</w:t>
+            </w:r>
+            <w:r>
+              <w:rPr>
+                <w:rFonts w:ascii="Consolas" w:eastAsia="宋体" w:hAnsi="Consolas" w:cs="Consolas"/>
+              </w:rPr>
+              <w:t xml:space="preserve">i-j</w:t>
+            </w:r>
+            <w:r>
+              <w:rPr>
+                <w:rFonts w:ascii="宋体" w:eastAsia="宋体" w:hAnsi="宋体" w:cs="宋体"/>
+              </w:rPr>
+              <w:t xml:space="preserve"> 为源 / 目标词序号，从 1 起，与 CoNLL-U ID 一致；Pharaoh 从 0 起，换用时各减 1）。JSON</w:t>
+            </w:r>
+          </w:p>
+        </w:tc>
+      </w:tr>
+    </w:tbl>
+    <w:p>
+      <w:pPr>
+        <w:spacing w:before="0" w:after="0"/>
+      </w:pPr>
+    </w:p>
+    <w:p>
+      <w:r>
+        <w:rPr>
+          <w:rFonts w:ascii="宋体" w:eastAsia="宋体" w:hAnsi="宋体" w:cs="宋体"/>
+        </w:rPr>
+        <w:t xml:space="preserve">JSON 顶层带 </w:t>
+      </w:r>
+      <w:r>
+        <w:rPr>
+          <w:rFonts w:ascii="Consolas" w:eastAsia="宋体" w:hAnsi="Consolas" w:cs="Consolas"/>
+        </w:rPr>
+        <w:t xml:space="preserve">scope</w:t>
+      </w:r>
+      <w:r>
+        <w:rPr>
+          <w:rFonts w:ascii="宋体" w:eastAsia="宋体" w:hAnsi="宋体" w:cs="宋体"/>
+        </w:rPr>
+        <w:t xml:space="preserve">（口径行）、</w:t>
+      </w:r>
+      <w:r>
+        <w:rPr>
+          <w:rFonts w:ascii="Consolas" w:eastAsia="宋体" w:hAnsi="Consolas" w:cs="Consolas"/>
+        </w:rPr>
+        <w:t xml:space="preserve">offsets: "code points"</w:t>
+      </w:r>
+      <w:r>
+        <w:rPr>
+          <w:rFonts w:ascii="宋体" w:eastAsia="宋体" w:hAnsi="宋体" w:cs="宋体"/>
+        </w:rPr>
+        <w:t xml:space="preserve">、</w:t>
+      </w:r>
+      <w:r>
+        <w:rPr>
+          <w:rFonts w:ascii="Consolas" w:eastAsia="宋体" w:hAnsi="Consolas" w:cs="Consolas"/>
+        </w:rPr>
+        <w:t xml:space="preserve">sentence_index_base: 0</w:t>
+      </w:r>
+      <w:r>
+        <w:rPr>
+          <w:rFonts w:ascii="宋体" w:eastAsia="宋体" w:hAnsi="宋体" w:cs="宋体"/>
+        </w:rPr>
+        <w:t xml:space="preserve">，</w:t>
+      </w:r>
+      <w:r>
+        <w:rPr>
+          <w:rFonts w:ascii="Consolas" w:eastAsia="宋体" w:hAnsi="Consolas" w:cs="Consolas"/>
+        </w:rPr>
+        <w:t xml:space="preserve">layers</w:t>
+      </w:r>
+      <w:r>
+        <w:rPr>
+          <w:rFonts w:ascii="宋体" w:eastAsia="宋体" w:hAnsi="宋体" w:cs="宋体"/>
+        </w:rPr>
+        <w:t xml:space="preserve"> 只有所选层一项。多人层可选“另附各标注者原始标注”（</w:t>
+      </w:r>
+      <w:r>
+        <w:rPr>
+          <w:rFonts w:ascii="Consolas" w:eastAsia="宋体" w:hAnsi="Consolas" w:cs="Consolas"/>
+        </w:rPr>
+        <w:t xml:space="preserve">POST /layers/{id}/export {"format": "json", "annotators": true}</w:t>
+      </w:r>
+      <w:r>
+        <w:rPr>
+          <w:rFonts w:ascii="宋体" w:eastAsia="宋体" w:hAnsi="宋体" w:cs="宋体"/>
+        </w:rPr>
+        <w:t xml:space="preserve">）：该层加 </w:t>
+      </w:r>
+      <w:r>
+        <w:rPr>
+          <w:rFonts w:ascii="Consolas" w:eastAsia="宋体" w:hAnsi="Consolas" w:cs="Consolas"/>
+        </w:rPr>
+        <w:t xml:space="preserve">annotators: [{annotator_id, email, rows}]</w:t>
+      </w:r>
+      <w:r>
+        <w:rPr>
+          <w:rFonts w:ascii="宋体" w:eastAsia="宋体" w:hAnsi="宋体" w:cs="宋体"/>
+        </w:rPr>
+        <w:t xml:space="preserve">，rows 为每位标注者自己的全部行（含建议、拒绝、修改，以及 source、model_label），用于复核一致性和论文数据复现。</w:t>
+      </w:r>
+    </w:p>
+    <w:p>
+      <w:pPr>
+        <w:pStyle w:val="Heading2"/>
+      </w:pPr>
+      <w:r>
+        <w:rPr>
+          <w:rFonts w:ascii="宋体" w:eastAsia="宋体" w:hAnsi="宋体" w:cs="宋体"/>
+        </w:rPr>
+        <w:t xml:space="preserve">索引</w:t>
+      </w:r>
+    </w:p>
+    <w:p>
+      <w:r>
+        <w:rPr>
+          <w:rFonts w:ascii="宋体" w:eastAsia="宋体" w:hAnsi="宋体" w:cs="宋体"/>
+        </w:rPr>
+        <w:t xml:space="preserve">词级层（词形、词性、词元、依存关系、head 偏移）写入 CWB 位置属性，确认批次后按需重建索引。片段和关系层存 PostgreSQL，按标签检索时先定位片段再和 CWB 结果取交集。</w:t>
+      </w:r>
+    </w:p>
+    <w:p>
+      <w:pPr>
+        <w:pStyle w:val="Heading1"/>
+      </w:pPr>
+      <w:r>
+        <w:rPr>
+          <w:rFonts w:ascii="宋体" w:eastAsia="宋体" w:hAnsi="宋体" w:cs="宋体"/>
+        </w:rPr>
+        <w:t xml:space="preserve">八 知识库</w:t>
+      </w:r>
+    </w:p>
+    <w:p>
+      <w:pPr>
+        <w:pStyle w:val="Heading2"/>
+      </w:pPr>
+      <w:r>
+        <w:rPr>
+          <w:rFonts w:ascii="宋体" w:eastAsia="宋体" w:hAnsi="宋体" w:cs="宋体"/>
+        </w:rPr>
+        <w:t xml:space="preserve">内容类型</w:t>
+      </w:r>
+    </w:p>
+    <w:tbl>
+      <w:tblPr>
+        <w:tblW w:type="dxa" w:w="9026"/>
+        <w:tblBorders>
+          <w:top w:val="single" w:color="auto" w:sz="4"/>
+          <w:left w:val="single" w:color="auto" w:sz="4"/>
+          <w:bottom w:val="single" w:color="auto" w:sz="4"/>
+          <w:right w:val="single" w:color="auto" w:sz="4"/>
+          <w:insideH w:val="single" w:color="auto" w:sz="4"/>
+          <w:insideV w:val="single" w:color="auto" w:sz="4"/>
+        </w:tblBorders>
+      </w:tblPr>
+      <w:tblGrid>
+        <w:gridCol w:w="3008"/>
+        <w:gridCol w:w="3008"/>
+        <w:gridCol w:w="3010"/>
+      </w:tblGrid>
+      <w:tr>
+        <w:trPr>
+          <w:tblHeader/>
+        </w:trPr>
+        <w:tc>
+          <w:tcPr>
+            <w:tcW w:type="dxa" w:w="3008"/>
+            <w:tcBorders>
+              <w:top w:val="single" w:color="000000" w:sz="4"/>
+              <w:left w:val="single" w:color="000000" w:sz="4"/>
+              <w:bottom w:val="single" w:color="000000" w:sz="4"/>
+              <w:right w:val="single" w:color="000000" w:sz="4"/>
+            </w:tcBorders>
+          </w:tcPr>
+          <w:p>
+            <w:pPr>
+              <w:spacing w:before="40" w:after="40"/>
+            </w:pPr>
+            <w:r>
+              <w:rPr>
+                <w:rFonts w:ascii="宋体" w:eastAsia="宋体" w:hAnsi="宋体" w:cs="宋体"/>
+                <w:b/>
+                <w:bCs/>
+              </w:rPr>
+              <w:t xml:space="preserve">类型</w:t>
+            </w:r>
+          </w:p>
+        </w:tc>
+        <w:tc>
+          <w:tcPr>
+            <w:tcW w:type="dxa" w:w="3008"/>
+            <w:tcBorders>
+              <w:top w:val="single" w:color="000000" w:sz="4"/>
+              <w:left w:val="single" w:color="000000" w:sz="4"/>
+              <w:bottom w:val="single" w:color="000000" w:sz="4"/>
+              <w:right w:val="single" w:color="000000" w:sz="4"/>
+            </w:tcBorders>
+          </w:tcPr>
+          <w:p>
+            <w:pPr>
+              <w:spacing w:before="40" w:after="40"/>
+            </w:pPr>
+            <w:r>
+              <w:rPr>
+                <w:rFonts w:ascii="宋体" w:eastAsia="宋体" w:hAnsi="宋体" w:cs="宋体"/>
+                <w:b/>
+                <w:bCs/>
+              </w:rPr>
+              <w:t xml:space="preserve">来源</w:t>
+            </w:r>
+          </w:p>
+        </w:tc>
+        <w:tc>
+          <w:tcPr>
+            <w:tcW w:type="dxa" w:w="3010"/>
+            <w:tcBorders>
+              <w:top w:val="single" w:color="000000" w:sz="4"/>
+              <w:left w:val="single" w:color="000000" w:sz="4"/>
+              <w:bottom w:val="single" w:color="000000" w:sz="4"/>
+              <w:right w:val="single" w:color="000000" w:sz="4"/>
+            </w:tcBorders>
+          </w:tcPr>
+          <w:p>
+            <w:pPr>
+              <w:spacing w:before="40" w:after="40"/>
+            </w:pPr>
+            <w:r>
+              <w:rPr>
+                <w:rFonts w:ascii="宋体" w:eastAsia="宋体" w:hAnsi="宋体" w:cs="宋体"/>
+                <w:b/>
+                <w:bCs/>
+              </w:rPr>
+              <w:t xml:space="preserve">结构</w:t>
             </w:r>
           </w:p>
         </w:tc>
@@ -6725,7 +7602,7 @@
               <w:rPr>
                 <w:rFonts w:ascii="宋体" w:eastAsia="宋体" w:hAnsi="宋体" w:cs="宋体"/>
               </w:rPr>
-              <w:t xml:space="preserve">postgres</w:t>
+              <w:t xml:space="preserve">文献</w:t>
             </w:r>
           </w:p>
         </w:tc>
@@ -6747,7 +7624,7 @@
               <w:rPr>
                 <w:rFonts w:ascii="宋体" w:eastAsia="宋体" w:hAnsi="宋体" w:cs="宋体"/>
               </w:rPr>
-              <w:t xml:space="preserve">PostgreSQL 16 + pgvector</w:t>
+              <w:t xml:space="preserve">PDF、DOCX、Markdown、TXT、网页 URL</w:t>
             </w:r>
           </w:p>
         </w:tc>
@@ -6769,7 +7646,7 @@
               <w:rPr>
                 <w:rFonts w:ascii="宋体" w:eastAsia="宋体" w:hAnsi="宋体" w:cs="宋体"/>
               </w:rPr>
-              <w:t xml:space="preserve">全部结构化数据与向量</w:t>
+              <w:t xml:space="preserve">解析为段落片段，保留页码或标题路径</w:t>
             </w:r>
           </w:p>
         </w:tc>
@@ -6796,7 +7673,7 @@
               <w:rPr>
                 <w:rFonts w:ascii="宋体" w:eastAsia="宋体" w:hAnsi="宋体" w:cs="宋体"/>
               </w:rPr>
-              <w:t xml:space="preserve">模型服务</w:t>
+              <w:t xml:space="preserve">术语表</w:t>
             </w:r>
           </w:p>
         </w:tc>
@@ -6818,7 +7695,7 @@
               <w:rPr>
                 <w:rFonts w:ascii="宋体" w:eastAsia="宋体" w:hAnsi="宋体" w:cs="宋体"/>
               </w:rPr>
-              <w:t xml:space="preserve">外部 OpenAI 兼容接口</w:t>
+              <w:t xml:space="preserve">手工录入、从双语语料抽取、从文献抽取</w:t>
             </w:r>
           </w:p>
         </w:tc>
@@ -6840,7 +7717,149 @@
               <w:rPr>
                 <w:rFonts w:ascii="宋体" w:eastAsia="宋体" w:hAnsi="宋体" w:cs="宋体"/>
               </w:rPr>
-              <w:t xml:space="preserve">对话、预标、向量</w:t>
+              <w:t xml:space="preserve">术语、译名、定义、领域、例句（链接到语料证据）</w:t>
+            </w:r>
+          </w:p>
+        </w:tc>
+      </w:tr>
+      <w:tr>
+        <w:trPr>
+          <w:tblHeader w:val="false"/>
+        </w:trPr>
+        <w:tc>
+          <w:tcPr>
+            <w:tcW w:type="dxa" w:w="3008"/>
+            <w:tcBorders>
+              <w:top w:val="single" w:color="000000" w:sz="4"/>
+              <w:left w:val="single" w:color="000000" w:sz="4"/>
+              <w:bottom w:val="single" w:color="000000" w:sz="4"/>
+              <w:right w:val="single" w:color="000000" w:sz="4"/>
+            </w:tcBorders>
+          </w:tcPr>
+          <w:p>
+            <w:pPr>
+              <w:spacing w:before="40" w:after="40"/>
+            </w:pPr>
+            <w:r>
+              <w:rPr>
+                <w:rFonts w:ascii="宋体" w:eastAsia="宋体" w:hAnsi="宋体" w:cs="宋体"/>
+              </w:rPr>
+              <w:t xml:space="preserve">标注规范</w:t>
+            </w:r>
+          </w:p>
+        </w:tc>
+        <w:tc>
+          <w:tcPr>
+            <w:tcW w:type="dxa" w:w="3008"/>
+            <w:tcBorders>
+              <w:top w:val="single" w:color="000000" w:sz="4"/>
+              <w:left w:val="single" w:color="000000" w:sz="4"/>
+              <w:bottom w:val="single" w:color="000000" w:sz="4"/>
+              <w:right w:val="single" w:color="000000" w:sz="4"/>
+            </w:tcBorders>
+          </w:tcPr>
+          <w:p>
+            <w:pPr>
+              <w:spacing w:before="40" w:after="40"/>
+            </w:pPr>
+            <w:r>
+              <w:rPr>
+                <w:rFonts w:ascii="宋体" w:eastAsia="宋体" w:hAnsi="宋体" w:cs="宋体"/>
+              </w:rPr>
+              <w:t xml:space="preserve">Markdown 编辑或上传</w:t>
+            </w:r>
+          </w:p>
+        </w:tc>
+        <w:tc>
+          <w:tcPr>
+            <w:tcW w:type="dxa" w:w="3010"/>
+            <w:tcBorders>
+              <w:top w:val="single" w:color="000000" w:sz="4"/>
+              <w:left w:val="single" w:color="000000" w:sz="4"/>
+              <w:bottom w:val="single" w:color="000000" w:sz="4"/>
+              <w:right w:val="single" w:color="000000" w:sz="4"/>
+            </w:tcBorders>
+          </w:tcPr>
+          <w:p>
+            <w:pPr>
+              <w:spacing w:before="40" w:after="40"/>
+            </w:pPr>
+            <w:r>
+              <w:rPr>
+                <w:rFonts w:ascii="宋体" w:eastAsia="宋体" w:hAnsi="宋体" w:cs="宋体"/>
+              </w:rPr>
+              <w:t xml:space="preserve">与标签集关联</w:t>
+            </w:r>
+          </w:p>
+        </w:tc>
+      </w:tr>
+      <w:tr>
+        <w:trPr>
+          <w:tblHeader w:val="false"/>
+        </w:trPr>
+        <w:tc>
+          <w:tcPr>
+            <w:tcW w:type="dxa" w:w="3008"/>
+            <w:tcBorders>
+              <w:top w:val="single" w:color="000000" w:sz="4"/>
+              <w:left w:val="single" w:color="000000" w:sz="4"/>
+              <w:bottom w:val="single" w:color="000000" w:sz="4"/>
+              <w:right w:val="single" w:color="000000" w:sz="4"/>
+            </w:tcBorders>
+          </w:tcPr>
+          <w:p>
+            <w:pPr>
+              <w:spacing w:before="40" w:after="40"/>
+            </w:pPr>
+            <w:r>
+              <w:rPr>
+                <w:rFonts w:ascii="宋体" w:eastAsia="宋体" w:hAnsi="宋体" w:cs="宋体"/>
+              </w:rPr>
+              <w:t xml:space="preserve">研究笔记</w:t>
+            </w:r>
+          </w:p>
+        </w:tc>
+        <w:tc>
+          <w:tcPr>
+            <w:tcW w:type="dxa" w:w="3008"/>
+            <w:tcBorders>
+              <w:top w:val="single" w:color="000000" w:sz="4"/>
+              <w:left w:val="single" w:color="000000" w:sz="4"/>
+              <w:bottom w:val="single" w:color="000000" w:sz="4"/>
+              <w:right w:val="single" w:color="000000" w:sz="4"/>
+            </w:tcBorders>
+          </w:tcPr>
+          <w:p>
+            <w:pPr>
+              <w:spacing w:before="40" w:after="40"/>
+            </w:pPr>
+            <w:r>
+              <w:rPr>
+                <w:rFonts w:ascii="宋体" w:eastAsia="宋体" w:hAnsi="宋体" w:cs="宋体"/>
+              </w:rPr>
+              <w:t xml:space="preserve">页面编辑；Agent 草稿经人工保存</w:t>
+            </w:r>
+          </w:p>
+        </w:tc>
+        <w:tc>
+          <w:tcPr>
+            <w:tcW w:type="dxa" w:w="3010"/>
+            <w:tcBorders>
+              <w:top w:val="single" w:color="000000" w:sz="4"/>
+              <w:left w:val="single" w:color="000000" w:sz="4"/>
+              <w:bottom w:val="single" w:color="000000" w:sz="4"/>
+              <w:right w:val="single" w:color="000000" w:sz="4"/>
+            </w:tcBorders>
+          </w:tcPr>
+          <w:p>
+            <w:pPr>
+              <w:spacing w:before="40" w:after="40"/>
+            </w:pPr>
+            <w:r>
+              <w:rPr>
+                <w:rFonts w:ascii="宋体" w:eastAsia="宋体" w:hAnsi="宋体" w:cs="宋体"/>
+              </w:rPr>
+              <w:t xml:space="preserve">正文、引用的检索与统计结果</w:t>
             </w:r>
           </w:p>
         </w:tc>
@@ -6852,22 +7871,6 @@
       </w:pPr>
     </w:p>
     <w:p>
-      <w:r>
-        <w:rPr>
-          <w:rFonts w:ascii="宋体" w:eastAsia="宋体" w:hAnsi="宋体" w:cs="宋体"/>
-        </w:rPr>
-        <w:t xml:space="preserve">去掉 RabbitMQ、Celery、S3 对象存储和多套任务账本。文件存本地卷。Docker Compose 一键启动，单机部署。</w:t>
-      </w:r>
-    </w:p>
-    <w:p>
-      <w:r>
-        <w:rPr>
-          <w:rFonts w:ascii="宋体" w:eastAsia="宋体" w:hAnsi="宋体" w:cs="宋体"/>
-        </w:rPr>
-        <w:t xml:space="preserve">NLP：中文分词与词性用 jieba（固定词典、关闭 HMM），英文分词词性依存与中文依存用 Stanza；模型随 worker 镜像固定版本。CWB 安装在 api 与 worker 镜像。</w:t>
-      </w:r>
-    </w:p>
-    <w:p>
       <w:pPr>
         <w:pStyle w:val="Heading2"/>
       </w:pPr>
@@ -6875,7 +7878,580 @@
         <w:rPr>
           <w:rFonts w:ascii="宋体" w:eastAsia="宋体" w:hAnsi="宋体" w:cs="宋体"/>
         </w:rPr>
-        <w:t xml:space="preserve">权限</w:t>
+        <w:t xml:space="preserve">建设</w:t>
+      </w:r>
+    </w:p>
+    <w:p>
+      <w:pPr>
+        <w:pStyle w:val="ListParagraph"/>
+        <w:numPr>
+          <w:ilvl w:val="0"/>
+          <w:numId w:val="2"/>
+        </w:numPr>
+      </w:pPr>
+      <w:r>
+        <w:rPr>
+          <w:rFonts w:ascii="宋体" w:eastAsia="宋体" w:hAnsi="宋体" w:cs="宋体"/>
+        </w:rPr>
+        <w:t xml:space="preserve">导入：上传或粘贴链接，后台解析、分段、向量化；显示进度和失败原因。</w:t>
+      </w:r>
+    </w:p>
+    <w:p>
+      <w:pPr>
+        <w:pStyle w:val="ListParagraph"/>
+        <w:numPr>
+          <w:ilvl w:val="0"/>
+          <w:numId w:val="2"/>
+        </w:numPr>
+      </w:pPr>
+      <w:r>
+        <w:rPr>
+          <w:rFonts w:ascii="宋体" w:eastAsia="宋体" w:hAnsi="宋体" w:cs="宋体"/>
+        </w:rPr>
+        <w:t xml:space="preserve">自动整理：Agent 可从语料库抽取候选术语、为文献生成摘要、按主题归类；结果均为草稿，人工确认后入库。</w:t>
+      </w:r>
+    </w:p>
+    <w:p>
+      <w:pPr>
+        <w:pStyle w:val="ListParagraph"/>
+        <w:numPr>
+          <w:ilvl w:val="0"/>
+          <w:numId w:val="2"/>
+        </w:numPr>
+      </w:pPr>
+      <w:r>
+        <w:rPr>
+          <w:rFonts w:ascii="宋体" w:eastAsia="宋体" w:hAnsi="宋体" w:cs="宋体"/>
+        </w:rPr>
+        <w:t xml:space="preserve">关联：术语例句直接引用语料命中；笔记引用统计结果；规范关联标签集。</w:t>
+      </w:r>
+    </w:p>
+    <w:p>
+      <w:pPr>
+        <w:pStyle w:val="ListParagraph"/>
+        <w:numPr>
+          <w:ilvl w:val="0"/>
+          <w:numId w:val="2"/>
+        </w:numPr>
+      </w:pPr>
+      <w:r>
+        <w:rPr>
+          <w:rFonts w:ascii="宋体" w:eastAsia="宋体" w:hAnsi="宋体" w:cs="宋体"/>
+        </w:rPr>
+        <w:t xml:space="preserve">范围：知识库属于项目或个人；内置参考资料由管理员维护，对全体可见。</w:t>
+      </w:r>
+    </w:p>
+    <w:p>
+      <w:pPr>
+        <w:pStyle w:val="Heading2"/>
+      </w:pPr>
+      <w:r>
+        <w:rPr>
+          <w:rFonts w:ascii="宋体" w:eastAsia="宋体" w:hAnsi="宋体" w:cs="宋体"/>
+        </w:rPr>
+        <w:t xml:space="preserve">检索与使用</w:t>
+      </w:r>
+    </w:p>
+    <w:p>
+      <w:pPr>
+        <w:pStyle w:val="ListParagraph"/>
+        <w:numPr>
+          <w:ilvl w:val="0"/>
+          <w:numId w:val="2"/>
+        </w:numPr>
+      </w:pPr>
+      <w:r>
+        <w:rPr>
+          <w:rFonts w:ascii="宋体" w:eastAsia="宋体" w:hAnsi="宋体" w:cs="宋体"/>
+        </w:rPr>
+        <w:t xml:space="preserve">混合检索：pgvector 向量相似度 + PostgreSQL 关键词匹配，结果合并后返回片段及出处。</w:t>
+      </w:r>
+    </w:p>
+    <w:p>
+      <w:pPr>
+        <w:pStyle w:val="ListParagraph"/>
+        <w:numPr>
+          <w:ilvl w:val="0"/>
+          <w:numId w:val="2"/>
+        </w:numPr>
+      </w:pPr>
+      <w:r>
+        <w:rPr>
+          <w:rFonts w:ascii="宋体" w:eastAsia="宋体" w:hAnsi="宋体" w:cs="宋体"/>
+        </w:rPr>
+        <w:t xml:space="preserve">向量模型通过 OpenAI 兼容 </w:t>
+      </w:r>
+      <w:r>
+        <w:rPr>
+          <w:rFonts w:ascii="Consolas" w:eastAsia="宋体" w:hAnsi="Consolas" w:cs="Consolas"/>
+        </w:rPr>
+        <w:t xml:space="preserve">/embeddings</w:t>
+      </w:r>
+      <w:r>
+        <w:rPr>
+          <w:rFonts w:ascii="宋体" w:eastAsia="宋体" w:hAnsi="宋体" w:cs="宋体"/>
+        </w:rPr>
+        <w:t xml:space="preserve"> 接口配置，和对话模型同一配置方式。</w:t>
+      </w:r>
+    </w:p>
+    <w:p>
+      <w:pPr>
+        <w:pStyle w:val="ListParagraph"/>
+        <w:numPr>
+          <w:ilvl w:val="0"/>
+          <w:numId w:val="2"/>
+        </w:numPr>
+      </w:pPr>
+      <w:r>
+        <w:rPr>
+          <w:rFonts w:ascii="宋体" w:eastAsia="宋体" w:hAnsi="宋体" w:cs="宋体"/>
+        </w:rPr>
+        <w:t xml:space="preserve">Agent 工具 </w:t>
+      </w:r>
+      <w:r>
+        <w:rPr>
+          <w:rFonts w:ascii="Consolas" w:eastAsia="宋体" w:hAnsi="Consolas" w:cs="Consolas"/>
+        </w:rPr>
+        <w:t xml:space="preserve">kb.search</w:t>
+      </w:r>
+      <w:r>
+        <w:rPr>
+          <w:rFonts w:ascii="宋体" w:eastAsia="宋体" w:hAnsi="宋体" w:cs="宋体"/>
+        </w:rPr>
+        <w:t xml:space="preserve"> 回答时引用知识片段，前端显示出处；</w:t>
+      </w:r>
+      <w:r>
+        <w:rPr>
+          <w:rFonts w:ascii="Consolas" w:eastAsia="宋体" w:hAnsi="Consolas" w:cs="Consolas"/>
+        </w:rPr>
+        <w:t xml:space="preserve">kb.save</w:t>
+      </w:r>
+      <w:r>
+        <w:rPr>
+          <w:rFonts w:ascii="宋体" w:eastAsia="宋体" w:hAnsi="宋体" w:cs="宋体"/>
+        </w:rPr>
+        <w:t xml:space="preserve"> 把当前结论写成笔记草稿。</w:t>
+      </w:r>
+    </w:p>
+    <w:p>
+      <w:pPr>
+        <w:pStyle w:val="ListParagraph"/>
+        <w:numPr>
+          <w:ilvl w:val="0"/>
+          <w:numId w:val="2"/>
+        </w:numPr>
+      </w:pPr>
+      <w:r>
+        <w:rPr>
+          <w:rFonts w:ascii="宋体" w:eastAsia="宋体" w:hAnsi="宋体" w:cs="宋体"/>
+        </w:rPr>
+        <w:t xml:space="preserve">术语表可导出 CSV / XLSX / TBX。</w:t>
+      </w:r>
+    </w:p>
+    <w:p>
+      <w:r>
+        <w:rPr>
+          <w:rFonts w:ascii="宋体" w:eastAsia="宋体" w:hAnsi="宋体" w:cs="宋体"/>
+        </w:rPr>
+        <w:t xml:space="preserve">补充规则（2026 年 10 月 28 日，用户试用 QA）：</w:t>
+      </w:r>
+    </w:p>
+    <w:p>
+      <w:pPr>
+        <w:pStyle w:val="ListParagraph"/>
+        <w:numPr>
+          <w:ilvl w:val="0"/>
+          <w:numId w:val="2"/>
+        </w:numPr>
+      </w:pPr>
+      <w:r>
+        <w:rPr>
+          <w:rFonts w:ascii="宋体" w:eastAsia="宋体" w:hAnsi="宋体" w:cs="宋体"/>
+        </w:rPr>
+        <w:t xml:space="preserve">文献标题：上传时先用文件名，解析后若标题仍是文件名（网页仍是网址），改用文档自带标题：PDF 元数据标题（忽略 </w:t>
+      </w:r>
+      <w:r>
+        <w:rPr>
+          <w:rFonts w:ascii="Consolas" w:eastAsia="宋体" w:hAnsi="Consolas" w:cs="Consolas"/>
+        </w:rPr>
+        <w:t xml:space="preserve">about:blank</w:t>
+      </w:r>
+      <w:r>
+        <w:rPr>
+          <w:rFonts w:ascii="宋体" w:eastAsia="宋体" w:hAnsi="宋体" w:cs="宋体"/>
+        </w:rPr>
+        <w:t xml:space="preserve">、</w:t>
+      </w:r>
+      <w:r>
+        <w:rPr>
+          <w:rFonts w:ascii="Consolas" w:eastAsia="宋体" w:hAnsi="Consolas" w:cs="Consolas"/>
+        </w:rPr>
+        <w:t xml:space="preserve">Untitled</w:t>
+      </w:r>
+      <w:r>
+        <w:rPr>
+          <w:rFonts w:ascii="宋体" w:eastAsia="宋体" w:hAnsi="宋体" w:cs="宋体"/>
+        </w:rPr>
+        <w:t xml:space="preserve">、以 </w:t>
+      </w:r>
+      <w:r>
+        <w:rPr>
+          <w:rFonts w:ascii="Consolas" w:eastAsia="宋体" w:hAnsi="Consolas" w:cs="Consolas"/>
+        </w:rPr>
+        <w:t xml:space="preserve">.docx</w:t>
+      </w:r>
+      <w:r>
+        <w:rPr>
+          <w:rFonts w:ascii="宋体" w:eastAsia="宋体" w:hAnsi="宋体" w:cs="宋体"/>
+        </w:rPr>
+        <w:t xml:space="preserve"> 等结尾的占位值），否则第 1 页首段短标题；DOCX 核心属性标题，否则正文前的 Title / 标题样式段落；Markdown 首行标题。PDF 按行宽断段：短行（不足最宽行一半）或以句末标点结束且明显短于最宽行的行后另起一段。文献详情可编辑标题、作者、年份（</w:t>
+      </w:r>
+      <w:r>
+        <w:rPr>
+          <w:rFonts w:ascii="Consolas" w:eastAsia="宋体" w:hAnsi="Consolas" w:cs="Consolas"/>
+        </w:rPr>
+        <w:t xml:space="preserve">meta.author</w:t>
+      </w:r>
+      <w:r>
+        <w:rPr>
+          <w:rFonts w:ascii="宋体" w:eastAsia="宋体" w:hAnsi="宋体" w:cs="宋体"/>
+        </w:rPr>
+        <w:t xml:space="preserve">、</w:t>
+      </w:r>
+      <w:r>
+        <w:rPr>
+          <w:rFonts w:ascii="Consolas" w:eastAsia="宋体" w:hAnsi="Consolas" w:cs="Consolas"/>
+        </w:rPr>
+        <w:t xml:space="preserve">meta.year</w:t>
+      </w:r>
+      <w:r>
+        <w:rPr>
+          <w:rFonts w:ascii="宋体" w:eastAsia="宋体" w:hAnsi="宋体" w:cs="宋体"/>
+        </w:rPr>
+        <w:t xml:space="preserve">），供引用。</w:t>
+      </w:r>
+    </w:p>
+    <w:p>
+      <w:pPr>
+        <w:pStyle w:val="ListParagraph"/>
+        <w:numPr>
+          <w:ilvl w:val="0"/>
+          <w:numId w:val="2"/>
+        </w:numPr>
+      </w:pPr>
+      <w:r>
+        <w:rPr>
+          <w:rFonts w:ascii="宋体" w:eastAsia="宋体" w:hAnsi="宋体" w:cs="宋体"/>
+        </w:rPr>
+        <w:t xml:space="preserve">网页抓取：先用带联系地址的爬虫 User-Agent（维基等站点要求），返回 403 时换浏览器 User-Agent 重试一次；带 </w:t>
+      </w:r>
+      <w:r>
+        <w:rPr>
+          <w:rFonts w:ascii="Consolas" w:eastAsia="宋体" w:hAnsi="Consolas" w:cs="Consolas"/>
+        </w:rPr>
+        <w:t xml:space="preserve">Accept</w:t>
+      </w:r>
+      <w:r>
+        <w:rPr>
+          <w:rFonts w:ascii="宋体" w:eastAsia="宋体" w:hAnsi="宋体" w:cs="宋体"/>
+        </w:rPr>
+        <w:t xml:space="preserve">、</w:t>
+      </w:r>
+      <w:r>
+        <w:rPr>
+          <w:rFonts w:ascii="Consolas" w:eastAsia="宋体" w:hAnsi="Consolas" w:cs="Consolas"/>
+        </w:rPr>
+        <w:t xml:space="preserve">Accept-Language</w:t>
+      </w:r>
+      <w:r>
+        <w:rPr>
+          <w:rFonts w:ascii="宋体" w:eastAsia="宋体" w:hAnsi="宋体" w:cs="宋体"/>
+        </w:rPr>
+        <w:t xml:space="preserve">。</w:t>
+      </w:r>
+    </w:p>
+    <w:p>
+      <w:pPr>
+        <w:pStyle w:val="ListParagraph"/>
+        <w:numPr>
+          <w:ilvl w:val="0"/>
+          <w:numId w:val="2"/>
+        </w:numPr>
+      </w:pPr>
+      <w:r>
+        <w:rPr>
+          <w:rFonts w:ascii="宋体" w:eastAsia="宋体" w:hAnsi="宋体" w:cs="宋体"/>
+        </w:rPr>
+        <w:t xml:space="preserve">规范：新建规范先填名称（可选标签集）再创建；已导入的 Markdown / TXT 文献可"设为规范"（</w:t>
+      </w:r>
+      <w:r>
+        <w:rPr>
+          <w:rFonts w:ascii="Consolas" w:eastAsia="宋体" w:hAnsi="Consolas" w:cs="Consolas"/>
+        </w:rPr>
+        <w:t xml:space="preserve">PATCH {kind: "guideline"}</w:t>
+      </w:r>
+      <w:r>
+        <w:rPr>
+          <w:rFonts w:ascii="宋体" w:eastAsia="宋体" w:hAnsi="宋体" w:cs="宋体"/>
+        </w:rPr>
+        <w:t xml:space="preserve">，正文取自原文件，片段不变）；多文件上传带 </w:t>
+      </w:r>
+      <w:r>
+        <w:rPr>
+          <w:rFonts w:ascii="Consolas" w:eastAsia="宋体" w:hAnsi="Consolas" w:cs="Consolas"/>
+        </w:rPr>
+        <w:t xml:space="preserve">kind=guideline</w:t>
+      </w:r>
+      <w:r>
+        <w:rPr>
+          <w:rFonts w:ascii="宋体" w:eastAsia="宋体" w:hAnsi="宋体" w:cs="宋体"/>
+        </w:rPr>
+        <w:t xml:space="preserve"> 时只收 Markdown / TXT，正文取自文件。</w:t>
+      </w:r>
+    </w:p>
+    <w:p>
+      <w:pPr>
+        <w:pStyle w:val="ListParagraph"/>
+        <w:numPr>
+          <w:ilvl w:val="0"/>
+          <w:numId w:val="2"/>
+        </w:numPr>
+      </w:pPr>
+      <w:r>
+        <w:rPr>
+          <w:rFonts w:ascii="宋体" w:eastAsia="宋体" w:hAnsi="宋体" w:cs="宋体"/>
+        </w:rPr>
+        <w:t xml:space="preserve">检索结果按相关度显示"高 / 中 / 低"，不显示原始分（RRF、ts_rank 跨模式不可比）：查询词全部出现或向量余弦相似度 ≥ 0.6 为高，部分出现或相似度 ≥ 0.45 为中，其余为低；低相关结果默认折叠为"另有 n 条低相关结果"。</w:t>
+      </w:r>
+    </w:p>
+    <w:p>
+      <w:pPr>
+        <w:pStyle w:val="ListParagraph"/>
+        <w:numPr>
+          <w:ilvl w:val="0"/>
+          <w:numId w:val="2"/>
+        </w:numPr>
+      </w:pPr>
+      <w:r>
+        <w:rPr>
+          <w:rFonts w:ascii="宋体" w:eastAsia="宋体" w:hAnsi="宋体" w:cs="宋体"/>
+        </w:rPr>
+        <w:t xml:space="preserve">笔记引用证据：</w:t>
+      </w:r>
+      <w:r>
+        <w:rPr>
+          <w:rFonts w:ascii="Consolas" w:eastAsia="宋体" w:hAnsi="Consolas" w:cs="Consolas"/>
+        </w:rPr>
+        <w:t xml:space="preserve">POST /kb/documents/{id}/refs</w:t>
+      </w:r>
+      <w:r>
+        <w:rPr>
+          <w:rFonts w:ascii="宋体" w:eastAsia="宋体" w:hAnsi="宋体" w:cs="宋体"/>
+        </w:rPr>
+        <w:t xml:space="preserve"> 是证据引用块的唯一写入方，每条证据一个块，格式固定为引文 + </w:t>
+      </w:r>
+      <w:r>
+        <w:rPr>
+          <w:rFonts w:ascii="Consolas" w:eastAsia="宋体" w:hAnsi="Consolas" w:cs="Consolas"/>
+        </w:rPr>
+        <w:t xml:space="preserve">—— 出处；查询式：…</w:t>
+      </w:r>
+      <w:r>
+        <w:rPr>
+          <w:rFonts w:ascii="宋体" w:eastAsia="宋体" w:hAnsi="宋体" w:cs="宋体"/>
+        </w:rPr>
+        <w:t xml:space="preserve">。证据篮"加入笔记"只建空笔记（或选已有笔记）再逐条加引用，正文块数与"引用"数一致。编辑器内"插入证据"或从证据篮拖入单条证据时，页面把同格式的块放在光标或落点处，引用以 </w:t>
+      </w:r>
+      <w:r>
+        <w:rPr>
+          <w:rFonts w:ascii="Consolas" w:eastAsia="宋体" w:hAnsi="Consolas" w:cs="Consolas"/>
+        </w:rPr>
+        <w:t xml:space="preserve">append: false</w:t>
+      </w:r>
+      <w:r>
+        <w:rPr>
+          <w:rFonts w:ascii="宋体" w:eastAsia="宋体" w:hAnsi="宋体" w:cs="宋体"/>
+        </w:rPr>
+        <w:t xml:space="preserve"> 只记录不追加。</w:t>
+      </w:r>
+    </w:p>
+    <w:p>
+      <w:pPr>
+        <w:pStyle w:val="ListParagraph"/>
+        <w:numPr>
+          <w:ilvl w:val="0"/>
+          <w:numId w:val="2"/>
+        </w:numPr>
+      </w:pPr>
+      <w:r>
+        <w:rPr>
+          <w:rFonts w:ascii="宋体" w:eastAsia="宋体" w:hAnsi="宋体" w:cs="宋体"/>
+        </w:rPr>
+        <w:t xml:space="preserve">术语抽取：结果说明跳过原因（术语表中已有的词，列出前几条）与候选池大小（范围内没有出现 2 次及以上的词性模式组合时直接说明）；对话模型整理时术语原文优先用语料主语言的候选；抽取出的术语附 1 条范围内的语料例句（平行语料用对齐句，其余按术语文本查句，最多查 100 条）。TBX 定义放在所写语言的 langSec；CSV / XLSX 列为 术语、语言、译名、译名语言、定义、领域、例句、来源、状态，来源写"手工 / 语料 / 文献 / 模型"。</w:t>
+      </w:r>
+    </w:p>
+    <w:p>
+      <w:pPr>
+        <w:pStyle w:val="Heading1"/>
+      </w:pPr>
+      <w:r>
+        <w:rPr>
+          <w:rFonts w:ascii="宋体" w:eastAsia="宋体" w:hAnsi="宋体" w:cs="宋体"/>
+        </w:rPr>
+        <w:t xml:space="preserve">九 Agent 与 OpenUI</w:t>
+      </w:r>
+    </w:p>
+    <w:p>
+      <w:pPr>
+        <w:pStyle w:val="Heading2"/>
+      </w:pPr>
+      <w:r>
+        <w:rPr>
+          <w:rFonts w:ascii="宋体" w:eastAsia="宋体" w:hAnsi="宋体" w:cs="宋体"/>
+        </w:rPr>
+        <w:t xml:space="preserve">架构</w:t>
+      </w:r>
+    </w:p>
+    <w:p>
+      <w:pPr>
+        <w:spacing w:before="0" w:after="0"/>
+      </w:pPr>
+      <w:r>
+        <w:rPr>
+          <w:rFonts w:ascii="Consolas" w:eastAsia="宋体" w:hAnsi="Consolas" w:cs="Consolas"/>
+          <w:sz w:val="20"/>
+          <w:szCs w:val="20"/>
+        </w:rPr>
+        <w:t xml:space="preserve">浏览器 ──SSE──▶ agent 服务（Node + Pi SDK） ──HTTP + 用户令牌──▶ api（FastAPI）</w:t>
+      </w:r>
+    </w:p>
+    <w:p>
+      <w:pPr>
+        <w:spacing w:before="0" w:after="0"/>
+      </w:pPr>
+      <w:r>
+        <w:rPr>
+          <w:rFonts w:ascii="Consolas" w:eastAsia="宋体" w:hAnsi="Consolas" w:cs="Consolas"/>
+          <w:sz w:val="20"/>
+          <w:szCs w:val="20"/>
+        </w:rPr>
+        <w:t xml:space="preserve">                        │</w:t>
+      </w:r>
+    </w:p>
+    <w:p>
+      <w:pPr>
+        <w:spacing w:before="0" w:after="0"/>
+      </w:pPr>
+      <w:r>
+        <w:rPr>
+          <w:rFonts w:ascii="Consolas" w:eastAsia="宋体" w:hAnsi="Consolas" w:cs="Consolas"/>
+          <w:sz w:val="20"/>
+          <w:szCs w:val="20"/>
+        </w:rPr>
+        <w:t xml:space="preserve">                        └──▶ 模型服务（OpenAI 兼容）</w:t>
+      </w:r>
+    </w:p>
+    <w:p>
+      <w:pPr>
+        <w:pStyle w:val="ListParagraph"/>
+        <w:numPr>
+          <w:ilvl w:val="0"/>
+          <w:numId w:val="2"/>
+        </w:numPr>
+      </w:pPr>
+      <w:r>
+        <w:rPr>
+          <w:rFonts w:ascii="宋体" w:eastAsia="宋体" w:hAnsi="宋体" w:cs="宋体"/>
+        </w:rPr>
+        <w:t xml:space="preserve">浏览器经同源 </w:t>
+      </w:r>
+      <w:r>
+        <w:rPr>
+          <w:rFonts w:ascii="Consolas" w:eastAsia="宋体" w:hAnsi="Consolas" w:cs="Consolas"/>
+        </w:rPr>
+        <w:t xml:space="preserve">/agent/</w:t>
+      </w:r>
+      <w:r>
+        <w:rPr>
+          <w:rFonts w:ascii="宋体" w:eastAsia="宋体" w:hAnsi="宋体" w:cs="宋体"/>
+        </w:rPr>
+        <w:t xml:space="preserve"> 访问 agent 服务。FastAPI 为登录用户签发短期令牌，agent 服务用它调用业务接口，权限仍由 api 判断。</w:t>
+      </w:r>
+    </w:p>
+    <w:p>
+      <w:pPr>
+        <w:pStyle w:val="ListParagraph"/>
+        <w:numPr>
+          <w:ilvl w:val="0"/>
+          <w:numId w:val="2"/>
+        </w:numPr>
+      </w:pPr>
+      <w:r>
+        <w:rPr>
+          <w:rFonts w:ascii="宋体" w:eastAsia="宋体" w:hAnsi="宋体" w:cs="宋体"/>
+        </w:rPr>
+        <w:t xml:space="preserve">会话属于项目；Pi SessionManager 持久化会话文件，数据库保存索引和消息投影。</w:t>
+      </w:r>
+    </w:p>
+    <w:p>
+      <w:pPr>
+        <w:pStyle w:val="ListParagraph"/>
+        <w:numPr>
+          <w:ilvl w:val="0"/>
+          <w:numId w:val="2"/>
+        </w:numPr>
+      </w:pPr>
+      <w:r>
+        <w:rPr>
+          <w:rFonts w:ascii="宋体" w:eastAsia="宋体" w:hAnsi="宋体" w:cs="宋体"/>
+        </w:rPr>
+        <w:t xml:space="preserve">运行状态只有 queued、running、succeeded、failed、cancelled。</w:t>
+      </w:r>
+    </w:p>
+    <w:p>
+      <w:pPr>
+        <w:pStyle w:val="ListParagraph"/>
+        <w:numPr>
+          <w:ilvl w:val="0"/>
+          <w:numId w:val="2"/>
+        </w:numPr>
+      </w:pPr>
+      <w:r>
+        <w:rPr>
+          <w:rFonts w:ascii="宋体" w:eastAsia="宋体" w:hAnsi="宋体" w:cs="宋体"/>
+        </w:rPr>
+        <w:t xml:space="preserve">长任务：工具提交后台任务并在限定时间内等待；超时则返回任务编号，由用户在任务面板查看。不做跨进程自动接续。</w:t>
+      </w:r>
+    </w:p>
+    <w:p>
+      <w:pPr>
+        <w:pStyle w:val="Heading2"/>
+      </w:pPr>
+      <w:r>
+        <w:rPr>
+          <w:rFonts w:ascii="宋体" w:eastAsia="宋体" w:hAnsi="宋体" w:cs="宋体"/>
+        </w:rPr>
+        <w:t xml:space="preserve">工具</w:t>
+      </w:r>
+    </w:p>
+    <w:p>
+      <w:r>
+        <w:rPr>
+          <w:rFonts w:ascii="宋体" w:eastAsia="宋体" w:hAnsi="宋体" w:cs="宋体"/>
+        </w:rPr>
+        <w:t xml:space="preserve">共 38 个，界面按能力分组、显示中文名（</w:t>
+      </w:r>
+      <w:r>
+        <w:rPr>
+          <w:rFonts w:ascii="Consolas" w:eastAsia="宋体" w:hAnsi="Consolas" w:cs="Consolas"/>
+        </w:rPr>
+        <w:t xml:space="preserve">apps/web/src/components/global/tools.ts</w:t>
+      </w:r>
+      <w:r>
+        <w:rPr>
+          <w:rFonts w:ascii="宋体" w:eastAsia="宋体" w:hAnsi="宋体" w:cs="宋体"/>
+        </w:rPr>
+        <w:t xml:space="preserve">）；带 * 的是写操作。</w:t>
       </w:r>
     </w:p>
     <w:tbl>
@@ -6918,7 +8494,7 @@
                 <w:b/>
                 <w:bCs/>
               </w:rPr>
-              <w:t xml:space="preserve">角色</w:t>
+              <w:t xml:space="preserve">分组</w:t>
             </w:r>
           </w:p>
         </w:tc>
@@ -6942,7 +8518,7 @@
                 <w:b/>
                 <w:bCs/>
               </w:rPr>
-              <w:t xml:space="preserve">权限</w:t>
+              <w:t xml:space="preserve">工具</w:t>
             </w:r>
           </w:p>
         </w:tc>
@@ -6969,29 +8545,29 @@
               <w:rPr>
                 <w:rFonts w:ascii="宋体" w:eastAsia="宋体" w:hAnsi="宋体" w:cs="宋体"/>
               </w:rPr>
-              <w:t xml:space="preserve">owner</w:t>
-            </w:r>
-          </w:p>
-        </w:tc>
-        <w:tc>
-          <w:tcPr>
-            <w:tcW w:type="dxa" w:w="4513"/>
-            <w:tcBorders>
-              <w:top w:val="single" w:color="000000" w:sz="4"/>
-              <w:left w:val="single" w:color="000000" w:sz="4"/>
-              <w:bottom w:val="single" w:color="000000" w:sz="4"/>
-              <w:right w:val="single" w:color="000000" w:sz="4"/>
-            </w:tcBorders>
-          </w:tcPr>
-          <w:p>
-            <w:pPr>
-              <w:spacing w:before="40" w:after="40"/>
-            </w:pPr>
-            <w:r>
-              <w:rPr>
-                <w:rFonts w:ascii="宋体" w:eastAsia="宋体" w:hAnsi="宋体" w:cs="宋体"/>
-              </w:rPr>
-              <w:t xml:space="preserve">项目全部权限，管理成员</w:t>
+              <w:t xml:space="preserve">语料与检索</w:t>
+            </w:r>
+          </w:p>
+        </w:tc>
+        <w:tc>
+          <w:tcPr>
+            <w:tcW w:type="dxa" w:w="4513"/>
+            <w:tcBorders>
+              <w:top w:val="single" w:color="000000" w:sz="4"/>
+              <w:left w:val="single" w:color="000000" w:sz="4"/>
+              <w:bottom w:val="single" w:color="000000" w:sz="4"/>
+              <w:right w:val="single" w:color="000000" w:sz="4"/>
+            </w:tcBorders>
+          </w:tcPr>
+          <w:p>
+            <w:pPr>
+              <w:spacing w:before="40" w:after="40"/>
+            </w:pPr>
+            <w:r>
+              <w:rPr>
+                <w:rFonts w:ascii="宋体" w:eastAsia="宋体" w:hAnsi="宋体" w:cs="宋体"/>
+              </w:rPr>
+              <w:t xml:space="preserve">corpora.list、corpora.get、corpora.documents、subcorpora.list、subcorpora.create*、corpus.parse、corpus.search、corpus.context</w:t>
             </w:r>
           </w:p>
         </w:tc>
@@ -7018,29 +8594,29 @@
               <w:rPr>
                 <w:rFonts w:ascii="宋体" w:eastAsia="宋体" w:hAnsi="宋体" w:cs="宋体"/>
               </w:rPr>
-              <w:t xml:space="preserve">editor</w:t>
-            </w:r>
-          </w:p>
-        </w:tc>
-        <w:tc>
-          <w:tcPr>
-            <w:tcW w:type="dxa" w:w="4513"/>
-            <w:tcBorders>
-              <w:top w:val="single" w:color="000000" w:sz="4"/>
-              <w:left w:val="single" w:color="000000" w:sz="4"/>
-              <w:bottom w:val="single" w:color="000000" w:sz="4"/>
-              <w:right w:val="single" w:color="000000" w:sz="4"/>
-            </w:tcBorders>
-          </w:tcPr>
-          <w:p>
-            <w:pPr>
-              <w:spacing w:before="40" w:after="40"/>
-            </w:pPr>
-            <w:r>
-              <w:rPr>
-                <w:rFonts w:ascii="宋体" w:eastAsia="宋体" w:hAnsi="宋体" w:cs="宋体"/>
-              </w:rPr>
-              <w:t xml:space="preserve">上传语料、建子库、建标注层、编辑知识库</w:t>
+              <w:t xml:space="preserve">统计</w:t>
+            </w:r>
+          </w:p>
+        </w:tc>
+        <w:tc>
+          <w:tcPr>
+            <w:tcW w:type="dxa" w:w="4513"/>
+            <w:tcBorders>
+              <w:top w:val="single" w:color="000000" w:sz="4"/>
+              <w:left w:val="single" w:color="000000" w:sz="4"/>
+              <w:bottom w:val="single" w:color="000000" w:sz="4"/>
+              <w:right w:val="single" w:color="000000" w:sz="4"/>
+            </w:tcBorders>
+          </w:tcPr>
+          <w:p>
+            <w:pPr>
+              <w:spacing w:before="40" w:after="40"/>
+            </w:pPr>
+            <w:r>
+              <w:rPr>
+                <w:rFonts w:ascii="宋体" w:eastAsia="宋体" w:hAnsi="宋体" w:cs="宋体"/>
+              </w:rPr>
+              <w:t xml:space="preserve">stats.frequency、stats.ngrams、stats.collocations、stats.keywords、stats.distribution</w:t>
             </w:r>
           </w:p>
         </w:tc>
@@ -7067,29 +8643,29 @@
               <w:rPr>
                 <w:rFonts w:ascii="宋体" w:eastAsia="宋体" w:hAnsi="宋体" w:cs="宋体"/>
               </w:rPr>
-              <w:t xml:space="preserve">annotator</w:t>
-            </w:r>
-          </w:p>
-        </w:tc>
-        <w:tc>
-          <w:tcPr>
-            <w:tcW w:type="dxa" w:w="4513"/>
-            <w:tcBorders>
-              <w:top w:val="single" w:color="000000" w:sz="4"/>
-              <w:left w:val="single" w:color="000000" w:sz="4"/>
-              <w:bottom w:val="single" w:color="000000" w:sz="4"/>
-              <w:right w:val="single" w:color="000000" w:sz="4"/>
-            </w:tcBorders>
-          </w:tcPr>
-          <w:p>
-            <w:pPr>
-              <w:spacing w:before="40" w:after="40"/>
-            </w:pPr>
-            <w:r>
-              <w:rPr>
-                <w:rFonts w:ascii="宋体" w:eastAsia="宋体" w:hAnsi="宋体" w:cs="宋体"/>
-              </w:rPr>
-              <w:t xml:space="preserve">标注校对、检索、统计</w:t>
+              <w:t xml:space="preserve">词性与依存标注</w:t>
+            </w:r>
+          </w:p>
+        </w:tc>
+        <w:tc>
+          <w:tcPr>
+            <w:tcW w:type="dxa" w:w="4513"/>
+            <w:tcBorders>
+              <w:top w:val="single" w:color="000000" w:sz="4"/>
+              <w:left w:val="single" w:color="000000" w:sz="4"/>
+              <w:bottom w:val="single" w:color="000000" w:sz="4"/>
+              <w:right w:val="single" w:color="000000" w:sz="4"/>
+            </w:tcBorders>
+          </w:tcPr>
+          <w:p>
+            <w:pPr>
+              <w:spacing w:before="40" w:after="40"/>
+            </w:pPr>
+            <w:r>
+              <w:rPr>
+                <w:rFonts w:ascii="宋体" w:eastAsia="宋体" w:hAnsi="宋体" w:cs="宋体"/>
+              </w:rPr>
+              <w:t xml:space="preserve">annot.layers、annot.create_layer*、annot.sentence、annot.diff、annot.stats、annot.suggest*、annot.export*</w:t>
             </w:r>
           </w:p>
         </w:tc>
@@ -7116,29 +8692,29 @@
               <w:rPr>
                 <w:rFonts w:ascii="宋体" w:eastAsia="宋体" w:hAnsi="宋体" w:cs="宋体"/>
               </w:rPr>
-              <w:t xml:space="preserve">viewer</w:t>
-            </w:r>
-          </w:p>
-        </w:tc>
-        <w:tc>
-          <w:tcPr>
-            <w:tcW w:type="dxa" w:w="4513"/>
-            <w:tcBorders>
-              <w:top w:val="single" w:color="000000" w:sz="4"/>
-              <w:left w:val="single" w:color="000000" w:sz="4"/>
-              <w:bottom w:val="single" w:color="000000" w:sz="4"/>
-              <w:right w:val="single" w:color="000000" w:sz="4"/>
-            </w:tcBorders>
-          </w:tcPr>
-          <w:p>
-            <w:pPr>
-              <w:spacing w:before="40" w:after="40"/>
-            </w:pPr>
-            <w:r>
-              <w:rPr>
-                <w:rFonts w:ascii="宋体" w:eastAsia="宋体" w:hAnsi="宋体" w:cs="宋体"/>
-              </w:rPr>
-              <w:t xml:space="preserve">检索、统计、查看标注与知识库</w:t>
+              <w:t xml:space="preserve">片段与对齐</w:t>
+            </w:r>
+          </w:p>
+        </w:tc>
+        <w:tc>
+          <w:tcPr>
+            <w:tcW w:type="dxa" w:w="4513"/>
+            <w:tcBorders>
+              <w:top w:val="single" w:color="000000" w:sz="4"/>
+              <w:left w:val="single" w:color="000000" w:sz="4"/>
+              <w:bottom w:val="single" w:color="000000" w:sz="4"/>
+              <w:right w:val="single" w:color="000000" w:sz="4"/>
+            </w:tcBorders>
+          </w:tcPr>
+          <w:p>
+            <w:pPr>
+              <w:spacing w:before="40" w:after="40"/>
+            </w:pPr>
+            <w:r>
+              <w:rPr>
+                <w:rFonts w:ascii="宋体" w:eastAsia="宋体" w:hAnsi="宋体" w:cs="宋体"/>
+              </w:rPr>
+              <w:t xml:space="preserve">annot.spans、annot.suggest_spans*、align.pairs、align.suggest*、annot.agreement</w:t>
             </w:r>
           </w:p>
         </w:tc>
@@ -7165,29 +8741,127 @@
               <w:rPr>
                 <w:rFonts w:ascii="宋体" w:eastAsia="宋体" w:hAnsi="宋体" w:cs="宋体"/>
               </w:rPr>
-              <w:t xml:space="preserve">平台管理员</w:t>
-            </w:r>
-          </w:p>
-        </w:tc>
-        <w:tc>
-          <w:tcPr>
-            <w:tcW w:type="dxa" w:w="4513"/>
-            <w:tcBorders>
-              <w:top w:val="single" w:color="000000" w:sz="4"/>
-              <w:left w:val="single" w:color="000000" w:sz="4"/>
-              <w:bottom w:val="single" w:color="000000" w:sz="4"/>
-              <w:right w:val="single" w:color="000000" w:sz="4"/>
-            </w:tcBorders>
-          </w:tcPr>
-          <w:p>
-            <w:pPr>
-              <w:spacing w:before="40" w:after="40"/>
-            </w:pPr>
-            <w:r>
-              <w:rPr>
-                <w:rFonts w:ascii="宋体" w:eastAsia="宋体" w:hAnsi="宋体" w:cs="宋体"/>
-              </w:rPr>
-              <w:t xml:space="preserve">维护内置语料与参考资料，不读取项目私有内容</w:t>
+              <w:t xml:space="preserve">知识库</w:t>
+            </w:r>
+          </w:p>
+        </w:tc>
+        <w:tc>
+          <w:tcPr>
+            <w:tcW w:type="dxa" w:w="4513"/>
+            <w:tcBorders>
+              <w:top w:val="single" w:color="000000" w:sz="4"/>
+              <w:left w:val="single" w:color="000000" w:sz="4"/>
+              <w:bottom w:val="single" w:color="000000" w:sz="4"/>
+              <w:right w:val="single" w:color="000000" w:sz="4"/>
+            </w:tcBorders>
+          </w:tcPr>
+          <w:p>
+            <w:pPr>
+              <w:spacing w:before="40" w:after="40"/>
+            </w:pPr>
+            <w:r>
+              <w:rPr>
+                <w:rFonts w:ascii="宋体" w:eastAsia="宋体" w:hAnsi="宋体" w:cs="宋体"/>
+              </w:rPr>
+              <w:t xml:space="preserve">kb.search、kb.terms、kb.documents、kb.save*、kb.extract_terms*、kb.summarize*</w:t>
+            </w:r>
+          </w:p>
+        </w:tc>
+      </w:tr>
+      <w:tr>
+        <w:trPr>
+          <w:tblHeader w:val="false"/>
+        </w:trPr>
+        <w:tc>
+          <w:tcPr>
+            <w:tcW w:type="dxa" w:w="4513"/>
+            <w:tcBorders>
+              <w:top w:val="single" w:color="000000" w:sz="4"/>
+              <w:left w:val="single" w:color="000000" w:sz="4"/>
+              <w:bottom w:val="single" w:color="000000" w:sz="4"/>
+              <w:right w:val="single" w:color="000000" w:sz="4"/>
+            </w:tcBorders>
+          </w:tcPr>
+          <w:p>
+            <w:pPr>
+              <w:spacing w:before="40" w:after="40"/>
+            </w:pPr>
+            <w:r>
+              <w:rPr>
+                <w:rFonts w:ascii="宋体" w:eastAsia="宋体" w:hAnsi="宋体" w:cs="宋体"/>
+              </w:rPr>
+              <w:t xml:space="preserve">证据与导出</w:t>
+            </w:r>
+          </w:p>
+        </w:tc>
+        <w:tc>
+          <w:tcPr>
+            <w:tcW w:type="dxa" w:w="4513"/>
+            <w:tcBorders>
+              <w:top w:val="single" w:color="000000" w:sz="4"/>
+              <w:left w:val="single" w:color="000000" w:sz="4"/>
+              <w:bottom w:val="single" w:color="000000" w:sz="4"/>
+              <w:right w:val="single" w:color="000000" w:sz="4"/>
+            </w:tcBorders>
+          </w:tcPr>
+          <w:p>
+            <w:pPr>
+              <w:spacing w:before="40" w:after="40"/>
+            </w:pPr>
+            <w:r>
+              <w:rPr>
+                <w:rFonts w:ascii="宋体" w:eastAsia="宋体" w:hAnsi="宋体" w:cs="宋体"/>
+              </w:rPr>
+              <w:t xml:space="preserve">evidence.add*、evidence.list、queries.save*、queries.list、export.create*</w:t>
+            </w:r>
+          </w:p>
+        </w:tc>
+      </w:tr>
+      <w:tr>
+        <w:trPr>
+          <w:tblHeader w:val="false"/>
+        </w:trPr>
+        <w:tc>
+          <w:tcPr>
+            <w:tcW w:type="dxa" w:w="4513"/>
+            <w:tcBorders>
+              <w:top w:val="single" w:color="000000" w:sz="4"/>
+              <w:left w:val="single" w:color="000000" w:sz="4"/>
+              <w:bottom w:val="single" w:color="000000" w:sz="4"/>
+              <w:right w:val="single" w:color="000000" w:sz="4"/>
+            </w:tcBorders>
+          </w:tcPr>
+          <w:p>
+            <w:pPr>
+              <w:spacing w:before="40" w:after="40"/>
+            </w:pPr>
+            <w:r>
+              <w:rPr>
+                <w:rFonts w:ascii="宋体" w:eastAsia="宋体" w:hAnsi="宋体" w:cs="宋体"/>
+              </w:rPr>
+              <w:t xml:space="preserve">任务</w:t>
+            </w:r>
+          </w:p>
+        </w:tc>
+        <w:tc>
+          <w:tcPr>
+            <w:tcW w:type="dxa" w:w="4513"/>
+            <w:tcBorders>
+              <w:top w:val="single" w:color="000000" w:sz="4"/>
+              <w:left w:val="single" w:color="000000" w:sz="4"/>
+              <w:bottom w:val="single" w:color="000000" w:sz="4"/>
+              <w:right w:val="single" w:color="000000" w:sz="4"/>
+            </w:tcBorders>
+          </w:tcPr>
+          <w:p>
+            <w:pPr>
+              <w:spacing w:before="40" w:after="40"/>
+            </w:pPr>
+            <w:r>
+              <w:rPr>
+                <w:rFonts w:ascii="宋体" w:eastAsia="宋体" w:hAnsi="宋体" w:cs="宋体"/>
+              </w:rPr>
+              <w:t xml:space="preserve">jobs.get、jobs.cancel*</w:t>
             </w:r>
           </w:p>
         </w:tc>
@@ -7203,7 +8877,19 @@
         <w:rPr>
           <w:rFonts w:ascii="宋体" w:eastAsia="宋体" w:hAnsi="宋体" w:cs="宋体"/>
         </w:rPr>
-        <w:t xml:space="preserve">内置语料记录许可和署名；导出时带署名。</w:t>
+        <w:t xml:space="preserve">每个工具对应一个 api 接口，用 Pi </w:t>
+      </w:r>
+      <w:r>
+        <w:rPr>
+          <w:rFonts w:ascii="Consolas" w:eastAsia="宋体" w:hAnsi="Consolas" w:cs="Consolas"/>
+        </w:rPr>
+        <w:t xml:space="preserve">customTools</w:t>
+      </w:r>
+      <w:r>
+        <w:rPr>
+          <w:rFonts w:ascii="宋体" w:eastAsia="宋体" w:hAnsi="宋体" w:cs="宋体"/>
+        </w:rPr>
+        <w:t xml:space="preserve"> 注册；新增业务能力时同步注册工具。</w:t>
       </w:r>
     </w:p>
     <w:p>
@@ -7214,27 +8900,234 @@
         <w:rPr>
           <w:rFonts w:ascii="宋体" w:eastAsia="宋体" w:hAnsi="宋体" w:cs="宋体"/>
         </w:rPr>
-        <w:t xml:space="preserve">任务</w:t>
-      </w:r>
-    </w:p>
-    <w:p>
-      <w:r>
-        <w:rPr>
-          <w:rFonts w:ascii="宋体" w:eastAsia="宋体" w:hAnsi="宋体" w:cs="宋体"/>
-        </w:rPr>
-        <w:t xml:space="preserve">唯一 </w:t>
+        <w:t xml:space="preserve">写操作确认</w:t>
+      </w:r>
+    </w:p>
+    <w:p>
+      <w:pPr>
+        <w:pStyle w:val="ListParagraph"/>
+        <w:numPr>
+          <w:ilvl w:val="0"/>
+          <w:numId w:val="2"/>
+        </w:numPr>
+      </w:pPr>
+      <w:r>
+        <w:rPr>
+          <w:rFonts w:ascii="宋体" w:eastAsia="宋体" w:hAnsi="宋体" w:cs="宋体"/>
+        </w:rPr>
+        <w:t xml:space="preserve">用户只要求查看、检索、统计、展示时，助手只用读取类工具；写操作只在用户明确要求该动作时提出，范围只覆盖用户所说（“这篇文档”只传这篇）。原因：试用中只读请求“用依存树展示 UD 中文 GSD 的第 1 句”触发在整库上建依存层并预标 111,279 个词，“给我看三条例句”自行加入证据篮（QA Q65、Q19）。</w:t>
+      </w:r>
+    </w:p>
+    <w:p>
+      <w:pPr>
+        <w:pStyle w:val="ListParagraph"/>
+        <w:numPr>
+          <w:ilvl w:val="0"/>
+          <w:numId w:val="2"/>
+        </w:numPr>
+      </w:pPr>
+      <w:r>
+        <w:rPr>
+          <w:rFonts w:ascii="宋体" w:eastAsia="宋体" w:hAnsi="宋体" w:cs="宋体"/>
+        </w:rPr>
+        <w:t xml:space="preserve">写操作一律先确认：模型调用写工具时不执行，返回 </w:t>
       </w:r>
       <w:r>
         <w:rPr>
           <w:rFonts w:ascii="Consolas" w:eastAsia="宋体" w:hAnsi="Consolas" w:cs="Consolas"/>
         </w:rPr>
-        <w:t xml:space="preserve">jobs</w:t>
-      </w:r>
-      <w:r>
-        <w:rPr>
-          <w:rFonts w:ascii="宋体" w:eastAsia="宋体" w:hAnsi="宋体" w:cs="宋体"/>
-        </w:rPr>
-        <w:t xml:space="preserve"> 表。状态 queued / running / succeeded / failed / cancelled；进度为已处理数与总数；失败保留错误原因，用户可重试。页面轮询或 SSE 显示进度。</w:t>
+        <w:t xml:space="preserve">NEEDS_CONFIRMATION</w:t>
+      </w:r>
+      <w:r>
+        <w:rPr>
+          <w:rFonts w:ascii="宋体" w:eastAsia="宋体" w:hAnsi="宋体" w:cs="宋体"/>
+        </w:rPr>
+        <w:t xml:space="preserve"> 与说明（标题 + 若干行：语料库、文档数、规模、标签集等），界面显示确认卡片“执行 / 取消”；用户点执行后由 agent 服务按卡片上的参数原样执行，再请模型简述结果。取消后下一条消息告诉模型，除非用户再次要求不再提出。协议见 [contracts/p2.md](../contracts/p2.md) 第十二节。</w:t>
+      </w:r>
+    </w:p>
+    <w:p>
+      <w:pPr>
+        <w:pStyle w:val="ListParagraph"/>
+        <w:numPr>
+          <w:ilvl w:val="0"/>
+          <w:numId w:val="2"/>
+        </w:numPr>
+      </w:pPr>
+      <w:r>
+        <w:rPr>
+          <w:rFonts w:ascii="宋体" w:eastAsia="宋体" w:hAnsi="宋体" w:cs="宋体"/>
+        </w:rPr>
+        <w:t xml:space="preserve">助手不在内置语料上建标注层（提出前即报 </w:t>
+      </w:r>
+      <w:r>
+        <w:rPr>
+          <w:rFonts w:ascii="Consolas" w:eastAsia="宋体" w:hAnsi="Consolas" w:cs="Consolas"/>
+        </w:rPr>
+        <w:t xml:space="preserve">BUILTIN_CORPUS</w:t>
+      </w:r>
+      <w:r>
+        <w:rPr>
+          <w:rFonts w:ascii="宋体" w:eastAsia="宋体" w:hAnsi="宋体" w:cs="宋体"/>
+        </w:rPr>
+        <w:t xml:space="preserve">）；用户可在标注页自己建层。只读的依存展示使用项目里已有的 dep 层，没有时说明并引导到标注页。</w:t>
+      </w:r>
+    </w:p>
+    <w:p>
+      <w:pPr>
+        <w:pStyle w:val="ListParagraph"/>
+        <w:numPr>
+          <w:ilvl w:val="0"/>
+          <w:numId w:val="2"/>
+        </w:numPr>
+      </w:pPr>
+      <w:r>
+        <w:rPr>
+          <w:rFonts w:ascii="宋体" w:eastAsia="宋体" w:hAnsi="宋体" w:cs="宋体"/>
+        </w:rPr>
+        <w:t xml:space="preserve">建议类写入（标注、片段、对齐建议）确认后仍是待人工确认的 suggested，确认权在标注页。</w:t>
+      </w:r>
+    </w:p>
+    <w:p>
+      <w:pPr>
+        <w:pStyle w:val="Heading2"/>
+      </w:pPr>
+      <w:r>
+        <w:rPr>
+          <w:rFonts w:ascii="宋体" w:eastAsia="宋体" w:hAnsi="宋体" w:cs="宋体"/>
+        </w:rPr>
+        <w:t xml:space="preserve">内部 ID</w:t>
+      </w:r>
+    </w:p>
+    <w:p>
+      <w:pPr>
+        <w:pStyle w:val="ListParagraph"/>
+        <w:numPr>
+          <w:ilvl w:val="0"/>
+          <w:numId w:val="2"/>
+        </w:numPr>
+      </w:pPr>
+      <w:r>
+        <w:rPr>
+          <w:rFonts w:ascii="宋体" w:eastAsia="宋体" w:hAnsi="宋体" w:cs="宋体"/>
+        </w:rPr>
+        <w:t xml:space="preserve">回答正文和思考中不写内部 ID（search_id、stat_id、hit_id、job_id、layer_id、document_id、chunk_id、term_id、corpus_id 等、任何 UUID）；ID 只出现在工具参数与组件参数里，正文用语料库名、文档标题、“第 N 句”、统计方法与节点词、层名。</w:t>
+      </w:r>
+    </w:p>
+    <w:p>
+      <w:pPr>
+        <w:pStyle w:val="ListParagraph"/>
+        <w:numPr>
+          <w:ilvl w:val="0"/>
+          <w:numId w:val="2"/>
+        </w:numPr>
+      </w:pPr>
+      <w:r>
+        <w:rPr>
+          <w:rFonts w:ascii="宋体" w:eastAsia="宋体" w:hAnsi="宋体" w:cs="宋体"/>
+        </w:rPr>
+        <w:t xml:space="preserve">工具结果摘要（步骤行、右栏引用）用中文方法名与状态，不含 ID；前端对正文、思考与步骤再做一次过滤（</w:t>
+      </w:r>
+      <w:r>
+        <w:rPr>
+          <w:rFonts w:ascii="Consolas" w:eastAsia="宋体" w:hAnsi="Consolas" w:cs="Consolas"/>
+        </w:rPr>
+        <w:t xml:space="preserve">scrubIds</w:t>
+      </w:r>
+      <w:r>
+        <w:rPr>
+          <w:rFonts w:ascii="宋体" w:eastAsia="宋体" w:hAnsi="宋体" w:cs="宋体"/>
+        </w:rPr>
+        <w:t xml:space="preserve">），去掉漏出的“xxx_id: …”、UUID 和长十六进制串。</w:t>
+      </w:r>
+    </w:p>
+    <w:p>
+      <w:pPr>
+        <w:pStyle w:val="ListParagraph"/>
+        <w:numPr>
+          <w:ilvl w:val="0"/>
+          <w:numId w:val="2"/>
+        </w:numPr>
+      </w:pPr>
+      <w:r>
+        <w:rPr>
+          <w:rFonts w:ascii="宋体" w:eastAsia="宋体" w:hAnsi="宋体" w:cs="宋体"/>
+        </w:rPr>
+        <w:t xml:space="preserve">思考要求用中文、不复述规则；模型仍可能夹英文，过滤只保证不露 ID。</w:t>
+      </w:r>
+    </w:p>
+    <w:p>
+      <w:pPr>
+        <w:pStyle w:val="Heading2"/>
+      </w:pPr>
+      <w:r>
+        <w:rPr>
+          <w:rFonts w:ascii="宋体" w:eastAsia="宋体" w:hAnsi="宋体" w:cs="宋体"/>
+        </w:rPr>
+        <w:t xml:space="preserve">OpenUI</w:t>
+      </w:r>
+    </w:p>
+    <w:p>
+      <w:pPr>
+        <w:pStyle w:val="ListParagraph"/>
+        <w:numPr>
+          <w:ilvl w:val="0"/>
+          <w:numId w:val="2"/>
+        </w:numPr>
+      </w:pPr>
+      <w:r>
+        <w:rPr>
+          <w:rFonts w:ascii="宋体" w:eastAsia="宋体" w:hAnsi="宋体" w:cs="宋体"/>
+        </w:rPr>
+        <w:t xml:space="preserve">前端注册组件库：KwicTable、FreqChart、CollocationTable、KeywordTable、DistributionChart、DependencyTree、AlignmentGraph、AnnotationDiff、TermCard、KbCitation、JobStatus。</w:t>
+      </w:r>
+    </w:p>
+    <w:p>
+      <w:pPr>
+        <w:pStyle w:val="ListParagraph"/>
+        <w:numPr>
+          <w:ilvl w:val="0"/>
+          <w:numId w:val="2"/>
+        </w:numPr>
+      </w:pPr>
+      <w:r>
+        <w:rPr>
+          <w:rFonts w:ascii="宋体" w:eastAsia="宋体" w:hAnsi="宋体" w:cs="宋体"/>
+        </w:rPr>
+        <w:t xml:space="preserve">组件说明自动生成后写入 Pi 系统提示词；模型回复输出 OpenUI Lang，agent 服务流式转发，前端用 OpenUI React 渲染器绘制。</w:t>
+      </w:r>
+    </w:p>
+    <w:p>
+      <w:pPr>
+        <w:pStyle w:val="ListParagraph"/>
+        <w:numPr>
+          <w:ilvl w:val="0"/>
+          <w:numId w:val="2"/>
+        </w:numPr>
+      </w:pPr>
+      <w:r>
+        <w:rPr>
+          <w:rFonts w:ascii="宋体" w:eastAsia="宋体" w:hAnsi="宋体" w:cs="宋体"/>
+        </w:rPr>
+        <w:t xml:space="preserve">模型只能使用已注册组件，不执行生成代码。组件内的"打开完整结果""保存为笔记"等操作调用普通接口。</w:t>
+      </w:r>
+    </w:p>
+    <w:p>
+      <w:pPr>
+        <w:pStyle w:val="Heading2"/>
+      </w:pPr>
+      <w:r>
+        <w:rPr>
+          <w:rFonts w:ascii="宋体" w:eastAsia="宋体" w:hAnsi="宋体" w:cs="宋体"/>
+        </w:rPr>
+        <w:t xml:space="preserve">扩展方式</w:t>
+      </w:r>
+    </w:p>
+    <w:p>
+      <w:r>
+        <w:rPr>
+          <w:rFonts w:ascii="宋体" w:eastAsia="宋体" w:hAnsi="宋体" w:cs="宋体"/>
+        </w:rPr>
+        <w:t xml:space="preserve">新增能力：注册新工具；新增可视化：在组件库加组件；新增研究方法：加 Pi Skills 或提示词。三者都不改架构。</w:t>
       </w:r>
     </w:p>
     <w:p>
@@ -7245,7 +9138,572 @@
         <w:rPr>
           <w:rFonts w:ascii="宋体" w:eastAsia="宋体" w:hAnsi="宋体" w:cs="宋体"/>
         </w:rPr>
-        <w:t xml:space="preserve">十一 前端页面</w:t>
+        <w:t xml:space="preserve">十 技术架构</w:t>
+      </w:r>
+    </w:p>
+    <w:tbl>
+      <w:tblPr>
+        <w:tblW w:type="dxa" w:w="9026"/>
+        <w:tblBorders>
+          <w:top w:val="single" w:color="auto" w:sz="4"/>
+          <w:left w:val="single" w:color="auto" w:sz="4"/>
+          <w:bottom w:val="single" w:color="auto" w:sz="4"/>
+          <w:right w:val="single" w:color="auto" w:sz="4"/>
+          <w:insideH w:val="single" w:color="auto" w:sz="4"/>
+          <w:insideV w:val="single" w:color="auto" w:sz="4"/>
+        </w:tblBorders>
+      </w:tblPr>
+      <w:tblGrid>
+        <w:gridCol w:w="3008"/>
+        <w:gridCol w:w="3008"/>
+        <w:gridCol w:w="3010"/>
+      </w:tblGrid>
+      <w:tr>
+        <w:trPr>
+          <w:tblHeader/>
+        </w:trPr>
+        <w:tc>
+          <w:tcPr>
+            <w:tcW w:type="dxa" w:w="3008"/>
+            <w:tcBorders>
+              <w:top w:val="single" w:color="000000" w:sz="4"/>
+              <w:left w:val="single" w:color="000000" w:sz="4"/>
+              <w:bottom w:val="single" w:color="000000" w:sz="4"/>
+              <w:right w:val="single" w:color="000000" w:sz="4"/>
+            </w:tcBorders>
+          </w:tcPr>
+          <w:p>
+            <w:pPr>
+              <w:spacing w:before="40" w:after="40"/>
+            </w:pPr>
+            <w:r>
+              <w:rPr>
+                <w:rFonts w:ascii="宋体" w:eastAsia="宋体" w:hAnsi="宋体" w:cs="宋体"/>
+                <w:b/>
+                <w:bCs/>
+              </w:rPr>
+              <w:t xml:space="preserve">服务</w:t>
+            </w:r>
+          </w:p>
+        </w:tc>
+        <w:tc>
+          <w:tcPr>
+            <w:tcW w:type="dxa" w:w="3008"/>
+            <w:tcBorders>
+              <w:top w:val="single" w:color="000000" w:sz="4"/>
+              <w:left w:val="single" w:color="000000" w:sz="4"/>
+              <w:bottom w:val="single" w:color="000000" w:sz="4"/>
+              <w:right w:val="single" w:color="000000" w:sz="4"/>
+            </w:tcBorders>
+          </w:tcPr>
+          <w:p>
+            <w:pPr>
+              <w:spacing w:before="40" w:after="40"/>
+            </w:pPr>
+            <w:r>
+              <w:rPr>
+                <w:rFonts w:ascii="宋体" w:eastAsia="宋体" w:hAnsi="宋体" w:cs="宋体"/>
+                <w:b/>
+                <w:bCs/>
+              </w:rPr>
+              <w:t xml:space="preserve">技术</w:t>
+            </w:r>
+          </w:p>
+        </w:tc>
+        <w:tc>
+          <w:tcPr>
+            <w:tcW w:type="dxa" w:w="3010"/>
+            <w:tcBorders>
+              <w:top w:val="single" w:color="000000" w:sz="4"/>
+              <w:left w:val="single" w:color="000000" w:sz="4"/>
+              <w:bottom w:val="single" w:color="000000" w:sz="4"/>
+              <w:right w:val="single" w:color="000000" w:sz="4"/>
+            </w:tcBorders>
+          </w:tcPr>
+          <w:p>
+            <w:pPr>
+              <w:spacing w:before="40" w:after="40"/>
+            </w:pPr>
+            <w:r>
+              <w:rPr>
+                <w:rFonts w:ascii="宋体" w:eastAsia="宋体" w:hAnsi="宋体" w:cs="宋体"/>
+                <w:b/>
+                <w:bCs/>
+              </w:rPr>
+              <w:t xml:space="preserve">职责</w:t>
+            </w:r>
+          </w:p>
+        </w:tc>
+      </w:tr>
+      <w:tr>
+        <w:trPr>
+          <w:tblHeader w:val="false"/>
+        </w:trPr>
+        <w:tc>
+          <w:tcPr>
+            <w:tcW w:type="dxa" w:w="3008"/>
+            <w:tcBorders>
+              <w:top w:val="single" w:color="000000" w:sz="4"/>
+              <w:left w:val="single" w:color="000000" w:sz="4"/>
+              <w:bottom w:val="single" w:color="000000" w:sz="4"/>
+              <w:right w:val="single" w:color="000000" w:sz="4"/>
+            </w:tcBorders>
+          </w:tcPr>
+          <w:p>
+            <w:pPr>
+              <w:spacing w:before="40" w:after="40"/>
+            </w:pPr>
+            <w:r>
+              <w:rPr>
+                <w:rFonts w:ascii="宋体" w:eastAsia="宋体" w:hAnsi="宋体" w:cs="宋体"/>
+              </w:rPr>
+              <w:t xml:space="preserve">web</w:t>
+            </w:r>
+          </w:p>
+        </w:tc>
+        <w:tc>
+          <w:tcPr>
+            <w:tcW w:type="dxa" w:w="3008"/>
+            <w:tcBorders>
+              <w:top w:val="single" w:color="000000" w:sz="4"/>
+              <w:left w:val="single" w:color="000000" w:sz="4"/>
+              <w:bottom w:val="single" w:color="000000" w:sz="4"/>
+              <w:right w:val="single" w:color="000000" w:sz="4"/>
+            </w:tcBorders>
+          </w:tcPr>
+          <w:p>
+            <w:pPr>
+              <w:spacing w:before="40" w:after="40"/>
+            </w:pPr>
+            <w:r>
+              <w:rPr>
+                <w:rFonts w:ascii="宋体" w:eastAsia="宋体" w:hAnsi="宋体" w:cs="宋体"/>
+              </w:rPr>
+              <w:t xml:space="preserve">React + TypeScript + Vite，Ant Design，ECharts，OpenUI React</w:t>
+            </w:r>
+          </w:p>
+        </w:tc>
+        <w:tc>
+          <w:tcPr>
+            <w:tcW w:type="dxa" w:w="3010"/>
+            <w:tcBorders>
+              <w:top w:val="single" w:color="000000" w:sz="4"/>
+              <w:left w:val="single" w:color="000000" w:sz="4"/>
+              <w:bottom w:val="single" w:color="000000" w:sz="4"/>
+              <w:right w:val="single" w:color="000000" w:sz="4"/>
+            </w:tcBorders>
+          </w:tcPr>
+          <w:p>
+            <w:pPr>
+              <w:spacing w:before="40" w:after="40"/>
+            </w:pPr>
+            <w:r>
+              <w:rPr>
+                <w:rFonts w:ascii="宋体" w:eastAsia="宋体" w:hAnsi="宋体" w:cs="宋体"/>
+              </w:rPr>
+              <w:t xml:space="preserve">页面与交互</w:t>
+            </w:r>
+          </w:p>
+        </w:tc>
+      </w:tr>
+      <w:tr>
+        <w:trPr>
+          <w:tblHeader w:val="false"/>
+        </w:trPr>
+        <w:tc>
+          <w:tcPr>
+            <w:tcW w:type="dxa" w:w="3008"/>
+            <w:tcBorders>
+              <w:top w:val="single" w:color="000000" w:sz="4"/>
+              <w:left w:val="single" w:color="000000" w:sz="4"/>
+              <w:bottom w:val="single" w:color="000000" w:sz="4"/>
+              <w:right w:val="single" w:color="000000" w:sz="4"/>
+            </w:tcBorders>
+          </w:tcPr>
+          <w:p>
+            <w:pPr>
+              <w:spacing w:before="40" w:after="40"/>
+            </w:pPr>
+            <w:r>
+              <w:rPr>
+                <w:rFonts w:ascii="宋体" w:eastAsia="宋体" w:hAnsi="宋体" w:cs="宋体"/>
+              </w:rPr>
+              <w:t xml:space="preserve">api</w:t>
+            </w:r>
+          </w:p>
+        </w:tc>
+        <w:tc>
+          <w:tcPr>
+            <w:tcW w:type="dxa" w:w="3008"/>
+            <w:tcBorders>
+              <w:top w:val="single" w:color="000000" w:sz="4"/>
+              <w:left w:val="single" w:color="000000" w:sz="4"/>
+              <w:bottom w:val="single" w:color="000000" w:sz="4"/>
+              <w:right w:val="single" w:color="000000" w:sz="4"/>
+            </w:tcBorders>
+          </w:tcPr>
+          <w:p>
+            <w:pPr>
+              <w:spacing w:before="40" w:after="40"/>
+            </w:pPr>
+            <w:r>
+              <w:rPr>
+                <w:rFonts w:ascii="宋体" w:eastAsia="宋体" w:hAnsi="宋体" w:cs="宋体"/>
+              </w:rPr>
+              <w:t xml:space="preserve">FastAPI + SQLAlchemy + Alembic</w:t>
+            </w:r>
+          </w:p>
+        </w:tc>
+        <w:tc>
+          <w:tcPr>
+            <w:tcW w:type="dxa" w:w="3010"/>
+            <w:tcBorders>
+              <w:top w:val="single" w:color="000000" w:sz="4"/>
+              <w:left w:val="single" w:color="000000" w:sz="4"/>
+              <w:bottom w:val="single" w:color="000000" w:sz="4"/>
+              <w:right w:val="single" w:color="000000" w:sz="4"/>
+            </w:tcBorders>
+          </w:tcPr>
+          <w:p>
+            <w:pPr>
+              <w:spacing w:before="40" w:after="40"/>
+            </w:pPr>
+            <w:r>
+              <w:rPr>
+                <w:rFonts w:ascii="宋体" w:eastAsia="宋体" w:hAnsi="宋体" w:cs="宋体"/>
+              </w:rPr>
+              <w:t xml:space="preserve">权限、业务接口、查询编译、统计计算、任务入队</w:t>
+            </w:r>
+          </w:p>
+        </w:tc>
+      </w:tr>
+      <w:tr>
+        <w:trPr>
+          <w:tblHeader w:val="false"/>
+        </w:trPr>
+        <w:tc>
+          <w:tcPr>
+            <w:tcW w:type="dxa" w:w="3008"/>
+            <w:tcBorders>
+              <w:top w:val="single" w:color="000000" w:sz="4"/>
+              <w:left w:val="single" w:color="000000" w:sz="4"/>
+              <w:bottom w:val="single" w:color="000000" w:sz="4"/>
+              <w:right w:val="single" w:color="000000" w:sz="4"/>
+            </w:tcBorders>
+          </w:tcPr>
+          <w:p>
+            <w:pPr>
+              <w:spacing w:before="40" w:after="40"/>
+            </w:pPr>
+            <w:r>
+              <w:rPr>
+                <w:rFonts w:ascii="宋体" w:eastAsia="宋体" w:hAnsi="宋体" w:cs="宋体"/>
+              </w:rPr>
+              <w:t xml:space="preserve">worker</w:t>
+            </w:r>
+          </w:p>
+        </w:tc>
+        <w:tc>
+          <w:tcPr>
+            <w:tcW w:type="dxa" w:w="3008"/>
+            <w:tcBorders>
+              <w:top w:val="single" w:color="000000" w:sz="4"/>
+              <w:left w:val="single" w:color="000000" w:sz="4"/>
+              <w:bottom w:val="single" w:color="000000" w:sz="4"/>
+              <w:right w:val="single" w:color="000000" w:sz="4"/>
+            </w:tcBorders>
+          </w:tcPr>
+          <w:p>
+            <w:pPr>
+              <w:spacing w:before="40" w:after="40"/>
+            </w:pPr>
+            <w:r>
+              <w:rPr>
+                <w:rFonts w:ascii="宋体" w:eastAsia="宋体" w:hAnsi="宋体" w:cs="宋体"/>
+              </w:rPr>
+              <w:t xml:space="preserve">Python；PostgreSQL 队列（</w:t>
+            </w:r>
+            <w:r>
+              <w:rPr>
+                <w:rFonts w:ascii="Consolas" w:eastAsia="宋体" w:hAnsi="Consolas" w:cs="Consolas"/>
+              </w:rPr>
+              <w:t xml:space="preserve">FOR UPDATE SKIP LOCKED</w:t>
+            </w:r>
+            <w:r>
+              <w:rPr>
+                <w:rFonts w:ascii="宋体" w:eastAsia="宋体" w:hAnsi="宋体" w:cs="宋体"/>
+              </w:rPr>
+              <w:t xml:space="preserve">）</w:t>
+            </w:r>
+          </w:p>
+        </w:tc>
+        <w:tc>
+          <w:tcPr>
+            <w:tcW w:type="dxa" w:w="3010"/>
+            <w:tcBorders>
+              <w:top w:val="single" w:color="000000" w:sz="4"/>
+              <w:left w:val="single" w:color="000000" w:sz="4"/>
+              <w:bottom w:val="single" w:color="000000" w:sz="4"/>
+              <w:right w:val="single" w:color="000000" w:sz="4"/>
+            </w:tcBorders>
+          </w:tcPr>
+          <w:p>
+            <w:pPr>
+              <w:spacing w:before="40" w:after="40"/>
+            </w:pPr>
+            <w:r>
+              <w:rPr>
+                <w:rFonts w:ascii="宋体" w:eastAsia="宋体" w:hAnsi="宋体" w:cs="宋体"/>
+              </w:rPr>
+              <w:t xml:space="preserve">导入解析、CWB 建索引、预标注、向量化、导出</w:t>
+            </w:r>
+          </w:p>
+        </w:tc>
+      </w:tr>
+      <w:tr>
+        <w:trPr>
+          <w:tblHeader w:val="false"/>
+        </w:trPr>
+        <w:tc>
+          <w:tcPr>
+            <w:tcW w:type="dxa" w:w="3008"/>
+            <w:tcBorders>
+              <w:top w:val="single" w:color="000000" w:sz="4"/>
+              <w:left w:val="single" w:color="000000" w:sz="4"/>
+              <w:bottom w:val="single" w:color="000000" w:sz="4"/>
+              <w:right w:val="single" w:color="000000" w:sz="4"/>
+            </w:tcBorders>
+          </w:tcPr>
+          <w:p>
+            <w:pPr>
+              <w:spacing w:before="40" w:after="40"/>
+            </w:pPr>
+            <w:r>
+              <w:rPr>
+                <w:rFonts w:ascii="宋体" w:eastAsia="宋体" w:hAnsi="宋体" w:cs="宋体"/>
+              </w:rPr>
+              <w:t xml:space="preserve">agent</w:t>
+            </w:r>
+          </w:p>
+        </w:tc>
+        <w:tc>
+          <w:tcPr>
+            <w:tcW w:type="dxa" w:w="3008"/>
+            <w:tcBorders>
+              <w:top w:val="single" w:color="000000" w:sz="4"/>
+              <w:left w:val="single" w:color="000000" w:sz="4"/>
+              <w:bottom w:val="single" w:color="000000" w:sz="4"/>
+              <w:right w:val="single" w:color="000000" w:sz="4"/>
+            </w:tcBorders>
+          </w:tcPr>
+          <w:p>
+            <w:pPr>
+              <w:spacing w:before="40" w:after="40"/>
+            </w:pPr>
+            <w:r>
+              <w:rPr>
+                <w:rFonts w:ascii="宋体" w:eastAsia="宋体" w:hAnsi="宋体" w:cs="宋体"/>
+              </w:rPr>
+              <w:t xml:space="preserve">Node.js + Pi SDK</w:t>
+            </w:r>
+          </w:p>
+        </w:tc>
+        <w:tc>
+          <w:tcPr>
+            <w:tcW w:type="dxa" w:w="3010"/>
+            <w:tcBorders>
+              <w:top w:val="single" w:color="000000" w:sz="4"/>
+              <w:left w:val="single" w:color="000000" w:sz="4"/>
+              <w:bottom w:val="single" w:color="000000" w:sz="4"/>
+              <w:right w:val="single" w:color="000000" w:sz="4"/>
+            </w:tcBorders>
+          </w:tcPr>
+          <w:p>
+            <w:pPr>
+              <w:spacing w:before="40" w:after="40"/>
+            </w:pPr>
+            <w:r>
+              <w:rPr>
+                <w:rFonts w:ascii="宋体" w:eastAsia="宋体" w:hAnsi="宋体" w:cs="宋体"/>
+              </w:rPr>
+              <w:t xml:space="preserve">会话、工具调用、OpenUI 流</w:t>
+            </w:r>
+          </w:p>
+        </w:tc>
+      </w:tr>
+      <w:tr>
+        <w:trPr>
+          <w:tblHeader w:val="false"/>
+        </w:trPr>
+        <w:tc>
+          <w:tcPr>
+            <w:tcW w:type="dxa" w:w="3008"/>
+            <w:tcBorders>
+              <w:top w:val="single" w:color="000000" w:sz="4"/>
+              <w:left w:val="single" w:color="000000" w:sz="4"/>
+              <w:bottom w:val="single" w:color="000000" w:sz="4"/>
+              <w:right w:val="single" w:color="000000" w:sz="4"/>
+            </w:tcBorders>
+          </w:tcPr>
+          <w:p>
+            <w:pPr>
+              <w:spacing w:before="40" w:after="40"/>
+            </w:pPr>
+            <w:r>
+              <w:rPr>
+                <w:rFonts w:ascii="宋体" w:eastAsia="宋体" w:hAnsi="宋体" w:cs="宋体"/>
+              </w:rPr>
+              <w:t xml:space="preserve">postgres</w:t>
+            </w:r>
+          </w:p>
+        </w:tc>
+        <w:tc>
+          <w:tcPr>
+            <w:tcW w:type="dxa" w:w="3008"/>
+            <w:tcBorders>
+              <w:top w:val="single" w:color="000000" w:sz="4"/>
+              <w:left w:val="single" w:color="000000" w:sz="4"/>
+              <w:bottom w:val="single" w:color="000000" w:sz="4"/>
+              <w:right w:val="single" w:color="000000" w:sz="4"/>
+            </w:tcBorders>
+          </w:tcPr>
+          <w:p>
+            <w:pPr>
+              <w:spacing w:before="40" w:after="40"/>
+            </w:pPr>
+            <w:r>
+              <w:rPr>
+                <w:rFonts w:ascii="宋体" w:eastAsia="宋体" w:hAnsi="宋体" w:cs="宋体"/>
+              </w:rPr>
+              <w:t xml:space="preserve">PostgreSQL 16 + pgvector</w:t>
+            </w:r>
+          </w:p>
+        </w:tc>
+        <w:tc>
+          <w:tcPr>
+            <w:tcW w:type="dxa" w:w="3010"/>
+            <w:tcBorders>
+              <w:top w:val="single" w:color="000000" w:sz="4"/>
+              <w:left w:val="single" w:color="000000" w:sz="4"/>
+              <w:bottom w:val="single" w:color="000000" w:sz="4"/>
+              <w:right w:val="single" w:color="000000" w:sz="4"/>
+            </w:tcBorders>
+          </w:tcPr>
+          <w:p>
+            <w:pPr>
+              <w:spacing w:before="40" w:after="40"/>
+            </w:pPr>
+            <w:r>
+              <w:rPr>
+                <w:rFonts w:ascii="宋体" w:eastAsia="宋体" w:hAnsi="宋体" w:cs="宋体"/>
+              </w:rPr>
+              <w:t xml:space="preserve">全部结构化数据与向量</w:t>
+            </w:r>
+          </w:p>
+        </w:tc>
+      </w:tr>
+      <w:tr>
+        <w:trPr>
+          <w:tblHeader w:val="false"/>
+        </w:trPr>
+        <w:tc>
+          <w:tcPr>
+            <w:tcW w:type="dxa" w:w="3008"/>
+            <w:tcBorders>
+              <w:top w:val="single" w:color="000000" w:sz="4"/>
+              <w:left w:val="single" w:color="000000" w:sz="4"/>
+              <w:bottom w:val="single" w:color="000000" w:sz="4"/>
+              <w:right w:val="single" w:color="000000" w:sz="4"/>
+            </w:tcBorders>
+          </w:tcPr>
+          <w:p>
+            <w:pPr>
+              <w:spacing w:before="40" w:after="40"/>
+            </w:pPr>
+            <w:r>
+              <w:rPr>
+                <w:rFonts w:ascii="宋体" w:eastAsia="宋体" w:hAnsi="宋体" w:cs="宋体"/>
+              </w:rPr>
+              <w:t xml:space="preserve">模型服务</w:t>
+            </w:r>
+          </w:p>
+        </w:tc>
+        <w:tc>
+          <w:tcPr>
+            <w:tcW w:type="dxa" w:w="3008"/>
+            <w:tcBorders>
+              <w:top w:val="single" w:color="000000" w:sz="4"/>
+              <w:left w:val="single" w:color="000000" w:sz="4"/>
+              <w:bottom w:val="single" w:color="000000" w:sz="4"/>
+              <w:right w:val="single" w:color="000000" w:sz="4"/>
+            </w:tcBorders>
+          </w:tcPr>
+          <w:p>
+            <w:pPr>
+              <w:spacing w:before="40" w:after="40"/>
+            </w:pPr>
+            <w:r>
+              <w:rPr>
+                <w:rFonts w:ascii="宋体" w:eastAsia="宋体" w:hAnsi="宋体" w:cs="宋体"/>
+              </w:rPr>
+              <w:t xml:space="preserve">外部 OpenAI 兼容接口</w:t>
+            </w:r>
+          </w:p>
+        </w:tc>
+        <w:tc>
+          <w:tcPr>
+            <w:tcW w:type="dxa" w:w="3010"/>
+            <w:tcBorders>
+              <w:top w:val="single" w:color="000000" w:sz="4"/>
+              <w:left w:val="single" w:color="000000" w:sz="4"/>
+              <w:bottom w:val="single" w:color="000000" w:sz="4"/>
+              <w:right w:val="single" w:color="000000" w:sz="4"/>
+            </w:tcBorders>
+          </w:tcPr>
+          <w:p>
+            <w:pPr>
+              <w:spacing w:before="40" w:after="40"/>
+            </w:pPr>
+            <w:r>
+              <w:rPr>
+                <w:rFonts w:ascii="宋体" w:eastAsia="宋体" w:hAnsi="宋体" w:cs="宋体"/>
+              </w:rPr>
+              <w:t xml:space="preserve">对话、预标、向量</w:t>
+            </w:r>
+          </w:p>
+        </w:tc>
+      </w:tr>
+    </w:tbl>
+    <w:p>
+      <w:pPr>
+        <w:spacing w:before="0" w:after="0"/>
+      </w:pPr>
+    </w:p>
+    <w:p>
+      <w:r>
+        <w:rPr>
+          <w:rFonts w:ascii="宋体" w:eastAsia="宋体" w:hAnsi="宋体" w:cs="宋体"/>
+        </w:rPr>
+        <w:t xml:space="preserve">去掉 RabbitMQ、Celery、S3 对象存储和多套任务账本。文件存本地卷。Docker Compose 一键启动，单机部署。</w:t>
+      </w:r>
+    </w:p>
+    <w:p>
+      <w:r>
+        <w:rPr>
+          <w:rFonts w:ascii="宋体" w:eastAsia="宋体" w:hAnsi="宋体" w:cs="宋体"/>
+        </w:rPr>
+        <w:t xml:space="preserve">NLP：中文分词与词性用 jieba（固定词典、关闭 HMM），英文分词词性依存与中文依存用 Stanza；模型随 worker 镜像固定版本。CWB 安装在 api 与 worker 镜像。</w:t>
+      </w:r>
+    </w:p>
+    <w:p>
+      <w:pPr>
+        <w:pStyle w:val="Heading2"/>
+      </w:pPr>
+      <w:r>
+        <w:rPr>
+          <w:rFonts w:ascii="宋体" w:eastAsia="宋体" w:hAnsi="宋体" w:cs="宋体"/>
+        </w:rPr>
+        <w:t xml:space="preserve">权限</w:t>
       </w:r>
     </w:p>
     <w:tbl>
@@ -7288,7 +9746,7 @@
                 <w:b/>
                 <w:bCs/>
               </w:rPr>
-              <w:t xml:space="preserve">页面</w:t>
+              <w:t xml:space="preserve">角色</w:t>
             </w:r>
           </w:p>
         </w:tc>
@@ -7312,6 +9770,468 @@
                 <w:b/>
                 <w:bCs/>
               </w:rPr>
+              <w:t xml:space="preserve">权限</w:t>
+            </w:r>
+          </w:p>
+        </w:tc>
+      </w:tr>
+      <w:tr>
+        <w:trPr>
+          <w:tblHeader w:val="false"/>
+        </w:trPr>
+        <w:tc>
+          <w:tcPr>
+            <w:tcW w:type="dxa" w:w="4513"/>
+            <w:tcBorders>
+              <w:top w:val="single" w:color="000000" w:sz="4"/>
+              <w:left w:val="single" w:color="000000" w:sz="4"/>
+              <w:bottom w:val="single" w:color="000000" w:sz="4"/>
+              <w:right w:val="single" w:color="000000" w:sz="4"/>
+            </w:tcBorders>
+          </w:tcPr>
+          <w:p>
+            <w:pPr>
+              <w:spacing w:before="40" w:after="40"/>
+            </w:pPr>
+            <w:r>
+              <w:rPr>
+                <w:rFonts w:ascii="宋体" w:eastAsia="宋体" w:hAnsi="宋体" w:cs="宋体"/>
+              </w:rPr>
+              <w:t xml:space="preserve">owner</w:t>
+            </w:r>
+          </w:p>
+        </w:tc>
+        <w:tc>
+          <w:tcPr>
+            <w:tcW w:type="dxa" w:w="4513"/>
+            <w:tcBorders>
+              <w:top w:val="single" w:color="000000" w:sz="4"/>
+              <w:left w:val="single" w:color="000000" w:sz="4"/>
+              <w:bottom w:val="single" w:color="000000" w:sz="4"/>
+              <w:right w:val="single" w:color="000000" w:sz="4"/>
+            </w:tcBorders>
+          </w:tcPr>
+          <w:p>
+            <w:pPr>
+              <w:spacing w:before="40" w:after="40"/>
+            </w:pPr>
+            <w:r>
+              <w:rPr>
+                <w:rFonts w:ascii="宋体" w:eastAsia="宋体" w:hAnsi="宋体" w:cs="宋体"/>
+              </w:rPr>
+              <w:t xml:space="preserve">项目全部权限，管理成员</w:t>
+            </w:r>
+          </w:p>
+        </w:tc>
+      </w:tr>
+      <w:tr>
+        <w:trPr>
+          <w:tblHeader w:val="false"/>
+        </w:trPr>
+        <w:tc>
+          <w:tcPr>
+            <w:tcW w:type="dxa" w:w="4513"/>
+            <w:tcBorders>
+              <w:top w:val="single" w:color="000000" w:sz="4"/>
+              <w:left w:val="single" w:color="000000" w:sz="4"/>
+              <w:bottom w:val="single" w:color="000000" w:sz="4"/>
+              <w:right w:val="single" w:color="000000" w:sz="4"/>
+            </w:tcBorders>
+          </w:tcPr>
+          <w:p>
+            <w:pPr>
+              <w:spacing w:before="40" w:after="40"/>
+            </w:pPr>
+            <w:r>
+              <w:rPr>
+                <w:rFonts w:ascii="宋体" w:eastAsia="宋体" w:hAnsi="宋体" w:cs="宋体"/>
+              </w:rPr>
+              <w:t xml:space="preserve">editor</w:t>
+            </w:r>
+          </w:p>
+        </w:tc>
+        <w:tc>
+          <w:tcPr>
+            <w:tcW w:type="dxa" w:w="4513"/>
+            <w:tcBorders>
+              <w:top w:val="single" w:color="000000" w:sz="4"/>
+              <w:left w:val="single" w:color="000000" w:sz="4"/>
+              <w:bottom w:val="single" w:color="000000" w:sz="4"/>
+              <w:right w:val="single" w:color="000000" w:sz="4"/>
+            </w:tcBorders>
+          </w:tcPr>
+          <w:p>
+            <w:pPr>
+              <w:spacing w:before="40" w:after="40"/>
+            </w:pPr>
+            <w:r>
+              <w:rPr>
+                <w:rFonts w:ascii="宋体" w:eastAsia="宋体" w:hAnsi="宋体" w:cs="宋体"/>
+              </w:rPr>
+              <w:t xml:space="preserve">上传语料、建子库、建标注层、编辑知识库</w:t>
+            </w:r>
+          </w:p>
+        </w:tc>
+      </w:tr>
+      <w:tr>
+        <w:trPr>
+          <w:tblHeader w:val="false"/>
+        </w:trPr>
+        <w:tc>
+          <w:tcPr>
+            <w:tcW w:type="dxa" w:w="4513"/>
+            <w:tcBorders>
+              <w:top w:val="single" w:color="000000" w:sz="4"/>
+              <w:left w:val="single" w:color="000000" w:sz="4"/>
+              <w:bottom w:val="single" w:color="000000" w:sz="4"/>
+              <w:right w:val="single" w:color="000000" w:sz="4"/>
+            </w:tcBorders>
+          </w:tcPr>
+          <w:p>
+            <w:pPr>
+              <w:spacing w:before="40" w:after="40"/>
+            </w:pPr>
+            <w:r>
+              <w:rPr>
+                <w:rFonts w:ascii="宋体" w:eastAsia="宋体" w:hAnsi="宋体" w:cs="宋体"/>
+              </w:rPr>
+              <w:t xml:space="preserve">annotator</w:t>
+            </w:r>
+          </w:p>
+        </w:tc>
+        <w:tc>
+          <w:tcPr>
+            <w:tcW w:type="dxa" w:w="4513"/>
+            <w:tcBorders>
+              <w:top w:val="single" w:color="000000" w:sz="4"/>
+              <w:left w:val="single" w:color="000000" w:sz="4"/>
+              <w:bottom w:val="single" w:color="000000" w:sz="4"/>
+              <w:right w:val="single" w:color="000000" w:sz="4"/>
+            </w:tcBorders>
+          </w:tcPr>
+          <w:p>
+            <w:pPr>
+              <w:spacing w:before="40" w:after="40"/>
+            </w:pPr>
+            <w:r>
+              <w:rPr>
+                <w:rFonts w:ascii="宋体" w:eastAsia="宋体" w:hAnsi="宋体" w:cs="宋体"/>
+              </w:rPr>
+              <w:t xml:space="preserve">标注校对、检索、统计</w:t>
+            </w:r>
+          </w:p>
+        </w:tc>
+      </w:tr>
+      <w:tr>
+        <w:trPr>
+          <w:tblHeader w:val="false"/>
+        </w:trPr>
+        <w:tc>
+          <w:tcPr>
+            <w:tcW w:type="dxa" w:w="4513"/>
+            <w:tcBorders>
+              <w:top w:val="single" w:color="000000" w:sz="4"/>
+              <w:left w:val="single" w:color="000000" w:sz="4"/>
+              <w:bottom w:val="single" w:color="000000" w:sz="4"/>
+              <w:right w:val="single" w:color="000000" w:sz="4"/>
+            </w:tcBorders>
+          </w:tcPr>
+          <w:p>
+            <w:pPr>
+              <w:spacing w:before="40" w:after="40"/>
+            </w:pPr>
+            <w:r>
+              <w:rPr>
+                <w:rFonts w:ascii="宋体" w:eastAsia="宋体" w:hAnsi="宋体" w:cs="宋体"/>
+              </w:rPr>
+              <w:t xml:space="preserve">viewer</w:t>
+            </w:r>
+          </w:p>
+        </w:tc>
+        <w:tc>
+          <w:tcPr>
+            <w:tcW w:type="dxa" w:w="4513"/>
+            <w:tcBorders>
+              <w:top w:val="single" w:color="000000" w:sz="4"/>
+              <w:left w:val="single" w:color="000000" w:sz="4"/>
+              <w:bottom w:val="single" w:color="000000" w:sz="4"/>
+              <w:right w:val="single" w:color="000000" w:sz="4"/>
+            </w:tcBorders>
+          </w:tcPr>
+          <w:p>
+            <w:pPr>
+              <w:spacing w:before="40" w:after="40"/>
+            </w:pPr>
+            <w:r>
+              <w:rPr>
+                <w:rFonts w:ascii="宋体" w:eastAsia="宋体" w:hAnsi="宋体" w:cs="宋体"/>
+              </w:rPr>
+              <w:t xml:space="preserve">检索、统计、查看标注与知识库</w:t>
+            </w:r>
+          </w:p>
+        </w:tc>
+      </w:tr>
+      <w:tr>
+        <w:trPr>
+          <w:tblHeader w:val="false"/>
+        </w:trPr>
+        <w:tc>
+          <w:tcPr>
+            <w:tcW w:type="dxa" w:w="4513"/>
+            <w:tcBorders>
+              <w:top w:val="single" w:color="000000" w:sz="4"/>
+              <w:left w:val="single" w:color="000000" w:sz="4"/>
+              <w:bottom w:val="single" w:color="000000" w:sz="4"/>
+              <w:right w:val="single" w:color="000000" w:sz="4"/>
+            </w:tcBorders>
+          </w:tcPr>
+          <w:p>
+            <w:pPr>
+              <w:spacing w:before="40" w:after="40"/>
+            </w:pPr>
+            <w:r>
+              <w:rPr>
+                <w:rFonts w:ascii="宋体" w:eastAsia="宋体" w:hAnsi="宋体" w:cs="宋体"/>
+              </w:rPr>
+              <w:t xml:space="preserve">平台管理员</w:t>
+            </w:r>
+          </w:p>
+        </w:tc>
+        <w:tc>
+          <w:tcPr>
+            <w:tcW w:type="dxa" w:w="4513"/>
+            <w:tcBorders>
+              <w:top w:val="single" w:color="000000" w:sz="4"/>
+              <w:left w:val="single" w:color="000000" w:sz="4"/>
+              <w:bottom w:val="single" w:color="000000" w:sz="4"/>
+              <w:right w:val="single" w:color="000000" w:sz="4"/>
+            </w:tcBorders>
+          </w:tcPr>
+          <w:p>
+            <w:pPr>
+              <w:spacing w:before="40" w:after="40"/>
+            </w:pPr>
+            <w:r>
+              <w:rPr>
+                <w:rFonts w:ascii="宋体" w:eastAsia="宋体" w:hAnsi="宋体" w:cs="宋体"/>
+              </w:rPr>
+              <w:t xml:space="preserve">维护内置语料与参考资料，不读取项目私有内容</w:t>
+            </w:r>
+          </w:p>
+        </w:tc>
+      </w:tr>
+    </w:tbl>
+    <w:p>
+      <w:pPr>
+        <w:spacing w:before="0" w:after="0"/>
+      </w:pPr>
+    </w:p>
+    <w:p>
+      <w:r>
+        <w:rPr>
+          <w:rFonts w:ascii="宋体" w:eastAsia="宋体" w:hAnsi="宋体" w:cs="宋体"/>
+        </w:rPr>
+        <w:t xml:space="preserve">内置语料记录许可和署名；导出时带署名。</w:t>
+      </w:r>
+    </w:p>
+    <w:p>
+      <w:r>
+        <w:rPr>
+          <w:rFonts w:ascii="宋体" w:eastAsia="宋体" w:hAnsi="宋体" w:cs="宋体"/>
+        </w:rPr>
+        <w:t xml:space="preserve">项目（2026 年 10 月 28 日）：负责人可改名（</w:t>
+      </w:r>
+      <w:r>
+        <w:rPr>
+          <w:rFonts w:ascii="Consolas" w:eastAsia="宋体" w:hAnsi="Consolas" w:cs="Consolas"/>
+        </w:rPr>
+        <w:t xml:space="preserve">PATCH /projects/{id}</w:t>
+      </w:r>
+      <w:r>
+        <w:rPr>
+          <w:rFonts w:ascii="宋体" w:eastAsia="宋体" w:hAnsi="宋体" w:cs="宋体"/>
+        </w:rPr>
+        <w:t xml:space="preserve">）和删除项目（</w:t>
+      </w:r>
+      <w:r>
+        <w:rPr>
+          <w:rFonts w:ascii="Consolas" w:eastAsia="宋体" w:hAnsi="Consolas" w:cs="Consolas"/>
+        </w:rPr>
+        <w:t xml:space="preserve">DELETE /projects/{id}</w:t>
+      </w:r>
+      <w:r>
+        <w:rPr>
+          <w:rFonts w:ascii="宋体" w:eastAsia="宋体" w:hAnsi="宋体" w:cs="宋体"/>
+        </w:rPr>
+        <w:t xml:space="preserve">，仅浏览器会话）；删除前确认框列出将一并删除的语料库、标注层、笔记、文献与规范、术语和成员数（</w:t>
+      </w:r>
+      <w:r>
+        <w:rPr>
+          <w:rFonts w:ascii="Consolas" w:eastAsia="宋体" w:hAnsi="Consolas" w:cs="Consolas"/>
+        </w:rPr>
+        <w:t xml:space="preserve">GET /projects/{id}/usage</w:t>
+      </w:r>
+      <w:r>
+        <w:rPr>
+          <w:rFonts w:ascii="宋体" w:eastAsia="宋体" w:hAnsi="宋体" w:cs="宋体"/>
+        </w:rPr>
+        <w:t xml:space="preserve">），删除后数据库记录级联删除，语料、知识库、上传与导出文件一并清理。任何成员可从项目设置"新建项目"进入引导创建新项目。被移出或项目已删除时（项目接口 404），整个项目界面换成"你已不是该项目成员"页，列出用户的其他项目和"新建项目"入口，不再显示各页的 NOT_FOUND 报错。</w:t>
+      </w:r>
+    </w:p>
+    <w:p>
+      <w:pPr>
+        <w:pStyle w:val="Heading2"/>
+      </w:pPr>
+      <w:r>
+        <w:rPr>
+          <w:rFonts w:ascii="宋体" w:eastAsia="宋体" w:hAnsi="宋体" w:cs="宋体"/>
+        </w:rPr>
+        <w:t xml:space="preserve">任务</w:t>
+      </w:r>
+    </w:p>
+    <w:p>
+      <w:r>
+        <w:rPr>
+          <w:rFonts w:ascii="宋体" w:eastAsia="宋体" w:hAnsi="宋体" w:cs="宋体"/>
+        </w:rPr>
+        <w:t xml:space="preserve">唯一 </w:t>
+      </w:r>
+      <w:r>
+        <w:rPr>
+          <w:rFonts w:ascii="Consolas" w:eastAsia="宋体" w:hAnsi="Consolas" w:cs="Consolas"/>
+        </w:rPr>
+        <w:t xml:space="preserve">jobs</w:t>
+      </w:r>
+      <w:r>
+        <w:rPr>
+          <w:rFonts w:ascii="宋体" w:eastAsia="宋体" w:hAnsi="宋体" w:cs="宋体"/>
+        </w:rPr>
+        <w:t xml:space="preserve"> 表。状态 queued / running / succeeded / failed / cancelled；进度为已处理数与总数，并带单位（导入：解析按"个文件"、分句与标注和写入按"字"；建索引按"篇"）；失败保留错误原因，用户可重试。页面轮询或 SSE 显示进度。</w:t>
+      </w:r>
+    </w:p>
+    <w:p>
+      <w:r>
+        <w:rPr>
+          <w:rFonts w:ascii="宋体" w:eastAsia="宋体" w:hAnsi="宋体" w:cs="宋体"/>
+        </w:rPr>
+        <w:t xml:space="preserve">队列（2026 年 10 月 28 日）：任务分短任务与长任务两条道。短任务 = 统计、导出、预标注、知识库任务，以及上传小于 5 MB（</w:t>
+      </w:r>
+      <w:r>
+        <w:rPr>
+          <w:rFonts w:ascii="Consolas" w:eastAsia="宋体" w:hAnsi="Consolas" w:cs="Consolas"/>
+        </w:rPr>
+        <w:t xml:space="preserve">LIGHT_IMPORT_BYTES</w:t>
+      </w:r>
+      <w:r>
+        <w:rPr>
+          <w:rFonts w:ascii="宋体" w:eastAsia="宋体" w:hAnsi="宋体" w:cs="宋体"/>
+        </w:rPr>
+        <w:t xml:space="preserve">）的导入和词数少于 100 万（</w:t>
+      </w:r>
+      <w:r>
+        <w:rPr>
+          <w:rFonts w:ascii="Consolas" w:eastAsia="宋体" w:hAnsi="Consolas" w:cs="Consolas"/>
+        </w:rPr>
+        <w:t xml:space="preserve">LIGHT_INDEX_TOKENS</w:t>
+      </w:r>
+      <w:r>
+        <w:rPr>
+          <w:rFonts w:ascii="宋体" w:eastAsia="宋体" w:hAnsi="宋体" w:cs="宋体"/>
+        </w:rPr>
+        <w:t xml:space="preserve">）的建索引；其余导入与建索引为长任务。worker-light 处理全部短任务；worker 处理全部任务，但先取短任务，再按创建时间取长任务。同一语料同时只建一个索引。排队中的任务显示"排队中 · 前面还有 n 个任务"（同一道中正在运行和更早排队的任务数），排到最前时显示"排队中 · 下一个执行"。</w:t>
+      </w:r>
+    </w:p>
+    <w:p>
+      <w:r>
+        <w:rPr>
+          <w:rFonts w:ascii="宋体" w:eastAsia="宋体" w:hAnsi="宋体" w:cs="宋体"/>
+        </w:rPr>
+        <w:t xml:space="preserve">任务页与右下角任务托盘：标题写任务对象（统计为"频次 · 语料名"，其他为"导入 · 语料：文件"）；已完成显示"已完成"或结果（导入"N 篇 · N 句 · N 词"），点标题打开结果（统计结果页、导出下载，其他打开任务详情）；1280 px 宽时任务表操作列固定在右侧。</w:t>
+      </w:r>
+    </w:p>
+    <w:p>
+      <w:r>
+        <w:rPr>
+          <w:rFonts w:ascii="宋体" w:eastAsia="宋体" w:hAnsi="宋体" w:cs="宋体"/>
+        </w:rPr>
+        <w:t xml:space="preserve">后端暂时不可用（502 / 503 / 504 无错误码，或连接失败）时统一提示："服务暂时不可用，本次修改未保存，请重试"（写操作）或"服务暂时不可用，请稍后重试"（读取）。</w:t>
+      </w:r>
+    </w:p>
+    <w:p>
+      <w:pPr>
+        <w:pStyle w:val="Heading1"/>
+      </w:pPr>
+      <w:r>
+        <w:rPr>
+          <w:rFonts w:ascii="宋体" w:eastAsia="宋体" w:hAnsi="宋体" w:cs="宋体"/>
+        </w:rPr>
+        <w:t xml:space="preserve">十一 前端页面</w:t>
+      </w:r>
+    </w:p>
+    <w:tbl>
+      <w:tblPr>
+        <w:tblW w:type="dxa" w:w="9026"/>
+        <w:tblBorders>
+          <w:top w:val="single" w:color="auto" w:sz="4"/>
+          <w:left w:val="single" w:color="auto" w:sz="4"/>
+          <w:bottom w:val="single" w:color="auto" w:sz="4"/>
+          <w:right w:val="single" w:color="auto" w:sz="4"/>
+          <w:insideH w:val="single" w:color="auto" w:sz="4"/>
+          <w:insideV w:val="single" w:color="auto" w:sz="4"/>
+        </w:tblBorders>
+      </w:tblPr>
+      <w:tblGrid>
+        <w:gridCol w:w="4513"/>
+        <w:gridCol w:w="4513"/>
+      </w:tblGrid>
+      <w:tr>
+        <w:trPr>
+          <w:tblHeader/>
+        </w:trPr>
+        <w:tc>
+          <w:tcPr>
+            <w:tcW w:type="dxa" w:w="4513"/>
+            <w:tcBorders>
+              <w:top w:val="single" w:color="000000" w:sz="4"/>
+              <w:left w:val="single" w:color="000000" w:sz="4"/>
+              <w:bottom w:val="single" w:color="000000" w:sz="4"/>
+              <w:right w:val="single" w:color="000000" w:sz="4"/>
+            </w:tcBorders>
+          </w:tcPr>
+          <w:p>
+            <w:pPr>
+              <w:spacing w:before="40" w:after="40"/>
+            </w:pPr>
+            <w:r>
+              <w:rPr>
+                <w:rFonts w:ascii="宋体" w:eastAsia="宋体" w:hAnsi="宋体" w:cs="宋体"/>
+                <w:b/>
+                <w:bCs/>
+              </w:rPr>
+              <w:t xml:space="preserve">页面</w:t>
+            </w:r>
+          </w:p>
+        </w:tc>
+        <w:tc>
+          <w:tcPr>
+            <w:tcW w:type="dxa" w:w="4513"/>
+            <w:tcBorders>
+              <w:top w:val="single" w:color="000000" w:sz="4"/>
+              <w:left w:val="single" w:color="000000" w:sz="4"/>
+              <w:bottom w:val="single" w:color="000000" w:sz="4"/>
+              <w:right w:val="single" w:color="000000" w:sz="4"/>
+            </w:tcBorders>
+          </w:tcPr>
+          <w:p>
+            <w:pPr>
+              <w:spacing w:before="40" w:after="40"/>
+            </w:pPr>
+            <w:r>
+              <w:rPr>
+                <w:rFonts w:ascii="宋体" w:eastAsia="宋体" w:hAnsi="宋体" w:cs="宋体"/>
+                <w:b/>
+                <w:bCs/>
+              </w:rPr>
               <w:t xml:space="preserve">内容</w:t>
             </w:r>
           </w:p>
@@ -7704,7 +10624,7 @@
               <w:rPr>
                 <w:rFonts w:ascii="宋体" w:eastAsia="宋体" w:hAnsi="宋体" w:cs="宋体"/>
               </w:rPr>
-              <w:t xml:space="preserve">成员、角色、模型配置（管理员）</w:t>
+              <w:t xml:space="preserve">项目（改名、新建项目、删除项目）、成员、角色、模型配置（管理员）</w:t>
             </w:r>
           </w:p>
         </w:tc>
@@ -7753,7 +10673,7 @@
               <w:rPr>
                 <w:rFonts w:ascii="宋体" w:eastAsia="宋体" w:hAnsi="宋体" w:cs="宋体"/>
               </w:rPr>
-              <w:t xml:space="preserve">首次登录后五步：创建项目 → 导入语料（内置或上传，显示导入与索引进度）→ 第一次检索（预填查询式）→ 试试助手（迷你演示）→ 完成；可跳过，命令面板和空态可重新打开</w:t>
+              <w:t xml:space="preserve">首次登录后五步：创建项目（名称最多 60 字）→ 导入语料（内置或上传，显示导入与索引进度）→ 第一次检索（预填在所选语料中确有命中的查询式，解释行随输入解析更新）→ 试试助手（迷你演示）→ 完成；每步可"跳过此步"，顶部"跳过引导"直接进入检索（尚无项目时用已填名称或"我的研究项目"建项目）；进入检索时沿用引导所选语料和最后一次查询；命令面板和空态可重新打开</w:t>
             </w:r>
           </w:p>
         </w:tc>

--- a/doc/语料检索分析与标注研究平台重构设计.docx
+++ b/doc/语料检索分析与标注研究平台重构设计.docx
@@ -3716,7 +3716,7 @@
               <w:rPr>
                 <w:rFonts w:ascii="宋体" w:eastAsia="宋体" w:hAnsi="宋体" w:cs="宋体"/>
               </w:rPr>
-              <w:t xml:space="preserve">只对中文文档抽样（前 3,000 句）判定，按 69 组常用简繁对照字中繁体字形占比（≥ 85% 繁体，≤ 15% 简体，其余混合；对照字少于 5 个不记）；列表显示简体 / 繁体 / 简繁混合</w:t>
+              <w:t xml:space="preserve">只对中文文档抽样判定（约 3,000 句，按句 id 等距取自全库；只取前几千句时 Tatoeba 中英被误标为简体，复测 2026-10-28），按 69 组常用简繁对照字中繁体字形占比（≥ 85% 繁体，≤ 15% 简体，其余混合；对照字少于 5 个不记）；列表显示简体 / 繁体 / 简繁混合</w:t>
             </w:r>
           </w:p>
         </w:tc>
@@ -5098,7 +5098,67 @@
         <w:rPr>
           <w:rFonts w:ascii="宋体" w:eastAsia="宋体" w:hAnsi="宋体" w:cs="宋体"/>
         </w:rPr>
-        <w:t xml:space="preserve"> 时从中解析文档与码点。证据篮、笔记引用和导出都用这份句子，不再保存 KWIC 窗口；DOCX 中命中词加粗，CSV / XLSX 列为原文、命中、译文、出处、查询式、备注。统计行证据显示为"「项」 方法 数值"。</w:t>
+        <w:t xml:space="preserve"> 时从中解析文档与码点。同一命中（同一文档与码点区间，等价于同一 </w:t>
+      </w:r>
+      <w:r>
+        <w:rPr>
+          <w:rFonts w:ascii="Consolas" w:eastAsia="宋体" w:hAnsi="Consolas" w:cs="Consolas"/>
+        </w:rPr>
+        <w:t xml:space="preserve">hit_id</w:t>
+      </w:r>
+      <w:r>
+        <w:rPr>
+          <w:rFonts w:ascii="宋体" w:eastAsia="宋体" w:hAnsi="宋体" w:cs="宋体"/>
+        </w:rPr>
+        <w:t xml:space="preserve">）或同一统计行（</w:t>
+      </w:r>
+      <w:r>
+        <w:rPr>
+          <w:rFonts w:ascii="Consolas" w:eastAsia="宋体" w:hAnsi="Consolas" w:cs="Consolas"/>
+        </w:rPr>
+        <w:t xml:space="preserve">stat_id</w:t>
+      </w:r>
+      <w:r>
+        <w:rPr>
+          <w:rFonts w:ascii="宋体" w:eastAsia="宋体" w:hAnsi="宋体" w:cs="宋体"/>
+        </w:rPr>
+        <w:t xml:space="preserve"> + </w:t>
+      </w:r>
+      <w:r>
+        <w:rPr>
+          <w:rFonts w:ascii="Consolas" w:eastAsia="宋体" w:hAnsi="Consolas" w:cs="Consolas"/>
+        </w:rPr>
+        <w:t xml:space="preserve">row_key</w:t>
+      </w:r>
+      <w:r>
+        <w:rPr>
+          <w:rFonts w:ascii="宋体" w:eastAsia="宋体" w:hAnsi="宋体" w:cs="宋体"/>
+        </w:rPr>
+        <w:t xml:space="preserve">）在项目证据篮中只存一条：再次提交（检索页钉住、助手 </w:t>
+      </w:r>
+      <w:r>
+        <w:rPr>
+          <w:rFonts w:ascii="Consolas" w:eastAsia="宋体" w:hAnsi="Consolas" w:cs="Consolas"/>
+        </w:rPr>
+        <w:t xml:space="preserve">evidence.add</w:t>
+      </w:r>
+      <w:r>
+        <w:rPr>
+          <w:rFonts w:ascii="宋体" w:eastAsia="宋体" w:hAnsi="宋体" w:cs="宋体"/>
+        </w:rPr>
+        <w:t xml:space="preserve">）返回已有条目并带 </w:t>
+      </w:r>
+      <w:r>
+        <w:rPr>
+          <w:rFonts w:ascii="Consolas" w:eastAsia="宋体" w:hAnsi="Consolas" w:cs="Consolas"/>
+        </w:rPr>
+        <w:t xml:space="preserve">existing: true</w:t>
+      </w:r>
+      <w:r>
+        <w:rPr>
+          <w:rFonts w:ascii="宋体" w:eastAsia="宋体" w:hAnsi="宋体" w:cs="宋体"/>
+        </w:rPr>
+        <w:t xml:space="preserve">，页面仍显示“已钉”，助手说明“证据篮里已有”（复测 2026-10-28）。证据篮、笔记引用和导出都用这份句子，不再保存 KWIC 窗口；DOCX 中命中词加粗，CSV / XLSX 列为原文、命中、译文、出处、查询式、备注。统计行证据显示为"「项」 方法 数值"。</w:t>
       </w:r>
     </w:p>
     <w:p>
@@ -6755,6 +6815,93 @@
         <w:rPr>
           <w:rFonts w:ascii="宋体" w:eastAsia="宋体" w:hAnsi="宋体" w:cs="宋体"/>
         </w:rPr>
+        <w:t xml:space="preserve">片段 / 关系层的句子完成（2026 年 10 月 28 日复测）：一句对某位标注者算完成，须该人“整句确认”过（</w:t>
+      </w:r>
+      <w:r>
+        <w:rPr>
+          <w:rFonts w:ascii="Consolas" w:eastAsia="宋体" w:hAnsi="Consolas" w:cs="Consolas"/>
+        </w:rPr>
+        <w:t xml:space="preserve">sentence_reviews</w:t>
+      </w:r>
+      <w:r>
+        <w:rPr>
+          <w:rFonts w:ascii="宋体" w:eastAsia="宋体" w:hAnsi="宋体" w:cs="宋体"/>
+        </w:rPr>
+        <w:t xml:space="preserve">），或该人在句中有行且没有一条仍是建议。未动过的句子不算完成，预标没给建议的句子也一样，需整句确认（未动过的句子也可点“整句确认”或 Shift+Enter）。多人层只看自己时按本人计；负责人 / 编辑不在标注者名单里时看全部，须名单上每位标注者都完成。句子列表“待办”、句子 </w:t>
+      </w:r>
+      <w:r>
+        <w:rPr>
+          <w:rFonts w:ascii="Consolas" w:eastAsia="宋体" w:hAnsi="Consolas" w:cs="Consolas"/>
+        </w:rPr>
+        <w:t xml:space="preserve">done</w:t>
+      </w:r>
+      <w:r>
+        <w:rPr>
+          <w:rFonts w:ascii="宋体" w:eastAsia="宋体" w:hAnsi="宋体" w:cs="宋体"/>
+        </w:rPr>
+        <w:t xml:space="preserve"> 和文档进度（</w:t>
+      </w:r>
+      <w:r>
+        <w:rPr>
+          <w:rFonts w:ascii="Consolas" w:eastAsia="宋体" w:hAnsi="Consolas" w:cs="Consolas"/>
+        </w:rPr>
+        <w:t xml:space="preserve">done</w:t>
+      </w:r>
+      <w:r>
+        <w:rPr>
+          <w:rFonts w:ascii="宋体" w:eastAsia="宋体" w:hAnsi="宋体" w:cs="宋体"/>
+        </w:rPr>
+        <w:t xml:space="preserve"> / </w:t>
+      </w:r>
+      <w:r>
+        <w:rPr>
+          <w:rFonts w:ascii="Consolas" w:eastAsia="宋体" w:hAnsi="Consolas" w:cs="Consolas"/>
+        </w:rPr>
+        <w:t xml:space="preserve">pending</w:t>
+      </w:r>
+      <w:r>
+        <w:rPr>
+          <w:rFonts w:ascii="宋体" w:eastAsia="宋体" w:hAnsi="宋体" w:cs="宋体"/>
+        </w:rPr>
+        <w:t xml:space="preserve"> = 未完成句数）用同一规则（</w:t>
+      </w:r>
+      <w:r>
+        <w:rPr>
+          <w:rFonts w:ascii="Consolas" w:eastAsia="宋体" w:hAnsi="Consolas" w:cs="Consolas"/>
+        </w:rPr>
+        <w:t xml:space="preserve">services/api/spans.py</w:t>
+      </w:r>
+      <w:r>
+        <w:rPr>
+          <w:rFonts w:ascii="宋体" w:eastAsia="宋体" w:hAnsi="宋体" w:cs="宋体"/>
+        </w:rPr>
+        <w:t xml:space="preserve"> </w:t>
+      </w:r>
+      <w:r>
+        <w:rPr>
+          <w:rFonts w:ascii="Consolas" w:eastAsia="宋体" w:hAnsi="Consolas" w:cs="Consolas"/>
+        </w:rPr>
+        <w:t xml:space="preserve">_open</w:t>
+      </w:r>
+      <w:r>
+        <w:rPr>
+          <w:rFonts w:ascii="宋体" w:eastAsia="宋体" w:hAnsi="宋体" w:cs="宋体"/>
+        </w:rPr>
+        <w:t xml:space="preserve">）。原因：多人片段层建好未标注时句子全部显示“已完成”、待办 0（复测 R 其他发现）。</w:t>
+      </w:r>
+    </w:p>
+    <w:p>
+      <w:pPr>
+        <w:pStyle w:val="ListParagraph"/>
+        <w:numPr>
+          <w:ilvl w:val="0"/>
+          <w:numId w:val="2"/>
+        </w:numPr>
+      </w:pPr>
+      <w:r>
+        <w:rPr>
+          <w:rFonts w:ascii="宋体" w:eastAsia="宋体" w:hAnsi="宋体" w:cs="宋体"/>
+        </w:rPr>
         <w:t xml:space="preserve">一致性（2026 年 10 月 28 日）：严格 κ / α 以片段范围为单位（某人在该范围无片段记 ∅，页面写“未标注”）；重叠宽松版先按范围成组，再把与其他标注者片段重叠、且没有共同标注者的组合并（同标签优先，其次重叠最长，</w:t>
       </w:r>
       <w:r>
@@ -8439,7 +8586,7 @@
         <w:rPr>
           <w:rFonts w:ascii="宋体" w:eastAsia="宋体" w:hAnsi="宋体" w:cs="宋体"/>
         </w:rPr>
-        <w:t xml:space="preserve">共 38 个，界面按能力分组、显示中文名（</w:t>
+        <w:t xml:space="preserve">共 39 个，界面按能力分组、显示中文名（</w:t>
       </w:r>
       <w:r>
         <w:rPr>
@@ -8567,7 +8714,7 @@
               <w:rPr>
                 <w:rFonts w:ascii="宋体" w:eastAsia="宋体" w:hAnsi="宋体" w:cs="宋体"/>
               </w:rPr>
-              <w:t xml:space="preserve">corpora.list、corpora.get、corpora.documents、subcorpora.list、subcorpora.create*、corpus.parse、corpus.search、corpus.context</w:t>
+              <w:t xml:space="preserve">corpora.list、corpora.get、corpora.documents、subcorpora.list、subcorpora.create*、corpus.parse、corpus.search、corpus.context、corpus.sentence</w:t>
             </w:r>
           </w:p>
         </w:tc>
@@ -8969,7 +9116,43 @@
         <w:rPr>
           <w:rFonts w:ascii="宋体" w:eastAsia="宋体" w:hAnsi="宋体" w:cs="宋体"/>
         </w:rPr>
-        <w:t xml:space="preserve">）；用户可在标注页自己建层。只读的依存展示使用项目里已有的 dep 层，没有时说明并引导到标注页。</w:t>
+        <w:t xml:space="preserve">）；用户可在标注页自己建层。只读的依存或词性展示先用项目里已有的 dep 层（</w:t>
+      </w:r>
+      <w:r>
+        <w:rPr>
+          <w:rFonts w:ascii="Consolas" w:eastAsia="宋体" w:hAnsi="Consolas" w:cs="Consolas"/>
+        </w:rPr>
+        <w:t xml:space="preserve">annot.sentence</w:t>
+      </w:r>
+      <w:r>
+        <w:rPr>
+          <w:rFonts w:ascii="宋体" w:eastAsia="宋体" w:hAnsi="宋体" w:cs="宋体"/>
+        </w:rPr>
+        <w:t xml:space="preserve">，含人工校对）；没有层时用 </w:t>
+      </w:r>
+      <w:r>
+        <w:rPr>
+          <w:rFonts w:ascii="Consolas" w:eastAsia="宋体" w:hAnsi="Consolas" w:cs="Consolas"/>
+        </w:rPr>
+        <w:t xml:space="preserve">corpus.sentence</w:t>
+      </w:r>
+      <w:r>
+        <w:rPr>
+          <w:rFonts w:ascii="宋体" w:eastAsia="宋体" w:hAnsi="宋体" w:cs="宋体"/>
+        </w:rPr>
+        <w:t xml:space="preserve"> 读取语料自带的系统标注（</w:t>
+      </w:r>
+      <w:r>
+        <w:rPr>
+          <w:rFonts w:ascii="Consolas" w:eastAsia="宋体" w:hAnsi="Consolas" w:cs="Consolas"/>
+        </w:rPr>
+        <w:t xml:space="preserve">GET /corpora/{id}/documents/{doc}/sentences/{n}</w:t>
+      </w:r>
+      <w:r>
+        <w:rPr>
+          <w:rFonts w:ascii="宋体" w:eastAsia="宋体" w:hAnsi="宋体" w:cs="宋体"/>
+        </w:rPr>
+        <w:t xml:space="preserve">，返回每个词的 index、form、pos、lemma、head、deprel，不需要层），再用 DependencyTree 呈现；系统标注也没有依存时才说明。原因：复测中“用依存树展示 UD 中文 GSD 的第 1 句”答“该语料没有依存标注层”，而 UD 自带依存。</w:t>
       </w:r>
     </w:p>
     <w:p>
@@ -9052,7 +9235,43 @@
         <w:rPr>
           <w:rFonts w:ascii="宋体" w:eastAsia="宋体" w:hAnsi="宋体" w:cs="宋体"/>
         </w:rPr>
-        <w:t xml:space="preserve">思考要求用中文、不复述规则；模型仍可能夹英文，过滤只保证不露 ID。</w:t>
+        <w:t xml:space="preserve">思考要求用中文、围绕研究问题、不引用规则，提到工具只用能力名称；推理模型仍可能写出工具名，前端把思考中的工具名（</w:t>
+      </w:r>
+      <w:r>
+        <w:rPr>
+          <w:rFonts w:ascii="Consolas" w:eastAsia="宋体" w:hAnsi="Consolas" w:cs="Consolas"/>
+        </w:rPr>
+        <w:t xml:space="preserve">corpora_list</w:t>
+      </w:r>
+      <w:r>
+        <w:rPr>
+          <w:rFonts w:ascii="宋体" w:eastAsia="宋体" w:hAnsi="宋体" w:cs="宋体"/>
+        </w:rPr>
+        <w:t xml:space="preserve">、</w:t>
+      </w:r>
+      <w:r>
+        <w:rPr>
+          <w:rFonts w:ascii="Consolas" w:eastAsia="宋体" w:hAnsi="Consolas" w:cs="Consolas"/>
+        </w:rPr>
+        <w:t xml:space="preserve">stats.collocations</w:t>
+      </w:r>
+      <w:r>
+        <w:rPr>
+          <w:rFonts w:ascii="宋体" w:eastAsia="宋体" w:hAnsi="宋体" w:cs="宋体"/>
+        </w:rPr>
+        <w:t xml:space="preserve"> 等）换成中文能力名（</w:t>
+      </w:r>
+      <w:r>
+        <w:rPr>
+          <w:rFonts w:ascii="Consolas" w:eastAsia="宋体" w:hAnsi="Consolas" w:cs="Consolas"/>
+        </w:rPr>
+        <w:t xml:space="preserve">toolNamesToTitles</w:t>
+      </w:r>
+      <w:r>
+        <w:rPr>
+          <w:rFonts w:ascii="宋体" w:eastAsia="宋体" w:hAnsi="宋体" w:cs="宋体"/>
+        </w:rPr>
+        <w:t xml:space="preserve">），过滤只保证不露 ID 与工具名。</w:t>
       </w:r>
     </w:p>
     <w:p>
